--- a/LLDD/word/FE/LLDD-FE-Integration-Contracts.docx
+++ b/LLDD/word/FE/LLDD-FE-Integration-Contracts.docx
@@ -103,11 +103,15 @@
               <w:keepLines/>
               <w:spacing w:after="0"/>
             </w:pPr>
-            <w:r/>
-            <w:r>
-              <w:rPr>
-                <w:rFonts w:ascii="Arial" w:hAnsi="Arial" w:eastAsia="Arial"/>
-                <w:b w:val="0"/>
+            <w:r>
+              <w:rPr>
+                <w:rFonts w:ascii="Arial" w:hAnsi="Arial" w:eastAsia="Arial"/>
+                <w:sz w:val="18"/>
+              </w:rPr>
+            </w:r>
+            <w:r>
+              <w:rPr>
+                <w:rFonts w:ascii="Arial" w:hAnsi="Arial" w:eastAsia="Arial"/>
                 <w:sz w:val="18"/>
               </w:rPr>
               <w:t>วัตถุประสงค์</w:t>
@@ -124,11 +128,15 @@
               <w:keepLines/>
               <w:spacing w:after="0"/>
             </w:pPr>
-            <w:r/>
-            <w:r>
-              <w:rPr>
-                <w:rFonts w:ascii="Arial" w:hAnsi="Arial" w:eastAsia="Arial"/>
-                <w:b w:val="0"/>
+            <w:r>
+              <w:rPr>
+                <w:rFonts w:ascii="Arial" w:hAnsi="Arial" w:eastAsia="Arial"/>
+                <w:sz w:val="18"/>
+              </w:rPr>
+            </w:r>
+            <w:r>
+              <w:rPr>
+                <w:rFonts w:ascii="Arial" w:hAnsi="Arial" w:eastAsia="Arial"/>
                 <w:sz w:val="18"/>
               </w:rPr>
               <w:t>ใช้เป็นรายละเอียดระดับพัฒนาสำหรับออกแบบ ลงมือพัฒนา ตรวจทาน และทดสอบขอบเขตที่ระบุในฉบับนี้</w:t>
@@ -150,11 +158,15 @@
               <w:keepLines/>
               <w:spacing w:after="0"/>
             </w:pPr>
-            <w:r/>
-            <w:r>
-              <w:rPr>
-                <w:rFonts w:ascii="Arial" w:hAnsi="Arial" w:eastAsia="Arial"/>
-                <w:b w:val="0"/>
+            <w:r>
+              <w:rPr>
+                <w:rFonts w:ascii="Arial" w:hAnsi="Arial" w:eastAsia="Arial"/>
+                <w:sz w:val="18"/>
+              </w:rPr>
+            </w:r>
+            <w:r>
+              <w:rPr>
+                <w:rFonts w:ascii="Arial" w:hAnsi="Arial" w:eastAsia="Arial"/>
                 <w:sz w:val="18"/>
               </w:rPr>
               <w:t>ลำดับการอ่าน</w:t>
@@ -171,11 +183,15 @@
               <w:keepLines/>
               <w:spacing w:after="0"/>
             </w:pPr>
-            <w:r/>
-            <w:r>
-              <w:rPr>
-                <w:rFonts w:ascii="Arial" w:hAnsi="Arial" w:eastAsia="Arial"/>
-                <w:b w:val="0"/>
+            <w:r>
+              <w:rPr>
+                <w:rFonts w:ascii="Arial" w:hAnsi="Arial" w:eastAsia="Arial"/>
+                <w:sz w:val="18"/>
+              </w:rPr>
+            </w:r>
+            <w:r>
+              <w:rPr>
+                <w:rFonts w:ascii="Arial" w:hAnsi="Arial" w:eastAsia="Arial"/>
                 <w:sz w:val="18"/>
               </w:rPr>
               <w:t>เริ่มจาก Overview และ Scope จากนั้นตรวจ Field/Validation, Implementation, Contract, Processing Flow, Acceptance Criteria และ Test Checklist ตามลำดับ</w:t>
@@ -197,11 +213,15 @@
               <w:keepLines/>
               <w:spacing w:after="0"/>
             </w:pPr>
-            <w:r/>
-            <w:r>
-              <w:rPr>
-                <w:rFonts w:ascii="Arial" w:hAnsi="Arial" w:eastAsia="Arial"/>
-                <w:b w:val="0"/>
+            <w:r>
+              <w:rPr>
+                <w:rFonts w:ascii="Arial" w:hAnsi="Arial" w:eastAsia="Arial"/>
+                <w:sz w:val="18"/>
+              </w:rPr>
+            </w:r>
+            <w:r>
+              <w:rPr>
+                <w:rFonts w:ascii="Arial" w:hAnsi="Arial" w:eastAsia="Arial"/>
                 <w:sz w:val="18"/>
               </w:rPr>
               <w:t>ผลลัพธ์ที่คาดหวัง</w:t>
@@ -218,11 +238,15 @@
               <w:keepLines/>
               <w:spacing w:after="0"/>
             </w:pPr>
-            <w:r/>
-            <w:r>
-              <w:rPr>
-                <w:rFonts w:ascii="Arial" w:hAnsi="Arial" w:eastAsia="Arial"/>
-                <w:b w:val="0"/>
+            <w:r>
+              <w:rPr>
+                <w:rFonts w:ascii="Arial" w:hAnsi="Arial" w:eastAsia="Arial"/>
+                <w:sz w:val="18"/>
+              </w:rPr>
+            </w:r>
+            <w:r>
+              <w:rPr>
+                <w:rFonts w:ascii="Arial" w:hAnsi="Arial" w:eastAsia="Arial"/>
                 <w:sz w:val="18"/>
               </w:rPr>
               <w:t>ผู้อ่านสามารถระบุ input, ขั้นตอนประมวลผล, output, เงื่อนไขผิดพลาด และหลักฐานการทดสอบได้จากเนื้อหาในฉบับเดียว</w:t>
@@ -322,11 +346,15 @@
               <w:keepLines/>
               <w:spacing w:after="0"/>
             </w:pPr>
-            <w:r/>
-            <w:r>
-              <w:rPr>
-                <w:rFonts w:ascii="Arial" w:hAnsi="Arial" w:eastAsia="Arial"/>
-                <w:b w:val="0"/>
+            <w:r>
+              <w:rPr>
+                <w:rFonts w:ascii="Arial" w:hAnsi="Arial" w:eastAsia="Arial"/>
+                <w:sz w:val="18"/>
+              </w:rPr>
+            </w:r>
+            <w:r>
+              <w:rPr>
+                <w:rFonts w:ascii="Arial" w:hAnsi="Arial" w:eastAsia="Arial"/>
                 <w:sz w:val="18"/>
               </w:rPr>
               <w:t>Track</w:t>
@@ -343,11 +371,15 @@
               <w:keepLines/>
               <w:spacing w:after="0"/>
             </w:pPr>
-            <w:r/>
-            <w:r>
-              <w:rPr>
-                <w:rFonts w:ascii="Arial" w:hAnsi="Arial" w:eastAsia="Arial"/>
-                <w:b w:val="0"/>
+            <w:r>
+              <w:rPr>
+                <w:rFonts w:ascii="Arial" w:hAnsi="Arial" w:eastAsia="Arial"/>
+                <w:sz w:val="18"/>
+              </w:rPr>
+            </w:r>
+            <w:r>
+              <w:rPr>
+                <w:rFonts w:ascii="Arial" w:hAnsi="Arial" w:eastAsia="Arial"/>
                 <w:sz w:val="18"/>
               </w:rPr>
               <w:t>FE</w:t>
@@ -369,11 +401,15 @@
               <w:keepLines/>
               <w:spacing w:after="0"/>
             </w:pPr>
-            <w:r/>
-            <w:r>
-              <w:rPr>
-                <w:rFonts w:ascii="Arial" w:hAnsi="Arial" w:eastAsia="Arial"/>
-                <w:b w:val="0"/>
+            <w:r>
+              <w:rPr>
+                <w:rFonts w:ascii="Arial" w:hAnsi="Arial" w:eastAsia="Arial"/>
+                <w:sz w:val="18"/>
+              </w:rPr>
+            </w:r>
+            <w:r>
+              <w:rPr>
+                <w:rFonts w:ascii="Arial" w:hAnsi="Arial" w:eastAsia="Arial"/>
                 <w:sz w:val="18"/>
               </w:rPr>
               <w:t>Estimate</w:t>
@@ -390,14 +426,18 @@
               <w:keepLines/>
               <w:spacing w:after="0"/>
             </w:pPr>
-            <w:r/>
-            <w:r>
-              <w:rPr>
-                <w:rFonts w:ascii="Arial" w:hAnsi="Arial" w:eastAsia="Arial"/>
-                <w:b w:val="0"/>
-                <w:sz w:val="18"/>
-              </w:rPr>
-              <w:t>18 ชั่วโมง</w:t>
+            <w:r>
+              <w:rPr>
+                <w:rFonts w:ascii="Arial" w:hAnsi="Arial" w:eastAsia="Arial"/>
+                <w:sz w:val="18"/>
+              </w:rPr>
+            </w:r>
+            <w:r>
+              <w:rPr>
+                <w:rFonts w:ascii="Arial" w:hAnsi="Arial" w:eastAsia="Arial"/>
+                <w:sz w:val="18"/>
+              </w:rPr>
+              <w:t>16 ชั่วโมง</w:t>
             </w:r>
           </w:p>
         </w:tc>
@@ -416,11 +456,15 @@
               <w:keepLines/>
               <w:spacing w:after="0"/>
             </w:pPr>
-            <w:r/>
-            <w:r>
-              <w:rPr>
-                <w:rFonts w:ascii="Arial" w:hAnsi="Arial" w:eastAsia="Arial"/>
-                <w:b w:val="0"/>
+            <w:r>
+              <w:rPr>
+                <w:rFonts w:ascii="Arial" w:hAnsi="Arial" w:eastAsia="Arial"/>
+                <w:sz w:val="18"/>
+              </w:rPr>
+            </w:r>
+            <w:r>
+              <w:rPr>
+                <w:rFonts w:ascii="Arial" w:hAnsi="Arial" w:eastAsia="Arial"/>
                 <w:sz w:val="18"/>
               </w:rPr>
               <w:t>Owner</w:t>
@@ -437,11 +481,15 @@
               <w:keepLines/>
               <w:spacing w:after="0"/>
             </w:pPr>
-            <w:r/>
-            <w:r>
-              <w:rPr>
-                <w:rFonts w:ascii="Arial" w:hAnsi="Arial" w:eastAsia="Arial"/>
-                <w:b w:val="0"/>
+            <w:r>
+              <w:rPr>
+                <w:rFonts w:ascii="Arial" w:hAnsi="Arial" w:eastAsia="Arial"/>
+                <w:sz w:val="18"/>
+              </w:rPr>
+            </w:r>
+            <w:r>
+              <w:rPr>
+                <w:rFonts w:ascii="Arial" w:hAnsi="Arial" w:eastAsia="Arial"/>
                 <w:sz w:val="18"/>
               </w:rPr>
               <w:t>Chidchanok &lt;lin&gt; Saengamnat</w:t>
@@ -463,11 +511,15 @@
               <w:keepLines/>
               <w:spacing w:after="0"/>
             </w:pPr>
-            <w:r/>
-            <w:r>
-              <w:rPr>
-                <w:rFonts w:ascii="Arial" w:hAnsi="Arial" w:eastAsia="Arial"/>
-                <w:b w:val="0"/>
+            <w:r>
+              <w:rPr>
+                <w:rFonts w:ascii="Arial" w:hAnsi="Arial" w:eastAsia="Arial"/>
+                <w:sz w:val="18"/>
+              </w:rPr>
+            </w:r>
+            <w:r>
+              <w:rPr>
+                <w:rFonts w:ascii="Arial" w:hAnsi="Arial" w:eastAsia="Arial"/>
                 <w:sz w:val="18"/>
               </w:rPr>
               <w:t>Objective</w:t>
@@ -484,11 +536,15 @@
               <w:keepLines/>
               <w:spacing w:after="0"/>
             </w:pPr>
-            <w:r/>
-            <w:r>
-              <w:rPr>
-                <w:rFonts w:ascii="Arial" w:hAnsi="Arial" w:eastAsia="Arial"/>
-                <w:b w:val="0"/>
+            <w:r>
+              <w:rPr>
+                <w:rFonts w:ascii="Arial" w:hAnsi="Arial" w:eastAsia="Arial"/>
+                <w:sz w:val="18"/>
+              </w:rPr>
+            </w:r>
+            <w:r>
+              <w:rPr>
+                <w:rFonts w:ascii="Arial" w:hAnsi="Arial" w:eastAsia="Arial"/>
                 <w:sz w:val="18"/>
               </w:rPr>
               <w:t>กำหนดสัญญากลางฝั่ง Frontend สำหรับการ consume API ทุกหน้า: auth/session, error handling, pagination, format, document action และ RBAC/menu gating</w:t>
@@ -772,11 +828,15 @@
               <w:keepLines/>
               <w:spacing w:after="0"/>
             </w:pPr>
-            <w:r/>
-            <w:r>
-              <w:rPr>
-                <w:rFonts w:ascii="Arial" w:hAnsi="Arial" w:eastAsia="Arial"/>
-                <w:b w:val="0"/>
+            <w:r>
+              <w:rPr>
+                <w:rFonts w:ascii="Arial" w:hAnsi="Arial" w:eastAsia="Arial"/>
+                <w:sz w:val="18"/>
+              </w:rPr>
+            </w:r>
+            <w:r>
+              <w:rPr>
+                <w:rFonts w:ascii="Arial" w:hAnsi="Arial" w:eastAsia="Arial"/>
                 <w:sz w:val="18"/>
               </w:rPr>
               <w:t>Authorization</w:t>
@@ -793,11 +853,15 @@
               <w:keepLines/>
               <w:spacing w:after="0"/>
             </w:pPr>
-            <w:r/>
-            <w:r>
-              <w:rPr>
-                <w:rFonts w:ascii="Arial" w:hAnsi="Arial" w:eastAsia="Arial"/>
-                <w:b w:val="0"/>
+            <w:r>
+              <w:rPr>
+                <w:rFonts w:ascii="Arial" w:hAnsi="Arial" w:eastAsia="Arial"/>
+                <w:sz w:val="18"/>
+              </w:rPr>
+            </w:r>
+            <w:r>
+              <w:rPr>
+                <w:rFonts w:ascii="Arial" w:hAnsi="Arial" w:eastAsia="Arial"/>
                 <w:sz w:val="18"/>
               </w:rPr>
               <w:t>Bearer JWT</w:t>
@@ -814,11 +878,15 @@
               <w:keepLines/>
               <w:spacing w:after="0"/>
             </w:pPr>
-            <w:r/>
-            <w:r>
-              <w:rPr>
-                <w:rFonts w:ascii="Arial" w:hAnsi="Arial" w:eastAsia="Arial"/>
-                <w:b w:val="0"/>
+            <w:r>
+              <w:rPr>
+                <w:rFonts w:ascii="Arial" w:hAnsi="Arial" w:eastAsia="Arial"/>
+                <w:sz w:val="18"/>
+              </w:rPr>
+            </w:r>
+            <w:r>
+              <w:rPr>
+                <w:rFonts w:ascii="Arial" w:hAnsi="Arial" w:eastAsia="Arial"/>
                 <w:sz w:val="18"/>
               </w:rPr>
               <w:t>required except /auth/login and /auth/refresh</w:t>
@@ -835,11 +903,15 @@
               <w:keepLines/>
               <w:spacing w:after="0"/>
             </w:pPr>
-            <w:r/>
-            <w:r>
-              <w:rPr>
-                <w:rFonts w:ascii="Arial" w:hAnsi="Arial" w:eastAsia="Arial"/>
-                <w:b w:val="0"/>
+            <w:r>
+              <w:rPr>
+                <w:rFonts w:ascii="Arial" w:hAnsi="Arial" w:eastAsia="Arial"/>
+                <w:sz w:val="18"/>
+              </w:rPr>
+            </w:r>
+            <w:r>
+              <w:rPr>
+                <w:rFonts w:ascii="Arial" w:hAnsi="Arial" w:eastAsia="Arial"/>
                 <w:sz w:val="18"/>
               </w:rPr>
               <w:t>แนบโดย axios interceptor เท่านั้น; component ห้าม set header เอง</w:t>
@@ -861,11 +933,15 @@
               <w:keepLines/>
               <w:spacing w:after="0"/>
             </w:pPr>
-            <w:r/>
-            <w:r>
-              <w:rPr>
-                <w:rFonts w:ascii="Arial" w:hAnsi="Arial" w:eastAsia="Arial"/>
-                <w:b w:val="0"/>
+            <w:r>
+              <w:rPr>
+                <w:rFonts w:ascii="Arial" w:hAnsi="Arial" w:eastAsia="Arial"/>
+                <w:sz w:val="18"/>
+              </w:rPr>
+            </w:r>
+            <w:r>
+              <w:rPr>
+                <w:rFonts w:ascii="Arial" w:hAnsi="Arial" w:eastAsia="Arial"/>
                 <w:sz w:val="18"/>
               </w:rPr>
               <w:t>ApiError</w:t>
@@ -882,11 +958,15 @@
               <w:keepLines/>
               <w:spacing w:after="0"/>
             </w:pPr>
-            <w:r/>
-            <w:r>
-              <w:rPr>
-                <w:rFonts w:ascii="Arial" w:hAnsi="Arial" w:eastAsia="Arial"/>
-                <w:b w:val="0"/>
+            <w:r>
+              <w:rPr>
+                <w:rFonts w:ascii="Arial" w:hAnsi="Arial" w:eastAsia="Arial"/>
+                <w:sz w:val="18"/>
+              </w:rPr>
+            </w:r>
+            <w:r>
+              <w:rPr>
+                <w:rFonts w:ascii="Arial" w:hAnsi="Arial" w:eastAsia="Arial"/>
                 <w:sz w:val="18"/>
               </w:rPr>
               <w:t>{code,message}</w:t>
@@ -903,11 +983,15 @@
               <w:keepLines/>
               <w:spacing w:after="0"/>
             </w:pPr>
-            <w:r/>
-            <w:r>
-              <w:rPr>
-                <w:rFonts w:ascii="Arial" w:hAnsi="Arial" w:eastAsia="Arial"/>
-                <w:b w:val="0"/>
+            <w:r>
+              <w:rPr>
+                <w:rFonts w:ascii="Arial" w:hAnsi="Arial" w:eastAsia="Arial"/>
+                <w:sz w:val="18"/>
+              </w:rPr>
+            </w:r>
+            <w:r>
+              <w:rPr>
+                <w:rFonts w:ascii="Arial" w:hAnsi="Arial" w:eastAsia="Arial"/>
                 <w:sz w:val="18"/>
               </w:rPr>
               <w:t>message required</w:t>
@@ -924,11 +1008,15 @@
               <w:keepLines/>
               <w:spacing w:after="0"/>
             </w:pPr>
-            <w:r/>
-            <w:r>
-              <w:rPr>
-                <w:rFonts w:ascii="Arial" w:hAnsi="Arial" w:eastAsia="Arial"/>
-                <w:b w:val="0"/>
+            <w:r>
+              <w:rPr>
+                <w:rFonts w:ascii="Arial" w:hAnsi="Arial" w:eastAsia="Arial"/>
+                <w:sz w:val="18"/>
+              </w:rPr>
+            </w:r>
+            <w:r>
+              <w:rPr>
+                <w:rFonts w:ascii="Arial" w:hAnsi="Arial" w:eastAsia="Arial"/>
                 <w:sz w:val="18"/>
               </w:rPr>
               <w:t>แสดง message จาก BE ตรง ๆ; fallback ใช้เฉพาะ network/no response</w:t>
@@ -950,11 +1038,15 @@
               <w:keepLines/>
               <w:spacing w:after="0"/>
             </w:pPr>
-            <w:r/>
-            <w:r>
-              <w:rPr>
-                <w:rFonts w:ascii="Arial" w:hAnsi="Arial" w:eastAsia="Arial"/>
-                <w:b w:val="0"/>
+            <w:r>
+              <w:rPr>
+                <w:rFonts w:ascii="Arial" w:hAnsi="Arial" w:eastAsia="Arial"/>
+                <w:sz w:val="18"/>
+              </w:rPr>
+            </w:r>
+            <w:r>
+              <w:rPr>
+                <w:rFonts w:ascii="Arial" w:hAnsi="Arial" w:eastAsia="Arial"/>
                 <w:sz w:val="18"/>
               </w:rPr>
               <w:t>PageResponse&lt;T&gt;</w:t>
@@ -971,11 +1063,15 @@
               <w:keepLines/>
               <w:spacing w:after="0"/>
             </w:pPr>
-            <w:r/>
-            <w:r>
-              <w:rPr>
-                <w:rFonts w:ascii="Arial" w:hAnsi="Arial" w:eastAsia="Arial"/>
-                <w:b w:val="0"/>
+            <w:r>
+              <w:rPr>
+                <w:rFonts w:ascii="Arial" w:hAnsi="Arial" w:eastAsia="Arial"/>
+                <w:sz w:val="18"/>
+              </w:rPr>
+            </w:r>
+            <w:r>
+              <w:rPr>
+                <w:rFonts w:ascii="Arial" w:hAnsi="Arial" w:eastAsia="Arial"/>
                 <w:sz w:val="18"/>
               </w:rPr>
               <w:t>{page,size,total,items}</w:t>
@@ -992,11 +1088,15 @@
               <w:keepLines/>
               <w:spacing w:after="0"/>
             </w:pPr>
-            <w:r/>
-            <w:r>
-              <w:rPr>
-                <w:rFonts w:ascii="Arial" w:hAnsi="Arial" w:eastAsia="Arial"/>
-                <w:b w:val="0"/>
+            <w:r>
+              <w:rPr>
+                <w:rFonts w:ascii="Arial" w:hAnsi="Arial" w:eastAsia="Arial"/>
+                <w:sz w:val="18"/>
+              </w:rPr>
+            </w:r>
+            <w:r>
+              <w:rPr>
+                <w:rFonts w:ascii="Arial" w:hAnsi="Arial" w:eastAsia="Arial"/>
                 <w:sz w:val="18"/>
               </w:rPr>
               <w:t>page&gt;=1 size&lt;=100</w:t>
@@ -1013,11 +1113,15 @@
               <w:keepLines/>
               <w:spacing w:after="0"/>
             </w:pPr>
-            <w:r/>
-            <w:r>
-              <w:rPr>
-                <w:rFonts w:ascii="Arial" w:hAnsi="Arial" w:eastAsia="Arial"/>
-                <w:b w:val="0"/>
+            <w:r>
+              <w:rPr>
+                <w:rFonts w:ascii="Arial" w:hAnsi="Arial" w:eastAsia="Arial"/>
+                <w:sz w:val="18"/>
+              </w:rPr>
+            </w:r>
+            <w:r>
+              <w:rPr>
+                <w:rFonts w:ascii="Arial" w:hAnsi="Arial" w:eastAsia="Arial"/>
                 <w:sz w:val="18"/>
               </w:rPr>
               <w:t>ใช้กับ DataTable/Pager ทุกหน้า</w:t>
@@ -1039,11 +1143,15 @@
               <w:keepLines/>
               <w:spacing w:after="0"/>
             </w:pPr>
-            <w:r/>
-            <w:r>
-              <w:rPr>
-                <w:rFonts w:ascii="Arial" w:hAnsi="Arial" w:eastAsia="Arial"/>
-                <w:b w:val="0"/>
+            <w:r>
+              <w:rPr>
+                <w:rFonts w:ascii="Arial" w:hAnsi="Arial" w:eastAsia="Arial"/>
+                <w:sz w:val="18"/>
+              </w:rPr>
+            </w:r>
+            <w:r>
+              <w:rPr>
+                <w:rFonts w:ascii="Arial" w:hAnsi="Arial" w:eastAsia="Arial"/>
                 <w:sz w:val="18"/>
               </w:rPr>
               <w:t>date/month</w:t>
@@ -1060,11 +1168,15 @@
               <w:keepLines/>
               <w:spacing w:after="0"/>
             </w:pPr>
-            <w:r/>
-            <w:r>
-              <w:rPr>
-                <w:rFonts w:ascii="Arial" w:hAnsi="Arial" w:eastAsia="Arial"/>
-                <w:b w:val="0"/>
+            <w:r>
+              <w:rPr>
+                <w:rFonts w:ascii="Arial" w:hAnsi="Arial" w:eastAsia="Arial"/>
+                <w:sz w:val="18"/>
+              </w:rPr>
+            </w:r>
+            <w:r>
+              <w:rPr>
+                <w:rFonts w:ascii="Arial" w:hAnsi="Arial" w:eastAsia="Arial"/>
                 <w:sz w:val="18"/>
               </w:rPr>
               <w:t>ISO ค.ศ. YYYY-MM-DD / YYYY-MM</w:t>
@@ -1081,11 +1193,15 @@
               <w:keepLines/>
               <w:spacing w:after="0"/>
             </w:pPr>
-            <w:r/>
-            <w:r>
-              <w:rPr>
-                <w:rFonts w:ascii="Arial" w:hAnsi="Arial" w:eastAsia="Arial"/>
-                <w:b w:val="0"/>
+            <w:r>
+              <w:rPr>
+                <w:rFonts w:ascii="Arial" w:hAnsi="Arial" w:eastAsia="Arial"/>
+                <w:sz w:val="18"/>
+              </w:rPr>
+            </w:r>
+            <w:r>
+              <w:rPr>
+                <w:rFonts w:ascii="Arial" w:hAnsi="Arial" w:eastAsia="Arial"/>
                 <w:sz w:val="18"/>
               </w:rPr>
               <w:t>payload uses CE</w:t>
@@ -1102,11 +1218,15 @@
               <w:keepLines/>
               <w:spacing w:after="0"/>
             </w:pPr>
-            <w:r/>
-            <w:r>
-              <w:rPr>
-                <w:rFonts w:ascii="Arial" w:hAnsi="Arial" w:eastAsia="Arial"/>
-                <w:b w:val="0"/>
+            <w:r>
+              <w:rPr>
+                <w:rFonts w:ascii="Arial" w:hAnsi="Arial" w:eastAsia="Arial"/>
+                <w:sz w:val="18"/>
+              </w:rPr>
+            </w:r>
+            <w:r>
+              <w:rPr>
+                <w:rFonts w:ascii="Arial" w:hAnsi="Arial" w:eastAsia="Arial"/>
                 <w:sz w:val="18"/>
               </w:rPr>
               <w:t>แสดง พ.ศ. ผ่าน formatDateThai/formatMonthThai จุดเดียว</w:t>
@@ -1128,11 +1248,15 @@
               <w:keepLines/>
               <w:spacing w:after="0"/>
             </w:pPr>
-            <w:r/>
-            <w:r>
-              <w:rPr>
-                <w:rFonts w:ascii="Arial" w:hAnsi="Arial" w:eastAsia="Arial"/>
-                <w:b w:val="0"/>
+            <w:r>
+              <w:rPr>
+                <w:rFonts w:ascii="Arial" w:hAnsi="Arial" w:eastAsia="Arial"/>
+                <w:sz w:val="18"/>
+              </w:rPr>
+            </w:r>
+            <w:r>
+              <w:rPr>
+                <w:rFonts w:ascii="Arial" w:hAnsi="Arial" w:eastAsia="Arial"/>
                 <w:sz w:val="18"/>
               </w:rPr>
               <w:t>docNo</w:t>
@@ -1149,11 +1273,15 @@
               <w:keepLines/>
               <w:spacing w:after="0"/>
             </w:pPr>
-            <w:r/>
-            <w:r>
-              <w:rPr>
-                <w:rFonts w:ascii="Arial" w:hAnsi="Arial" w:eastAsia="Arial"/>
-                <w:b w:val="0"/>
+            <w:r>
+              <w:rPr>
+                <w:rFonts w:ascii="Arial" w:hAnsi="Arial" w:eastAsia="Arial"/>
+                <w:sz w:val="18"/>
+              </w:rPr>
+            </w:r>
+            <w:r>
+              <w:rPr>
+                <w:rFonts w:ascii="Arial" w:hAnsi="Arial" w:eastAsia="Arial"/>
                 <w:sz w:val="18"/>
               </w:rPr>
               <w:t>YYYY/xxxxx พ.ศ.</w:t>
@@ -1170,11 +1298,15 @@
               <w:keepLines/>
               <w:spacing w:after="0"/>
             </w:pPr>
-            <w:r/>
-            <w:r>
-              <w:rPr>
-                <w:rFonts w:ascii="Arial" w:hAnsi="Arial" w:eastAsia="Arial"/>
-                <w:b w:val="0"/>
+            <w:r>
+              <w:rPr>
+                <w:rFonts w:ascii="Arial" w:hAnsi="Arial" w:eastAsia="Arial"/>
+                <w:sz w:val="18"/>
+              </w:rPr>
+            </w:r>
+            <w:r>
+              <w:rPr>
+                <w:rFonts w:ascii="Arial" w:hAnsi="Arial" w:eastAsia="Arial"/>
                 <w:sz w:val="18"/>
               </w:rPr>
               <w:t>do not split except route params</w:t>
@@ -1191,11 +1323,15 @@
               <w:keepLines/>
               <w:spacing w:after="0"/>
             </w:pPr>
-            <w:r/>
-            <w:r>
-              <w:rPr>
-                <w:rFonts w:ascii="Arial" w:hAnsi="Arial" w:eastAsia="Arial"/>
-                <w:b w:val="0"/>
+            <w:r>
+              <w:rPr>
+                <w:rFonts w:ascii="Arial" w:hAnsi="Arial" w:eastAsia="Arial"/>
+                <w:sz w:val="18"/>
+              </w:rPr>
+            </w:r>
+            <w:r>
+              <w:rPr>
+                <w:rFonts w:ascii="Arial" w:hAnsi="Arial" w:eastAsia="Arial"/>
                 <w:sz w:val="18"/>
               </w:rPr>
               <w:t>route ใช้ /documents/:year/:running แล้วประกอบ docNo</w:t>
@@ -1217,11 +1353,15 @@
               <w:keepLines/>
               <w:spacing w:after="0"/>
             </w:pPr>
-            <w:r/>
-            <w:r>
-              <w:rPr>
-                <w:rFonts w:ascii="Arial" w:hAnsi="Arial" w:eastAsia="Arial"/>
-                <w:b w:val="0"/>
+            <w:r>
+              <w:rPr>
+                <w:rFonts w:ascii="Arial" w:hAnsi="Arial" w:eastAsia="Arial"/>
+                <w:sz w:val="18"/>
+              </w:rPr>
+            </w:r>
+            <w:r>
+              <w:rPr>
+                <w:rFonts w:ascii="Arial" w:hAnsi="Arial" w:eastAsia="Arial"/>
                 <w:sz w:val="18"/>
               </w:rPr>
               <w:t>result</w:t>
@@ -1238,11 +1378,15 @@
               <w:keepLines/>
               <w:spacing w:after="0"/>
             </w:pPr>
-            <w:r/>
-            <w:r>
-              <w:rPr>
-                <w:rFonts w:ascii="Arial" w:hAnsi="Arial" w:eastAsia="Arial"/>
-                <w:b w:val="0"/>
+            <w:r>
+              <w:rPr>
+                <w:rFonts w:ascii="Arial" w:hAnsi="Arial" w:eastAsia="Arial"/>
+                <w:sz w:val="18"/>
+              </w:rPr>
+            </w:r>
+            <w:r>
+              <w:rPr>
+                <w:rFonts w:ascii="Arial" w:hAnsi="Arial" w:eastAsia="Arial"/>
                 <w:sz w:val="18"/>
               </w:rPr>
               <w:t>verbatim from actionOptions</w:t>
@@ -1259,11 +1403,15 @@
               <w:keepLines/>
               <w:spacing w:after="0"/>
             </w:pPr>
-            <w:r/>
-            <w:r>
-              <w:rPr>
-                <w:rFonts w:ascii="Arial" w:hAnsi="Arial" w:eastAsia="Arial"/>
-                <w:b w:val="0"/>
+            <w:r>
+              <w:rPr>
+                <w:rFonts w:ascii="Arial" w:hAnsi="Arial" w:eastAsia="Arial"/>
+                <w:sz w:val="18"/>
+              </w:rPr>
+            </w:r>
+            <w:r>
+              <w:rPr>
+                <w:rFonts w:ascii="Arial" w:hAnsi="Arial" w:eastAsia="Arial"/>
                 <w:sz w:val="18"/>
               </w:rPr>
               <w:t>required before submit action</w:t>
@@ -1280,14 +1428,32 @@
               <w:keepLines/>
               <w:spacing w:after="0"/>
             </w:pPr>
-            <w:r/>
-            <w:r>
-              <w:rPr>
-                <w:rFonts w:ascii="Arial" w:hAnsi="Arial" w:eastAsia="Arial"/>
-                <w:b w:val="0"/>
-                <w:sz w:val="18"/>
-              </w:rPr>
-              <w:t>ส่งเป็น payload `{result, comment}` เท่านั้น</w:t>
+            <w:r>
+              <w:rPr>
+                <w:rFonts w:ascii="Arial" w:hAnsi="Arial" w:eastAsia="Arial"/>
+                <w:sz w:val="18"/>
+              </w:rPr>
+            </w:r>
+            <w:r>
+              <w:rPr>
+                <w:rFonts w:ascii="Arial" w:hAnsi="Arial" w:eastAsia="Arial"/>
+                <w:sz w:val="18"/>
+              </w:rPr>
+              <w:t xml:space="preserve">ส่งเป็น payload </w:t>
+            </w:r>
+            <w:r>
+              <w:rPr>
+                <w:rFonts w:ascii="Courier New" w:hAnsi="Courier New" w:eastAsia="Arial"/>
+                <w:sz w:val="18"/>
+              </w:rPr>
+              <w:t>{result, comment}</w:t>
+            </w:r>
+            <w:r>
+              <w:rPr>
+                <w:rFonts w:ascii="Arial" w:hAnsi="Arial" w:eastAsia="Arial"/>
+                <w:sz w:val="18"/>
+              </w:rPr>
+              <w:t xml:space="preserve"> เท่านั้น</w:t>
             </w:r>
           </w:p>
         </w:tc>
@@ -1306,11 +1472,15 @@
               <w:keepLines/>
               <w:spacing w:after="0"/>
             </w:pPr>
-            <w:r/>
-            <w:r>
-              <w:rPr>
-                <w:rFonts w:ascii="Arial" w:hAnsi="Arial" w:eastAsia="Arial"/>
-                <w:b w:val="0"/>
+            <w:r>
+              <w:rPr>
+                <w:rFonts w:ascii="Arial" w:hAnsi="Arial" w:eastAsia="Arial"/>
+                <w:sz w:val="18"/>
+              </w:rPr>
+            </w:r>
+            <w:r>
+              <w:rPr>
+                <w:rFonts w:ascii="Arial" w:hAnsi="Arial" w:eastAsia="Arial"/>
                 <w:sz w:val="18"/>
               </w:rPr>
               <w:t>ActionResponse</w:t>
@@ -1327,11 +1497,15 @@
               <w:keepLines/>
               <w:spacing w:after="0"/>
             </w:pPr>
-            <w:r/>
-            <w:r>
-              <w:rPr>
-                <w:rFonts w:ascii="Arial" w:hAnsi="Arial" w:eastAsia="Arial"/>
-                <w:b w:val="0"/>
+            <w:r>
+              <w:rPr>
+                <w:rFonts w:ascii="Arial" w:hAnsi="Arial" w:eastAsia="Arial"/>
+                <w:sz w:val="18"/>
+              </w:rPr>
+            </w:r>
+            <w:r>
+              <w:rPr>
+                <w:rFonts w:ascii="Arial" w:hAnsi="Arial" w:eastAsia="Arial"/>
                 <w:sz w:val="18"/>
               </w:rPr>
               <w:t>{statusCode,nextSection,message}</w:t>
@@ -1348,11 +1522,15 @@
               <w:keepLines/>
               <w:spacing w:after="0"/>
             </w:pPr>
-            <w:r/>
-            <w:r>
-              <w:rPr>
-                <w:rFonts w:ascii="Arial" w:hAnsi="Arial" w:eastAsia="Arial"/>
-                <w:b w:val="0"/>
+            <w:r>
+              <w:rPr>
+                <w:rFonts w:ascii="Arial" w:hAnsi="Arial" w:eastAsia="Arial"/>
+                <w:sz w:val="18"/>
+              </w:rPr>
+            </w:r>
+            <w:r>
+              <w:rPr>
+                <w:rFonts w:ascii="Arial" w:hAnsi="Arial" w:eastAsia="Arial"/>
                 <w:sz w:val="18"/>
               </w:rPr>
               <w:t>required after action</w:t>
@@ -1369,11 +1547,15 @@
               <w:keepLines/>
               <w:spacing w:after="0"/>
             </w:pPr>
-            <w:r/>
-            <w:r>
-              <w:rPr>
-                <w:rFonts w:ascii="Arial" w:hAnsi="Arial" w:eastAsia="Arial"/>
-                <w:b w:val="0"/>
+            <w:r>
+              <w:rPr>
+                <w:rFonts w:ascii="Arial" w:hAnsi="Arial" w:eastAsia="Arial"/>
+                <w:sz w:val="18"/>
+              </w:rPr>
+            </w:r>
+            <w:r>
+              <w:rPr>
+                <w:rFonts w:ascii="Arial" w:hAnsi="Arial" w:eastAsia="Arial"/>
                 <w:sz w:val="18"/>
               </w:rPr>
               <w:t>invalidate detail/timeline/tasks แล้ว resolve label จาก /document-statuses</w:t>
@@ -1395,11 +1577,15 @@
               <w:keepLines/>
               <w:spacing w:after="0"/>
             </w:pPr>
-            <w:r/>
-            <w:r>
-              <w:rPr>
-                <w:rFonts w:ascii="Arial" w:hAnsi="Arial" w:eastAsia="Arial"/>
-                <w:b w:val="0"/>
+            <w:r>
+              <w:rPr>
+                <w:rFonts w:ascii="Arial" w:hAnsi="Arial" w:eastAsia="Arial"/>
+                <w:sz w:val="18"/>
+              </w:rPr>
+            </w:r>
+            <w:r>
+              <w:rPr>
+                <w:rFonts w:ascii="Arial" w:hAnsi="Arial" w:eastAsia="Arial"/>
                 <w:sz w:val="18"/>
               </w:rPr>
               <w:t>MenuItem</w:t>
@@ -1416,11 +1602,15 @@
               <w:keepLines/>
               <w:spacing w:after="0"/>
             </w:pPr>
-            <w:r/>
-            <w:r>
-              <w:rPr>
-                <w:rFonts w:ascii="Arial" w:hAnsi="Arial" w:eastAsia="Arial"/>
-                <w:b w:val="0"/>
+            <w:r>
+              <w:rPr>
+                <w:rFonts w:ascii="Arial" w:hAnsi="Arial" w:eastAsia="Arial"/>
+                <w:sz w:val="18"/>
+              </w:rPr>
+            </w:r>
+            <w:r>
+              <w:rPr>
+                <w:rFonts w:ascii="Arial" w:hAnsi="Arial" w:eastAsia="Arial"/>
                 <w:sz w:val="18"/>
               </w:rPr>
               <w:t>{menuCode,label,route,group}</w:t>
@@ -1437,11 +1627,15 @@
               <w:keepLines/>
               <w:spacing w:after="0"/>
             </w:pPr>
-            <w:r/>
-            <w:r>
-              <w:rPr>
-                <w:rFonts w:ascii="Arial" w:hAnsi="Arial" w:eastAsia="Arial"/>
-                <w:b w:val="0"/>
+            <w:r>
+              <w:rPr>
+                <w:rFonts w:ascii="Arial" w:hAnsi="Arial" w:eastAsia="Arial"/>
+                <w:sz w:val="18"/>
+              </w:rPr>
+            </w:r>
+            <w:r>
+              <w:rPr>
+                <w:rFonts w:ascii="Arial" w:hAnsi="Arial" w:eastAsia="Arial"/>
                 <w:sz w:val="18"/>
               </w:rPr>
               <w:t>from /me/menus</w:t>
@@ -1458,11 +1652,15 @@
               <w:keepLines/>
               <w:spacing w:after="0"/>
             </w:pPr>
-            <w:r/>
-            <w:r>
-              <w:rPr>
-                <w:rFonts w:ascii="Arial" w:hAnsi="Arial" w:eastAsia="Arial"/>
-                <w:b w:val="0"/>
+            <w:r>
+              <w:rPr>
+                <w:rFonts w:ascii="Arial" w:hAnsi="Arial" w:eastAsia="Arial"/>
+                <w:sz w:val="18"/>
+              </w:rPr>
+            </w:r>
+            <w:r>
+              <w:rPr>
+                <w:rFonts w:ascii="Arial" w:hAnsi="Arial" w:eastAsia="Arial"/>
                 <w:sz w:val="18"/>
               </w:rPr>
               <w:t>sidebar filter ด้วย menuCode จาก API; ไม่ hardcode role</w:t>
@@ -1484,11 +1682,15 @@
               <w:keepLines/>
               <w:spacing w:after="0"/>
             </w:pPr>
-            <w:r/>
-            <w:r>
-              <w:rPr>
-                <w:rFonts w:ascii="Arial" w:hAnsi="Arial" w:eastAsia="Arial"/>
-                <w:b w:val="0"/>
+            <w:r>
+              <w:rPr>
+                <w:rFonts w:ascii="Arial" w:hAnsi="Arial" w:eastAsia="Arial"/>
+                <w:sz w:val="18"/>
+              </w:rPr>
+            </w:r>
+            <w:r>
+              <w:rPr>
+                <w:rFonts w:ascii="Arial" w:hAnsi="Arial" w:eastAsia="Arial"/>
                 <w:sz w:val="18"/>
               </w:rPr>
               <w:t>canEditSections</w:t>
@@ -1505,11 +1707,15 @@
               <w:keepLines/>
               <w:spacing w:after="0"/>
             </w:pPr>
-            <w:r/>
-            <w:r>
-              <w:rPr>
-                <w:rFonts w:ascii="Arial" w:hAnsi="Arial" w:eastAsia="Arial"/>
-                <w:b w:val="0"/>
+            <w:r>
+              <w:rPr>
+                <w:rFonts w:ascii="Arial" w:hAnsi="Arial" w:eastAsia="Arial"/>
+                <w:sz w:val="18"/>
+              </w:rPr>
+            </w:r>
+            <w:r>
+              <w:rPr>
+                <w:rFonts w:ascii="Arial" w:hAnsi="Arial" w:eastAsia="Arial"/>
                 <w:sz w:val="18"/>
               </w:rPr>
               <w:t>string[]</w:t>
@@ -1526,11 +1732,15 @@
               <w:keepLines/>
               <w:spacing w:after="0"/>
             </w:pPr>
-            <w:r/>
-            <w:r>
-              <w:rPr>
-                <w:rFonts w:ascii="Arial" w:hAnsi="Arial" w:eastAsia="Arial"/>
-                <w:b w:val="0"/>
+            <w:r>
+              <w:rPr>
+                <w:rFonts w:ascii="Arial" w:hAnsi="Arial" w:eastAsia="Arial"/>
+                <w:sz w:val="18"/>
+              </w:rPr>
+            </w:r>
+            <w:r>
+              <w:rPr>
+                <w:rFonts w:ascii="Arial" w:hAnsi="Arial" w:eastAsia="Arial"/>
                 <w:sz w:val="18"/>
               </w:rPr>
               <w:t>from document detail</w:t>
@@ -1547,11 +1757,15 @@
               <w:keepLines/>
               <w:spacing w:after="0"/>
             </w:pPr>
-            <w:r/>
-            <w:r>
-              <w:rPr>
-                <w:rFonts w:ascii="Arial" w:hAnsi="Arial" w:eastAsia="Arial"/>
-                <w:b w:val="0"/>
+            <w:r>
+              <w:rPr>
+                <w:rFonts w:ascii="Arial" w:hAnsi="Arial" w:eastAsia="Arial"/>
+                <w:sz w:val="18"/>
+              </w:rPr>
+            </w:r>
+            <w:r>
+              <w:rPr>
+                <w:rFonts w:ascii="Arial" w:hAnsi="Arial" w:eastAsia="Arial"/>
                 <w:sz w:val="18"/>
               </w:rPr>
               <w:t>ใช้เปิด/ปิด section editor; FE ไม่คำนวณสิทธิ์เอง</w:t>
@@ -1646,11 +1860,15 @@
               <w:keepLines/>
               <w:spacing w:after="0"/>
             </w:pPr>
-            <w:r/>
-            <w:r>
-              <w:rPr>
-                <w:rFonts w:ascii="Arial" w:hAnsi="Arial" w:eastAsia="Arial"/>
-                <w:b w:val="0"/>
+            <w:r>
+              <w:rPr>
+                <w:rFonts w:ascii="Arial" w:hAnsi="Arial" w:eastAsia="Arial"/>
+                <w:sz w:val="18"/>
+              </w:rPr>
+            </w:r>
+            <w:r>
+              <w:rPr>
+                <w:rFonts w:ascii="Arial" w:hAnsi="Arial" w:eastAsia="Arial"/>
                 <w:sz w:val="18"/>
               </w:rPr>
               <w:t>Input</w:t>
@@ -1667,11 +1885,15 @@
               <w:keepLines/>
               <w:spacing w:after="0"/>
             </w:pPr>
-            <w:r/>
-            <w:r>
-              <w:rPr>
-                <w:rFonts w:ascii="Arial" w:hAnsi="Arial" w:eastAsia="Arial"/>
-                <w:b w:val="0"/>
+            <w:r>
+              <w:rPr>
+                <w:rFonts w:ascii="Arial" w:hAnsi="Arial" w:eastAsia="Arial"/>
+                <w:sz w:val="18"/>
+              </w:rPr>
+            </w:r>
+            <w:r>
+              <w:rPr>
+                <w:rFonts w:ascii="Arial" w:hAnsi="Arial" w:eastAsia="Arial"/>
                 <w:sz w:val="18"/>
               </w:rPr>
               <w:t>ALL /api/v1/*; GET /api/v1/*?page=1&amp;size=20; POST /api/v1/documents/{docNo}/actions</w:t>
@@ -1693,11 +1915,15 @@
               <w:keepLines/>
               <w:spacing w:after="0"/>
             </w:pPr>
-            <w:r/>
-            <w:r>
-              <w:rPr>
-                <w:rFonts w:ascii="Arial" w:hAnsi="Arial" w:eastAsia="Arial"/>
-                <w:b w:val="0"/>
+            <w:r>
+              <w:rPr>
+                <w:rFonts w:ascii="Arial" w:hAnsi="Arial" w:eastAsia="Arial"/>
+                <w:sz w:val="18"/>
+              </w:rPr>
+            </w:r>
+            <w:r>
+              <w:rPr>
+                <w:rFonts w:ascii="Arial" w:hAnsi="Arial" w:eastAsia="Arial"/>
                 <w:sz w:val="18"/>
               </w:rPr>
               <w:t>Progress</w:t>
@@ -1714,11 +1940,15 @@
               <w:keepLines/>
               <w:spacing w:after="0"/>
             </w:pPr>
-            <w:r/>
-            <w:r>
-              <w:rPr>
-                <w:rFonts w:ascii="Arial" w:hAnsi="Arial" w:eastAsia="Arial"/>
-                <w:b w:val="0"/>
+            <w:r>
+              <w:rPr>
+                <w:rFonts w:ascii="Arial" w:hAnsi="Arial" w:eastAsia="Arial"/>
+                <w:sz w:val="18"/>
+              </w:rPr>
+            </w:r>
+            <w:r>
+              <w:rPr>
+                <w:rFonts w:ascii="Arial" w:hAnsi="Arial" w:eastAsia="Arial"/>
                 <w:sz w:val="18"/>
               </w:rPr>
               <w:t>Bootstrap env and API client; Login or restore session with refresh token; Load /auth/me and /me/menus; Render routes/sidebar from menu contract</w:t>
@@ -1740,11 +1970,15 @@
               <w:keepLines/>
               <w:spacing w:after="0"/>
             </w:pPr>
-            <w:r/>
-            <w:r>
-              <w:rPr>
-                <w:rFonts w:ascii="Arial" w:hAnsi="Arial" w:eastAsia="Arial"/>
-                <w:b w:val="0"/>
+            <w:r>
+              <w:rPr>
+                <w:rFonts w:ascii="Arial" w:hAnsi="Arial" w:eastAsia="Arial"/>
+                <w:sz w:val="18"/>
+              </w:rPr>
+            </w:r>
+            <w:r>
+              <w:rPr>
+                <w:rFonts w:ascii="Arial" w:hAnsi="Arial" w:eastAsia="Arial"/>
                 <w:sz w:val="18"/>
               </w:rPr>
               <w:t>Output</w:t>
@@ -1761,11 +1995,15 @@
               <w:keepLines/>
               <w:spacing w:after="0"/>
             </w:pPr>
-            <w:r/>
-            <w:r>
-              <w:rPr>
-                <w:rFonts w:ascii="Arial" w:hAnsi="Arial" w:eastAsia="Arial"/>
-                <w:b w:val="0"/>
+            <w:r>
+              <w:rPr>
+                <w:rFonts w:ascii="Arial" w:hAnsi="Arial" w:eastAsia="Arial"/>
+                <w:sz w:val="18"/>
+              </w:rPr>
+            </w:r>
+            <w:r>
+              <w:rPr>
+                <w:rFonts w:ascii="Arial" w:hAnsi="Arial" w:eastAsia="Arial"/>
                 <w:sz w:val="18"/>
               </w:rPr>
               <w:t>Rendered UI state or normalized API response with status/message and audit-ready trace reference.</w:t>
@@ -1906,11 +2144,15 @@
               <w:keepLines/>
               <w:spacing w:after="0"/>
             </w:pPr>
-            <w:r/>
-            <w:r>
-              <w:rPr>
-                <w:rFonts w:ascii="Arial" w:hAnsi="Arial" w:eastAsia="Arial"/>
-                <w:b w:val="0"/>
+            <w:r>
+              <w:rPr>
+                <w:rFonts w:ascii="Arial" w:hAnsi="Arial" w:eastAsia="Arial"/>
+                <w:sz w:val="18"/>
+              </w:rPr>
+            </w:r>
+            <w:r>
+              <w:rPr>
+                <w:rFonts w:ascii="Arial" w:hAnsi="Arial" w:eastAsia="Arial"/>
                 <w:sz w:val="18"/>
               </w:rPr>
               <w:t>C01</w:t>
@@ -1927,11 +2169,15 @@
               <w:keepLines/>
               <w:spacing w:after="0"/>
             </w:pPr>
-            <w:r/>
-            <w:r>
-              <w:rPr>
-                <w:rFonts w:ascii="Arial" w:hAnsi="Arial" w:eastAsia="Arial"/>
-                <w:b w:val="0"/>
+            <w:r>
+              <w:rPr>
+                <w:rFonts w:ascii="Arial" w:hAnsi="Arial" w:eastAsia="Arial"/>
+                <w:sz w:val="18"/>
+              </w:rPr>
+            </w:r>
+            <w:r>
+              <w:rPr>
+                <w:rFonts w:ascii="Arial" w:hAnsi="Arial" w:eastAsia="Arial"/>
                 <w:sz w:val="18"/>
               </w:rPr>
               <w:t>Shared API client contract</w:t>
@@ -1948,11 +2194,15 @@
               <w:keepLines/>
               <w:spacing w:after="0"/>
             </w:pPr>
-            <w:r/>
-            <w:r>
-              <w:rPr>
-                <w:rFonts w:ascii="Arial" w:hAnsi="Arial" w:eastAsia="Arial"/>
-                <w:b w:val="0"/>
+            <w:r>
+              <w:rPr>
+                <w:rFonts w:ascii="Arial" w:hAnsi="Arial" w:eastAsia="Arial"/>
+                <w:sz w:val="18"/>
+              </w:rPr>
+            </w:r>
+            <w:r>
+              <w:rPr>
+                <w:rFonts w:ascii="Arial" w:hAnsi="Arial" w:eastAsia="Arial"/>
                 <w:sz w:val="18"/>
               </w:rPr>
               <w:t>สร้าง shared API client ตัวเดียวสำหรับ base URL, trace header, timeout และ response envelope</w:t>
@@ -1969,11 +2219,15 @@
               <w:keepLines/>
               <w:spacing w:after="0"/>
             </w:pPr>
-            <w:r/>
-            <w:r>
-              <w:rPr>
-                <w:rFonts w:ascii="Arial" w:hAnsi="Arial" w:eastAsia="Arial"/>
-                <w:b w:val="0"/>
+            <w:r>
+              <w:rPr>
+                <w:rFonts w:ascii="Arial" w:hAnsi="Arial" w:eastAsia="Arial"/>
+                <w:sz w:val="18"/>
+              </w:rPr>
+            </w:r>
+            <w:r>
+              <w:rPr>
+                <w:rFonts w:ascii="Arial" w:hAnsi="Arial" w:eastAsia="Arial"/>
                 <w:sz w:val="18"/>
               </w:rPr>
               <w:t>ทุก feature import client กลางและไม่มี axios/fetch instance แยก</w:t>
@@ -1995,11 +2249,15 @@
               <w:keepLines/>
               <w:spacing w:after="0"/>
             </w:pPr>
-            <w:r/>
-            <w:r>
-              <w:rPr>
-                <w:rFonts w:ascii="Arial" w:hAnsi="Arial" w:eastAsia="Arial"/>
-                <w:b w:val="0"/>
+            <w:r>
+              <w:rPr>
+                <w:rFonts w:ascii="Arial" w:hAnsi="Arial" w:eastAsia="Arial"/>
+                <w:sz w:val="18"/>
+              </w:rPr>
+            </w:r>
+            <w:r>
+              <w:rPr>
+                <w:rFonts w:ascii="Arial" w:hAnsi="Arial" w:eastAsia="Arial"/>
                 <w:sz w:val="18"/>
               </w:rPr>
               <w:t>C02</w:t>
@@ -2016,11 +2274,15 @@
               <w:keepLines/>
               <w:spacing w:after="0"/>
             </w:pPr>
-            <w:r/>
-            <w:r>
-              <w:rPr>
-                <w:rFonts w:ascii="Arial" w:hAnsi="Arial" w:eastAsia="Arial"/>
-                <w:b w:val="0"/>
+            <w:r>
+              <w:rPr>
+                <w:rFonts w:ascii="Arial" w:hAnsi="Arial" w:eastAsia="Arial"/>
+                <w:sz w:val="18"/>
+              </w:rPr>
+            </w:r>
+            <w:r>
+              <w:rPr>
+                <w:rFonts w:ascii="Arial" w:hAnsi="Arial" w:eastAsia="Arial"/>
                 <w:sz w:val="18"/>
               </w:rPr>
               <w:t>Auth/JWT consumption from platform reference</w:t>
@@ -2037,11 +2299,15 @@
               <w:keepLines/>
               <w:spacing w:after="0"/>
             </w:pPr>
-            <w:r/>
-            <w:r>
-              <w:rPr>
-                <w:rFonts w:ascii="Arial" w:hAnsi="Arial" w:eastAsia="Arial"/>
-                <w:b w:val="0"/>
+            <w:r>
+              <w:rPr>
+                <w:rFonts w:ascii="Arial" w:hAnsi="Arial" w:eastAsia="Arial"/>
+                <w:sz w:val="18"/>
+              </w:rPr>
+            </w:r>
+            <w:r>
+              <w:rPr>
+                <w:rFonts w:ascii="Arial" w:hAnsi="Arial" w:eastAsia="Arial"/>
                 <w:sz w:val="18"/>
               </w:rPr>
               <w:t>อ่าน access token จาก platform auth store, แนบ Bearer token และทำ refresh แบบ single-flight</w:t>
@@ -2058,11 +2324,15 @@
               <w:keepLines/>
               <w:spacing w:after="0"/>
             </w:pPr>
-            <w:r/>
-            <w:r>
-              <w:rPr>
-                <w:rFonts w:ascii="Arial" w:hAnsi="Arial" w:eastAsia="Arial"/>
-                <w:b w:val="0"/>
+            <w:r>
+              <w:rPr>
+                <w:rFonts w:ascii="Arial" w:hAnsi="Arial" w:eastAsia="Arial"/>
+                <w:sz w:val="18"/>
+              </w:rPr>
+            </w:r>
+            <w:r>
+              <w:rPr>
+                <w:rFonts w:ascii="Arial" w:hAnsi="Arial" w:eastAsia="Arial"/>
                 <w:sz w:val="18"/>
               </w:rPr>
               <w:t>401 พร้อมกัน refresh ครั้งเดียว, replay request เดิม และไม่สร้างหน้า Login ใหม่</w:t>
@@ -2084,11 +2354,15 @@
               <w:keepLines/>
               <w:spacing w:after="0"/>
             </w:pPr>
-            <w:r/>
-            <w:r>
-              <w:rPr>
-                <w:rFonts w:ascii="Arial" w:hAnsi="Arial" w:eastAsia="Arial"/>
-                <w:b w:val="0"/>
+            <w:r>
+              <w:rPr>
+                <w:rFonts w:ascii="Arial" w:hAnsi="Arial" w:eastAsia="Arial"/>
+                <w:sz w:val="18"/>
+              </w:rPr>
+            </w:r>
+            <w:r>
+              <w:rPr>
+                <w:rFonts w:ascii="Arial" w:hAnsi="Arial" w:eastAsia="Arial"/>
                 <w:sz w:val="18"/>
               </w:rPr>
               <w:t>C03</w:t>
@@ -2105,11 +2379,15 @@
               <w:keepLines/>
               <w:spacing w:after="0"/>
             </w:pPr>
-            <w:r/>
-            <w:r>
-              <w:rPr>
-                <w:rFonts w:ascii="Arial" w:hAnsi="Arial" w:eastAsia="Arial"/>
-                <w:b w:val="0"/>
+            <w:r>
+              <w:rPr>
+                <w:rFonts w:ascii="Arial" w:hAnsi="Arial" w:eastAsia="Arial"/>
+                <w:sz w:val="18"/>
+              </w:rPr>
+            </w:r>
+            <w:r>
+              <w:rPr>
+                <w:rFonts w:ascii="Arial" w:hAnsi="Arial" w:eastAsia="Arial"/>
                 <w:sz w:val="18"/>
               </w:rPr>
               <w:t>Error display and validation message mapping</w:t>
@@ -2126,11 +2404,15 @@
               <w:keepLines/>
               <w:spacing w:after="0"/>
             </w:pPr>
-            <w:r/>
-            <w:r>
-              <w:rPr>
-                <w:rFonts w:ascii="Arial" w:hAnsi="Arial" w:eastAsia="Arial"/>
-                <w:b w:val="0"/>
+            <w:r>
+              <w:rPr>
+                <w:rFonts w:ascii="Arial" w:hAnsi="Arial" w:eastAsia="Arial"/>
+                <w:sz w:val="18"/>
+              </w:rPr>
+            </w:r>
+            <w:r>
+              <w:rPr>
+                <w:rFonts w:ascii="Arial" w:hAnsi="Arial" w:eastAsia="Arial"/>
                 <w:sz w:val="18"/>
               </w:rPr>
               <w:t>แปลง HTTP/Axios failure เป็น ApiError พร้อม code, message, fieldErrors และ traceId โดยไม่แก้ข้อความจาก BE</w:t>
@@ -2147,11 +2429,15 @@
               <w:keepLines/>
               <w:spacing w:after="0"/>
             </w:pPr>
-            <w:r/>
-            <w:r>
-              <w:rPr>
-                <w:rFonts w:ascii="Arial" w:hAnsi="Arial" w:eastAsia="Arial"/>
-                <w:b w:val="0"/>
+            <w:r>
+              <w:rPr>
+                <w:rFonts w:ascii="Arial" w:hAnsi="Arial" w:eastAsia="Arial"/>
+                <w:sz w:val="18"/>
+              </w:rPr>
+            </w:r>
+            <w:r>
+              <w:rPr>
+                <w:rFonts w:ascii="Arial" w:hAnsi="Arial" w:eastAsia="Arial"/>
                 <w:sz w:val="18"/>
               </w:rPr>
               <w:t>validation banner/inline error แสดงข้อความและ traceId จาก response ได้ครบ</w:t>
@@ -2173,11 +2459,15 @@
               <w:keepLines/>
               <w:spacing w:after="0"/>
             </w:pPr>
-            <w:r/>
-            <w:r>
-              <w:rPr>
-                <w:rFonts w:ascii="Arial" w:hAnsi="Arial" w:eastAsia="Arial"/>
-                <w:b w:val="0"/>
+            <w:r>
+              <w:rPr>
+                <w:rFonts w:ascii="Arial" w:hAnsi="Arial" w:eastAsia="Arial"/>
+                <w:sz w:val="18"/>
+              </w:rPr>
+            </w:r>
+            <w:r>
+              <w:rPr>
+                <w:rFonts w:ascii="Arial" w:hAnsi="Arial" w:eastAsia="Arial"/>
                 <w:sz w:val="18"/>
               </w:rPr>
               <w:t>C04</w:t>
@@ -2194,11 +2484,15 @@
               <w:keepLines/>
               <w:spacing w:after="0"/>
             </w:pPr>
-            <w:r/>
-            <w:r>
-              <w:rPr>
-                <w:rFonts w:ascii="Arial" w:hAnsi="Arial" w:eastAsia="Arial"/>
-                <w:b w:val="0"/>
+            <w:r>
+              <w:rPr>
+                <w:rFonts w:ascii="Arial" w:hAnsi="Arial" w:eastAsia="Arial"/>
+                <w:sz w:val="18"/>
+              </w:rPr>
+            </w:r>
+            <w:r>
+              <w:rPr>
+                <w:rFonts w:ascii="Arial" w:hAnsi="Arial" w:eastAsia="Arial"/>
                 <w:sz w:val="18"/>
               </w:rPr>
               <w:t>Date/year/money/docNo formatting</w:t>
@@ -2215,11 +2509,15 @@
               <w:keepLines/>
               <w:spacing w:after="0"/>
             </w:pPr>
-            <w:r/>
-            <w:r>
-              <w:rPr>
-                <w:rFonts w:ascii="Arial" w:hAnsi="Arial" w:eastAsia="Arial"/>
-                <w:b w:val="0"/>
+            <w:r>
+              <w:rPr>
+                <w:rFonts w:ascii="Arial" w:hAnsi="Arial" w:eastAsia="Arial"/>
+                <w:sz w:val="18"/>
+              </w:rPr>
+            </w:r>
+            <w:r>
+              <w:rPr>
+                <w:rFonts w:ascii="Arial" w:hAnsi="Arial" w:eastAsia="Arial"/>
                 <w:sz w:val="18"/>
               </w:rPr>
               <w:t>ให้ formatter กลางสำหรับ ค.ศ./พ.ศ., เดือน, เงิน, percent และ docNo โดยไม่เปลี่ยนค่าที่ส่ง API</w:t>
@@ -2236,11 +2534,15 @@
               <w:keepLines/>
               <w:spacing w:after="0"/>
             </w:pPr>
-            <w:r/>
-            <w:r>
-              <w:rPr>
-                <w:rFonts w:ascii="Arial" w:hAnsi="Arial" w:eastAsia="Arial"/>
-                <w:b w:val="0"/>
+            <w:r>
+              <w:rPr>
+                <w:rFonts w:ascii="Arial" w:hAnsi="Arial" w:eastAsia="Arial"/>
+                <w:sz w:val="18"/>
+              </w:rPr>
+            </w:r>
+            <w:r>
+              <w:rPr>
+                <w:rFonts w:ascii="Arial" w:hAnsi="Arial" w:eastAsia="Arial"/>
                 <w:sz w:val="18"/>
               </w:rPr>
               <w:t>payload ใช้ ค.ศ.; UI แสดง พ.ศ. และรูปแบบเงิน/docNo ตรงกันทุกหน้า</w:t>
@@ -2262,11 +2564,15 @@
               <w:keepLines/>
               <w:spacing w:after="0"/>
             </w:pPr>
-            <w:r/>
-            <w:r>
-              <w:rPr>
-                <w:rFonts w:ascii="Arial" w:hAnsi="Arial" w:eastAsia="Arial"/>
-                <w:b w:val="0"/>
+            <w:r>
+              <w:rPr>
+                <w:rFonts w:ascii="Arial" w:hAnsi="Arial" w:eastAsia="Arial"/>
+                <w:sz w:val="18"/>
+              </w:rPr>
+            </w:r>
+            <w:r>
+              <w:rPr>
+                <w:rFonts w:ascii="Arial" w:hAnsi="Arial" w:eastAsia="Arial"/>
                 <w:sz w:val="18"/>
               </w:rPr>
               <w:t>C05</w:t>
@@ -2283,11 +2589,15 @@
               <w:keepLines/>
               <w:spacing w:after="0"/>
             </w:pPr>
-            <w:r/>
-            <w:r>
-              <w:rPr>
-                <w:rFonts w:ascii="Arial" w:hAnsi="Arial" w:eastAsia="Arial"/>
-                <w:b w:val="0"/>
+            <w:r>
+              <w:rPr>
+                <w:rFonts w:ascii="Arial" w:hAnsi="Arial" w:eastAsia="Arial"/>
+                <w:sz w:val="18"/>
+              </w:rPr>
+            </w:r>
+            <w:r>
+              <w:rPr>
+                <w:rFonts w:ascii="Arial" w:hAnsi="Arial" w:eastAsia="Arial"/>
                 <w:sz w:val="18"/>
               </w:rPr>
               <w:t>Pagination, list empty/loading/error state</w:t>
@@ -2304,11 +2614,15 @@
               <w:keepLines/>
               <w:spacing w:after="0"/>
             </w:pPr>
-            <w:r/>
-            <w:r>
-              <w:rPr>
-                <w:rFonts w:ascii="Arial" w:hAnsi="Arial" w:eastAsia="Arial"/>
-                <w:b w:val="0"/>
+            <w:r>
+              <w:rPr>
+                <w:rFonts w:ascii="Arial" w:hAnsi="Arial" w:eastAsia="Arial"/>
+                <w:sz w:val="18"/>
+              </w:rPr>
+            </w:r>
+            <w:r>
+              <w:rPr>
+                <w:rFonts w:ascii="Arial" w:hAnsi="Arial" w:eastAsia="Arial"/>
                 <w:sz w:val="18"/>
               </w:rPr>
               <w:t>กำหนด PageResponse&lt;T&gt; และ state loading/empty/error/retry สำหรับ list ทุกชนิด</w:t>
@@ -2325,11 +2639,15 @@
               <w:keepLines/>
               <w:spacing w:after="0"/>
             </w:pPr>
-            <w:r/>
-            <w:r>
-              <w:rPr>
-                <w:rFonts w:ascii="Arial" w:hAnsi="Arial" w:eastAsia="Arial"/>
-                <w:b w:val="0"/>
+            <w:r>
+              <w:rPr>
+                <w:rFonts w:ascii="Arial" w:hAnsi="Arial" w:eastAsia="Arial"/>
+                <w:sz w:val="18"/>
+              </w:rPr>
+            </w:r>
+            <w:r>
+              <w:rPr>
+                <w:rFonts w:ascii="Arial" w:hAnsi="Arial" w:eastAsia="Arial"/>
                 <w:sz w:val="18"/>
               </w:rPr>
               <w:t>DataTable/Pager รักษา page/filter เดิมและไม่มี list shape เฉพาะหน้า</w:t>
@@ -2351,11 +2669,15 @@
               <w:keepLines/>
               <w:spacing w:after="0"/>
             </w:pPr>
-            <w:r/>
-            <w:r>
-              <w:rPr>
-                <w:rFonts w:ascii="Arial" w:hAnsi="Arial" w:eastAsia="Arial"/>
-                <w:b w:val="0"/>
+            <w:r>
+              <w:rPr>
+                <w:rFonts w:ascii="Arial" w:hAnsi="Arial" w:eastAsia="Arial"/>
+                <w:sz w:val="18"/>
+              </w:rPr>
+            </w:r>
+            <w:r>
+              <w:rPr>
+                <w:rFonts w:ascii="Arial" w:hAnsi="Arial" w:eastAsia="Arial"/>
                 <w:sz w:val="18"/>
               </w:rPr>
               <w:t>C06</w:t>
@@ -2372,11 +2694,15 @@
               <w:keepLines/>
               <w:spacing w:after="0"/>
             </w:pPr>
-            <w:r/>
-            <w:r>
-              <w:rPr>
-                <w:rFonts w:ascii="Arial" w:hAnsi="Arial" w:eastAsia="Arial"/>
-                <w:b w:val="0"/>
+            <w:r>
+              <w:rPr>
+                <w:rFonts w:ascii="Arial" w:hAnsi="Arial" w:eastAsia="Arial"/>
+                <w:sz w:val="18"/>
+              </w:rPr>
+            </w:r>
+            <w:r>
+              <w:rPr>
+                <w:rFonts w:ascii="Arial" w:hAnsi="Arial" w:eastAsia="Arial"/>
                 <w:sz w:val="18"/>
               </w:rPr>
               <w:t>Document action result enum and response consumption</w:t>
@@ -2393,11 +2719,15 @@
               <w:keepLines/>
               <w:spacing w:after="0"/>
             </w:pPr>
-            <w:r/>
-            <w:r>
-              <w:rPr>
-                <w:rFonts w:ascii="Arial" w:hAnsi="Arial" w:eastAsia="Arial"/>
-                <w:b w:val="0"/>
+            <w:r>
+              <w:rPr>
+                <w:rFonts w:ascii="Arial" w:hAnsi="Arial" w:eastAsia="Arial"/>
+                <w:sz w:val="18"/>
+              </w:rPr>
+            </w:r>
+            <w:r>
+              <w:rPr>
+                <w:rFonts w:ascii="Arial" w:hAnsi="Arial" w:eastAsia="Arial"/>
                 <w:sz w:val="18"/>
               </w:rPr>
               <w:t>กำหนด typed action request/response และ consume statusCode/nextSection ที่ BE คำนวณ</w:t>
@@ -2414,11 +2744,15 @@
               <w:keepLines/>
               <w:spacing w:after="0"/>
             </w:pPr>
-            <w:r/>
-            <w:r>
-              <w:rPr>
-                <w:rFonts w:ascii="Arial" w:hAnsi="Arial" w:eastAsia="Arial"/>
-                <w:b w:val="0"/>
+            <w:r>
+              <w:rPr>
+                <w:rFonts w:ascii="Arial" w:hAnsi="Arial" w:eastAsia="Arial"/>
+                <w:sz w:val="18"/>
+              </w:rPr>
+            </w:r>
+            <w:r>
+              <w:rPr>
+                <w:rFonts w:ascii="Arial" w:hAnsi="Arial" w:eastAsia="Arial"/>
                 <w:sz w:val="18"/>
               </w:rPr>
               <w:t>FE ส่งเฉพาะ result/comment และไม่มี client-side workflow routing</w:t>
@@ -2440,11 +2774,15 @@
               <w:keepLines/>
               <w:spacing w:after="0"/>
             </w:pPr>
-            <w:r/>
-            <w:r>
-              <w:rPr>
-                <w:rFonts w:ascii="Arial" w:hAnsi="Arial" w:eastAsia="Arial"/>
-                <w:b w:val="0"/>
+            <w:r>
+              <w:rPr>
+                <w:rFonts w:ascii="Arial" w:hAnsi="Arial" w:eastAsia="Arial"/>
+                <w:sz w:val="18"/>
+              </w:rPr>
+            </w:r>
+            <w:r>
+              <w:rPr>
+                <w:rFonts w:ascii="Arial" w:hAnsi="Arial" w:eastAsia="Arial"/>
                 <w:sz w:val="18"/>
               </w:rPr>
               <w:t>C07</w:t>
@@ -2461,11 +2799,15 @@
               <w:keepLines/>
               <w:spacing w:after="0"/>
             </w:pPr>
-            <w:r/>
-            <w:r>
-              <w:rPr>
-                <w:rFonts w:ascii="Arial" w:hAnsi="Arial" w:eastAsia="Arial"/>
-                <w:b w:val="0"/>
+            <w:r>
+              <w:rPr>
+                <w:rFonts w:ascii="Arial" w:hAnsi="Arial" w:eastAsia="Arial"/>
+                <w:sz w:val="18"/>
+              </w:rPr>
+            </w:r>
+            <w:r>
+              <w:rPr>
+                <w:rFonts w:ascii="Arial" w:hAnsi="Arial" w:eastAsia="Arial"/>
                 <w:sz w:val="18"/>
               </w:rPr>
               <w:t>RBAC/menu gating and editable section flags</w:t>
@@ -2482,11 +2824,15 @@
               <w:keepLines/>
               <w:spacing w:after="0"/>
             </w:pPr>
-            <w:r/>
-            <w:r>
-              <w:rPr>
-                <w:rFonts w:ascii="Arial" w:hAnsi="Arial" w:eastAsia="Arial"/>
-                <w:b w:val="0"/>
+            <w:r>
+              <w:rPr>
+                <w:rFonts w:ascii="Arial" w:hAnsi="Arial" w:eastAsia="Arial"/>
+                <w:sz w:val="18"/>
+              </w:rPr>
+            </w:r>
+            <w:r>
+              <w:rPr>
+                <w:rFonts w:ascii="Arial" w:hAnsi="Arial" w:eastAsia="Arial"/>
                 <w:sz w:val="18"/>
               </w:rPr>
               <w:t>สร้าง sidebar, route guard, visibleSections, editableSections และ actionOptions จาก platform/menu API</w:t>
@@ -2503,11 +2849,15 @@
               <w:keepLines/>
               <w:spacing w:after="0"/>
             </w:pPr>
-            <w:r/>
-            <w:r>
-              <w:rPr>
-                <w:rFonts w:ascii="Arial" w:hAnsi="Arial" w:eastAsia="Arial"/>
-                <w:b w:val="0"/>
+            <w:r>
+              <w:rPr>
+                <w:rFonts w:ascii="Arial" w:hAnsi="Arial" w:eastAsia="Arial"/>
+                <w:sz w:val="18"/>
+              </w:rPr>
+            </w:r>
+            <w:r>
+              <w:rPr>
+                <w:rFonts w:ascii="Arial" w:hAnsi="Arial" w:eastAsia="Arial"/>
                 <w:sz w:val="18"/>
               </w:rPr>
               <w:t>ไม่ hardcode RBAC role เป็นสิทธิ์เมนูหรือ section ที่แก้ไขได้</w:t>
@@ -2625,11 +2975,15 @@
               <w:keepLines/>
               <w:spacing w:after="0"/>
             </w:pPr>
-            <w:r/>
-            <w:r>
-              <w:rPr>
-                <w:rFonts w:ascii="Arial" w:hAnsi="Arial" w:eastAsia="Arial"/>
-                <w:b w:val="0"/>
+            <w:r>
+              <w:rPr>
+                <w:rFonts w:ascii="Arial" w:hAnsi="Arial" w:eastAsia="Arial"/>
+                <w:sz w:val="18"/>
+              </w:rPr>
+            </w:r>
+            <w:r>
+              <w:rPr>
+                <w:rFonts w:ascii="Arial" w:hAnsi="Arial" w:eastAsia="Arial"/>
                 <w:sz w:val="18"/>
               </w:rPr>
               <w:t>ALL /api/v1/*</w:t>
@@ -2646,11 +3000,15 @@
               <w:keepLines/>
               <w:spacing w:after="0"/>
             </w:pPr>
-            <w:r/>
-            <w:r>
-              <w:rPr>
-                <w:rFonts w:ascii="Arial" w:hAnsi="Arial" w:eastAsia="Arial"/>
-                <w:b w:val="0"/>
+            <w:r>
+              <w:rPr>
+                <w:rFonts w:ascii="Arial" w:hAnsi="Arial" w:eastAsia="Arial"/>
+                <w:sz w:val="18"/>
+              </w:rPr>
+            </w:r>
+            <w:r>
+              <w:rPr>
+                <w:rFonts w:ascii="Arial" w:hAnsi="Arial" w:eastAsia="Arial"/>
                 <w:sz w:val="18"/>
               </w:rPr>
               <w:t>Error contract กลางสำหรับ FE ทุกหน้า</w:t>
@@ -2667,11 +3025,15 @@
               <w:keepLines/>
               <w:spacing w:after="0"/>
             </w:pPr>
-            <w:r/>
-            <w:r>
-              <w:rPr>
-                <w:rFonts w:ascii="Arial" w:hAnsi="Arial" w:eastAsia="Arial"/>
-                <w:b w:val="0"/>
+            <w:r>
+              <w:rPr>
+                <w:rFonts w:ascii="Arial" w:hAnsi="Arial" w:eastAsia="Arial"/>
+                <w:sz w:val="18"/>
+              </w:rPr>
+            </w:r>
+            <w:r>
+              <w:rPr>
+                <w:rFonts w:ascii="Arial" w:hAnsi="Arial" w:eastAsia="Arial"/>
                 <w:sz w:val="18"/>
               </w:rPr>
               <w:t>Attach token (ทุก API call)</w:t>
@@ -2693,11 +3055,15 @@
               <w:keepLines/>
               <w:spacing w:after="0"/>
             </w:pPr>
-            <w:r/>
-            <w:r>
-              <w:rPr>
-                <w:rFonts w:ascii="Arial" w:hAnsi="Arial" w:eastAsia="Arial"/>
-                <w:b w:val="0"/>
+            <w:r>
+              <w:rPr>
+                <w:rFonts w:ascii="Arial" w:hAnsi="Arial" w:eastAsia="Arial"/>
+                <w:sz w:val="18"/>
+              </w:rPr>
+            </w:r>
+            <w:r>
+              <w:rPr>
+                <w:rFonts w:ascii="Arial" w:hAnsi="Arial" w:eastAsia="Arial"/>
                 <w:sz w:val="18"/>
               </w:rPr>
               <w:t>GET /api/v1/*?page=1&amp;size=20</w:t>
@@ -2714,11 +3080,15 @@
               <w:keepLines/>
               <w:spacing w:after="0"/>
             </w:pPr>
-            <w:r/>
-            <w:r>
-              <w:rPr>
-                <w:rFonts w:ascii="Arial" w:hAnsi="Arial" w:eastAsia="Arial"/>
-                <w:b w:val="0"/>
+            <w:r>
+              <w:rPr>
+                <w:rFonts w:ascii="Arial" w:hAnsi="Arial" w:eastAsia="Arial"/>
+                <w:sz w:val="18"/>
+              </w:rPr>
+            </w:r>
+            <w:r>
+              <w:rPr>
+                <w:rFonts w:ascii="Arial" w:hAnsi="Arial" w:eastAsia="Arial"/>
                 <w:sz w:val="18"/>
               </w:rPr>
               <w:t>List/pagination contract กลาง</w:t>
@@ -2735,11 +3105,15 @@
               <w:keepLines/>
               <w:spacing w:after="0"/>
             </w:pPr>
-            <w:r/>
-            <w:r>
-              <w:rPr>
-                <w:rFonts w:ascii="Arial" w:hAnsi="Arial" w:eastAsia="Arial"/>
-                <w:b w:val="0"/>
+            <w:r>
+              <w:rPr>
+                <w:rFonts w:ascii="Arial" w:hAnsi="Arial" w:eastAsia="Arial"/>
+                <w:sz w:val="18"/>
+              </w:rPr>
+            </w:r>
+            <w:r>
+              <w:rPr>
+                <w:rFonts w:ascii="Arial" w:hAnsi="Arial" w:eastAsia="Arial"/>
                 <w:sz w:val="18"/>
               </w:rPr>
               <w:t>Refresh token (401 non-auth endpoint)</w:t>
@@ -2761,11 +3135,15 @@
               <w:keepLines/>
               <w:spacing w:after="0"/>
             </w:pPr>
-            <w:r/>
-            <w:r>
-              <w:rPr>
-                <w:rFonts w:ascii="Arial" w:hAnsi="Arial" w:eastAsia="Arial"/>
-                <w:b w:val="0"/>
+            <w:r>
+              <w:rPr>
+                <w:rFonts w:ascii="Arial" w:hAnsi="Arial" w:eastAsia="Arial"/>
+                <w:sz w:val="18"/>
+              </w:rPr>
+            </w:r>
+            <w:r>
+              <w:rPr>
+                <w:rFonts w:ascii="Arial" w:hAnsi="Arial" w:eastAsia="Arial"/>
                 <w:sz w:val="18"/>
               </w:rPr>
               <w:t>POST /api/v1/documents/{docNo}/actions</w:t>
@@ -2782,11 +3160,15 @@
               <w:keepLines/>
               <w:spacing w:after="0"/>
             </w:pPr>
-            <w:r/>
-            <w:r>
-              <w:rPr>
-                <w:rFonts w:ascii="Arial" w:hAnsi="Arial" w:eastAsia="Arial"/>
-                <w:b w:val="0"/>
+            <w:r>
+              <w:rPr>
+                <w:rFonts w:ascii="Arial" w:hAnsi="Arial" w:eastAsia="Arial"/>
+                <w:sz w:val="18"/>
+              </w:rPr>
+            </w:r>
+            <w:r>
+              <w:rPr>
+                <w:rFonts w:ascii="Arial" w:hAnsi="Arial" w:eastAsia="Arial"/>
                 <w:sz w:val="18"/>
               </w:rPr>
               <w:t>Document action contract ตัวอย่างเมื่อ currentSection=01 จึงเปลี่ยนไป 02; FE ห้ามส่งหรือคำนวณปลายทางเอง</w:t>
@@ -2803,11 +3185,15 @@
               <w:keepLines/>
               <w:spacing w:after="0"/>
             </w:pPr>
-            <w:r/>
-            <w:r>
-              <w:rPr>
-                <w:rFonts w:ascii="Arial" w:hAnsi="Arial" w:eastAsia="Arial"/>
-                <w:b w:val="0"/>
+            <w:r>
+              <w:rPr>
+                <w:rFonts w:ascii="Arial" w:hAnsi="Arial" w:eastAsia="Arial"/>
+                <w:sz w:val="18"/>
+              </w:rPr>
+            </w:r>
+            <w:r>
+              <w:rPr>
+                <w:rFonts w:ascii="Arial" w:hAnsi="Arial" w:eastAsia="Arial"/>
                 <w:sz w:val="18"/>
               </w:rPr>
               <w:t>Submit action (ปุ่มส่งดำเนินการ)</w:t>
@@ -2829,11 +3215,15 @@
               <w:keepLines/>
               <w:spacing w:after="0"/>
             </w:pPr>
-            <w:r/>
-            <w:r>
-              <w:rPr>
-                <w:rFonts w:ascii="Arial" w:hAnsi="Arial" w:eastAsia="Arial"/>
-                <w:b w:val="0"/>
+            <w:r>
+              <w:rPr>
+                <w:rFonts w:ascii="Arial" w:hAnsi="Arial" w:eastAsia="Arial"/>
+                <w:sz w:val="18"/>
+              </w:rPr>
+            </w:r>
+            <w:r>
+              <w:rPr>
+                <w:rFonts w:ascii="Arial" w:hAnsi="Arial" w:eastAsia="Arial"/>
                 <w:sz w:val="18"/>
               </w:rPr>
               <w:t>GET /api/v1/me/menus</w:t>
@@ -2850,11 +3240,15 @@
               <w:keepLines/>
               <w:spacing w:after="0"/>
             </w:pPr>
-            <w:r/>
-            <w:r>
-              <w:rPr>
-                <w:rFonts w:ascii="Arial" w:hAnsi="Arial" w:eastAsia="Arial"/>
-                <w:b w:val="0"/>
+            <w:r>
+              <w:rPr>
+                <w:rFonts w:ascii="Arial" w:hAnsi="Arial" w:eastAsia="Arial"/>
+                <w:sz w:val="18"/>
+              </w:rPr>
+            </w:r>
+            <w:r>
+              <w:rPr>
+                <w:rFonts w:ascii="Arial" w:hAnsi="Arial" w:eastAsia="Arial"/>
                 <w:sz w:val="18"/>
               </w:rPr>
               <w:t>Menu/RBAC contract สำหรับ sidebar และ route guard</w:t>
@@ -2871,11 +3265,15 @@
               <w:keepLines/>
               <w:spacing w:after="0"/>
             </w:pPr>
-            <w:r/>
-            <w:r>
-              <w:rPr>
-                <w:rFonts w:ascii="Arial" w:hAnsi="Arial" w:eastAsia="Arial"/>
-                <w:b w:val="0"/>
+            <w:r>
+              <w:rPr>
+                <w:rFonts w:ascii="Arial" w:hAnsi="Arial" w:eastAsia="Arial"/>
+                <w:sz w:val="18"/>
+              </w:rPr>
+            </w:r>
+            <w:r>
+              <w:rPr>
+                <w:rFonts w:ascii="Arial" w:hAnsi="Arial" w:eastAsia="Arial"/>
                 <w:sz w:val="18"/>
               </w:rPr>
               <w:t>Gate route/menu (login/bootstrap)</w:t>
@@ -3016,11 +3414,15 @@
               <w:keepLines/>
               <w:spacing w:after="0"/>
             </w:pPr>
-            <w:r/>
-            <w:r>
-              <w:rPr>
-                <w:rFonts w:ascii="Arial" w:hAnsi="Arial" w:eastAsia="Arial"/>
-                <w:b w:val="0"/>
+            <w:r>
+              <w:rPr>
+                <w:rFonts w:ascii="Arial" w:hAnsi="Arial" w:eastAsia="Arial"/>
+                <w:sz w:val="18"/>
+              </w:rPr>
+            </w:r>
+            <w:r>
+              <w:rPr>
+                <w:rFonts w:ascii="Arial" w:hAnsi="Arial" w:eastAsia="Arial"/>
                 <w:sz w:val="18"/>
               </w:rPr>
               <w:t>Attach token</w:t>
@@ -3037,11 +3439,15 @@
               <w:keepLines/>
               <w:spacing w:after="0"/>
             </w:pPr>
-            <w:r/>
-            <w:r>
-              <w:rPr>
-                <w:rFonts w:ascii="Arial" w:hAnsi="Arial" w:eastAsia="Arial"/>
-                <w:b w:val="0"/>
+            <w:r>
+              <w:rPr>
+                <w:rFonts w:ascii="Arial" w:hAnsi="Arial" w:eastAsia="Arial"/>
+                <w:sz w:val="18"/>
+              </w:rPr>
+            </w:r>
+            <w:r>
+              <w:rPr>
+                <w:rFonts w:ascii="Arial" w:hAnsi="Arial" w:eastAsia="Arial"/>
                 <w:sz w:val="18"/>
               </w:rPr>
               <w:t>ทุก API call</w:t>
@@ -3058,11 +3464,15 @@
               <w:keepLines/>
               <w:spacing w:after="0"/>
             </w:pPr>
-            <w:r/>
-            <w:r>
-              <w:rPr>
-                <w:rFonts w:ascii="Arial" w:hAnsi="Arial" w:eastAsia="Arial"/>
-                <w:b w:val="0"/>
+            <w:r>
+              <w:rPr>
+                <w:rFonts w:ascii="Arial" w:hAnsi="Arial" w:eastAsia="Arial"/>
+                <w:sz w:val="18"/>
+              </w:rPr>
+            </w:r>
+            <w:r>
+              <w:rPr>
+                <w:rFonts w:ascii="Arial" w:hAnsi="Arial" w:eastAsia="Arial"/>
                 <w:sz w:val="18"/>
               </w:rPr>
               <w:t>shared/api/client.ts</w:t>
@@ -3079,11 +3489,15 @@
               <w:keepLines/>
               <w:spacing w:after="0"/>
             </w:pPr>
-            <w:r/>
-            <w:r>
-              <w:rPr>
-                <w:rFonts w:ascii="Arial" w:hAnsi="Arial" w:eastAsia="Arial"/>
-                <w:b w:val="0"/>
+            <w:r>
+              <w:rPr>
+                <w:rFonts w:ascii="Arial" w:hAnsi="Arial" w:eastAsia="Arial"/>
+                <w:sz w:val="18"/>
+              </w:rPr>
+            </w:r>
+            <w:r>
+              <w:rPr>
+                <w:rFonts w:ascii="Arial" w:hAnsi="Arial" w:eastAsia="Arial"/>
                 <w:sz w:val="18"/>
               </w:rPr>
               <w:t>Authorization header จาก auth store</w:t>
@@ -3105,11 +3519,15 @@
               <w:keepLines/>
               <w:spacing w:after="0"/>
             </w:pPr>
-            <w:r/>
-            <w:r>
-              <w:rPr>
-                <w:rFonts w:ascii="Arial" w:hAnsi="Arial" w:eastAsia="Arial"/>
-                <w:b w:val="0"/>
+            <w:r>
+              <w:rPr>
+                <w:rFonts w:ascii="Arial" w:hAnsi="Arial" w:eastAsia="Arial"/>
+                <w:sz w:val="18"/>
+              </w:rPr>
+            </w:r>
+            <w:r>
+              <w:rPr>
+                <w:rFonts w:ascii="Arial" w:hAnsi="Arial" w:eastAsia="Arial"/>
                 <w:sz w:val="18"/>
               </w:rPr>
               <w:t>Refresh token</w:t>
@@ -3126,11 +3544,15 @@
               <w:keepLines/>
               <w:spacing w:after="0"/>
             </w:pPr>
-            <w:r/>
-            <w:r>
-              <w:rPr>
-                <w:rFonts w:ascii="Arial" w:hAnsi="Arial" w:eastAsia="Arial"/>
-                <w:b w:val="0"/>
+            <w:r>
+              <w:rPr>
+                <w:rFonts w:ascii="Arial" w:hAnsi="Arial" w:eastAsia="Arial"/>
+                <w:sz w:val="18"/>
+              </w:rPr>
+            </w:r>
+            <w:r>
+              <w:rPr>
+                <w:rFonts w:ascii="Arial" w:hAnsi="Arial" w:eastAsia="Arial"/>
                 <w:sz w:val="18"/>
               </w:rPr>
               <w:t>401 non-auth endpoint</w:t>
@@ -3147,11 +3569,15 @@
               <w:keepLines/>
               <w:spacing w:after="0"/>
             </w:pPr>
-            <w:r/>
-            <w:r>
-              <w:rPr>
-                <w:rFonts w:ascii="Arial" w:hAnsi="Arial" w:eastAsia="Arial"/>
-                <w:b w:val="0"/>
+            <w:r>
+              <w:rPr>
+                <w:rFonts w:ascii="Arial" w:hAnsi="Arial" w:eastAsia="Arial"/>
+                <w:sz w:val="18"/>
+              </w:rPr>
+            </w:r>
+            <w:r>
+              <w:rPr>
+                <w:rFonts w:ascii="Arial" w:hAnsi="Arial" w:eastAsia="Arial"/>
                 <w:sz w:val="18"/>
               </w:rPr>
               <w:t>POST /api/v1/auth/refresh</w:t>
@@ -3168,11 +3594,15 @@
               <w:keepLines/>
               <w:spacing w:after="0"/>
             </w:pPr>
-            <w:r/>
-            <w:r>
-              <w:rPr>
-                <w:rFonts w:ascii="Arial" w:hAnsi="Arial" w:eastAsia="Arial"/>
-                <w:b w:val="0"/>
+            <w:r>
+              <w:rPr>
+                <w:rFonts w:ascii="Arial" w:hAnsi="Arial" w:eastAsia="Arial"/>
+                <w:sz w:val="18"/>
+              </w:rPr>
+            </w:r>
+            <w:r>
+              <w:rPr>
+                <w:rFonts w:ascii="Arial" w:hAnsi="Arial" w:eastAsia="Arial"/>
                 <w:sz w:val="18"/>
               </w:rPr>
               <w:t>single-flight แล้ว replay request เดิม</w:t>
@@ -3194,11 +3624,15 @@
               <w:keepLines/>
               <w:spacing w:after="0"/>
             </w:pPr>
-            <w:r/>
-            <w:r>
-              <w:rPr>
-                <w:rFonts w:ascii="Arial" w:hAnsi="Arial" w:eastAsia="Arial"/>
-                <w:b w:val="0"/>
+            <w:r>
+              <w:rPr>
+                <w:rFonts w:ascii="Arial" w:hAnsi="Arial" w:eastAsia="Arial"/>
+                <w:sz w:val="18"/>
+              </w:rPr>
+            </w:r>
+            <w:r>
+              <w:rPr>
+                <w:rFonts w:ascii="Arial" w:hAnsi="Arial" w:eastAsia="Arial"/>
                 <w:sz w:val="18"/>
               </w:rPr>
               <w:t>Show API error</w:t>
@@ -3215,11 +3649,15 @@
               <w:keepLines/>
               <w:spacing w:after="0"/>
             </w:pPr>
-            <w:r/>
-            <w:r>
-              <w:rPr>
-                <w:rFonts w:ascii="Arial" w:hAnsi="Arial" w:eastAsia="Arial"/>
-                <w:b w:val="0"/>
+            <w:r>
+              <w:rPr>
+                <w:rFonts w:ascii="Arial" w:hAnsi="Arial" w:eastAsia="Arial"/>
+                <w:sz w:val="18"/>
+              </w:rPr>
+            </w:r>
+            <w:r>
+              <w:rPr>
+                <w:rFonts w:ascii="Arial" w:hAnsi="Arial" w:eastAsia="Arial"/>
                 <w:sz w:val="18"/>
               </w:rPr>
               <w:t>catch AxiosError</w:t>
@@ -3236,11 +3674,15 @@
               <w:keepLines/>
               <w:spacing w:after="0"/>
             </w:pPr>
-            <w:r/>
-            <w:r>
-              <w:rPr>
-                <w:rFonts w:ascii="Arial" w:hAnsi="Arial" w:eastAsia="Arial"/>
-                <w:b w:val="0"/>
+            <w:r>
+              <w:rPr>
+                <w:rFonts w:ascii="Arial" w:hAnsi="Arial" w:eastAsia="Arial"/>
+                <w:sz w:val="18"/>
+              </w:rPr>
+            </w:r>
+            <w:r>
+              <w:rPr>
+                <w:rFonts w:ascii="Arial" w:hAnsi="Arial" w:eastAsia="Arial"/>
                 <w:sz w:val="18"/>
               </w:rPr>
               <w:t>apiErrorMessage()</w:t>
@@ -3257,11 +3699,15 @@
               <w:keepLines/>
               <w:spacing w:after="0"/>
             </w:pPr>
-            <w:r/>
-            <w:r>
-              <w:rPr>
-                <w:rFonts w:ascii="Arial" w:hAnsi="Arial" w:eastAsia="Arial"/>
-                <w:b w:val="0"/>
+            <w:r>
+              <w:rPr>
+                <w:rFonts w:ascii="Arial" w:hAnsi="Arial" w:eastAsia="Arial"/>
+                <w:sz w:val="18"/>
+              </w:rPr>
+            </w:r>
+            <w:r>
+              <w:rPr>
+                <w:rFonts w:ascii="Arial" w:hAnsi="Arial" w:eastAsia="Arial"/>
                 <w:sz w:val="18"/>
               </w:rPr>
               <w:t>แสดงข้อความไทยจาก BE ตรง ๆ</w:t>
@@ -3283,11 +3729,15 @@
               <w:keepLines/>
               <w:spacing w:after="0"/>
             </w:pPr>
-            <w:r/>
-            <w:r>
-              <w:rPr>
-                <w:rFonts w:ascii="Arial" w:hAnsi="Arial" w:eastAsia="Arial"/>
-                <w:b w:val="0"/>
+            <w:r>
+              <w:rPr>
+                <w:rFonts w:ascii="Arial" w:hAnsi="Arial" w:eastAsia="Arial"/>
+                <w:sz w:val="18"/>
+              </w:rPr>
+            </w:r>
+            <w:r>
+              <w:rPr>
+                <w:rFonts w:ascii="Arial" w:hAnsi="Arial" w:eastAsia="Arial"/>
                 <w:sz w:val="18"/>
               </w:rPr>
               <w:t>Render list</w:t>
@@ -3304,11 +3754,15 @@
               <w:keepLines/>
               <w:spacing w:after="0"/>
             </w:pPr>
-            <w:r/>
-            <w:r>
-              <w:rPr>
-                <w:rFonts w:ascii="Arial" w:hAnsi="Arial" w:eastAsia="Arial"/>
-                <w:b w:val="0"/>
+            <w:r>
+              <w:rPr>
+                <w:rFonts w:ascii="Arial" w:hAnsi="Arial" w:eastAsia="Arial"/>
+                <w:sz w:val="18"/>
+              </w:rPr>
+            </w:r>
+            <w:r>
+              <w:rPr>
+                <w:rFonts w:ascii="Arial" w:hAnsi="Arial" w:eastAsia="Arial"/>
                 <w:sz w:val="18"/>
               </w:rPr>
               <w:t>GET list endpoint</w:t>
@@ -3325,11 +3779,15 @@
               <w:keepLines/>
               <w:spacing w:after="0"/>
             </w:pPr>
-            <w:r/>
-            <w:r>
-              <w:rPr>
-                <w:rFonts w:ascii="Arial" w:hAnsi="Arial" w:eastAsia="Arial"/>
-                <w:b w:val="0"/>
+            <w:r>
+              <w:rPr>
+                <w:rFonts w:ascii="Arial" w:hAnsi="Arial" w:eastAsia="Arial"/>
+                <w:sz w:val="18"/>
+              </w:rPr>
+            </w:r>
+            <w:r>
+              <w:rPr>
+                <w:rFonts w:ascii="Arial" w:hAnsi="Arial" w:eastAsia="Arial"/>
                 <w:sz w:val="18"/>
               </w:rPr>
               <w:t>PageResponse&lt;T&gt;</w:t>
@@ -3346,11 +3804,15 @@
               <w:keepLines/>
               <w:spacing w:after="0"/>
             </w:pPr>
-            <w:r/>
-            <w:r>
-              <w:rPr>
-                <w:rFonts w:ascii="Arial" w:hAnsi="Arial" w:eastAsia="Arial"/>
-                <w:b w:val="0"/>
+            <w:r>
+              <w:rPr>
+                <w:rFonts w:ascii="Arial" w:hAnsi="Arial" w:eastAsia="Arial"/>
+                <w:sz w:val="18"/>
+              </w:rPr>
+            </w:r>
+            <w:r>
+              <w:rPr>
+                <w:rFonts w:ascii="Arial" w:hAnsi="Arial" w:eastAsia="Arial"/>
                 <w:sz w:val="18"/>
               </w:rPr>
               <w:t>DataTable/Pager ใช้ shape เดียวกัน</w:t>
@@ -3372,11 +3834,15 @@
               <w:keepLines/>
               <w:spacing w:after="0"/>
             </w:pPr>
-            <w:r/>
-            <w:r>
-              <w:rPr>
-                <w:rFonts w:ascii="Arial" w:hAnsi="Arial" w:eastAsia="Arial"/>
-                <w:b w:val="0"/>
+            <w:r>
+              <w:rPr>
+                <w:rFonts w:ascii="Arial" w:hAnsi="Arial" w:eastAsia="Arial"/>
+                <w:sz w:val="18"/>
+              </w:rPr>
+            </w:r>
+            <w:r>
+              <w:rPr>
+                <w:rFonts w:ascii="Arial" w:hAnsi="Arial" w:eastAsia="Arial"/>
                 <w:sz w:val="18"/>
               </w:rPr>
               <w:t>Submit action</w:t>
@@ -3393,11 +3859,15 @@
               <w:keepLines/>
               <w:spacing w:after="0"/>
             </w:pPr>
-            <w:r/>
-            <w:r>
-              <w:rPr>
-                <w:rFonts w:ascii="Arial" w:hAnsi="Arial" w:eastAsia="Arial"/>
-                <w:b w:val="0"/>
+            <w:r>
+              <w:rPr>
+                <w:rFonts w:ascii="Arial" w:hAnsi="Arial" w:eastAsia="Arial"/>
+                <w:sz w:val="18"/>
+              </w:rPr>
+            </w:r>
+            <w:r>
+              <w:rPr>
+                <w:rFonts w:ascii="Arial" w:hAnsi="Arial" w:eastAsia="Arial"/>
                 <w:sz w:val="18"/>
               </w:rPr>
               <w:t>ปุ่มส่งดำเนินการ</w:t>
@@ -3414,11 +3884,15 @@
               <w:keepLines/>
               <w:spacing w:after="0"/>
             </w:pPr>
-            <w:r/>
-            <w:r>
-              <w:rPr>
-                <w:rFonts w:ascii="Arial" w:hAnsi="Arial" w:eastAsia="Arial"/>
-                <w:b w:val="0"/>
+            <w:r>
+              <w:rPr>
+                <w:rFonts w:ascii="Arial" w:hAnsi="Arial" w:eastAsia="Arial"/>
+                <w:sz w:val="18"/>
+              </w:rPr>
+            </w:r>
+            <w:r>
+              <w:rPr>
+                <w:rFonts w:ascii="Arial" w:hAnsi="Arial" w:eastAsia="Arial"/>
                 <w:sz w:val="18"/>
               </w:rPr>
               <w:t>POST /api/v1/documents/{docNo}/actions</w:t>
@@ -3435,14 +3909,39 @@
               <w:keepLines/>
               <w:spacing w:after="0"/>
             </w:pPr>
-            <w:r/>
-            <w:r>
-              <w:rPr>
-                <w:rFonts w:ascii="Arial" w:hAnsi="Arial" w:eastAsia="Arial"/>
-                <w:b w:val="0"/>
-                <w:sz w:val="18"/>
-              </w:rPr>
-              <w:t>ส่ง `{result, comment}` และ consume `{statusCode,nextSection,message}`</w:t>
+            <w:r>
+              <w:rPr>
+                <w:rFonts w:ascii="Arial" w:hAnsi="Arial" w:eastAsia="Arial"/>
+                <w:sz w:val="18"/>
+              </w:rPr>
+            </w:r>
+            <w:r>
+              <w:rPr>
+                <w:rFonts w:ascii="Arial" w:hAnsi="Arial" w:eastAsia="Arial"/>
+                <w:sz w:val="18"/>
+              </w:rPr>
+              <w:t xml:space="preserve">ส่ง </w:t>
+            </w:r>
+            <w:r>
+              <w:rPr>
+                <w:rFonts w:ascii="Courier New" w:hAnsi="Courier New" w:eastAsia="Arial"/>
+                <w:sz w:val="18"/>
+              </w:rPr>
+              <w:t>{result, comment}</w:t>
+            </w:r>
+            <w:r>
+              <w:rPr>
+                <w:rFonts w:ascii="Arial" w:hAnsi="Arial" w:eastAsia="Arial"/>
+                <w:sz w:val="18"/>
+              </w:rPr>
+              <w:t xml:space="preserve"> และ consume </w:t>
+            </w:r>
+            <w:r>
+              <w:rPr>
+                <w:rFonts w:ascii="Courier New" w:hAnsi="Courier New" w:eastAsia="Arial"/>
+                <w:sz w:val="18"/>
+              </w:rPr>
+              <w:t>{statusCode,nextSection,message}</w:t>
             </w:r>
           </w:p>
         </w:tc>
@@ -3461,11 +3960,15 @@
               <w:keepLines/>
               <w:spacing w:after="0"/>
             </w:pPr>
-            <w:r/>
-            <w:r>
-              <w:rPr>
-                <w:rFonts w:ascii="Arial" w:hAnsi="Arial" w:eastAsia="Arial"/>
-                <w:b w:val="0"/>
+            <w:r>
+              <w:rPr>
+                <w:rFonts w:ascii="Arial" w:hAnsi="Arial" w:eastAsia="Arial"/>
+                <w:sz w:val="18"/>
+              </w:rPr>
+            </w:r>
+            <w:r>
+              <w:rPr>
+                <w:rFonts w:ascii="Arial" w:hAnsi="Arial" w:eastAsia="Arial"/>
                 <w:sz w:val="18"/>
               </w:rPr>
               <w:t>Gate route/menu</w:t>
@@ -3482,11 +3985,15 @@
               <w:keepLines/>
               <w:spacing w:after="0"/>
             </w:pPr>
-            <w:r/>
-            <w:r>
-              <w:rPr>
-                <w:rFonts w:ascii="Arial" w:hAnsi="Arial" w:eastAsia="Arial"/>
-                <w:b w:val="0"/>
+            <w:r>
+              <w:rPr>
+                <w:rFonts w:ascii="Arial" w:hAnsi="Arial" w:eastAsia="Arial"/>
+                <w:sz w:val="18"/>
+              </w:rPr>
+            </w:r>
+            <w:r>
+              <w:rPr>
+                <w:rFonts w:ascii="Arial" w:hAnsi="Arial" w:eastAsia="Arial"/>
                 <w:sz w:val="18"/>
               </w:rPr>
               <w:t>login/bootstrap</w:t>
@@ -3503,11 +4010,15 @@
               <w:keepLines/>
               <w:spacing w:after="0"/>
             </w:pPr>
-            <w:r/>
-            <w:r>
-              <w:rPr>
-                <w:rFonts w:ascii="Arial" w:hAnsi="Arial" w:eastAsia="Arial"/>
-                <w:b w:val="0"/>
+            <w:r>
+              <w:rPr>
+                <w:rFonts w:ascii="Arial" w:hAnsi="Arial" w:eastAsia="Arial"/>
+                <w:sz w:val="18"/>
+              </w:rPr>
+            </w:r>
+            <w:r>
+              <w:rPr>
+                <w:rFonts w:ascii="Arial" w:hAnsi="Arial" w:eastAsia="Arial"/>
                 <w:sz w:val="18"/>
               </w:rPr>
               <w:t>GET /api/v1/me/menus</w:t>
@@ -3524,11 +4035,15 @@
               <w:keepLines/>
               <w:spacing w:after="0"/>
             </w:pPr>
-            <w:r/>
-            <w:r>
-              <w:rPr>
-                <w:rFonts w:ascii="Arial" w:hAnsi="Arial" w:eastAsia="Arial"/>
-                <w:b w:val="0"/>
+            <w:r>
+              <w:rPr>
+                <w:rFonts w:ascii="Arial" w:hAnsi="Arial" w:eastAsia="Arial"/>
+                <w:sz w:val="18"/>
+              </w:rPr>
+            </w:r>
+            <w:r>
+              <w:rPr>
+                <w:rFonts w:ascii="Arial" w:hAnsi="Arial" w:eastAsia="Arial"/>
                 <w:sz w:val="18"/>
               </w:rPr>
               <w:t>สร้าง sidebar และ route guard จาก menuCode</w:t>
@@ -3646,11 +4161,15 @@
               <w:keepLines/>
               <w:spacing w:after="0"/>
             </w:pPr>
-            <w:r/>
-            <w:r>
-              <w:rPr>
-                <w:rFonts w:ascii="Arial" w:hAnsi="Arial" w:eastAsia="Arial"/>
-                <w:b w:val="0"/>
+            <w:r>
+              <w:rPr>
+                <w:rFonts w:ascii="Arial" w:hAnsi="Arial" w:eastAsia="Arial"/>
+                <w:sz w:val="18"/>
+              </w:rPr>
+            </w:r>
+            <w:r>
+              <w:rPr>
+                <w:rFonts w:ascii="Arial" w:hAnsi="Arial" w:eastAsia="Arial"/>
                 <w:sz w:val="18"/>
               </w:rPr>
               <w:t>FE-01</w:t>
@@ -3667,11 +4186,15 @@
               <w:keepLines/>
               <w:spacing w:after="0"/>
             </w:pPr>
-            <w:r/>
-            <w:r>
-              <w:rPr>
-                <w:rFonts w:ascii="Arial" w:hAnsi="Arial" w:eastAsia="Arial"/>
-                <w:b w:val="0"/>
+            <w:r>
+              <w:rPr>
+                <w:rFonts w:ascii="Arial" w:hAnsi="Arial" w:eastAsia="Arial"/>
+                <w:sz w:val="18"/>
+              </w:rPr>
+            </w:r>
+            <w:r>
+              <w:rPr>
+                <w:rFonts w:ascii="Arial" w:hAnsi="Arial" w:eastAsia="Arial"/>
                 <w:sz w:val="18"/>
               </w:rPr>
               <w:t>401 refresh single-flight</w:t>
@@ -3688,11 +4211,15 @@
               <w:keepLines/>
               <w:spacing w:after="0"/>
             </w:pPr>
-            <w:r/>
-            <w:r>
-              <w:rPr>
-                <w:rFonts w:ascii="Arial" w:hAnsi="Arial" w:eastAsia="Arial"/>
-                <w:b w:val="0"/>
+            <w:r>
+              <w:rPr>
+                <w:rFonts w:ascii="Arial" w:hAnsi="Arial" w:eastAsia="Arial"/>
+                <w:sz w:val="18"/>
+              </w:rPr>
+            </w:r>
+            <w:r>
+              <w:rPr>
+                <w:rFonts w:ascii="Arial" w:hAnsi="Arial" w:eastAsia="Arial"/>
                 <w:sz w:val="18"/>
               </w:rPr>
               <w:t>ไม่มี feature ใดสร้าง axios instance เอง</w:t>
@@ -3714,11 +4241,15 @@
               <w:keepLines/>
               <w:spacing w:after="0"/>
             </w:pPr>
-            <w:r/>
-            <w:r>
-              <w:rPr>
-                <w:rFonts w:ascii="Arial" w:hAnsi="Arial" w:eastAsia="Arial"/>
-                <w:b w:val="0"/>
+            <w:r>
+              <w:rPr>
+                <w:rFonts w:ascii="Arial" w:hAnsi="Arial" w:eastAsia="Arial"/>
+                <w:sz w:val="18"/>
+              </w:rPr>
+            </w:r>
+            <w:r>
+              <w:rPr>
+                <w:rFonts w:ascii="Arial" w:hAnsi="Arial" w:eastAsia="Arial"/>
                 <w:sz w:val="18"/>
               </w:rPr>
               <w:t>FE-02</w:t>
@@ -3735,11 +4266,15 @@
               <w:keepLines/>
               <w:spacing w:after="0"/>
             </w:pPr>
-            <w:r/>
-            <w:r>
-              <w:rPr>
-                <w:rFonts w:ascii="Arial" w:hAnsi="Arial" w:eastAsia="Arial"/>
-                <w:b w:val="0"/>
+            <w:r>
+              <w:rPr>
+                <w:rFonts w:ascii="Arial" w:hAnsi="Arial" w:eastAsia="Arial"/>
+                <w:sz w:val="18"/>
+              </w:rPr>
+            </w:r>
+            <w:r>
+              <w:rPr>
+                <w:rFonts w:ascii="Arial" w:hAnsi="Arial" w:eastAsia="Arial"/>
                 <w:sz w:val="18"/>
               </w:rPr>
               <w:t>403 route guard</w:t>
@@ -3756,11 +4291,15 @@
               <w:keepLines/>
               <w:spacing w:after="0"/>
             </w:pPr>
-            <w:r/>
-            <w:r>
-              <w:rPr>
-                <w:rFonts w:ascii="Arial" w:hAnsi="Arial" w:eastAsia="Arial"/>
-                <w:b w:val="0"/>
+            <w:r>
+              <w:rPr>
+                <w:rFonts w:ascii="Arial" w:hAnsi="Arial" w:eastAsia="Arial"/>
+                <w:sz w:val="18"/>
+              </w:rPr>
+            </w:r>
+            <w:r>
+              <w:rPr>
+                <w:rFonts w:ascii="Arial" w:hAnsi="Arial" w:eastAsia="Arial"/>
                 <w:sz w:val="18"/>
               </w:rPr>
               <w:t>ทุก API error แสดง message จาก BE โดยไม่ paraphrase</w:t>
@@ -3782,11 +4321,15 @@
               <w:keepLines/>
               <w:spacing w:after="0"/>
             </w:pPr>
-            <w:r/>
-            <w:r>
-              <w:rPr>
-                <w:rFonts w:ascii="Arial" w:hAnsi="Arial" w:eastAsia="Arial"/>
-                <w:b w:val="0"/>
+            <w:r>
+              <w:rPr>
+                <w:rFonts w:ascii="Arial" w:hAnsi="Arial" w:eastAsia="Arial"/>
+                <w:sz w:val="18"/>
+              </w:rPr>
+            </w:r>
+            <w:r>
+              <w:rPr>
+                <w:rFonts w:ascii="Arial" w:hAnsi="Arial" w:eastAsia="Arial"/>
                 <w:sz w:val="18"/>
               </w:rPr>
               <w:t>FE-03</w:t>
@@ -3803,11 +4346,15 @@
               <w:keepLines/>
               <w:spacing w:after="0"/>
             </w:pPr>
-            <w:r/>
-            <w:r>
-              <w:rPr>
-                <w:rFonts w:ascii="Arial" w:hAnsi="Arial" w:eastAsia="Arial"/>
-                <w:b w:val="0"/>
+            <w:r>
+              <w:rPr>
+                <w:rFonts w:ascii="Arial" w:hAnsi="Arial" w:eastAsia="Arial"/>
+                <w:sz w:val="18"/>
+              </w:rPr>
+            </w:r>
+            <w:r>
+              <w:rPr>
+                <w:rFonts w:ascii="Arial" w:hAnsi="Arial" w:eastAsia="Arial"/>
                 <w:sz w:val="18"/>
               </w:rPr>
               <w:t>error message passthrough</w:t>
@@ -3824,11 +4371,15 @@
               <w:keepLines/>
               <w:spacing w:after="0"/>
             </w:pPr>
-            <w:r/>
-            <w:r>
-              <w:rPr>
-                <w:rFonts w:ascii="Arial" w:hAnsi="Arial" w:eastAsia="Arial"/>
-                <w:b w:val="0"/>
+            <w:r>
+              <w:rPr>
+                <w:rFonts w:ascii="Arial" w:hAnsi="Arial" w:eastAsia="Arial"/>
+                <w:sz w:val="18"/>
+              </w:rPr>
+            </w:r>
+            <w:r>
+              <w:rPr>
+                <w:rFonts w:ascii="Arial" w:hAnsi="Arial" w:eastAsia="Arial"/>
                 <w:sz w:val="18"/>
               </w:rPr>
               <w:t>ทุก list endpoint ใช้ PageResponse shape เดียวกัน</w:t>
@@ -3850,11 +4401,15 @@
               <w:keepLines/>
               <w:spacing w:after="0"/>
             </w:pPr>
-            <w:r/>
-            <w:r>
-              <w:rPr>
-                <w:rFonts w:ascii="Arial" w:hAnsi="Arial" w:eastAsia="Arial"/>
-                <w:b w:val="0"/>
+            <w:r>
+              <w:rPr>
+                <w:rFonts w:ascii="Arial" w:hAnsi="Arial" w:eastAsia="Arial"/>
+                <w:sz w:val="18"/>
+              </w:rPr>
+            </w:r>
+            <w:r>
+              <w:rPr>
+                <w:rFonts w:ascii="Arial" w:hAnsi="Arial" w:eastAsia="Arial"/>
                 <w:sz w:val="18"/>
               </w:rPr>
               <w:t>FE-04</w:t>
@@ -3871,11 +4426,15 @@
               <w:keepLines/>
               <w:spacing w:after="0"/>
             </w:pPr>
-            <w:r/>
-            <w:r>
-              <w:rPr>
-                <w:rFonts w:ascii="Arial" w:hAnsi="Arial" w:eastAsia="Arial"/>
-                <w:b w:val="0"/>
+            <w:r>
+              <w:rPr>
+                <w:rFonts w:ascii="Arial" w:hAnsi="Arial" w:eastAsia="Arial"/>
+                <w:sz w:val="18"/>
+              </w:rPr>
+            </w:r>
+            <w:r>
+              <w:rPr>
+                <w:rFonts w:ascii="Arial" w:hAnsi="Arial" w:eastAsia="Arial"/>
                 <w:sz w:val="18"/>
               </w:rPr>
               <w:t>pagination pager mapping</w:t>
@@ -3892,11 +4451,15 @@
               <w:keepLines/>
               <w:spacing w:after="0"/>
             </w:pPr>
-            <w:r/>
-            <w:r>
-              <w:rPr>
-                <w:rFonts w:ascii="Arial" w:hAnsi="Arial" w:eastAsia="Arial"/>
-                <w:b w:val="0"/>
+            <w:r>
+              <w:rPr>
+                <w:rFonts w:ascii="Arial" w:hAnsi="Arial" w:eastAsia="Arial"/>
+                <w:sz w:val="18"/>
+              </w:rPr>
+            </w:r>
+            <w:r>
+              <w:rPr>
+                <w:rFonts w:ascii="Arial" w:hAnsi="Arial" w:eastAsia="Arial"/>
                 <w:sz w:val="18"/>
               </w:rPr>
               <w:t>วันที่ใน payload เป็น ค.ศ.; หน้าจอแสดง พ.ศ. จาก formatter กลาง</w:t>
@@ -3918,11 +4481,15 @@
               <w:keepLines/>
               <w:spacing w:after="0"/>
             </w:pPr>
-            <w:r/>
-            <w:r>
-              <w:rPr>
-                <w:rFonts w:ascii="Arial" w:hAnsi="Arial" w:eastAsia="Arial"/>
-                <w:b w:val="0"/>
+            <w:r>
+              <w:rPr>
+                <w:rFonts w:ascii="Arial" w:hAnsi="Arial" w:eastAsia="Arial"/>
+                <w:sz w:val="18"/>
+              </w:rPr>
+            </w:r>
+            <w:r>
+              <w:rPr>
+                <w:rFonts w:ascii="Arial" w:hAnsi="Arial" w:eastAsia="Arial"/>
                 <w:sz w:val="18"/>
               </w:rPr>
               <w:t>FE-05</w:t>
@@ -3939,11 +4506,15 @@
               <w:keepLines/>
               <w:spacing w:after="0"/>
             </w:pPr>
-            <w:r/>
-            <w:r>
-              <w:rPr>
-                <w:rFonts w:ascii="Arial" w:hAnsi="Arial" w:eastAsia="Arial"/>
-                <w:b w:val="0"/>
+            <w:r>
+              <w:rPr>
+                <w:rFonts w:ascii="Arial" w:hAnsi="Arial" w:eastAsia="Arial"/>
+                <w:sz w:val="18"/>
+              </w:rPr>
+            </w:r>
+            <w:r>
+              <w:rPr>
+                <w:rFonts w:ascii="Arial" w:hAnsi="Arial" w:eastAsia="Arial"/>
                 <w:sz w:val="18"/>
               </w:rPr>
               <w:t>date BE display</w:t>
@@ -3960,11 +4531,15 @@
               <w:keepLines/>
               <w:spacing w:after="0"/>
             </w:pPr>
-            <w:r/>
-            <w:r>
-              <w:rPr>
-                <w:rFonts w:ascii="Arial" w:hAnsi="Arial" w:eastAsia="Arial"/>
-                <w:b w:val="0"/>
+            <w:r>
+              <w:rPr>
+                <w:rFonts w:ascii="Arial" w:hAnsi="Arial" w:eastAsia="Arial"/>
+                <w:sz w:val="18"/>
+              </w:rPr>
+            </w:r>
+            <w:r>
+              <w:rPr>
+                <w:rFonts w:ascii="Arial" w:hAnsi="Arial" w:eastAsia="Arial"/>
                 <w:sz w:val="18"/>
               </w:rPr>
               <w:t>Sidebar และ route access มาจาก /me/menus ไม่ hardcode role</w:t>
@@ -3986,11 +4561,15 @@
               <w:keepLines/>
               <w:spacing w:after="0"/>
             </w:pPr>
-            <w:r/>
-            <w:r>
-              <w:rPr>
-                <w:rFonts w:ascii="Arial" w:hAnsi="Arial" w:eastAsia="Arial"/>
-                <w:b w:val="0"/>
+            <w:r>
+              <w:rPr>
+                <w:rFonts w:ascii="Arial" w:hAnsi="Arial" w:eastAsia="Arial"/>
+                <w:sz w:val="18"/>
+              </w:rPr>
+            </w:r>
+            <w:r>
+              <w:rPr>
+                <w:rFonts w:ascii="Arial" w:hAnsi="Arial" w:eastAsia="Arial"/>
                 <w:sz w:val="18"/>
               </w:rPr>
               <w:t>FE-06</w:t>
@@ -4007,11 +4586,15 @@
               <w:keepLines/>
               <w:spacing w:after="0"/>
             </w:pPr>
-            <w:r/>
-            <w:r>
-              <w:rPr>
-                <w:rFonts w:ascii="Arial" w:hAnsi="Arial" w:eastAsia="Arial"/>
-                <w:b w:val="0"/>
+            <w:r>
+              <w:rPr>
+                <w:rFonts w:ascii="Arial" w:hAnsi="Arial" w:eastAsia="Arial"/>
+                <w:sz w:val="18"/>
+              </w:rPr>
+            </w:r>
+            <w:r>
+              <w:rPr>
+                <w:rFonts w:ascii="Arial" w:hAnsi="Arial" w:eastAsia="Arial"/>
                 <w:sz w:val="18"/>
               </w:rPr>
               <w:t>action response invalidation</w:t>
@@ -4028,11 +4611,15 @@
               <w:keepLines/>
               <w:spacing w:after="0"/>
             </w:pPr>
-            <w:r/>
-            <w:r>
-              <w:rPr>
-                <w:rFonts w:ascii="Arial" w:hAnsi="Arial" w:eastAsia="Arial"/>
-                <w:b w:val="0"/>
+            <w:r>
+              <w:rPr>
+                <w:rFonts w:ascii="Arial" w:hAnsi="Arial" w:eastAsia="Arial"/>
+                <w:sz w:val="18"/>
+              </w:rPr>
+            </w:r>
+            <w:r>
+              <w:rPr>
+                <w:rFonts w:ascii="Arial" w:hAnsi="Arial" w:eastAsia="Arial"/>
                 <w:sz w:val="18"/>
               </w:rPr>
               <w:t>FE ไม่คำนวณ action routing เอง; ใช้ role profile และ actionOptions จาก API</w:t>
@@ -4173,11 +4760,15 @@
               <w:keepLines/>
               <w:spacing w:after="0"/>
             </w:pPr>
-            <w:r/>
-            <w:r>
-              <w:rPr>
-                <w:rFonts w:ascii="Arial" w:hAnsi="Arial" w:eastAsia="Arial"/>
-                <w:b w:val="0"/>
+            <w:r>
+              <w:rPr>
+                <w:rFonts w:ascii="Arial" w:hAnsi="Arial" w:eastAsia="Arial"/>
+                <w:sz w:val="18"/>
+              </w:rPr>
+            </w:r>
+            <w:r>
+              <w:rPr>
+                <w:rFonts w:ascii="Arial" w:hAnsi="Arial" w:eastAsia="Arial"/>
                 <w:sz w:val="18"/>
               </w:rPr>
               <w:t>Attach token</w:t>
@@ -4194,11 +4785,15 @@
               <w:keepLines/>
               <w:spacing w:after="0"/>
             </w:pPr>
-            <w:r/>
-            <w:r>
-              <w:rPr>
-                <w:rFonts w:ascii="Arial" w:hAnsi="Arial" w:eastAsia="Arial"/>
-                <w:b w:val="0"/>
+            <w:r>
+              <w:rPr>
+                <w:rFonts w:ascii="Arial" w:hAnsi="Arial" w:eastAsia="Arial"/>
+                <w:sz w:val="18"/>
+              </w:rPr>
+            </w:r>
+            <w:r>
+              <w:rPr>
+                <w:rFonts w:ascii="Arial" w:hAnsi="Arial" w:eastAsia="Arial"/>
                 <w:sz w:val="18"/>
               </w:rPr>
               <w:t>ทุก API call</w:t>
@@ -4215,11 +4810,15 @@
               <w:keepLines/>
               <w:spacing w:after="0"/>
             </w:pPr>
-            <w:r/>
-            <w:r>
-              <w:rPr>
-                <w:rFonts w:ascii="Arial" w:hAnsi="Arial" w:eastAsia="Arial"/>
-                <w:b w:val="0"/>
+            <w:r>
+              <w:rPr>
+                <w:rFonts w:ascii="Arial" w:hAnsi="Arial" w:eastAsia="Arial"/>
+                <w:sz w:val="18"/>
+              </w:rPr>
+            </w:r>
+            <w:r>
+              <w:rPr>
+                <w:rFonts w:ascii="Arial" w:hAnsi="Arial" w:eastAsia="Arial"/>
                 <w:sz w:val="18"/>
               </w:rPr>
               <w:t>shared/api/client.ts</w:t>
@@ -4236,11 +4835,15 @@
               <w:keepLines/>
               <w:spacing w:after="0"/>
             </w:pPr>
-            <w:r/>
-            <w:r>
-              <w:rPr>
-                <w:rFonts w:ascii="Arial" w:hAnsi="Arial" w:eastAsia="Arial"/>
-                <w:b w:val="0"/>
+            <w:r>
+              <w:rPr>
+                <w:rFonts w:ascii="Arial" w:hAnsi="Arial" w:eastAsia="Arial"/>
+                <w:sz w:val="18"/>
+              </w:rPr>
+            </w:r>
+            <w:r>
+              <w:rPr>
+                <w:rFonts w:ascii="Arial" w:hAnsi="Arial" w:eastAsia="Arial"/>
                 <w:sz w:val="18"/>
               </w:rPr>
               <w:t>Authorization header จาก auth store</w:t>
@@ -4262,11 +4865,15 @@
               <w:keepLines/>
               <w:spacing w:after="0"/>
             </w:pPr>
-            <w:r/>
-            <w:r>
-              <w:rPr>
-                <w:rFonts w:ascii="Arial" w:hAnsi="Arial" w:eastAsia="Arial"/>
-                <w:b w:val="0"/>
+            <w:r>
+              <w:rPr>
+                <w:rFonts w:ascii="Arial" w:hAnsi="Arial" w:eastAsia="Arial"/>
+                <w:sz w:val="18"/>
+              </w:rPr>
+            </w:r>
+            <w:r>
+              <w:rPr>
+                <w:rFonts w:ascii="Arial" w:hAnsi="Arial" w:eastAsia="Arial"/>
                 <w:sz w:val="18"/>
               </w:rPr>
               <w:t>Refresh token</w:t>
@@ -4283,11 +4890,15 @@
               <w:keepLines/>
               <w:spacing w:after="0"/>
             </w:pPr>
-            <w:r/>
-            <w:r>
-              <w:rPr>
-                <w:rFonts w:ascii="Arial" w:hAnsi="Arial" w:eastAsia="Arial"/>
-                <w:b w:val="0"/>
+            <w:r>
+              <w:rPr>
+                <w:rFonts w:ascii="Arial" w:hAnsi="Arial" w:eastAsia="Arial"/>
+                <w:sz w:val="18"/>
+              </w:rPr>
+            </w:r>
+            <w:r>
+              <w:rPr>
+                <w:rFonts w:ascii="Arial" w:hAnsi="Arial" w:eastAsia="Arial"/>
                 <w:sz w:val="18"/>
               </w:rPr>
               <w:t>401 non-auth endpoint</w:t>
@@ -4304,11 +4915,15 @@
               <w:keepLines/>
               <w:spacing w:after="0"/>
             </w:pPr>
-            <w:r/>
-            <w:r>
-              <w:rPr>
-                <w:rFonts w:ascii="Arial" w:hAnsi="Arial" w:eastAsia="Arial"/>
-                <w:b w:val="0"/>
+            <w:r>
+              <w:rPr>
+                <w:rFonts w:ascii="Arial" w:hAnsi="Arial" w:eastAsia="Arial"/>
+                <w:sz w:val="18"/>
+              </w:rPr>
+            </w:r>
+            <w:r>
+              <w:rPr>
+                <w:rFonts w:ascii="Arial" w:hAnsi="Arial" w:eastAsia="Arial"/>
                 <w:sz w:val="18"/>
               </w:rPr>
               <w:t>POST /api/v1/auth/refresh</w:t>
@@ -4325,11 +4940,15 @@
               <w:keepLines/>
               <w:spacing w:after="0"/>
             </w:pPr>
-            <w:r/>
-            <w:r>
-              <w:rPr>
-                <w:rFonts w:ascii="Arial" w:hAnsi="Arial" w:eastAsia="Arial"/>
-                <w:b w:val="0"/>
+            <w:r>
+              <w:rPr>
+                <w:rFonts w:ascii="Arial" w:hAnsi="Arial" w:eastAsia="Arial"/>
+                <w:sz w:val="18"/>
+              </w:rPr>
+            </w:r>
+            <w:r>
+              <w:rPr>
+                <w:rFonts w:ascii="Arial" w:hAnsi="Arial" w:eastAsia="Arial"/>
                 <w:sz w:val="18"/>
               </w:rPr>
               <w:t>single-flight แล้ว replay request เดิม</w:t>
@@ -4351,11 +4970,15 @@
               <w:keepLines/>
               <w:spacing w:after="0"/>
             </w:pPr>
-            <w:r/>
-            <w:r>
-              <w:rPr>
-                <w:rFonts w:ascii="Arial" w:hAnsi="Arial" w:eastAsia="Arial"/>
-                <w:b w:val="0"/>
+            <w:r>
+              <w:rPr>
+                <w:rFonts w:ascii="Arial" w:hAnsi="Arial" w:eastAsia="Arial"/>
+                <w:sz w:val="18"/>
+              </w:rPr>
+            </w:r>
+            <w:r>
+              <w:rPr>
+                <w:rFonts w:ascii="Arial" w:hAnsi="Arial" w:eastAsia="Arial"/>
                 <w:sz w:val="18"/>
               </w:rPr>
               <w:t>Show API error</w:t>
@@ -4372,11 +4995,15 @@
               <w:keepLines/>
               <w:spacing w:after="0"/>
             </w:pPr>
-            <w:r/>
-            <w:r>
-              <w:rPr>
-                <w:rFonts w:ascii="Arial" w:hAnsi="Arial" w:eastAsia="Arial"/>
-                <w:b w:val="0"/>
+            <w:r>
+              <w:rPr>
+                <w:rFonts w:ascii="Arial" w:hAnsi="Arial" w:eastAsia="Arial"/>
+                <w:sz w:val="18"/>
+              </w:rPr>
+            </w:r>
+            <w:r>
+              <w:rPr>
+                <w:rFonts w:ascii="Arial" w:hAnsi="Arial" w:eastAsia="Arial"/>
                 <w:sz w:val="18"/>
               </w:rPr>
               <w:t>catch AxiosError</w:t>
@@ -4393,11 +5020,15 @@
               <w:keepLines/>
               <w:spacing w:after="0"/>
             </w:pPr>
-            <w:r/>
-            <w:r>
-              <w:rPr>
-                <w:rFonts w:ascii="Arial" w:hAnsi="Arial" w:eastAsia="Arial"/>
-                <w:b w:val="0"/>
+            <w:r>
+              <w:rPr>
+                <w:rFonts w:ascii="Arial" w:hAnsi="Arial" w:eastAsia="Arial"/>
+                <w:sz w:val="18"/>
+              </w:rPr>
+            </w:r>
+            <w:r>
+              <w:rPr>
+                <w:rFonts w:ascii="Arial" w:hAnsi="Arial" w:eastAsia="Arial"/>
                 <w:sz w:val="18"/>
               </w:rPr>
               <w:t>apiErrorMessage()</w:t>
@@ -4414,11 +5045,15 @@
               <w:keepLines/>
               <w:spacing w:after="0"/>
             </w:pPr>
-            <w:r/>
-            <w:r>
-              <w:rPr>
-                <w:rFonts w:ascii="Arial" w:hAnsi="Arial" w:eastAsia="Arial"/>
-                <w:b w:val="0"/>
+            <w:r>
+              <w:rPr>
+                <w:rFonts w:ascii="Arial" w:hAnsi="Arial" w:eastAsia="Arial"/>
+                <w:sz w:val="18"/>
+              </w:rPr>
+            </w:r>
+            <w:r>
+              <w:rPr>
+                <w:rFonts w:ascii="Arial" w:hAnsi="Arial" w:eastAsia="Arial"/>
                 <w:sz w:val="18"/>
               </w:rPr>
               <w:t>แสดงข้อความไทยจาก BE ตรง ๆ</w:t>
@@ -4440,11 +5075,15 @@
               <w:keepLines/>
               <w:spacing w:after="0"/>
             </w:pPr>
-            <w:r/>
-            <w:r>
-              <w:rPr>
-                <w:rFonts w:ascii="Arial" w:hAnsi="Arial" w:eastAsia="Arial"/>
-                <w:b w:val="0"/>
+            <w:r>
+              <w:rPr>
+                <w:rFonts w:ascii="Arial" w:hAnsi="Arial" w:eastAsia="Arial"/>
+                <w:sz w:val="18"/>
+              </w:rPr>
+            </w:r>
+            <w:r>
+              <w:rPr>
+                <w:rFonts w:ascii="Arial" w:hAnsi="Arial" w:eastAsia="Arial"/>
                 <w:sz w:val="18"/>
               </w:rPr>
               <w:t>Render list</w:t>
@@ -4461,11 +5100,15 @@
               <w:keepLines/>
               <w:spacing w:after="0"/>
             </w:pPr>
-            <w:r/>
-            <w:r>
-              <w:rPr>
-                <w:rFonts w:ascii="Arial" w:hAnsi="Arial" w:eastAsia="Arial"/>
-                <w:b w:val="0"/>
+            <w:r>
+              <w:rPr>
+                <w:rFonts w:ascii="Arial" w:hAnsi="Arial" w:eastAsia="Arial"/>
+                <w:sz w:val="18"/>
+              </w:rPr>
+            </w:r>
+            <w:r>
+              <w:rPr>
+                <w:rFonts w:ascii="Arial" w:hAnsi="Arial" w:eastAsia="Arial"/>
                 <w:sz w:val="18"/>
               </w:rPr>
               <w:t>GET list endpoint</w:t>
@@ -4482,11 +5125,15 @@
               <w:keepLines/>
               <w:spacing w:after="0"/>
             </w:pPr>
-            <w:r/>
-            <w:r>
-              <w:rPr>
-                <w:rFonts w:ascii="Arial" w:hAnsi="Arial" w:eastAsia="Arial"/>
-                <w:b w:val="0"/>
+            <w:r>
+              <w:rPr>
+                <w:rFonts w:ascii="Arial" w:hAnsi="Arial" w:eastAsia="Arial"/>
+                <w:sz w:val="18"/>
+              </w:rPr>
+            </w:r>
+            <w:r>
+              <w:rPr>
+                <w:rFonts w:ascii="Arial" w:hAnsi="Arial" w:eastAsia="Arial"/>
                 <w:sz w:val="18"/>
               </w:rPr>
               <w:t>PageResponse&lt;T&gt;</w:t>
@@ -4503,11 +5150,15 @@
               <w:keepLines/>
               <w:spacing w:after="0"/>
             </w:pPr>
-            <w:r/>
-            <w:r>
-              <w:rPr>
-                <w:rFonts w:ascii="Arial" w:hAnsi="Arial" w:eastAsia="Arial"/>
-                <w:b w:val="0"/>
+            <w:r>
+              <w:rPr>
+                <w:rFonts w:ascii="Arial" w:hAnsi="Arial" w:eastAsia="Arial"/>
+                <w:sz w:val="18"/>
+              </w:rPr>
+            </w:r>
+            <w:r>
+              <w:rPr>
+                <w:rFonts w:ascii="Arial" w:hAnsi="Arial" w:eastAsia="Arial"/>
                 <w:sz w:val="18"/>
               </w:rPr>
               <w:t>DataTable/Pager ใช้ shape เดียวกัน</w:t>
@@ -4529,11 +5180,15 @@
               <w:keepLines/>
               <w:spacing w:after="0"/>
             </w:pPr>
-            <w:r/>
-            <w:r>
-              <w:rPr>
-                <w:rFonts w:ascii="Arial" w:hAnsi="Arial" w:eastAsia="Arial"/>
-                <w:b w:val="0"/>
+            <w:r>
+              <w:rPr>
+                <w:rFonts w:ascii="Arial" w:hAnsi="Arial" w:eastAsia="Arial"/>
+                <w:sz w:val="18"/>
+              </w:rPr>
+            </w:r>
+            <w:r>
+              <w:rPr>
+                <w:rFonts w:ascii="Arial" w:hAnsi="Arial" w:eastAsia="Arial"/>
                 <w:sz w:val="18"/>
               </w:rPr>
               <w:t>Submit action</w:t>
@@ -4550,11 +5205,15 @@
               <w:keepLines/>
               <w:spacing w:after="0"/>
             </w:pPr>
-            <w:r/>
-            <w:r>
-              <w:rPr>
-                <w:rFonts w:ascii="Arial" w:hAnsi="Arial" w:eastAsia="Arial"/>
-                <w:b w:val="0"/>
+            <w:r>
+              <w:rPr>
+                <w:rFonts w:ascii="Arial" w:hAnsi="Arial" w:eastAsia="Arial"/>
+                <w:sz w:val="18"/>
+              </w:rPr>
+            </w:r>
+            <w:r>
+              <w:rPr>
+                <w:rFonts w:ascii="Arial" w:hAnsi="Arial" w:eastAsia="Arial"/>
                 <w:sz w:val="18"/>
               </w:rPr>
               <w:t>ปุ่มส่งดำเนินการ</w:t>
@@ -4571,11 +5230,15 @@
               <w:keepLines/>
               <w:spacing w:after="0"/>
             </w:pPr>
-            <w:r/>
-            <w:r>
-              <w:rPr>
-                <w:rFonts w:ascii="Arial" w:hAnsi="Arial" w:eastAsia="Arial"/>
-                <w:b w:val="0"/>
+            <w:r>
+              <w:rPr>
+                <w:rFonts w:ascii="Arial" w:hAnsi="Arial" w:eastAsia="Arial"/>
+                <w:sz w:val="18"/>
+              </w:rPr>
+            </w:r>
+            <w:r>
+              <w:rPr>
+                <w:rFonts w:ascii="Arial" w:hAnsi="Arial" w:eastAsia="Arial"/>
                 <w:sz w:val="18"/>
               </w:rPr>
               <w:t>POST /api/v1/documents/{docNo}/actions</w:t>
@@ -4592,14 +5255,39 @@
               <w:keepLines/>
               <w:spacing w:after="0"/>
             </w:pPr>
-            <w:r/>
-            <w:r>
-              <w:rPr>
-                <w:rFonts w:ascii="Arial" w:hAnsi="Arial" w:eastAsia="Arial"/>
-                <w:b w:val="0"/>
-                <w:sz w:val="18"/>
-              </w:rPr>
-              <w:t>ส่ง `{result, comment}` และ consume `{statusCode,nextSection,message}`</w:t>
+            <w:r>
+              <w:rPr>
+                <w:rFonts w:ascii="Arial" w:hAnsi="Arial" w:eastAsia="Arial"/>
+                <w:sz w:val="18"/>
+              </w:rPr>
+            </w:r>
+            <w:r>
+              <w:rPr>
+                <w:rFonts w:ascii="Arial" w:hAnsi="Arial" w:eastAsia="Arial"/>
+                <w:sz w:val="18"/>
+              </w:rPr>
+              <w:t xml:space="preserve">ส่ง </w:t>
+            </w:r>
+            <w:r>
+              <w:rPr>
+                <w:rFonts w:ascii="Courier New" w:hAnsi="Courier New" w:eastAsia="Arial"/>
+                <w:sz w:val="18"/>
+              </w:rPr>
+              <w:t>{result, comment}</w:t>
+            </w:r>
+            <w:r>
+              <w:rPr>
+                <w:rFonts w:ascii="Arial" w:hAnsi="Arial" w:eastAsia="Arial"/>
+                <w:sz w:val="18"/>
+              </w:rPr>
+              <w:t xml:space="preserve"> และ consume </w:t>
+            </w:r>
+            <w:r>
+              <w:rPr>
+                <w:rFonts w:ascii="Courier New" w:hAnsi="Courier New" w:eastAsia="Arial"/>
+                <w:sz w:val="18"/>
+              </w:rPr>
+              <w:t>{statusCode,nextSection,message}</w:t>
             </w:r>
           </w:p>
         </w:tc>
@@ -4618,11 +5306,15 @@
               <w:keepLines/>
               <w:spacing w:after="0"/>
             </w:pPr>
-            <w:r/>
-            <w:r>
-              <w:rPr>
-                <w:rFonts w:ascii="Arial" w:hAnsi="Arial" w:eastAsia="Arial"/>
-                <w:b w:val="0"/>
+            <w:r>
+              <w:rPr>
+                <w:rFonts w:ascii="Arial" w:hAnsi="Arial" w:eastAsia="Arial"/>
+                <w:sz w:val="18"/>
+              </w:rPr>
+            </w:r>
+            <w:r>
+              <w:rPr>
+                <w:rFonts w:ascii="Arial" w:hAnsi="Arial" w:eastAsia="Arial"/>
                 <w:sz w:val="18"/>
               </w:rPr>
               <w:t>Gate route/menu</w:t>
@@ -4639,11 +5331,15 @@
               <w:keepLines/>
               <w:spacing w:after="0"/>
             </w:pPr>
-            <w:r/>
-            <w:r>
-              <w:rPr>
-                <w:rFonts w:ascii="Arial" w:hAnsi="Arial" w:eastAsia="Arial"/>
-                <w:b w:val="0"/>
+            <w:r>
+              <w:rPr>
+                <w:rFonts w:ascii="Arial" w:hAnsi="Arial" w:eastAsia="Arial"/>
+                <w:sz w:val="18"/>
+              </w:rPr>
+            </w:r>
+            <w:r>
+              <w:rPr>
+                <w:rFonts w:ascii="Arial" w:hAnsi="Arial" w:eastAsia="Arial"/>
                 <w:sz w:val="18"/>
               </w:rPr>
               <w:t>login/bootstrap</w:t>
@@ -4660,11 +5356,15 @@
               <w:keepLines/>
               <w:spacing w:after="0"/>
             </w:pPr>
-            <w:r/>
-            <w:r>
-              <w:rPr>
-                <w:rFonts w:ascii="Arial" w:hAnsi="Arial" w:eastAsia="Arial"/>
-                <w:b w:val="0"/>
+            <w:r>
+              <w:rPr>
+                <w:rFonts w:ascii="Arial" w:hAnsi="Arial" w:eastAsia="Arial"/>
+                <w:sz w:val="18"/>
+              </w:rPr>
+            </w:r>
+            <w:r>
+              <w:rPr>
+                <w:rFonts w:ascii="Arial" w:hAnsi="Arial" w:eastAsia="Arial"/>
                 <w:sz w:val="18"/>
               </w:rPr>
               <w:t>GET /api/v1/me/menus</w:t>
@@ -4681,11 +5381,15 @@
               <w:keepLines/>
               <w:spacing w:after="0"/>
             </w:pPr>
-            <w:r/>
-            <w:r>
-              <w:rPr>
-                <w:rFonts w:ascii="Arial" w:hAnsi="Arial" w:eastAsia="Arial"/>
-                <w:b w:val="0"/>
+            <w:r>
+              <w:rPr>
+                <w:rFonts w:ascii="Arial" w:hAnsi="Arial" w:eastAsia="Arial"/>
+                <w:sz w:val="18"/>
+              </w:rPr>
+            </w:r>
+            <w:r>
+              <w:rPr>
+                <w:rFonts w:ascii="Arial" w:hAnsi="Arial" w:eastAsia="Arial"/>
                 <w:sz w:val="18"/>
               </w:rPr>
               <w:t>สร้าง sidebar และ route guard จาก menuCode</w:t>
@@ -4856,11 +5560,15 @@
               <w:keepLines/>
               <w:spacing w:after="0"/>
             </w:pPr>
-            <w:r/>
-            <w:r>
-              <w:rPr>
-                <w:rFonts w:ascii="Arial" w:hAnsi="Arial" w:eastAsia="Arial"/>
-                <w:b w:val="0"/>
+            <w:r>
+              <w:rPr>
+                <w:rFonts w:ascii="Arial" w:hAnsi="Arial" w:eastAsia="Arial"/>
+                <w:sz w:val="18"/>
+              </w:rPr>
+            </w:r>
+            <w:r>
+              <w:rPr>
+                <w:rFonts w:ascii="Arial" w:hAnsi="Arial" w:eastAsia="Arial"/>
                 <w:sz w:val="18"/>
               </w:rPr>
               <w:t>-</w:t>
@@ -4877,11 +5585,15 @@
               <w:keepLines/>
               <w:spacing w:after="0"/>
             </w:pPr>
-            <w:r/>
-            <w:r>
-              <w:rPr>
-                <w:rFonts w:ascii="Arial" w:hAnsi="Arial" w:eastAsia="Arial"/>
-                <w:b w:val="0"/>
+            <w:r>
+              <w:rPr>
+                <w:rFonts w:ascii="Arial" w:hAnsi="Arial" w:eastAsia="Arial"/>
+                <w:sz w:val="18"/>
+              </w:rPr>
+            </w:r>
+            <w:r>
+              <w:rPr>
+                <w:rFonts w:ascii="Arial" w:hAnsi="Arial" w:eastAsia="Arial"/>
                 <w:sz w:val="18"/>
               </w:rPr>
               <w:t>none</w:t>
@@ -4898,11 +5610,15 @@
               <w:keepLines/>
               <w:spacing w:after="0"/>
             </w:pPr>
-            <w:r/>
-            <w:r>
-              <w:rPr>
-                <w:rFonts w:ascii="Arial" w:hAnsi="Arial" w:eastAsia="Arial"/>
-                <w:b w:val="0"/>
+            <w:r>
+              <w:rPr>
+                <w:rFonts w:ascii="Arial" w:hAnsi="Arial" w:eastAsia="Arial"/>
+                <w:sz w:val="18"/>
+              </w:rPr>
+            </w:r>
+            <w:r>
+              <w:rPr>
+                <w:rFonts w:ascii="Arial" w:hAnsi="Arial" w:eastAsia="Arial"/>
                 <w:sz w:val="18"/>
               </w:rPr>
               <w:t>No</w:t>
@@ -4919,11 +5635,15 @@
               <w:keepLines/>
               <w:spacing w:after="0"/>
             </w:pPr>
-            <w:r/>
-            <w:r>
-              <w:rPr>
-                <w:rFonts w:ascii="Arial" w:hAnsi="Arial" w:eastAsia="Arial"/>
-                <w:b w:val="0"/>
+            <w:r>
+              <w:rPr>
+                <w:rFonts w:ascii="Arial" w:hAnsi="Arial" w:eastAsia="Arial"/>
+                <w:sz w:val="18"/>
+              </w:rPr>
+            </w:r>
+            <w:r>
+              <w:rPr>
+                <w:rFonts w:ascii="Arial" w:hAnsi="Arial" w:eastAsia="Arial"/>
                 <w:sz w:val="18"/>
               </w:rPr>
               <w:t>Endpoint has no JSON body/query object</w:t>
@@ -5134,11 +5854,15 @@
               <w:keepLines/>
               <w:spacing w:after="0"/>
             </w:pPr>
-            <w:r/>
-            <w:r>
-              <w:rPr>
-                <w:rFonts w:ascii="Arial" w:hAnsi="Arial" w:eastAsia="Arial"/>
-                <w:b w:val="0"/>
+            <w:r>
+              <w:rPr>
+                <w:rFonts w:ascii="Arial" w:hAnsi="Arial" w:eastAsia="Arial"/>
+                <w:sz w:val="18"/>
+              </w:rPr>
+            </w:r>
+            <w:r>
+              <w:rPr>
+                <w:rFonts w:ascii="Arial" w:hAnsi="Arial" w:eastAsia="Arial"/>
                 <w:sz w:val="18"/>
               </w:rPr>
               <w:t>code</w:t>
@@ -5155,11 +5879,15 @@
               <w:keepLines/>
               <w:spacing w:after="0"/>
             </w:pPr>
-            <w:r/>
-            <w:r>
-              <w:rPr>
-                <w:rFonts w:ascii="Arial" w:hAnsi="Arial" w:eastAsia="Arial"/>
-                <w:b w:val="0"/>
+            <w:r>
+              <w:rPr>
+                <w:rFonts w:ascii="Arial" w:hAnsi="Arial" w:eastAsia="Arial"/>
+                <w:sz w:val="18"/>
+              </w:rPr>
+            </w:r>
+            <w:r>
+              <w:rPr>
+                <w:rFonts w:ascii="Arial" w:hAnsi="Arial" w:eastAsia="Arial"/>
                 <w:sz w:val="18"/>
               </w:rPr>
               <w:t>string</w:t>
@@ -5176,11 +5904,15 @@
               <w:keepLines/>
               <w:spacing w:after="0"/>
             </w:pPr>
-            <w:r/>
-            <w:r>
-              <w:rPr>
-                <w:rFonts w:ascii="Arial" w:hAnsi="Arial" w:eastAsia="Arial"/>
-                <w:b w:val="0"/>
+            <w:r>
+              <w:rPr>
+                <w:rFonts w:ascii="Arial" w:hAnsi="Arial" w:eastAsia="Arial"/>
+                <w:sz w:val="18"/>
+              </w:rPr>
+            </w:r>
+            <w:r>
+              <w:rPr>
+                <w:rFonts w:ascii="Arial" w:hAnsi="Arial" w:eastAsia="Arial"/>
                 <w:sz w:val="18"/>
               </w:rPr>
               <w:t>Yes</w:t>
@@ -5197,11 +5929,15 @@
               <w:keepLines/>
               <w:spacing w:after="0"/>
             </w:pPr>
-            <w:r/>
-            <w:r>
-              <w:rPr>
-                <w:rFonts w:ascii="Arial" w:hAnsi="Arial" w:eastAsia="Arial"/>
-                <w:b w:val="0"/>
+            <w:r>
+              <w:rPr>
+                <w:rFonts w:ascii="Arial" w:hAnsi="Arial" w:eastAsia="Arial"/>
+                <w:sz w:val="18"/>
+              </w:rPr>
+            </w:r>
+            <w:r>
+              <w:rPr>
+                <w:rFonts w:ascii="Arial" w:hAnsi="Arial" w:eastAsia="Arial"/>
                 <w:sz w:val="18"/>
               </w:rPr>
               <w:t>UTF-8; use value domain described by endpoint purpose</w:t>
@@ -5223,11 +5959,15 @@
               <w:keepLines/>
               <w:spacing w:after="0"/>
             </w:pPr>
-            <w:r/>
-            <w:r>
-              <w:rPr>
-                <w:rFonts w:ascii="Arial" w:hAnsi="Arial" w:eastAsia="Arial"/>
-                <w:b w:val="0"/>
+            <w:r>
+              <w:rPr>
+                <w:rFonts w:ascii="Arial" w:hAnsi="Arial" w:eastAsia="Arial"/>
+                <w:sz w:val="18"/>
+              </w:rPr>
+            </w:r>
+            <w:r>
+              <w:rPr>
+                <w:rFonts w:ascii="Arial" w:hAnsi="Arial" w:eastAsia="Arial"/>
                 <w:sz w:val="18"/>
               </w:rPr>
               <w:t>message</w:t>
@@ -5244,11 +5984,15 @@
               <w:keepLines/>
               <w:spacing w:after="0"/>
             </w:pPr>
-            <w:r/>
-            <w:r>
-              <w:rPr>
-                <w:rFonts w:ascii="Arial" w:hAnsi="Arial" w:eastAsia="Arial"/>
-                <w:b w:val="0"/>
+            <w:r>
+              <w:rPr>
+                <w:rFonts w:ascii="Arial" w:hAnsi="Arial" w:eastAsia="Arial"/>
+                <w:sz w:val="18"/>
+              </w:rPr>
+            </w:r>
+            <w:r>
+              <w:rPr>
+                <w:rFonts w:ascii="Arial" w:hAnsi="Arial" w:eastAsia="Arial"/>
                 <w:sz w:val="18"/>
               </w:rPr>
               <w:t>string</w:t>
@@ -5265,11 +6009,15 @@
               <w:keepLines/>
               <w:spacing w:after="0"/>
             </w:pPr>
-            <w:r/>
-            <w:r>
-              <w:rPr>
-                <w:rFonts w:ascii="Arial" w:hAnsi="Arial" w:eastAsia="Arial"/>
-                <w:b w:val="0"/>
+            <w:r>
+              <w:rPr>
+                <w:rFonts w:ascii="Arial" w:hAnsi="Arial" w:eastAsia="Arial"/>
+                <w:sz w:val="18"/>
+              </w:rPr>
+            </w:r>
+            <w:r>
+              <w:rPr>
+                <w:rFonts w:ascii="Arial" w:hAnsi="Arial" w:eastAsia="Arial"/>
                 <w:sz w:val="18"/>
               </w:rPr>
               <w:t>Yes</w:t>
@@ -5286,11 +6034,15 @@
               <w:keepLines/>
               <w:spacing w:after="0"/>
             </w:pPr>
-            <w:r/>
-            <w:r>
-              <w:rPr>
-                <w:rFonts w:ascii="Arial" w:hAnsi="Arial" w:eastAsia="Arial"/>
-                <w:b w:val="0"/>
+            <w:r>
+              <w:rPr>
+                <w:rFonts w:ascii="Arial" w:hAnsi="Arial" w:eastAsia="Arial"/>
+                <w:sz w:val="18"/>
+              </w:rPr>
+            </w:r>
+            <w:r>
+              <w:rPr>
+                <w:rFonts w:ascii="Arial" w:hAnsi="Arial" w:eastAsia="Arial"/>
                 <w:sz w:val="18"/>
               </w:rPr>
               <w:t>UTF-8; use value domain described by endpoint purpose</w:t>
@@ -5520,11 +6272,15 @@
               <w:keepLines/>
               <w:spacing w:after="0"/>
             </w:pPr>
-            <w:r/>
-            <w:r>
-              <w:rPr>
-                <w:rFonts w:ascii="Arial" w:hAnsi="Arial" w:eastAsia="Arial"/>
-                <w:b w:val="0"/>
+            <w:r>
+              <w:rPr>
+                <w:rFonts w:ascii="Arial" w:hAnsi="Arial" w:eastAsia="Arial"/>
+                <w:sz w:val="18"/>
+              </w:rPr>
+            </w:r>
+            <w:r>
+              <w:rPr>
+                <w:rFonts w:ascii="Arial" w:hAnsi="Arial" w:eastAsia="Arial"/>
                 <w:sz w:val="18"/>
               </w:rPr>
               <w:t>page</w:t>
@@ -5541,11 +6297,15 @@
               <w:keepLines/>
               <w:spacing w:after="0"/>
             </w:pPr>
-            <w:r/>
-            <w:r>
-              <w:rPr>
-                <w:rFonts w:ascii="Arial" w:hAnsi="Arial" w:eastAsia="Arial"/>
-                <w:b w:val="0"/>
+            <w:r>
+              <w:rPr>
+                <w:rFonts w:ascii="Arial" w:hAnsi="Arial" w:eastAsia="Arial"/>
+                <w:sz w:val="18"/>
+              </w:rPr>
+            </w:r>
+            <w:r>
+              <w:rPr>
+                <w:rFonts w:ascii="Arial" w:hAnsi="Arial" w:eastAsia="Arial"/>
                 <w:sz w:val="18"/>
               </w:rPr>
               <w:t>integer</w:t>
@@ -5562,11 +6322,15 @@
               <w:keepLines/>
               <w:spacing w:after="0"/>
             </w:pPr>
-            <w:r/>
-            <w:r>
-              <w:rPr>
-                <w:rFonts w:ascii="Arial" w:hAnsi="Arial" w:eastAsia="Arial"/>
-                <w:b w:val="0"/>
+            <w:r>
+              <w:rPr>
+                <w:rFonts w:ascii="Arial" w:hAnsi="Arial" w:eastAsia="Arial"/>
+                <w:sz w:val="18"/>
+              </w:rPr>
+            </w:r>
+            <w:r>
+              <w:rPr>
+                <w:rFonts w:ascii="Arial" w:hAnsi="Arial" w:eastAsia="Arial"/>
                 <w:sz w:val="18"/>
               </w:rPr>
               <w:t>No</w:t>
@@ -5583,11 +6347,15 @@
               <w:keepLines/>
               <w:spacing w:after="0"/>
             </w:pPr>
-            <w:r/>
-            <w:r>
-              <w:rPr>
-                <w:rFonts w:ascii="Arial" w:hAnsi="Arial" w:eastAsia="Arial"/>
-                <w:b w:val="0"/>
+            <w:r>
+              <w:rPr>
+                <w:rFonts w:ascii="Arial" w:hAnsi="Arial" w:eastAsia="Arial"/>
+                <w:sz w:val="18"/>
+              </w:rPr>
+            </w:r>
+            <w:r>
+              <w:rPr>
+                <w:rFonts w:ascii="Arial" w:hAnsi="Arial" w:eastAsia="Arial"/>
                 <w:sz w:val="18"/>
               </w:rPr>
               <w:t>&gt;= 1; default 1</w:t>
@@ -5609,11 +6377,15 @@
               <w:keepLines/>
               <w:spacing w:after="0"/>
             </w:pPr>
-            <w:r/>
-            <w:r>
-              <w:rPr>
-                <w:rFonts w:ascii="Arial" w:hAnsi="Arial" w:eastAsia="Arial"/>
-                <w:b w:val="0"/>
+            <w:r>
+              <w:rPr>
+                <w:rFonts w:ascii="Arial" w:hAnsi="Arial" w:eastAsia="Arial"/>
+                <w:sz w:val="18"/>
+              </w:rPr>
+            </w:r>
+            <w:r>
+              <w:rPr>
+                <w:rFonts w:ascii="Arial" w:hAnsi="Arial" w:eastAsia="Arial"/>
                 <w:sz w:val="18"/>
               </w:rPr>
               <w:t>size</w:t>
@@ -5630,11 +6402,15 @@
               <w:keepLines/>
               <w:spacing w:after="0"/>
             </w:pPr>
-            <w:r/>
-            <w:r>
-              <w:rPr>
-                <w:rFonts w:ascii="Arial" w:hAnsi="Arial" w:eastAsia="Arial"/>
-                <w:b w:val="0"/>
+            <w:r>
+              <w:rPr>
+                <w:rFonts w:ascii="Arial" w:hAnsi="Arial" w:eastAsia="Arial"/>
+                <w:sz w:val="18"/>
+              </w:rPr>
+            </w:r>
+            <w:r>
+              <w:rPr>
+                <w:rFonts w:ascii="Arial" w:hAnsi="Arial" w:eastAsia="Arial"/>
                 <w:sz w:val="18"/>
               </w:rPr>
               <w:t>integer</w:t>
@@ -5651,11 +6427,15 @@
               <w:keepLines/>
               <w:spacing w:after="0"/>
             </w:pPr>
-            <w:r/>
-            <w:r>
-              <w:rPr>
-                <w:rFonts w:ascii="Arial" w:hAnsi="Arial" w:eastAsia="Arial"/>
-                <w:b w:val="0"/>
+            <w:r>
+              <w:rPr>
+                <w:rFonts w:ascii="Arial" w:hAnsi="Arial" w:eastAsia="Arial"/>
+                <w:sz w:val="18"/>
+              </w:rPr>
+            </w:r>
+            <w:r>
+              <w:rPr>
+                <w:rFonts w:ascii="Arial" w:hAnsi="Arial" w:eastAsia="Arial"/>
                 <w:sz w:val="18"/>
               </w:rPr>
               <w:t>No</w:t>
@@ -5672,11 +6452,15 @@
               <w:keepLines/>
               <w:spacing w:after="0"/>
             </w:pPr>
-            <w:r/>
-            <w:r>
-              <w:rPr>
-                <w:rFonts w:ascii="Arial" w:hAnsi="Arial" w:eastAsia="Arial"/>
-                <w:b w:val="0"/>
+            <w:r>
+              <w:rPr>
+                <w:rFonts w:ascii="Arial" w:hAnsi="Arial" w:eastAsia="Arial"/>
+                <w:sz w:val="18"/>
+              </w:rPr>
+            </w:r>
+            <w:r>
+              <w:rPr>
+                <w:rFonts w:ascii="Arial" w:hAnsi="Arial" w:eastAsia="Arial"/>
                 <w:sz w:val="18"/>
               </w:rPr>
               <w:t>1..100; default 20</w:t>
@@ -5891,11 +6675,15 @@
               <w:keepLines/>
               <w:spacing w:after="0"/>
             </w:pPr>
-            <w:r/>
-            <w:r>
-              <w:rPr>
-                <w:rFonts w:ascii="Arial" w:hAnsi="Arial" w:eastAsia="Arial"/>
-                <w:b w:val="0"/>
+            <w:r>
+              <w:rPr>
+                <w:rFonts w:ascii="Arial" w:hAnsi="Arial" w:eastAsia="Arial"/>
+                <w:sz w:val="18"/>
+              </w:rPr>
+            </w:r>
+            <w:r>
+              <w:rPr>
+                <w:rFonts w:ascii="Arial" w:hAnsi="Arial" w:eastAsia="Arial"/>
                 <w:sz w:val="18"/>
               </w:rPr>
               <w:t>page</w:t>
@@ -5912,11 +6700,15 @@
               <w:keepLines/>
               <w:spacing w:after="0"/>
             </w:pPr>
-            <w:r/>
-            <w:r>
-              <w:rPr>
-                <w:rFonts w:ascii="Arial" w:hAnsi="Arial" w:eastAsia="Arial"/>
-                <w:b w:val="0"/>
+            <w:r>
+              <w:rPr>
+                <w:rFonts w:ascii="Arial" w:hAnsi="Arial" w:eastAsia="Arial"/>
+                <w:sz w:val="18"/>
+              </w:rPr>
+            </w:r>
+            <w:r>
+              <w:rPr>
+                <w:rFonts w:ascii="Arial" w:hAnsi="Arial" w:eastAsia="Arial"/>
                 <w:sz w:val="18"/>
               </w:rPr>
               <w:t>integer</w:t>
@@ -5933,11 +6725,15 @@
               <w:keepLines/>
               <w:spacing w:after="0"/>
             </w:pPr>
-            <w:r/>
-            <w:r>
-              <w:rPr>
-                <w:rFonts w:ascii="Arial" w:hAnsi="Arial" w:eastAsia="Arial"/>
-                <w:b w:val="0"/>
+            <w:r>
+              <w:rPr>
+                <w:rFonts w:ascii="Arial" w:hAnsi="Arial" w:eastAsia="Arial"/>
+                <w:sz w:val="18"/>
+              </w:rPr>
+            </w:r>
+            <w:r>
+              <w:rPr>
+                <w:rFonts w:ascii="Arial" w:hAnsi="Arial" w:eastAsia="Arial"/>
                 <w:sz w:val="18"/>
               </w:rPr>
               <w:t>Yes</w:t>
@@ -5954,11 +6750,15 @@
               <w:keepLines/>
               <w:spacing w:after="0"/>
             </w:pPr>
-            <w:r/>
-            <w:r>
-              <w:rPr>
-                <w:rFonts w:ascii="Arial" w:hAnsi="Arial" w:eastAsia="Arial"/>
-                <w:b w:val="0"/>
+            <w:r>
+              <w:rPr>
+                <w:rFonts w:ascii="Arial" w:hAnsi="Arial" w:eastAsia="Arial"/>
+                <w:sz w:val="18"/>
+              </w:rPr>
+            </w:r>
+            <w:r>
+              <w:rPr>
+                <w:rFonts w:ascii="Arial" w:hAnsi="Arial" w:eastAsia="Arial"/>
                 <w:sz w:val="18"/>
               </w:rPr>
               <w:t>&gt;= 1; default 1</w:t>
@@ -5980,11 +6780,15 @@
               <w:keepLines/>
               <w:spacing w:after="0"/>
             </w:pPr>
-            <w:r/>
-            <w:r>
-              <w:rPr>
-                <w:rFonts w:ascii="Arial" w:hAnsi="Arial" w:eastAsia="Arial"/>
-                <w:b w:val="0"/>
+            <w:r>
+              <w:rPr>
+                <w:rFonts w:ascii="Arial" w:hAnsi="Arial" w:eastAsia="Arial"/>
+                <w:sz w:val="18"/>
+              </w:rPr>
+            </w:r>
+            <w:r>
+              <w:rPr>
+                <w:rFonts w:ascii="Arial" w:hAnsi="Arial" w:eastAsia="Arial"/>
                 <w:sz w:val="18"/>
               </w:rPr>
               <w:t>size</w:t>
@@ -6001,11 +6805,15 @@
               <w:keepLines/>
               <w:spacing w:after="0"/>
             </w:pPr>
-            <w:r/>
-            <w:r>
-              <w:rPr>
-                <w:rFonts w:ascii="Arial" w:hAnsi="Arial" w:eastAsia="Arial"/>
-                <w:b w:val="0"/>
+            <w:r>
+              <w:rPr>
+                <w:rFonts w:ascii="Arial" w:hAnsi="Arial" w:eastAsia="Arial"/>
+                <w:sz w:val="18"/>
+              </w:rPr>
+            </w:r>
+            <w:r>
+              <w:rPr>
+                <w:rFonts w:ascii="Arial" w:hAnsi="Arial" w:eastAsia="Arial"/>
                 <w:sz w:val="18"/>
               </w:rPr>
               <w:t>integer</w:t>
@@ -6022,11 +6830,15 @@
               <w:keepLines/>
               <w:spacing w:after="0"/>
             </w:pPr>
-            <w:r/>
-            <w:r>
-              <w:rPr>
-                <w:rFonts w:ascii="Arial" w:hAnsi="Arial" w:eastAsia="Arial"/>
-                <w:b w:val="0"/>
+            <w:r>
+              <w:rPr>
+                <w:rFonts w:ascii="Arial" w:hAnsi="Arial" w:eastAsia="Arial"/>
+                <w:sz w:val="18"/>
+              </w:rPr>
+            </w:r>
+            <w:r>
+              <w:rPr>
+                <w:rFonts w:ascii="Arial" w:hAnsi="Arial" w:eastAsia="Arial"/>
                 <w:sz w:val="18"/>
               </w:rPr>
               <w:t>Yes</w:t>
@@ -6043,11 +6855,15 @@
               <w:keepLines/>
               <w:spacing w:after="0"/>
             </w:pPr>
-            <w:r/>
-            <w:r>
-              <w:rPr>
-                <w:rFonts w:ascii="Arial" w:hAnsi="Arial" w:eastAsia="Arial"/>
-                <w:b w:val="0"/>
+            <w:r>
+              <w:rPr>
+                <w:rFonts w:ascii="Arial" w:hAnsi="Arial" w:eastAsia="Arial"/>
+                <w:sz w:val="18"/>
+              </w:rPr>
+            </w:r>
+            <w:r>
+              <w:rPr>
+                <w:rFonts w:ascii="Arial" w:hAnsi="Arial" w:eastAsia="Arial"/>
                 <w:sz w:val="18"/>
               </w:rPr>
               <w:t>1..100; default 20</w:t>
@@ -6069,11 +6885,15 @@
               <w:keepLines/>
               <w:spacing w:after="0"/>
             </w:pPr>
-            <w:r/>
-            <w:r>
-              <w:rPr>
-                <w:rFonts w:ascii="Arial" w:hAnsi="Arial" w:eastAsia="Arial"/>
-                <w:b w:val="0"/>
+            <w:r>
+              <w:rPr>
+                <w:rFonts w:ascii="Arial" w:hAnsi="Arial" w:eastAsia="Arial"/>
+                <w:sz w:val="18"/>
+              </w:rPr>
+            </w:r>
+            <w:r>
+              <w:rPr>
+                <w:rFonts w:ascii="Arial" w:hAnsi="Arial" w:eastAsia="Arial"/>
                 <w:sz w:val="18"/>
               </w:rPr>
               <w:t>total</w:t>
@@ -6090,11 +6910,15 @@
               <w:keepLines/>
               <w:spacing w:after="0"/>
             </w:pPr>
-            <w:r/>
-            <w:r>
-              <w:rPr>
-                <w:rFonts w:ascii="Arial" w:hAnsi="Arial" w:eastAsia="Arial"/>
-                <w:b w:val="0"/>
+            <w:r>
+              <w:rPr>
+                <w:rFonts w:ascii="Arial" w:hAnsi="Arial" w:eastAsia="Arial"/>
+                <w:sz w:val="18"/>
+              </w:rPr>
+            </w:r>
+            <w:r>
+              <w:rPr>
+                <w:rFonts w:ascii="Arial" w:hAnsi="Arial" w:eastAsia="Arial"/>
                 <w:sz w:val="18"/>
               </w:rPr>
               <w:t>integer</w:t>
@@ -6111,11 +6935,15 @@
               <w:keepLines/>
               <w:spacing w:after="0"/>
             </w:pPr>
-            <w:r/>
-            <w:r>
-              <w:rPr>
-                <w:rFonts w:ascii="Arial" w:hAnsi="Arial" w:eastAsia="Arial"/>
-                <w:b w:val="0"/>
+            <w:r>
+              <w:rPr>
+                <w:rFonts w:ascii="Arial" w:hAnsi="Arial" w:eastAsia="Arial"/>
+                <w:sz w:val="18"/>
+              </w:rPr>
+            </w:r>
+            <w:r>
+              <w:rPr>
+                <w:rFonts w:ascii="Arial" w:hAnsi="Arial" w:eastAsia="Arial"/>
                 <w:sz w:val="18"/>
               </w:rPr>
               <w:t>Yes</w:t>
@@ -6132,11 +6960,15 @@
               <w:keepLines/>
               <w:spacing w:after="0"/>
             </w:pPr>
-            <w:r/>
-            <w:r>
-              <w:rPr>
-                <w:rFonts w:ascii="Arial" w:hAnsi="Arial" w:eastAsia="Arial"/>
-                <w:b w:val="0"/>
+            <w:r>
+              <w:rPr>
+                <w:rFonts w:ascii="Arial" w:hAnsi="Arial" w:eastAsia="Arial"/>
+                <w:sz w:val="18"/>
+              </w:rPr>
+            </w:r>
+            <w:r>
+              <w:rPr>
+                <w:rFonts w:ascii="Arial" w:hAnsi="Arial" w:eastAsia="Arial"/>
                 <w:sz w:val="18"/>
               </w:rPr>
               <w:t>UTF-8; use value domain described by endpoint purpose</w:t>
@@ -6158,11 +6990,15 @@
               <w:keepLines/>
               <w:spacing w:after="0"/>
             </w:pPr>
-            <w:r/>
-            <w:r>
-              <w:rPr>
-                <w:rFonts w:ascii="Arial" w:hAnsi="Arial" w:eastAsia="Arial"/>
-                <w:b w:val="0"/>
+            <w:r>
+              <w:rPr>
+                <w:rFonts w:ascii="Arial" w:hAnsi="Arial" w:eastAsia="Arial"/>
+                <w:sz w:val="18"/>
+              </w:rPr>
+            </w:r>
+            <w:r>
+              <w:rPr>
+                <w:rFonts w:ascii="Arial" w:hAnsi="Arial" w:eastAsia="Arial"/>
                 <w:sz w:val="18"/>
               </w:rPr>
               <w:t>items</w:t>
@@ -6179,11 +7015,15 @@
               <w:keepLines/>
               <w:spacing w:after="0"/>
             </w:pPr>
-            <w:r/>
-            <w:r>
-              <w:rPr>
-                <w:rFonts w:ascii="Arial" w:hAnsi="Arial" w:eastAsia="Arial"/>
-                <w:b w:val="0"/>
+            <w:r>
+              <w:rPr>
+                <w:rFonts w:ascii="Arial" w:hAnsi="Arial" w:eastAsia="Arial"/>
+                <w:sz w:val="18"/>
+              </w:rPr>
+            </w:r>
+            <w:r>
+              <w:rPr>
+                <w:rFonts w:ascii="Arial" w:hAnsi="Arial" w:eastAsia="Arial"/>
                 <w:sz w:val="18"/>
               </w:rPr>
               <w:t>array&lt;object&gt;</w:t>
@@ -6200,11 +7040,15 @@
               <w:keepLines/>
               <w:spacing w:after="0"/>
             </w:pPr>
-            <w:r/>
-            <w:r>
-              <w:rPr>
-                <w:rFonts w:ascii="Arial" w:hAnsi="Arial" w:eastAsia="Arial"/>
-                <w:b w:val="0"/>
+            <w:r>
+              <w:rPr>
+                <w:rFonts w:ascii="Arial" w:hAnsi="Arial" w:eastAsia="Arial"/>
+                <w:sz w:val="18"/>
+              </w:rPr>
+            </w:r>
+            <w:r>
+              <w:rPr>
+                <w:rFonts w:ascii="Arial" w:hAnsi="Arial" w:eastAsia="Arial"/>
                 <w:sz w:val="18"/>
               </w:rPr>
               <w:t>Yes</w:t>
@@ -6221,11 +7065,15 @@
               <w:keepLines/>
               <w:spacing w:after="0"/>
             </w:pPr>
-            <w:r/>
-            <w:r>
-              <w:rPr>
-                <w:rFonts w:ascii="Arial" w:hAnsi="Arial" w:eastAsia="Arial"/>
-                <w:b w:val="0"/>
+            <w:r>
+              <w:rPr>
+                <w:rFonts w:ascii="Arial" w:hAnsi="Arial" w:eastAsia="Arial"/>
+                <w:sz w:val="18"/>
+              </w:rPr>
+            </w:r>
+            <w:r>
+              <w:rPr>
+                <w:rFonts w:ascii="Arial" w:hAnsi="Arial" w:eastAsia="Arial"/>
                 <w:sz w:val="18"/>
               </w:rPr>
               <w:t>JSON array; element type shown in Type column</w:t>
@@ -6455,11 +7303,15 @@
               <w:keepLines/>
               <w:spacing w:after="0"/>
             </w:pPr>
-            <w:r/>
-            <w:r>
-              <w:rPr>
-                <w:rFonts w:ascii="Arial" w:hAnsi="Arial" w:eastAsia="Arial"/>
-                <w:b w:val="0"/>
+            <w:r>
+              <w:rPr>
+                <w:rFonts w:ascii="Arial" w:hAnsi="Arial" w:eastAsia="Arial"/>
+                <w:sz w:val="18"/>
+              </w:rPr>
+            </w:r>
+            <w:r>
+              <w:rPr>
+                <w:rFonts w:ascii="Arial" w:hAnsi="Arial" w:eastAsia="Arial"/>
                 <w:sz w:val="18"/>
               </w:rPr>
               <w:t>result</w:t>
@@ -6476,11 +7328,15 @@
               <w:keepLines/>
               <w:spacing w:after="0"/>
             </w:pPr>
-            <w:r/>
-            <w:r>
-              <w:rPr>
-                <w:rFonts w:ascii="Arial" w:hAnsi="Arial" w:eastAsia="Arial"/>
-                <w:b w:val="0"/>
+            <w:r>
+              <w:rPr>
+                <w:rFonts w:ascii="Arial" w:hAnsi="Arial" w:eastAsia="Arial"/>
+                <w:sz w:val="18"/>
+              </w:rPr>
+            </w:r>
+            <w:r>
+              <w:rPr>
+                <w:rFonts w:ascii="Arial" w:hAnsi="Arial" w:eastAsia="Arial"/>
                 <w:sz w:val="18"/>
               </w:rPr>
               <w:t>string</w:t>
@@ -6497,11 +7353,15 @@
               <w:keepLines/>
               <w:spacing w:after="0"/>
             </w:pPr>
-            <w:r/>
-            <w:r>
-              <w:rPr>
-                <w:rFonts w:ascii="Arial" w:hAnsi="Arial" w:eastAsia="Arial"/>
-                <w:b w:val="0"/>
+            <w:r>
+              <w:rPr>
+                <w:rFonts w:ascii="Arial" w:hAnsi="Arial" w:eastAsia="Arial"/>
+                <w:sz w:val="18"/>
+              </w:rPr>
+            </w:r>
+            <w:r>
+              <w:rPr>
+                <w:rFonts w:ascii="Arial" w:hAnsi="Arial" w:eastAsia="Arial"/>
                 <w:sz w:val="18"/>
               </w:rPr>
               <w:t>Yes</w:t>
@@ -6518,11 +7378,15 @@
               <w:keepLines/>
               <w:spacing w:after="0"/>
             </w:pPr>
-            <w:r/>
-            <w:r>
-              <w:rPr>
-                <w:rFonts w:ascii="Arial" w:hAnsi="Arial" w:eastAsia="Arial"/>
-                <w:b w:val="0"/>
+            <w:r>
+              <w:rPr>
+                <w:rFonts w:ascii="Arial" w:hAnsi="Arial" w:eastAsia="Arial"/>
+                <w:sz w:val="18"/>
+              </w:rPr>
+            </w:r>
+            <w:r>
+              <w:rPr>
+                <w:rFonts w:ascii="Arial" w:hAnsi="Arial" w:eastAsia="Arial"/>
                 <w:sz w:val="18"/>
               </w:rPr>
               <w:t>UTF-8; use value domain described by endpoint purpose</w:t>
@@ -6544,11 +7408,15 @@
               <w:keepLines/>
               <w:spacing w:after="0"/>
             </w:pPr>
-            <w:r/>
-            <w:r>
-              <w:rPr>
-                <w:rFonts w:ascii="Arial" w:hAnsi="Arial" w:eastAsia="Arial"/>
-                <w:b w:val="0"/>
+            <w:r>
+              <w:rPr>
+                <w:rFonts w:ascii="Arial" w:hAnsi="Arial" w:eastAsia="Arial"/>
+                <w:sz w:val="18"/>
+              </w:rPr>
+            </w:r>
+            <w:r>
+              <w:rPr>
+                <w:rFonts w:ascii="Arial" w:hAnsi="Arial" w:eastAsia="Arial"/>
                 <w:sz w:val="18"/>
               </w:rPr>
               <w:t>comment</w:t>
@@ -6565,11 +7433,15 @@
               <w:keepLines/>
               <w:spacing w:after="0"/>
             </w:pPr>
-            <w:r/>
-            <w:r>
-              <w:rPr>
-                <w:rFonts w:ascii="Arial" w:hAnsi="Arial" w:eastAsia="Arial"/>
-                <w:b w:val="0"/>
+            <w:r>
+              <w:rPr>
+                <w:rFonts w:ascii="Arial" w:hAnsi="Arial" w:eastAsia="Arial"/>
+                <w:sz w:val="18"/>
+              </w:rPr>
+            </w:r>
+            <w:r>
+              <w:rPr>
+                <w:rFonts w:ascii="Arial" w:hAnsi="Arial" w:eastAsia="Arial"/>
                 <w:sz w:val="18"/>
               </w:rPr>
               <w:t>string</w:t>
@@ -6586,11 +7458,15 @@
               <w:keepLines/>
               <w:spacing w:after="0"/>
             </w:pPr>
-            <w:r/>
-            <w:r>
-              <w:rPr>
-                <w:rFonts w:ascii="Arial" w:hAnsi="Arial" w:eastAsia="Arial"/>
-                <w:b w:val="0"/>
+            <w:r>
+              <w:rPr>
+                <w:rFonts w:ascii="Arial" w:hAnsi="Arial" w:eastAsia="Arial"/>
+                <w:sz w:val="18"/>
+              </w:rPr>
+            </w:r>
+            <w:r>
+              <w:rPr>
+                <w:rFonts w:ascii="Arial" w:hAnsi="Arial" w:eastAsia="Arial"/>
                 <w:sz w:val="18"/>
               </w:rPr>
               <w:t>Yes</w:t>
@@ -6607,11 +7483,15 @@
               <w:keepLines/>
               <w:spacing w:after="0"/>
             </w:pPr>
-            <w:r/>
-            <w:r>
-              <w:rPr>
-                <w:rFonts w:ascii="Arial" w:hAnsi="Arial" w:eastAsia="Arial"/>
-                <w:b w:val="0"/>
+            <w:r>
+              <w:rPr>
+                <w:rFonts w:ascii="Arial" w:hAnsi="Arial" w:eastAsia="Arial"/>
+                <w:sz w:val="18"/>
+              </w:rPr>
+            </w:r>
+            <w:r>
+              <w:rPr>
+                <w:rFonts w:ascii="Arial" w:hAnsi="Arial" w:eastAsia="Arial"/>
                 <w:sz w:val="18"/>
               </w:rPr>
               <w:t>trimmed UTF-8 Thai text; required by operation/business rule</w:t>
@@ -6824,11 +7704,15 @@
               <w:keepLines/>
               <w:spacing w:after="0"/>
             </w:pPr>
-            <w:r/>
-            <w:r>
-              <w:rPr>
-                <w:rFonts w:ascii="Arial" w:hAnsi="Arial" w:eastAsia="Arial"/>
-                <w:b w:val="0"/>
+            <w:r>
+              <w:rPr>
+                <w:rFonts w:ascii="Arial" w:hAnsi="Arial" w:eastAsia="Arial"/>
+                <w:sz w:val="18"/>
+              </w:rPr>
+            </w:r>
+            <w:r>
+              <w:rPr>
+                <w:rFonts w:ascii="Arial" w:hAnsi="Arial" w:eastAsia="Arial"/>
                 <w:sz w:val="18"/>
               </w:rPr>
               <w:t>statusCode</w:t>
@@ -6845,11 +7729,15 @@
               <w:keepLines/>
               <w:spacing w:after="0"/>
             </w:pPr>
-            <w:r/>
-            <w:r>
-              <w:rPr>
-                <w:rFonts w:ascii="Arial" w:hAnsi="Arial" w:eastAsia="Arial"/>
-                <w:b w:val="0"/>
+            <w:r>
+              <w:rPr>
+                <w:rFonts w:ascii="Arial" w:hAnsi="Arial" w:eastAsia="Arial"/>
+                <w:sz w:val="18"/>
+              </w:rPr>
+            </w:r>
+            <w:r>
+              <w:rPr>
+                <w:rFonts w:ascii="Arial" w:hAnsi="Arial" w:eastAsia="Arial"/>
                 <w:sz w:val="18"/>
               </w:rPr>
               <w:t>string</w:t>
@@ -6866,11 +7754,15 @@
               <w:keepLines/>
               <w:spacing w:after="0"/>
             </w:pPr>
-            <w:r/>
-            <w:r>
-              <w:rPr>
-                <w:rFonts w:ascii="Arial" w:hAnsi="Arial" w:eastAsia="Arial"/>
-                <w:b w:val="0"/>
+            <w:r>
+              <w:rPr>
+                <w:rFonts w:ascii="Arial" w:hAnsi="Arial" w:eastAsia="Arial"/>
+                <w:sz w:val="18"/>
+              </w:rPr>
+            </w:r>
+            <w:r>
+              <w:rPr>
+                <w:rFonts w:ascii="Arial" w:hAnsi="Arial" w:eastAsia="Arial"/>
                 <w:sz w:val="18"/>
               </w:rPr>
               <w:t>Yes</w:t>
@@ -6887,11 +7779,15 @@
               <w:keepLines/>
               <w:spacing w:after="0"/>
             </w:pPr>
-            <w:r/>
-            <w:r>
-              <w:rPr>
-                <w:rFonts w:ascii="Arial" w:hAnsi="Arial" w:eastAsia="Arial"/>
-                <w:b w:val="0"/>
+            <w:r>
+              <w:rPr>
+                <w:rFonts w:ascii="Arial" w:hAnsi="Arial" w:eastAsia="Arial"/>
+                <w:sz w:val="18"/>
+              </w:rPr>
+            </w:r>
+            <w:r>
+              <w:rPr>
+                <w:rFonts w:ascii="Arial" w:hAnsi="Arial" w:eastAsia="Arial"/>
                 <w:sz w:val="18"/>
               </w:rPr>
               <w:t>canonical code; do not replace with display label</w:t>
@@ -6913,11 +7809,15 @@
               <w:keepLines/>
               <w:spacing w:after="0"/>
             </w:pPr>
-            <w:r/>
-            <w:r>
-              <w:rPr>
-                <w:rFonts w:ascii="Arial" w:hAnsi="Arial" w:eastAsia="Arial"/>
-                <w:b w:val="0"/>
+            <w:r>
+              <w:rPr>
+                <w:rFonts w:ascii="Arial" w:hAnsi="Arial" w:eastAsia="Arial"/>
+                <w:sz w:val="18"/>
+              </w:rPr>
+            </w:r>
+            <w:r>
+              <w:rPr>
+                <w:rFonts w:ascii="Arial" w:hAnsi="Arial" w:eastAsia="Arial"/>
                 <w:sz w:val="18"/>
               </w:rPr>
               <w:t>nextSection</w:t>
@@ -6934,11 +7834,15 @@
               <w:keepLines/>
               <w:spacing w:after="0"/>
             </w:pPr>
-            <w:r/>
-            <w:r>
-              <w:rPr>
-                <w:rFonts w:ascii="Arial" w:hAnsi="Arial" w:eastAsia="Arial"/>
-                <w:b w:val="0"/>
+            <w:r>
+              <w:rPr>
+                <w:rFonts w:ascii="Arial" w:hAnsi="Arial" w:eastAsia="Arial"/>
+                <w:sz w:val="18"/>
+              </w:rPr>
+            </w:r>
+            <w:r>
+              <w:rPr>
+                <w:rFonts w:ascii="Arial" w:hAnsi="Arial" w:eastAsia="Arial"/>
                 <w:sz w:val="18"/>
               </w:rPr>
               <w:t>string</w:t>
@@ -6955,11 +7859,15 @@
               <w:keepLines/>
               <w:spacing w:after="0"/>
             </w:pPr>
-            <w:r/>
-            <w:r>
-              <w:rPr>
-                <w:rFonts w:ascii="Arial" w:hAnsi="Arial" w:eastAsia="Arial"/>
-                <w:b w:val="0"/>
+            <w:r>
+              <w:rPr>
+                <w:rFonts w:ascii="Arial" w:hAnsi="Arial" w:eastAsia="Arial"/>
+                <w:sz w:val="18"/>
+              </w:rPr>
+            </w:r>
+            <w:r>
+              <w:rPr>
+                <w:rFonts w:ascii="Arial" w:hAnsi="Arial" w:eastAsia="Arial"/>
                 <w:sz w:val="18"/>
               </w:rPr>
               <w:t>Yes</w:t>
@@ -6976,11 +7884,15 @@
               <w:keepLines/>
               <w:spacing w:after="0"/>
             </w:pPr>
-            <w:r/>
-            <w:r>
-              <w:rPr>
-                <w:rFonts w:ascii="Arial" w:hAnsi="Arial" w:eastAsia="Arial"/>
-                <w:b w:val="0"/>
+            <w:r>
+              <w:rPr>
+                <w:rFonts w:ascii="Arial" w:hAnsi="Arial" w:eastAsia="Arial"/>
+                <w:sz w:val="18"/>
+              </w:rPr>
+            </w:r>
+            <w:r>
+              <w:rPr>
+                <w:rFonts w:ascii="Arial" w:hAnsi="Arial" w:eastAsia="Arial"/>
                 <w:sz w:val="18"/>
               </w:rPr>
               <w:t>canonical code; do not replace with display label</w:t>
@@ -7002,11 +7914,15 @@
               <w:keepLines/>
               <w:spacing w:after="0"/>
             </w:pPr>
-            <w:r/>
-            <w:r>
-              <w:rPr>
-                <w:rFonts w:ascii="Arial" w:hAnsi="Arial" w:eastAsia="Arial"/>
-                <w:b w:val="0"/>
+            <w:r>
+              <w:rPr>
+                <w:rFonts w:ascii="Arial" w:hAnsi="Arial" w:eastAsia="Arial"/>
+                <w:sz w:val="18"/>
+              </w:rPr>
+            </w:r>
+            <w:r>
+              <w:rPr>
+                <w:rFonts w:ascii="Arial" w:hAnsi="Arial" w:eastAsia="Arial"/>
                 <w:sz w:val="18"/>
               </w:rPr>
               <w:t>message</w:t>
@@ -7023,11 +7939,15 @@
               <w:keepLines/>
               <w:spacing w:after="0"/>
             </w:pPr>
-            <w:r/>
-            <w:r>
-              <w:rPr>
-                <w:rFonts w:ascii="Arial" w:hAnsi="Arial" w:eastAsia="Arial"/>
-                <w:b w:val="0"/>
+            <w:r>
+              <w:rPr>
+                <w:rFonts w:ascii="Arial" w:hAnsi="Arial" w:eastAsia="Arial"/>
+                <w:sz w:val="18"/>
+              </w:rPr>
+            </w:r>
+            <w:r>
+              <w:rPr>
+                <w:rFonts w:ascii="Arial" w:hAnsi="Arial" w:eastAsia="Arial"/>
                 <w:sz w:val="18"/>
               </w:rPr>
               <w:t>string</w:t>
@@ -7044,11 +7964,15 @@
               <w:keepLines/>
               <w:spacing w:after="0"/>
             </w:pPr>
-            <w:r/>
-            <w:r>
-              <w:rPr>
-                <w:rFonts w:ascii="Arial" w:hAnsi="Arial" w:eastAsia="Arial"/>
-                <w:b w:val="0"/>
+            <w:r>
+              <w:rPr>
+                <w:rFonts w:ascii="Arial" w:hAnsi="Arial" w:eastAsia="Arial"/>
+                <w:sz w:val="18"/>
+              </w:rPr>
+            </w:r>
+            <w:r>
+              <w:rPr>
+                <w:rFonts w:ascii="Arial" w:hAnsi="Arial" w:eastAsia="Arial"/>
                 <w:sz w:val="18"/>
               </w:rPr>
               <w:t>Yes</w:t>
@@ -7065,11 +7989,15 @@
               <w:keepLines/>
               <w:spacing w:after="0"/>
             </w:pPr>
-            <w:r/>
-            <w:r>
-              <w:rPr>
-                <w:rFonts w:ascii="Arial" w:hAnsi="Arial" w:eastAsia="Arial"/>
-                <w:b w:val="0"/>
+            <w:r>
+              <w:rPr>
+                <w:rFonts w:ascii="Arial" w:hAnsi="Arial" w:eastAsia="Arial"/>
+                <w:sz w:val="18"/>
+              </w:rPr>
+            </w:r>
+            <w:r>
+              <w:rPr>
+                <w:rFonts w:ascii="Arial" w:hAnsi="Arial" w:eastAsia="Arial"/>
                 <w:sz w:val="18"/>
               </w:rPr>
               <w:t>UTF-8; use value domain described by endpoint purpose</w:t>
@@ -7293,11 +8221,15 @@
               <w:keepLines/>
               <w:spacing w:after="0"/>
             </w:pPr>
-            <w:r/>
-            <w:r>
-              <w:rPr>
-                <w:rFonts w:ascii="Arial" w:hAnsi="Arial" w:eastAsia="Arial"/>
-                <w:b w:val="0"/>
+            <w:r>
+              <w:rPr>
+                <w:rFonts w:ascii="Arial" w:hAnsi="Arial" w:eastAsia="Arial"/>
+                <w:sz w:val="18"/>
+              </w:rPr>
+            </w:r>
+            <w:r>
+              <w:rPr>
+                <w:rFonts w:ascii="Arial" w:hAnsi="Arial" w:eastAsia="Arial"/>
                 <w:sz w:val="18"/>
               </w:rPr>
               <w:t>-</w:t>
@@ -7314,11 +8246,15 @@
               <w:keepLines/>
               <w:spacing w:after="0"/>
             </w:pPr>
-            <w:r/>
-            <w:r>
-              <w:rPr>
-                <w:rFonts w:ascii="Arial" w:hAnsi="Arial" w:eastAsia="Arial"/>
-                <w:b w:val="0"/>
+            <w:r>
+              <w:rPr>
+                <w:rFonts w:ascii="Arial" w:hAnsi="Arial" w:eastAsia="Arial"/>
+                <w:sz w:val="18"/>
+              </w:rPr>
+            </w:r>
+            <w:r>
+              <w:rPr>
+                <w:rFonts w:ascii="Arial" w:hAnsi="Arial" w:eastAsia="Arial"/>
                 <w:sz w:val="18"/>
               </w:rPr>
               <w:t>none</w:t>
@@ -7335,11 +8271,15 @@
               <w:keepLines/>
               <w:spacing w:after="0"/>
             </w:pPr>
-            <w:r/>
-            <w:r>
-              <w:rPr>
-                <w:rFonts w:ascii="Arial" w:hAnsi="Arial" w:eastAsia="Arial"/>
-                <w:b w:val="0"/>
+            <w:r>
+              <w:rPr>
+                <w:rFonts w:ascii="Arial" w:hAnsi="Arial" w:eastAsia="Arial"/>
+                <w:sz w:val="18"/>
+              </w:rPr>
+            </w:r>
+            <w:r>
+              <w:rPr>
+                <w:rFonts w:ascii="Arial" w:hAnsi="Arial" w:eastAsia="Arial"/>
                 <w:sz w:val="18"/>
               </w:rPr>
               <w:t>No</w:t>
@@ -7356,11 +8296,15 @@
               <w:keepLines/>
               <w:spacing w:after="0"/>
             </w:pPr>
-            <w:r/>
-            <w:r>
-              <w:rPr>
-                <w:rFonts w:ascii="Arial" w:hAnsi="Arial" w:eastAsia="Arial"/>
-                <w:b w:val="0"/>
+            <w:r>
+              <w:rPr>
+                <w:rFonts w:ascii="Arial" w:hAnsi="Arial" w:eastAsia="Arial"/>
+                <w:sz w:val="18"/>
+              </w:rPr>
+            </w:r>
+            <w:r>
+              <w:rPr>
+                <w:rFonts w:ascii="Arial" w:hAnsi="Arial" w:eastAsia="Arial"/>
                 <w:sz w:val="18"/>
               </w:rPr>
               <w:t>No fields</w:t>
@@ -7583,11 +8527,15 @@
               <w:keepLines/>
               <w:spacing w:after="0"/>
             </w:pPr>
-            <w:r/>
-            <w:r>
-              <w:rPr>
-                <w:rFonts w:ascii="Arial" w:hAnsi="Arial" w:eastAsia="Arial"/>
-                <w:b w:val="0"/>
+            <w:r>
+              <w:rPr>
+                <w:rFonts w:ascii="Arial" w:hAnsi="Arial" w:eastAsia="Arial"/>
+                <w:sz w:val="18"/>
+              </w:rPr>
+            </w:r>
+            <w:r>
+              <w:rPr>
+                <w:rFonts w:ascii="Arial" w:hAnsi="Arial" w:eastAsia="Arial"/>
                 <w:sz w:val="18"/>
               </w:rPr>
               <w:t>menus</w:t>
@@ -7604,11 +8552,15 @@
               <w:keepLines/>
               <w:spacing w:after="0"/>
             </w:pPr>
-            <w:r/>
-            <w:r>
-              <w:rPr>
-                <w:rFonts w:ascii="Arial" w:hAnsi="Arial" w:eastAsia="Arial"/>
-                <w:b w:val="0"/>
+            <w:r>
+              <w:rPr>
+                <w:rFonts w:ascii="Arial" w:hAnsi="Arial" w:eastAsia="Arial"/>
+                <w:sz w:val="18"/>
+              </w:rPr>
+            </w:r>
+            <w:r>
+              <w:rPr>
+                <w:rFonts w:ascii="Arial" w:hAnsi="Arial" w:eastAsia="Arial"/>
                 <w:sz w:val="18"/>
               </w:rPr>
               <w:t>array&lt;object&gt;</w:t>
@@ -7625,11 +8577,15 @@
               <w:keepLines/>
               <w:spacing w:after="0"/>
             </w:pPr>
-            <w:r/>
-            <w:r>
-              <w:rPr>
-                <w:rFonts w:ascii="Arial" w:hAnsi="Arial" w:eastAsia="Arial"/>
-                <w:b w:val="0"/>
+            <w:r>
+              <w:rPr>
+                <w:rFonts w:ascii="Arial" w:hAnsi="Arial" w:eastAsia="Arial"/>
+                <w:sz w:val="18"/>
+              </w:rPr>
+            </w:r>
+            <w:r>
+              <w:rPr>
+                <w:rFonts w:ascii="Arial" w:hAnsi="Arial" w:eastAsia="Arial"/>
                 <w:sz w:val="18"/>
               </w:rPr>
               <w:t>Yes</w:t>
@@ -7646,11 +8602,15 @@
               <w:keepLines/>
               <w:spacing w:after="0"/>
             </w:pPr>
-            <w:r/>
-            <w:r>
-              <w:rPr>
-                <w:rFonts w:ascii="Arial" w:hAnsi="Arial" w:eastAsia="Arial"/>
-                <w:b w:val="0"/>
+            <w:r>
+              <w:rPr>
+                <w:rFonts w:ascii="Arial" w:hAnsi="Arial" w:eastAsia="Arial"/>
+                <w:sz w:val="18"/>
+              </w:rPr>
+            </w:r>
+            <w:r>
+              <w:rPr>
+                <w:rFonts w:ascii="Arial" w:hAnsi="Arial" w:eastAsia="Arial"/>
                 <w:sz w:val="18"/>
               </w:rPr>
               <w:t>JSON array; element type shown in Type column</w:t>
@@ -7672,11 +8632,15 @@
               <w:keepLines/>
               <w:spacing w:after="0"/>
             </w:pPr>
-            <w:r/>
-            <w:r>
-              <w:rPr>
-                <w:rFonts w:ascii="Arial" w:hAnsi="Arial" w:eastAsia="Arial"/>
-                <w:b w:val="0"/>
+            <w:r>
+              <w:rPr>
+                <w:rFonts w:ascii="Arial" w:hAnsi="Arial" w:eastAsia="Arial"/>
+                <w:sz w:val="18"/>
+              </w:rPr>
+            </w:r>
+            <w:r>
+              <w:rPr>
+                <w:rFonts w:ascii="Arial" w:hAnsi="Arial" w:eastAsia="Arial"/>
                 <w:sz w:val="18"/>
               </w:rPr>
               <w:t>menus[].menuCode</w:t>
@@ -7693,11 +8657,15 @@
               <w:keepLines/>
               <w:spacing w:after="0"/>
             </w:pPr>
-            <w:r/>
-            <w:r>
-              <w:rPr>
-                <w:rFonts w:ascii="Arial" w:hAnsi="Arial" w:eastAsia="Arial"/>
-                <w:b w:val="0"/>
+            <w:r>
+              <w:rPr>
+                <w:rFonts w:ascii="Arial" w:hAnsi="Arial" w:eastAsia="Arial"/>
+                <w:sz w:val="18"/>
+              </w:rPr>
+            </w:r>
+            <w:r>
+              <w:rPr>
+                <w:rFonts w:ascii="Arial" w:hAnsi="Arial" w:eastAsia="Arial"/>
                 <w:sz w:val="18"/>
               </w:rPr>
               <w:t>string</w:t>
@@ -7714,11 +8682,15 @@
               <w:keepLines/>
               <w:spacing w:after="0"/>
             </w:pPr>
-            <w:r/>
-            <w:r>
-              <w:rPr>
-                <w:rFonts w:ascii="Arial" w:hAnsi="Arial" w:eastAsia="Arial"/>
-                <w:b w:val="0"/>
+            <w:r>
+              <w:rPr>
+                <w:rFonts w:ascii="Arial" w:hAnsi="Arial" w:eastAsia="Arial"/>
+                <w:sz w:val="18"/>
+              </w:rPr>
+            </w:r>
+            <w:r>
+              <w:rPr>
+                <w:rFonts w:ascii="Arial" w:hAnsi="Arial" w:eastAsia="Arial"/>
                 <w:sz w:val="18"/>
               </w:rPr>
               <w:t>Yes</w:t>
@@ -7735,11 +8707,15 @@
               <w:keepLines/>
               <w:spacing w:after="0"/>
             </w:pPr>
-            <w:r/>
-            <w:r>
-              <w:rPr>
-                <w:rFonts w:ascii="Arial" w:hAnsi="Arial" w:eastAsia="Arial"/>
-                <w:b w:val="0"/>
+            <w:r>
+              <w:rPr>
+                <w:rFonts w:ascii="Arial" w:hAnsi="Arial" w:eastAsia="Arial"/>
+                <w:sz w:val="18"/>
+              </w:rPr>
+            </w:r>
+            <w:r>
+              <w:rPr>
+                <w:rFonts w:ascii="Arial" w:hAnsi="Arial" w:eastAsia="Arial"/>
                 <w:sz w:val="18"/>
               </w:rPr>
               <w:t>UTF-8; use value domain described by endpoint purpose</w:t>
@@ -7761,11 +8737,15 @@
               <w:keepLines/>
               <w:spacing w:after="0"/>
             </w:pPr>
-            <w:r/>
-            <w:r>
-              <w:rPr>
-                <w:rFonts w:ascii="Arial" w:hAnsi="Arial" w:eastAsia="Arial"/>
-                <w:b w:val="0"/>
+            <w:r>
+              <w:rPr>
+                <w:rFonts w:ascii="Arial" w:hAnsi="Arial" w:eastAsia="Arial"/>
+                <w:sz w:val="18"/>
+              </w:rPr>
+            </w:r>
+            <w:r>
+              <w:rPr>
+                <w:rFonts w:ascii="Arial" w:hAnsi="Arial" w:eastAsia="Arial"/>
                 <w:sz w:val="18"/>
               </w:rPr>
               <w:t>menus[].label</w:t>
@@ -7782,11 +8762,15 @@
               <w:keepLines/>
               <w:spacing w:after="0"/>
             </w:pPr>
-            <w:r/>
-            <w:r>
-              <w:rPr>
-                <w:rFonts w:ascii="Arial" w:hAnsi="Arial" w:eastAsia="Arial"/>
-                <w:b w:val="0"/>
+            <w:r>
+              <w:rPr>
+                <w:rFonts w:ascii="Arial" w:hAnsi="Arial" w:eastAsia="Arial"/>
+                <w:sz w:val="18"/>
+              </w:rPr>
+            </w:r>
+            <w:r>
+              <w:rPr>
+                <w:rFonts w:ascii="Arial" w:hAnsi="Arial" w:eastAsia="Arial"/>
                 <w:sz w:val="18"/>
               </w:rPr>
               <w:t>string</w:t>
@@ -7803,11 +8787,15 @@
               <w:keepLines/>
               <w:spacing w:after="0"/>
             </w:pPr>
-            <w:r/>
-            <w:r>
-              <w:rPr>
-                <w:rFonts w:ascii="Arial" w:hAnsi="Arial" w:eastAsia="Arial"/>
-                <w:b w:val="0"/>
+            <w:r>
+              <w:rPr>
+                <w:rFonts w:ascii="Arial" w:hAnsi="Arial" w:eastAsia="Arial"/>
+                <w:sz w:val="18"/>
+              </w:rPr>
+            </w:r>
+            <w:r>
+              <w:rPr>
+                <w:rFonts w:ascii="Arial" w:hAnsi="Arial" w:eastAsia="Arial"/>
                 <w:sz w:val="18"/>
               </w:rPr>
               <w:t>Yes</w:t>
@@ -7824,11 +8812,15 @@
               <w:keepLines/>
               <w:spacing w:after="0"/>
             </w:pPr>
-            <w:r/>
-            <w:r>
-              <w:rPr>
-                <w:rFonts w:ascii="Arial" w:hAnsi="Arial" w:eastAsia="Arial"/>
-                <w:b w:val="0"/>
+            <w:r>
+              <w:rPr>
+                <w:rFonts w:ascii="Arial" w:hAnsi="Arial" w:eastAsia="Arial"/>
+                <w:sz w:val="18"/>
+              </w:rPr>
+            </w:r>
+            <w:r>
+              <w:rPr>
+                <w:rFonts w:ascii="Arial" w:hAnsi="Arial" w:eastAsia="Arial"/>
                 <w:sz w:val="18"/>
               </w:rPr>
               <w:t>UTF-8; use value domain described by endpoint purpose</w:t>
@@ -7850,11 +8842,15 @@
               <w:keepLines/>
               <w:spacing w:after="0"/>
             </w:pPr>
-            <w:r/>
-            <w:r>
-              <w:rPr>
-                <w:rFonts w:ascii="Arial" w:hAnsi="Arial" w:eastAsia="Arial"/>
-                <w:b w:val="0"/>
+            <w:r>
+              <w:rPr>
+                <w:rFonts w:ascii="Arial" w:hAnsi="Arial" w:eastAsia="Arial"/>
+                <w:sz w:val="18"/>
+              </w:rPr>
+            </w:r>
+            <w:r>
+              <w:rPr>
+                <w:rFonts w:ascii="Arial" w:hAnsi="Arial" w:eastAsia="Arial"/>
                 <w:sz w:val="18"/>
               </w:rPr>
               <w:t>menus[].route</w:t>
@@ -7871,11 +8867,15 @@
               <w:keepLines/>
               <w:spacing w:after="0"/>
             </w:pPr>
-            <w:r/>
-            <w:r>
-              <w:rPr>
-                <w:rFonts w:ascii="Arial" w:hAnsi="Arial" w:eastAsia="Arial"/>
-                <w:b w:val="0"/>
+            <w:r>
+              <w:rPr>
+                <w:rFonts w:ascii="Arial" w:hAnsi="Arial" w:eastAsia="Arial"/>
+                <w:sz w:val="18"/>
+              </w:rPr>
+            </w:r>
+            <w:r>
+              <w:rPr>
+                <w:rFonts w:ascii="Arial" w:hAnsi="Arial" w:eastAsia="Arial"/>
                 <w:sz w:val="18"/>
               </w:rPr>
               <w:t>string</w:t>
@@ -7892,11 +8892,15 @@
               <w:keepLines/>
               <w:spacing w:after="0"/>
             </w:pPr>
-            <w:r/>
-            <w:r>
-              <w:rPr>
-                <w:rFonts w:ascii="Arial" w:hAnsi="Arial" w:eastAsia="Arial"/>
-                <w:b w:val="0"/>
+            <w:r>
+              <w:rPr>
+                <w:rFonts w:ascii="Arial" w:hAnsi="Arial" w:eastAsia="Arial"/>
+                <w:sz w:val="18"/>
+              </w:rPr>
+            </w:r>
+            <w:r>
+              <w:rPr>
+                <w:rFonts w:ascii="Arial" w:hAnsi="Arial" w:eastAsia="Arial"/>
                 <w:sz w:val="18"/>
               </w:rPr>
               <w:t>Yes</w:t>
@@ -7913,11 +8917,15 @@
               <w:keepLines/>
               <w:spacing w:after="0"/>
             </w:pPr>
-            <w:r/>
-            <w:r>
-              <w:rPr>
-                <w:rFonts w:ascii="Arial" w:hAnsi="Arial" w:eastAsia="Arial"/>
-                <w:b w:val="0"/>
+            <w:r>
+              <w:rPr>
+                <w:rFonts w:ascii="Arial" w:hAnsi="Arial" w:eastAsia="Arial"/>
+                <w:sz w:val="18"/>
+              </w:rPr>
+            </w:r>
+            <w:r>
+              <w:rPr>
+                <w:rFonts w:ascii="Arial" w:hAnsi="Arial" w:eastAsia="Arial"/>
                 <w:sz w:val="18"/>
               </w:rPr>
               <w:t>UTF-8; use value domain described by endpoint purpose</w:t>
@@ -7939,11 +8947,15 @@
               <w:keepLines/>
               <w:spacing w:after="0"/>
             </w:pPr>
-            <w:r/>
-            <w:r>
-              <w:rPr>
-                <w:rFonts w:ascii="Arial" w:hAnsi="Arial" w:eastAsia="Arial"/>
-                <w:b w:val="0"/>
+            <w:r>
+              <w:rPr>
+                <w:rFonts w:ascii="Arial" w:hAnsi="Arial" w:eastAsia="Arial"/>
+                <w:sz w:val="18"/>
+              </w:rPr>
+            </w:r>
+            <w:r>
+              <w:rPr>
+                <w:rFonts w:ascii="Arial" w:hAnsi="Arial" w:eastAsia="Arial"/>
                 <w:sz w:val="18"/>
               </w:rPr>
               <w:t>menus[].group</w:t>
@@ -7960,11 +8972,15 @@
               <w:keepLines/>
               <w:spacing w:after="0"/>
             </w:pPr>
-            <w:r/>
-            <w:r>
-              <w:rPr>
-                <w:rFonts w:ascii="Arial" w:hAnsi="Arial" w:eastAsia="Arial"/>
-                <w:b w:val="0"/>
+            <w:r>
+              <w:rPr>
+                <w:rFonts w:ascii="Arial" w:hAnsi="Arial" w:eastAsia="Arial"/>
+                <w:sz w:val="18"/>
+              </w:rPr>
+            </w:r>
+            <w:r>
+              <w:rPr>
+                <w:rFonts w:ascii="Arial" w:hAnsi="Arial" w:eastAsia="Arial"/>
                 <w:sz w:val="18"/>
               </w:rPr>
               <w:t>string</w:t>
@@ -7981,11 +8997,15 @@
               <w:keepLines/>
               <w:spacing w:after="0"/>
             </w:pPr>
-            <w:r/>
-            <w:r>
-              <w:rPr>
-                <w:rFonts w:ascii="Arial" w:hAnsi="Arial" w:eastAsia="Arial"/>
-                <w:b w:val="0"/>
+            <w:r>
+              <w:rPr>
+                <w:rFonts w:ascii="Arial" w:hAnsi="Arial" w:eastAsia="Arial"/>
+                <w:sz w:val="18"/>
+              </w:rPr>
+            </w:r>
+            <w:r>
+              <w:rPr>
+                <w:rFonts w:ascii="Arial" w:hAnsi="Arial" w:eastAsia="Arial"/>
                 <w:sz w:val="18"/>
               </w:rPr>
               <w:t>Yes</w:t>
@@ -8002,11 +9022,15 @@
               <w:keepLines/>
               <w:spacing w:after="0"/>
             </w:pPr>
-            <w:r/>
-            <w:r>
-              <w:rPr>
-                <w:rFonts w:ascii="Arial" w:hAnsi="Arial" w:eastAsia="Arial"/>
-                <w:b w:val="0"/>
+            <w:r>
+              <w:rPr>
+                <w:rFonts w:ascii="Arial" w:hAnsi="Arial" w:eastAsia="Arial"/>
+                <w:sz w:val="18"/>
+              </w:rPr>
+            </w:r>
+            <w:r>
+              <w:rPr>
+                <w:rFonts w:ascii="Arial" w:hAnsi="Arial" w:eastAsia="Arial"/>
                 <w:sz w:val="18"/>
               </w:rPr>
               <w:t>UTF-8; use value domain described by endpoint purpose</w:t>
@@ -8016,6 +9040,980 @@
       </w:tr>
     </w:tbl>
     <w:p/>
+    <w:p>
+      <w:pPr>
+        <w:pStyle w:val="Heading1"/>
+        <w:keepNext/>
+        <w:keepLines/>
+        <w:pageBreakBefore w:val="0"/>
+      </w:pPr>
+      <w:r>
+        <w:t>8. Skeleton Code (โครงโค้ดตั้งต้นของหน้าจอนี้)</w:t>
+      </w:r>
+    </w:p>
+    <w:p>
+      <w:pPr>
+        <w:keepNext w:val="0"/>
+      </w:pPr>
+      <w:r>
+        <w:t xml:space="preserve">โค้ดชุดนี้อิง convention ของ portal เดิม </w:t>
+      </w:r>
+      <w:r>
+        <w:rPr>
+          <w:rFonts w:ascii="Courier New" w:hAnsi="Courier New"/>
+        </w:rPr>
+        <w:t>srm-sps-spsap-web-frontend</w:t>
+      </w:r>
+      <w:r>
+        <w:t xml:space="preserve"> (build target </w:t>
+      </w:r>
+      <w:r>
+        <w:rPr>
+          <w:rFonts w:ascii="Courier New" w:hAnsi="Courier New"/>
+        </w:rPr>
+        <w:t>sbpm</w:t>
+      </w:r>
+      <w:r>
+        <w:t xml:space="preserve">): Next.js App Router + </w:t>
+      </w:r>
+      <w:r>
+        <w:rPr>
+          <w:rFonts w:ascii="Courier New" w:hAnsi="Courier New"/>
+        </w:rPr>
+        <w:t>'use client'</w:t>
+      </w:r>
+      <w:r>
+        <w:t xml:space="preserve">, PrimeReact ที่ห่อไว้แล้วใน </w:t>
+      </w:r>
+      <w:r>
+        <w:rPr>
+          <w:rFonts w:ascii="Courier New" w:hAnsi="Courier New"/>
+        </w:rPr>
+        <w:t>@/components/Form</w:t>
+      </w:r>
+      <w:r>
+        <w:t xml:space="preserve"> และ </w:t>
+      </w:r>
+      <w:r>
+        <w:rPr>
+          <w:rFonts w:ascii="Courier New" w:hAnsi="Courier New"/>
+        </w:rPr>
+        <w:t>@/components/Table</w:t>
+      </w:r>
+      <w:r>
+        <w:t xml:space="preserve">, react-hook-form + yup, Zustand </w:t>
+      </w:r>
+      <w:r>
+        <w:rPr>
+          <w:rFonts w:ascii="Courier New" w:hAnsi="Courier New"/>
+        </w:rPr>
+        <w:t>permissionStore</w:t>
+      </w:r>
+      <w:r>
+        <w:t xml:space="preserve">, axios instance กลาง </w:t>
+      </w:r>
+      <w:r>
+        <w:rPr>
+          <w:rFonts w:ascii="Courier New" w:hAnsi="Courier New"/>
+        </w:rPr>
+        <w:t>@/lib/apiClient</w:t>
+      </w:r>
+      <w:r>
+        <w:t xml:space="preserve"> และ react-query 5 — </w:t>
+      </w:r>
+      <w:r>
+        <w:rPr>
+          <w:b/>
+        </w:rPr>
+        <w:t>โปรเจกต์ไม่มี chart library</w:t>
+      </w:r>
+      <w:r>
+        <w:t xml:space="preserve"> จึงไม่มีโค้ดกราฟในเอกสารนี้ คัดลอกไปตั้งต้นได้ทันที แล้วเติมจุดที่กำกับ </w:t>
+      </w:r>
+      <w:r>
+        <w:rPr>
+          <w:rFonts w:ascii="Courier New" w:hAnsi="Courier New"/>
+        </w:rPr>
+        <w:t>TODO:</w:t>
+      </w:r>
+    </w:p>
+    <w:p>
+      <w:pPr>
+        <w:pStyle w:val="Heading3"/>
+        <w:keepNext/>
+        <w:keepLines/>
+        <w:pageBreakBefore w:val="0"/>
+      </w:pPr>
+      <w:r>
+        <w:t>8.1 ผังไฟล์ที่ต้องสร้าง</w:t>
+      </w:r>
+    </w:p>
+    <w:p>
+      <w:pPr>
+        <w:keepNext w:val="0"/>
+      </w:pPr>
+      <w:r>
+        <w:t>โครงไฟล์อิง portal เดิม (</w:t>
+      </w:r>
+      <w:r>
+        <w:rPr>
+          <w:rFonts w:ascii="Courier New" w:hAnsi="Courier New"/>
+        </w:rPr>
+        <w:t>srm-sps-spsap-web-frontend</w:t>
+      </w:r>
+      <w:r>
+        <w:t xml:space="preserve">, target </w:t>
+      </w:r>
+      <w:r>
+        <w:rPr>
+          <w:rFonts w:ascii="Courier New" w:hAnsi="Courier New"/>
+        </w:rPr>
+        <w:t>sbpm</w:t>
+      </w:r>
+      <w:r>
+        <w:t xml:space="preserve">) — โมดูล SBPGI อยู่ใต้ </w:t>
+      </w:r>
+      <w:r>
+        <w:rPr>
+          <w:rFonts w:ascii="Courier New" w:hAnsi="Courier New"/>
+        </w:rPr>
+        <w:t>src/app/(main)/sbpgi/*</w:t>
+      </w:r>
+      <w:r>
+        <w:t xml:space="preserve"> และ import ผ่าน alias </w:t>
+      </w:r>
+      <w:r>
+        <w:rPr>
+          <w:rFonts w:ascii="Courier New" w:hAnsi="Courier New"/>
+        </w:rPr>
+        <w:t>@/*</w:t>
+      </w:r>
+      <w:r>
+        <w:t xml:space="preserve"> ทุกจุด</w:t>
+      </w:r>
+    </w:p>
+    <w:tbl>
+      <w:tblPr>
+        <w:tblStyle w:val="TableGrid"/>
+        <w:tblW w:type="auto" w:w="0"/>
+        <w:jc w:val="center"/>
+        <w:tblLook w:firstColumn="1" w:firstRow="1" w:lastColumn="0" w:lastRow="0" w:noHBand="0" w:noVBand="1" w:val="04A0"/>
+      </w:tblPr>
+      <w:tblGrid>
+        <w:gridCol w:w="5040"/>
+        <w:gridCol w:w="5040"/>
+      </w:tblGrid>
+      <w:tr>
+        <w:trPr>
+          <w:cantSplit/>
+        </w:trPr>
+        <w:tc>
+          <w:tcPr>
+            <w:tcW w:type="dxa" w:w="5040"/>
+            <w:vAlign w:val="center"/>
+            <w:shd w:fill="E8EEF5"/>
+          </w:tcPr>
+          <w:p>
+            <w:pPr>
+              <w:keepLines/>
+              <w:spacing w:after="0"/>
+            </w:pPr>
+            <w:r/>
+            <w:r>
+              <w:rPr>
+                <w:rFonts w:ascii="Arial" w:hAnsi="Arial" w:eastAsia="Arial"/>
+                <w:b/>
+                <w:sz w:val="18"/>
+              </w:rPr>
+              <w:t>Path ไฟล์</w:t>
+            </w:r>
+          </w:p>
+        </w:tc>
+        <w:tc>
+          <w:tcPr>
+            <w:tcW w:type="dxa" w:w="5040"/>
+            <w:vAlign w:val="center"/>
+            <w:shd w:fill="E8EEF5"/>
+          </w:tcPr>
+          <w:p>
+            <w:pPr>
+              <w:keepLines/>
+              <w:spacing w:after="0"/>
+            </w:pPr>
+            <w:r/>
+            <w:r>
+              <w:rPr>
+                <w:rFonts w:ascii="Arial" w:hAnsi="Arial" w:eastAsia="Arial"/>
+                <w:b/>
+                <w:sz w:val="18"/>
+              </w:rPr>
+              <w:t>หน้าที่</w:t>
+            </w:r>
+          </w:p>
+        </w:tc>
+      </w:tr>
+      <w:tr>
+        <w:trPr>
+          <w:cantSplit/>
+        </w:trPr>
+        <w:tc>
+          <w:tcPr>
+            <w:tcW w:type="dxa" w:w="5040"/>
+            <w:vAlign w:val="center"/>
+          </w:tcPr>
+          <w:p>
+            <w:pPr>
+              <w:keepLines/>
+              <w:spacing w:after="0"/>
+            </w:pPr>
+            <w:r>
+              <w:rPr>
+                <w:rFonts w:ascii="Arial" w:hAnsi="Arial" w:eastAsia="Arial"/>
+                <w:sz w:val="18"/>
+              </w:rPr>
+            </w:r>
+            <w:r>
+              <w:rPr>
+                <w:rFonts w:ascii="Arial" w:hAnsi="Arial" w:eastAsia="Arial"/>
+                <w:sz w:val="18"/>
+              </w:rPr>
+              <w:t>src/types/sbpgi/common.ts</w:t>
+            </w:r>
+          </w:p>
+        </w:tc>
+        <w:tc>
+          <w:tcPr>
+            <w:tcW w:type="dxa" w:w="5040"/>
+            <w:vAlign w:val="center"/>
+          </w:tcPr>
+          <w:p>
+            <w:pPr>
+              <w:keepLines/>
+              <w:spacing w:after="0"/>
+            </w:pPr>
+            <w:r>
+              <w:rPr>
+                <w:rFonts w:ascii="Arial" w:hAnsi="Arial" w:eastAsia="Arial"/>
+                <w:sz w:val="18"/>
+              </w:rPr>
+            </w:r>
+            <w:r>
+              <w:rPr>
+                <w:rFonts w:ascii="Arial" w:hAnsi="Arial" w:eastAsia="Arial"/>
+                <w:sz w:val="18"/>
+              </w:rPr>
+              <w:t>types — ApiResponse / PageResponse / ApiError กลางของโมดูล</w:t>
+            </w:r>
+          </w:p>
+        </w:tc>
+      </w:tr>
+      <w:tr>
+        <w:trPr>
+          <w:cantSplit/>
+        </w:trPr>
+        <w:tc>
+          <w:tcPr>
+            <w:tcW w:type="dxa" w:w="5040"/>
+            <w:vAlign w:val="center"/>
+          </w:tcPr>
+          <w:p>
+            <w:pPr>
+              <w:keepLines/>
+              <w:spacing w:after="0"/>
+            </w:pPr>
+            <w:r>
+              <w:rPr>
+                <w:rFonts w:ascii="Arial" w:hAnsi="Arial" w:eastAsia="Arial"/>
+                <w:sz w:val="18"/>
+              </w:rPr>
+            </w:r>
+            <w:r>
+              <w:rPr>
+                <w:rFonts w:ascii="Arial" w:hAnsi="Arial" w:eastAsia="Arial"/>
+                <w:sz w:val="18"/>
+              </w:rPr>
+              <w:t>src/lib/sbpgi/apiError.ts</w:t>
+            </w:r>
+          </w:p>
+        </w:tc>
+        <w:tc>
+          <w:tcPr>
+            <w:tcW w:type="dxa" w:w="5040"/>
+            <w:vAlign w:val="center"/>
+          </w:tcPr>
+          <w:p>
+            <w:pPr>
+              <w:keepLines/>
+              <w:spacing w:after="0"/>
+            </w:pPr>
+            <w:r>
+              <w:rPr>
+                <w:rFonts w:ascii="Arial" w:hAnsi="Arial" w:eastAsia="Arial"/>
+                <w:sz w:val="18"/>
+              </w:rPr>
+            </w:r>
+            <w:r>
+              <w:rPr>
+                <w:rFonts w:ascii="Arial" w:hAnsi="Arial" w:eastAsia="Arial"/>
+                <w:sz w:val="18"/>
+              </w:rPr>
+              <w:t>helper — แปลง AxiosError เป็นข้อความไทยจาก BE (ไม่ paraphrase)</w:t>
+            </w:r>
+          </w:p>
+        </w:tc>
+      </w:tr>
+      <w:tr>
+        <w:trPr>
+          <w:cantSplit/>
+        </w:trPr>
+        <w:tc>
+          <w:tcPr>
+            <w:tcW w:type="dxa" w:w="5040"/>
+            <w:vAlign w:val="center"/>
+          </w:tcPr>
+          <w:p>
+            <w:pPr>
+              <w:keepLines/>
+              <w:spacing w:after="0"/>
+            </w:pPr>
+            <w:r>
+              <w:rPr>
+                <w:rFonts w:ascii="Arial" w:hAnsi="Arial" w:eastAsia="Arial"/>
+                <w:sz w:val="18"/>
+              </w:rPr>
+            </w:r>
+            <w:r>
+              <w:rPr>
+                <w:rFonts w:ascii="Arial" w:hAnsi="Arial" w:eastAsia="Arial"/>
+                <w:sz w:val="18"/>
+              </w:rPr>
+              <w:t>src/utils/sbpgi/format.ts</w:t>
+            </w:r>
+          </w:p>
+        </w:tc>
+        <w:tc>
+          <w:tcPr>
+            <w:tcW w:type="dxa" w:w="5040"/>
+            <w:vAlign w:val="center"/>
+          </w:tcPr>
+          <w:p>
+            <w:pPr>
+              <w:keepLines/>
+              <w:spacing w:after="0"/>
+            </w:pPr>
+            <w:r>
+              <w:rPr>
+                <w:rFonts w:ascii="Arial" w:hAnsi="Arial" w:eastAsia="Arial"/>
+                <w:sz w:val="18"/>
+              </w:rPr>
+            </w:r>
+            <w:r>
+              <w:rPr>
+                <w:rFonts w:ascii="Arial" w:hAnsi="Arial" w:eastAsia="Arial"/>
+                <w:sz w:val="18"/>
+              </w:rPr>
+              <w:t>helper — formatMonthThai / formatAmount / docNo (ค.ศ. -&gt; พ.ศ. จุดเดียว)</w:t>
+            </w:r>
+          </w:p>
+        </w:tc>
+      </w:tr>
+      <w:tr>
+        <w:trPr>
+          <w:cantSplit/>
+        </w:trPr>
+        <w:tc>
+          <w:tcPr>
+            <w:tcW w:type="dxa" w:w="5040"/>
+            <w:vAlign w:val="center"/>
+          </w:tcPr>
+          <w:p>
+            <w:pPr>
+              <w:keepLines/>
+              <w:spacing w:after="0"/>
+            </w:pPr>
+            <w:r>
+              <w:rPr>
+                <w:rFonts w:ascii="Arial" w:hAnsi="Arial" w:eastAsia="Arial"/>
+                <w:sz w:val="18"/>
+              </w:rPr>
+            </w:r>
+            <w:r>
+              <w:rPr>
+                <w:rFonts w:ascii="Arial" w:hAnsi="Arial" w:eastAsia="Arial"/>
+                <w:sz w:val="18"/>
+              </w:rPr>
+              <w:t>src/services/sbpgi/integration.service.ts</w:t>
+            </w:r>
+          </w:p>
+        </w:tc>
+        <w:tc>
+          <w:tcPr>
+            <w:tcW w:type="dxa" w:w="5040"/>
+            <w:vAlign w:val="center"/>
+          </w:tcPr>
+          <w:p>
+            <w:pPr>
+              <w:keepLines/>
+              <w:spacing w:after="0"/>
+            </w:pPr>
+            <w:r>
+              <w:rPr>
+                <w:rFonts w:ascii="Arial" w:hAnsi="Arial" w:eastAsia="Arial"/>
+                <w:sz w:val="18"/>
+              </w:rPr>
+            </w:r>
+            <w:r>
+              <w:rPr>
+                <w:rFonts w:ascii="Arial" w:hAnsi="Arial" w:eastAsia="Arial"/>
+                <w:sz w:val="18"/>
+              </w:rPr>
+              <w:t>service — เรียก BFF ผ่าน apiClient (GET, POST)</w:t>
+            </w:r>
+          </w:p>
+        </w:tc>
+      </w:tr>
+      <w:tr>
+        <w:trPr>
+          <w:cantSplit/>
+        </w:trPr>
+        <w:tc>
+          <w:tcPr>
+            <w:tcW w:type="dxa" w:w="5040"/>
+            <w:vAlign w:val="center"/>
+          </w:tcPr>
+          <w:p>
+            <w:pPr>
+              <w:keepLines/>
+              <w:spacing w:after="0"/>
+            </w:pPr>
+            <w:r>
+              <w:rPr>
+                <w:rFonts w:ascii="Arial" w:hAnsi="Arial" w:eastAsia="Arial"/>
+                <w:sz w:val="18"/>
+              </w:rPr>
+            </w:r>
+            <w:r>
+              <w:rPr>
+                <w:rFonts w:ascii="Arial" w:hAnsi="Arial" w:eastAsia="Arial"/>
+                <w:sz w:val="18"/>
+              </w:rPr>
+              <w:t>src/hooks/sbpgi/integration.query.ts</w:t>
+            </w:r>
+          </w:p>
+        </w:tc>
+        <w:tc>
+          <w:tcPr>
+            <w:tcW w:type="dxa" w:w="5040"/>
+            <w:vAlign w:val="center"/>
+          </w:tcPr>
+          <w:p>
+            <w:pPr>
+              <w:keepLines/>
+              <w:spacing w:after="0"/>
+            </w:pPr>
+            <w:r>
+              <w:rPr>
+                <w:rFonts w:ascii="Arial" w:hAnsi="Arial" w:eastAsia="Arial"/>
+                <w:sz w:val="18"/>
+              </w:rPr>
+            </w:r>
+            <w:r>
+              <w:rPr>
+                <w:rFonts w:ascii="Arial" w:hAnsi="Arial" w:eastAsia="Arial"/>
+                <w:sz w:val="18"/>
+              </w:rPr>
+              <w:t>hook — query key factory + useQuery/useMutation + invalidate</w:t>
+            </w:r>
+          </w:p>
+        </w:tc>
+      </w:tr>
+      <w:tr>
+        <w:trPr>
+          <w:cantSplit/>
+        </w:trPr>
+        <w:tc>
+          <w:tcPr>
+            <w:tcW w:type="dxa" w:w="5040"/>
+            <w:vAlign w:val="center"/>
+          </w:tcPr>
+          <w:p>
+            <w:pPr>
+              <w:keepLines/>
+              <w:spacing w:after="0"/>
+            </w:pPr>
+            <w:r>
+              <w:rPr>
+                <w:rFonts w:ascii="Arial" w:hAnsi="Arial" w:eastAsia="Arial"/>
+                <w:sz w:val="18"/>
+              </w:rPr>
+            </w:r>
+            <w:r>
+              <w:rPr>
+                <w:rFonts w:ascii="Arial" w:hAnsi="Arial" w:eastAsia="Arial"/>
+                <w:sz w:val="18"/>
+              </w:rPr>
+              <w:t>src/types/sbpgi/integration.ts</w:t>
+            </w:r>
+          </w:p>
+        </w:tc>
+        <w:tc>
+          <w:tcPr>
+            <w:tcW w:type="dxa" w:w="5040"/>
+            <w:vAlign w:val="center"/>
+          </w:tcPr>
+          <w:p>
+            <w:pPr>
+              <w:keepLines/>
+              <w:spacing w:after="0"/>
+            </w:pPr>
+            <w:r>
+              <w:rPr>
+                <w:rFonts w:ascii="Arial" w:hAnsi="Arial" w:eastAsia="Arial"/>
+                <w:sz w:val="18"/>
+              </w:rPr>
+            </w:r>
+            <w:r>
+              <w:rPr>
+                <w:rFonts w:ascii="Arial" w:hAnsi="Arial" w:eastAsia="Arial"/>
+                <w:sz w:val="18"/>
+              </w:rPr>
+              <w:t>types — request/response ตาม API contract ของเอกสารนี้</w:t>
+            </w:r>
+          </w:p>
+        </w:tc>
+      </w:tr>
+    </w:tbl>
+    <w:p/>
+    <w:p>
+      <w:pPr>
+        <w:pStyle w:val="Heading3"/>
+        <w:keepNext/>
+        <w:keepLines/>
+        <w:pageBreakBefore w:val="0"/>
+      </w:pPr>
+      <w:r>
+        <w:t>8.2 types/helper กลาง (envelope, error message, formatter)</w:t>
+      </w:r>
+    </w:p>
+    <w:p>
+      <w:pPr>
+        <w:keepLines w:val="0"/>
+        <w:ind w:left="288"/>
+      </w:pPr>
+      <w:r>
+        <w:rPr>
+          <w:rFonts w:ascii="Courier New" w:hAnsi="Courier New"/>
+          <w:sz w:val="16"/>
+        </w:rPr>
+        <w:t>// src/types/sbpgi/common.ts — สัญญากลางที่ทุกหน้าในโมดูล SBPGI ใช้ร่วมกัน</w:t>
+        <w:br/>
+        <w:t>// envelope ต้องตรงกับ store-backend: { success, data } / { success:false, data:null, error:{code,message} }</w:t>
+        <w:br/>
+        <w:br/>
+        <w:t>export interface ApiError {</w:t>
+        <w:br/>
+        <w:t xml:space="preserve">  code: string;    // เช่น VALIDATION, ACTION_RESULT_REQUIRED</w:t>
+        <w:br/>
+        <w:t xml:space="preserve">  message: string; // ข้อความไทย verbatim จาก BE — ห้าม paraphrase ฝั่ง FE</w:t>
+        <w:br/>
+        <w:t>}</w:t>
+        <w:br/>
+        <w:br/>
+        <w:t>export interface ApiResponse&lt;T&gt; {</w:t>
+        <w:br/>
+        <w:t xml:space="preserve">  success: boolean;</w:t>
+        <w:br/>
+        <w:t xml:space="preserve">  data: T;</w:t>
+        <w:br/>
+        <w:t xml:space="preserve">  error?: ApiError | null;</w:t>
+        <w:br/>
+        <w:t>}</w:t>
+        <w:br/>
+        <w:br/>
+        <w:t>export interface PageResponse&lt;T&gt; {</w:t>
+        <w:br/>
+        <w:t xml:space="preserve">  page: number;  // &gt;= 1</w:t>
+        <w:br/>
+        <w:t xml:space="preserve">  size: number;  // &lt;= 100</w:t>
+        <w:br/>
+        <w:t xml:space="preserve">  total: number;</w:t>
+        <w:br/>
+        <w:t xml:space="preserve">  items: T[];</w:t>
+        <w:br/>
+        <w:t>}</w:t>
+        <w:br/>
+        <w:br/>
+        <w:t>/** payload ของทุก workflow action — FE ส่งได้แค่ 2 field นี้ ห้ามส่ง nextSection เอง */</w:t>
+        <w:br/>
+        <w:t>export interface DocumentActionRequest {</w:t>
+        <w:br/>
+        <w:t xml:space="preserve">  result: string;   // ต้องเป็นค่าจาก actionOptions ที่ API ส่งมาเท่านั้น</w:t>
+        <w:br/>
+        <w:t xml:space="preserve">  comment: string;</w:t>
+        <w:br/>
+        <w:t>}</w:t>
+        <w:br/>
+        <w:br/>
+        <w:t>export interface ActionResponse {</w:t>
+        <w:br/>
+        <w:t xml:space="preserve">  statusCode: string;</w:t>
+        <w:br/>
+        <w:t xml:space="preserve">  nextSection: string | null;</w:t>
+        <w:br/>
+        <w:t xml:space="preserve">  message: string;</w:t>
+        <w:br/>
+        <w:t>}</w:t>
+        <w:br/>
+        <w:br/>
+        <w:t>// ---------------------------------------------------------------------------</w:t>
+        <w:br/>
+        <w:t>// src/lib/sbpgi/apiError.ts</w:t>
+        <w:br/>
+        <w:t>// ---------------------------------------------------------------------------</w:t>
+        <w:br/>
+        <w:t>import { AxiosError } from 'axios';</w:t>
+        <w:br/>
+        <w:br/>
+        <w:t>export function apiErrorMessage(error: unknown): string {</w:t>
+        <w:br/>
+        <w:t xml:space="preserve">  const message = (error as AxiosError&lt;{ error?: ApiError }&gt;)?.response?.data?.error?.message;</w:t>
+        <w:br/>
+        <w:t xml:space="preserve">  if (message) return message;                        // ใช้ข้อความจาก BE ตรง ๆ</w:t>
+        <w:br/>
+        <w:t xml:space="preserve">  return 'ไม่สามารถเชื่อมต่อระบบได้ กรุณาลองใหม่อีกครั้ง'; // fallback เฉพาะ network/no-response</w:t>
+        <w:br/>
+        <w:t>}</w:t>
+        <w:br/>
+        <w:br/>
+        <w:t>// ---------------------------------------------------------------------------</w:t>
+        <w:br/>
+        <w:t>// src/utils/sbpgi/format.ts — จุดเดียวที่แปลง ค.ศ. (payload) -&gt; พ.ศ. (display)</w:t>
+        <w:br/>
+        <w:t>// ---------------------------------------------------------------------------</w:t>
+        <w:br/>
+        <w:t>export const formatMonthThai = (isoMonth: string): string =&gt; {</w:t>
+        <w:br/>
+        <w:t xml:space="preserve">  const [year, month] = isoMonth.split('-');</w:t>
+        <w:br/>
+        <w:t xml:space="preserve">  return `${month}/${Number(year) + 543}`;</w:t>
+        <w:br/>
+        <w:t>};</w:t>
+        <w:br/>
+        <w:br/>
+        <w:t>export const formatAmount = (value: number): string =&gt;</w:t>
+        <w:br/>
+        <w:t xml:space="preserve">  value.toLocaleString('th-TH', { minimumFractionDigits: 2, maximumFractionDigits: 2 });</w:t>
+        <w:br/>
+        <w:br/>
+        <w:t>// TODO: ยืนยันรูปแบบวันที่/เดือนกับ ข้อกำหนดทางธุรกิจ ก่อนใช้จริง (บางหน้าจอแสดง ค.ศ. ตามระบบ SBP เดิม)</w:t>
+      </w:r>
+    </w:p>
+    <w:p>
+      <w:pPr>
+        <w:pStyle w:val="Heading3"/>
+        <w:keepNext/>
+        <w:keepLines/>
+        <w:pageBreakBefore w:val="0"/>
+      </w:pPr>
+      <w:r>
+        <w:t>8.3 service — `src/services/sbpgi/integration.service.ts`</w:t>
+      </w:r>
+    </w:p>
+    <w:p>
+      <w:pPr>
+        <w:keepLines w:val="0"/>
+        <w:ind w:left="288"/>
+      </w:pPr>
+      <w:r>
+        <w:rPr>
+          <w:rFonts w:ascii="Courier New" w:hAnsi="Courier New"/>
+          <w:sz w:val="16"/>
+        </w:rPr>
+        <w:t>// src/services/sbpgi/integration.service.ts</w:t>
+        <w:br/>
+        <w:t>// apiClient = axios instance กลาง (baseURL = bffUrl ซึ่งรวม /api/v1 แล้ว, withCredentials, refresh-token interceptor, global loading)</w:t>
+        <w:br/>
+        <w:t>// ห้ามสร้าง axios instance ใหม่ และห้าม set Authorization header เอง — session อยู่ใน httpOnly cookie ของ BFF</w:t>
+        <w:br/>
+        <w:br/>
+        <w:t>import apiClient from '@/lib/apiClient';</w:t>
+        <w:br/>
+        <w:t>import type { ApiResponse } from '@/types/sbpgi/common';</w:t>
+        <w:br/>
+        <w:t>import type * as T from '@/types/sbpgi/integration';</w:t>
+        <w:br/>
+        <w:br/>
+        <w:t>/** POST /api/v1/documents/{docNo}/actions — Document action contract ตัวอย่างเมื่อ currentSection=01 จึงเปลี่ยนไป 02; FE ห้ามส่งหรือคำนวณปลายทางเอง */</w:t>
+        <w:br/>
+        <w:t>export async function createDocumentsActions(docNo: string, body: T.CreateDocumentsActionsRequest): Promise&lt;T.CreateDocumentsActionsResponse&gt; {</w:t>
+        <w:br/>
+        <w:t xml:space="preserve">  const { data } = await apiClient.post&lt;ApiResponse&lt;T.CreateDocumentsActionsResponse&gt;&gt;(`/documents/${encodeURIComponent(docNo)}/actions`, body);</w:t>
+        <w:br/>
+        <w:t xml:space="preserve">  return data.data;</w:t>
+        <w:br/>
+        <w:t>}</w:t>
+        <w:br/>
+        <w:br/>
+        <w:t>/** GET /api/v1/me/menus — Menu/RBAC contract สำหรับ sidebar และ route guard */</w:t>
+        <w:br/>
+        <w:t>export async function getMeMenus(): Promise&lt;T.MeMenusResponse&gt; {</w:t>
+        <w:br/>
+        <w:t xml:space="preserve">  const { data } = await apiClient.get&lt;ApiResponse&lt;T.MeMenusResponse&gt;&gt;('/me/menus');</w:t>
+        <w:br/>
+        <w:t xml:space="preserve">  return data.data;</w:t>
+        <w:br/>
+        <w:t>}</w:t>
+        <w:br/>
+        <w:br/>
+        <w:t>// TODO: ยืนยันกับทีม BFF ว่า unwrap envelope { success, data } ที่ชั้นไหน (BFF หรือ FE)</w:t>
+      </w:r>
+    </w:p>
+    <w:p>
+      <w:pPr>
+        <w:pStyle w:val="Heading3"/>
+        <w:keepNext/>
+        <w:keepLines/>
+        <w:pageBreakBefore w:val="0"/>
+      </w:pPr>
+      <w:r>
+        <w:t>8.4 types — `src/types/sbpgi/integration.ts`</w:t>
+      </w:r>
+    </w:p>
+    <w:p>
+      <w:pPr>
+        <w:keepLines w:val="0"/>
+        <w:ind w:left="288"/>
+      </w:pPr>
+      <w:r>
+        <w:rPr>
+          <w:rFonts w:ascii="Courier New" w:hAnsi="Courier New"/>
+          <w:sz w:val="16"/>
+        </w:rPr>
+        <w:t>// src/types/sbpgi/integration.ts — ตรงกับตาราง API ในเอกสารนี้</w:t>
+        <w:br/>
+        <w:t>// วันที่/เดือนใน payload เป็น ค.ศ. (ISO) เสมอ — แปลงเป็น พ.ศ. เฉพาะตอน display</w:t>
+        <w:br/>
+        <w:br/>
+        <w:t>/** POST /api/v1/documents/{docNo}/actions — request */</w:t>
+        <w:br/>
+        <w:t>export interface CreateDocumentsActionsRequest {</w:t>
+        <w:br/>
+        <w:t xml:space="preserve">  result: string;</w:t>
+        <w:br/>
+        <w:t xml:space="preserve">  comment: string;</w:t>
+        <w:br/>
+        <w:t>}</w:t>
+        <w:br/>
+        <w:br/>
+        <w:t>/** POST /api/v1/documents/{docNo}/actions — response */</w:t>
+        <w:br/>
+        <w:t>export interface CreateDocumentsActionsResponse {</w:t>
+        <w:br/>
+        <w:t xml:space="preserve">  statusCode: string;</w:t>
+        <w:br/>
+        <w:t xml:space="preserve">  nextSection: string;</w:t>
+        <w:br/>
+        <w:t xml:space="preserve">  message: string;</w:t>
+        <w:br/>
+        <w:t>}</w:t>
+        <w:br/>
+        <w:br/>
+        <w:t>/** GET /api/v1/me/menus — response */</w:t>
+        <w:br/>
+        <w:t>export interface MeMenusResponse {</w:t>
+        <w:br/>
+        <w:t xml:space="preserve">  menus: {</w:t>
+        <w:br/>
+        <w:t xml:space="preserve">    menuCode: string;</w:t>
+        <w:br/>
+        <w:t xml:space="preserve">    label: string;</w:t>
+        <w:br/>
+        <w:t xml:space="preserve">    route: string;</w:t>
+        <w:br/>
+        <w:t xml:space="preserve">    group: string;</w:t>
+        <w:br/>
+        <w:t xml:space="preserve">  }[];</w:t>
+        <w:br/>
+        <w:t>}</w:t>
+        <w:br/>
+        <w:br/>
+        <w:t>// TODO: ใส่ nullable / required ให้ตรงกับ contract ฉบับล่าสุดของ BE</w:t>
+      </w:r>
+    </w:p>
+    <w:p>
+      <w:pPr>
+        <w:pStyle w:val="Heading3"/>
+        <w:keepNext/>
+        <w:keepLines/>
+        <w:pageBreakBefore w:val="0"/>
+      </w:pPr>
+      <w:r>
+        <w:t>8.5 react-query keys + hooks — `src/hooks/sbpgi/integration.query.ts`</w:t>
+      </w:r>
+    </w:p>
+    <w:p>
+      <w:pPr>
+        <w:keepLines w:val="0"/>
+        <w:ind w:left="288"/>
+      </w:pPr>
+      <w:r>
+        <w:rPr>
+          <w:rFonts w:ascii="Courier New" w:hAnsi="Courier New"/>
+          <w:sz w:val="16"/>
+        </w:rPr>
+        <w:t>// src/hooks/sbpgi/integration.query.ts</w:t>
+        <w:br/>
+        <w:t>import { useMutation, useQuery, useQueryClient } from '@tanstack/react-query';</w:t>
+        <w:br/>
+        <w:t>import * as api from '@/services/sbpgi/integration.service';</w:t>
+        <w:br/>
+        <w:t>import type * as T from '@/types/sbpgi/integration';</w:t>
+        <w:br/>
+        <w:br/>
+        <w:t>export const integrationKeys = {</w:t>
+        <w:br/>
+        <w:t xml:space="preserve">  all: ['sbpgi', 'integration'] as const,</w:t>
+        <w:br/>
+        <w:t xml:space="preserve">  meMenus: () =&gt; [...integrationKeys.all, 'meMenus'] as const,</w:t>
+        <w:br/>
+        <w:t>};</w:t>
+        <w:br/>
+        <w:br/>
+        <w:t>export function useMeMenusQuery() {</w:t>
+        <w:br/>
+        <w:t xml:space="preserve">  return useQuery({</w:t>
+        <w:br/>
+        <w:t xml:space="preserve">    queryKey: integrationKeys.meMenus(),</w:t>
+        <w:br/>
+        <w:t xml:space="preserve">    queryFn: () =&gt; api.getMeMenus(),</w:t>
+        <w:br/>
+        <w:t xml:space="preserve">    staleTime: 30_000, // TODO: ปรับตามความถี่ของข้อมูลหน้านี้</w:t>
+        <w:br/>
+        <w:t xml:space="preserve">  });</w:t>
+        <w:br/>
+        <w:t>}</w:t>
+        <w:br/>
+        <w:br/>
+        <w:t>export function useCreateDocumentsActionsMutation(docNo: string) {</w:t>
+        <w:br/>
+        <w:t xml:space="preserve">  const qc = useQueryClient();</w:t>
+        <w:br/>
+        <w:t xml:space="preserve">  return useMutation({</w:t>
+        <w:br/>
+        <w:t xml:space="preserve">    mutationFn: (body: T.CreateDocumentsActionsRequest) =&gt; api.createDocumentsActions(docNo, body),</w:t>
+        <w:br/>
+        <w:t xml:space="preserve">    onSuccess: () =&gt; {</w:t>
+        <w:br/>
+        <w:t xml:space="preserve">      qc.invalidateQueries({ queryKey: integrationKeys.all }); // reload list/detail/timeline</w:t>
+        <w:br/>
+        <w:t xml:space="preserve">    },</w:t>
+        <w:br/>
+        <w:t xml:space="preserve">    // TODO: onError -&gt; แสดง apiErrorMessage(error) ผ่าน Toast กลาง</w:t>
+        <w:br/>
+        <w:t xml:space="preserve">  });</w:t>
+        <w:br/>
+        <w:t>}</w:t>
+      </w:r>
+    </w:p>
+    <w:p>
+      <w:pPr>
+        <w:pStyle w:val="ListBullet"/>
+        <w:keepLines/>
+      </w:pPr>
+      <w:r>
+        <w:t xml:space="preserve">ทุกหน้าเช็คสิทธิ์ด้วย </w:t>
+      </w:r>
+      <w:r>
+        <w:rPr>
+          <w:rFonts w:ascii="Courier New" w:hAnsi="Courier New"/>
+        </w:rPr>
+        <w:t>permissionStore.hasPermission(url, 'canView'|'canManage'|'canExport'|'canOther')</w:t>
+      </w:r>
+      <w:r>
+        <w:t xml:space="preserve"> แล้ว render </w:t>
+      </w:r>
+      <w:r>
+        <w:rPr>
+          <w:rFonts w:ascii="Courier New" w:hAnsi="Courier New"/>
+        </w:rPr>
+        <w:t>&lt;AccessDenied /&gt;</w:t>
+      </w:r>
+      <w:r>
+        <w:t xml:space="preserve"> เมื่อไม่มีสิทธิ์</w:t>
+      </w:r>
+    </w:p>
+    <w:p>
+      <w:pPr>
+        <w:pStyle w:val="ListBullet"/>
+        <w:keepLines/>
+      </w:pPr>
+      <w:r>
+        <w:t xml:space="preserve">เมนู/สิทธิ์มาจาก </w:t>
+      </w:r>
+      <w:r>
+        <w:rPr>
+          <w:rFonts w:ascii="Courier New" w:hAnsi="Courier New"/>
+        </w:rPr>
+        <w:t>GET /menus</w:t>
+      </w:r>
+      <w:r>
+        <w:t xml:space="preserve"> และ </w:t>
+      </w:r>
+      <w:r>
+        <w:rPr>
+          <w:rFonts w:ascii="Courier New" w:hAnsi="Courier New"/>
+        </w:rPr>
+        <w:t>GET /groups/current-user/permissions</w:t>
+      </w:r>
+      <w:r>
+        <w:t xml:space="preserve"> — ห้าม hardcode role หรือรายการเมนูใน FE</w:t>
+      </w:r>
+    </w:p>
+    <w:p>
+      <w:pPr>
+        <w:pStyle w:val="ListBullet"/>
+        <w:keepLines/>
+      </w:pPr>
+      <w:r>
+        <w:t>session อยู่ใน httpOnly cookie ของ BFF (</w:t>
+      </w:r>
+      <w:r>
+        <w:rPr>
+          <w:rFonts w:ascii="Courier New" w:hAnsi="Courier New"/>
+        </w:rPr>
+        <w:t>withCredentials: true</w:t>
+      </w:r>
+      <w:r>
+        <w:t>) — FE ไม่เก็บและไม่แนบ token เอง</w:t>
+      </w:r>
+    </w:p>
+    <w:p>
+      <w:pPr>
+        <w:pStyle w:val="ListBullet"/>
+        <w:keepLines/>
+      </w:pPr>
+      <w:r>
+        <w:t>payload ใช้วันที่ ค.ศ. เสมอ; แปลงเป็น พ.ศ. เฉพาะตอนแสดงผลผ่าน formatter กลางจุดเดียว</w:t>
+      </w:r>
+    </w:p>
+    <w:p>
+      <w:pPr>
+        <w:pStyle w:val="ListBullet"/>
+        <w:keepLines/>
+      </w:pPr>
+      <w:r>
+        <w:t xml:space="preserve">ข้อความ error แสดงจาก </w:t>
+      </w:r>
+      <w:r>
+        <w:rPr>
+          <w:rFonts w:ascii="Courier New" w:hAnsi="Courier New"/>
+        </w:rPr>
+        <w:t>error.message</w:t>
+      </w:r>
+      <w:r>
+        <w:t xml:space="preserve"> ของ BE ตรง ๆ (ห้าม paraphrase) — fallback ใช้เฉพาะกรณี network error</w:t>
+      </w:r>
+    </w:p>
     <w:p>
       <w:pPr>
         <w:pStyle w:val="Heading1"/>
@@ -8101,11 +10099,15 @@
               <w:keepLines/>
               <w:spacing w:after="0"/>
             </w:pPr>
-            <w:r/>
-            <w:r>
-              <w:rPr>
-                <w:rFonts w:ascii="Arial" w:hAnsi="Arial" w:eastAsia="Arial"/>
-                <w:b w:val="0"/>
+            <w:r>
+              <w:rPr>
+                <w:rFonts w:ascii="Arial" w:hAnsi="Arial" w:eastAsia="Arial"/>
+                <w:sz w:val="18"/>
+              </w:rPr>
+            </w:r>
+            <w:r>
+              <w:rPr>
+                <w:rFonts w:ascii="Arial" w:hAnsi="Arial" w:eastAsia="Arial"/>
                 <w:sz w:val="18"/>
               </w:rPr>
               <w:t>1</w:t>
@@ -8122,11 +10124,15 @@
               <w:keepLines/>
               <w:spacing w:after="0"/>
             </w:pPr>
-            <w:r/>
-            <w:r>
-              <w:rPr>
-                <w:rFonts w:ascii="Arial" w:hAnsi="Arial" w:eastAsia="Arial"/>
-                <w:b w:val="0"/>
+            <w:r>
+              <w:rPr>
+                <w:rFonts w:ascii="Arial" w:hAnsi="Arial" w:eastAsia="Arial"/>
+                <w:sz w:val="18"/>
+              </w:rPr>
+            </w:r>
+            <w:r>
+              <w:rPr>
+                <w:rFonts w:ascii="Arial" w:hAnsi="Arial" w:eastAsia="Arial"/>
                 <w:sz w:val="18"/>
               </w:rPr>
               <w:t>Bootstrap env and API client</w:t>
@@ -8148,11 +10154,15 @@
               <w:keepLines/>
               <w:spacing w:after="0"/>
             </w:pPr>
-            <w:r/>
-            <w:r>
-              <w:rPr>
-                <w:rFonts w:ascii="Arial" w:hAnsi="Arial" w:eastAsia="Arial"/>
-                <w:b w:val="0"/>
+            <w:r>
+              <w:rPr>
+                <w:rFonts w:ascii="Arial" w:hAnsi="Arial" w:eastAsia="Arial"/>
+                <w:sz w:val="18"/>
+              </w:rPr>
+            </w:r>
+            <w:r>
+              <w:rPr>
+                <w:rFonts w:ascii="Arial" w:hAnsi="Arial" w:eastAsia="Arial"/>
                 <w:sz w:val="18"/>
               </w:rPr>
               <w:t>2</w:t>
@@ -8169,11 +10179,15 @@
               <w:keepLines/>
               <w:spacing w:after="0"/>
             </w:pPr>
-            <w:r/>
-            <w:r>
-              <w:rPr>
-                <w:rFonts w:ascii="Arial" w:hAnsi="Arial" w:eastAsia="Arial"/>
-                <w:b w:val="0"/>
+            <w:r>
+              <w:rPr>
+                <w:rFonts w:ascii="Arial" w:hAnsi="Arial" w:eastAsia="Arial"/>
+                <w:sz w:val="18"/>
+              </w:rPr>
+            </w:r>
+            <w:r>
+              <w:rPr>
+                <w:rFonts w:ascii="Arial" w:hAnsi="Arial" w:eastAsia="Arial"/>
                 <w:sz w:val="18"/>
               </w:rPr>
               <w:t>Login or restore session with refresh token</w:t>
@@ -8195,11 +10209,15 @@
               <w:keepLines/>
               <w:spacing w:after="0"/>
             </w:pPr>
-            <w:r/>
-            <w:r>
-              <w:rPr>
-                <w:rFonts w:ascii="Arial" w:hAnsi="Arial" w:eastAsia="Arial"/>
-                <w:b w:val="0"/>
+            <w:r>
+              <w:rPr>
+                <w:rFonts w:ascii="Arial" w:hAnsi="Arial" w:eastAsia="Arial"/>
+                <w:sz w:val="18"/>
+              </w:rPr>
+            </w:r>
+            <w:r>
+              <w:rPr>
+                <w:rFonts w:ascii="Arial" w:hAnsi="Arial" w:eastAsia="Arial"/>
                 <w:sz w:val="18"/>
               </w:rPr>
               <w:t>3</w:t>
@@ -8216,11 +10234,15 @@
               <w:keepLines/>
               <w:spacing w:after="0"/>
             </w:pPr>
-            <w:r/>
-            <w:r>
-              <w:rPr>
-                <w:rFonts w:ascii="Arial" w:hAnsi="Arial" w:eastAsia="Arial"/>
-                <w:b w:val="0"/>
+            <w:r>
+              <w:rPr>
+                <w:rFonts w:ascii="Arial" w:hAnsi="Arial" w:eastAsia="Arial"/>
+                <w:sz w:val="18"/>
+              </w:rPr>
+            </w:r>
+            <w:r>
+              <w:rPr>
+                <w:rFonts w:ascii="Arial" w:hAnsi="Arial" w:eastAsia="Arial"/>
                 <w:sz w:val="18"/>
               </w:rPr>
               <w:t>Load /auth/me and /me/menus</w:t>
@@ -8242,11 +10264,15 @@
               <w:keepLines/>
               <w:spacing w:after="0"/>
             </w:pPr>
-            <w:r/>
-            <w:r>
-              <w:rPr>
-                <w:rFonts w:ascii="Arial" w:hAnsi="Arial" w:eastAsia="Arial"/>
-                <w:b w:val="0"/>
+            <w:r>
+              <w:rPr>
+                <w:rFonts w:ascii="Arial" w:hAnsi="Arial" w:eastAsia="Arial"/>
+                <w:sz w:val="18"/>
+              </w:rPr>
+            </w:r>
+            <w:r>
+              <w:rPr>
+                <w:rFonts w:ascii="Arial" w:hAnsi="Arial" w:eastAsia="Arial"/>
                 <w:sz w:val="18"/>
               </w:rPr>
               <w:t>4</w:t>
@@ -8263,11 +10289,15 @@
               <w:keepLines/>
               <w:spacing w:after="0"/>
             </w:pPr>
-            <w:r/>
-            <w:r>
-              <w:rPr>
-                <w:rFonts w:ascii="Arial" w:hAnsi="Arial" w:eastAsia="Arial"/>
-                <w:b w:val="0"/>
+            <w:r>
+              <w:rPr>
+                <w:rFonts w:ascii="Arial" w:hAnsi="Arial" w:eastAsia="Arial"/>
+                <w:sz w:val="18"/>
+              </w:rPr>
+            </w:r>
+            <w:r>
+              <w:rPr>
+                <w:rFonts w:ascii="Arial" w:hAnsi="Arial" w:eastAsia="Arial"/>
                 <w:sz w:val="18"/>
               </w:rPr>
               <w:t>Render routes/sidebar from menu contract</w:t>
@@ -8289,11 +10319,15 @@
               <w:keepLines/>
               <w:spacing w:after="0"/>
             </w:pPr>
-            <w:r/>
-            <w:r>
-              <w:rPr>
-                <w:rFonts w:ascii="Arial" w:hAnsi="Arial" w:eastAsia="Arial"/>
-                <w:b w:val="0"/>
+            <w:r>
+              <w:rPr>
+                <w:rFonts w:ascii="Arial" w:hAnsi="Arial" w:eastAsia="Arial"/>
+                <w:sz w:val="18"/>
+              </w:rPr>
+            </w:r>
+            <w:r>
+              <w:rPr>
+                <w:rFonts w:ascii="Arial" w:hAnsi="Arial" w:eastAsia="Arial"/>
                 <w:sz w:val="18"/>
               </w:rPr>
               <w:t>5</w:t>
@@ -8310,11 +10344,15 @@
               <w:keepLines/>
               <w:spacing w:after="0"/>
             </w:pPr>
-            <w:r/>
-            <w:r>
-              <w:rPr>
-                <w:rFonts w:ascii="Arial" w:hAnsi="Arial" w:eastAsia="Arial"/>
-                <w:b w:val="0"/>
+            <w:r>
+              <w:rPr>
+                <w:rFonts w:ascii="Arial" w:hAnsi="Arial" w:eastAsia="Arial"/>
+                <w:sz w:val="18"/>
+              </w:rPr>
+            </w:r>
+            <w:r>
+              <w:rPr>
+                <w:rFonts w:ascii="Arial" w:hAnsi="Arial" w:eastAsia="Arial"/>
                 <w:sz w:val="18"/>
               </w:rPr>
               <w:t>All feature hooks use shared API client and PageResponse/Error types</w:t>
@@ -8336,11 +10374,15 @@
               <w:keepLines/>
               <w:spacing w:after="0"/>
             </w:pPr>
-            <w:r/>
-            <w:r>
-              <w:rPr>
-                <w:rFonts w:ascii="Arial" w:hAnsi="Arial" w:eastAsia="Arial"/>
-                <w:b w:val="0"/>
+            <w:r>
+              <w:rPr>
+                <w:rFonts w:ascii="Arial" w:hAnsi="Arial" w:eastAsia="Arial"/>
+                <w:sz w:val="18"/>
+              </w:rPr>
+            </w:r>
+            <w:r>
+              <w:rPr>
+                <w:rFonts w:ascii="Arial" w:hAnsi="Arial" w:eastAsia="Arial"/>
                 <w:sz w:val="18"/>
               </w:rPr>
               <w:t>6</w:t>
@@ -8357,14 +10399,39 @@
               <w:keepLines/>
               <w:spacing w:after="0"/>
             </w:pPr>
-            <w:r/>
-            <w:r>
-              <w:rPr>
-                <w:rFonts w:ascii="Arial" w:hAnsi="Arial" w:eastAsia="Arial"/>
-                <w:b w:val="0"/>
-                <w:sz w:val="18"/>
-              </w:rPr>
-              <w:t>Document action sends `{result, comment}` only and consumes `{statusCode,nextSection,message}`</w:t>
+            <w:r>
+              <w:rPr>
+                <w:rFonts w:ascii="Arial" w:hAnsi="Arial" w:eastAsia="Arial"/>
+                <w:sz w:val="18"/>
+              </w:rPr>
+            </w:r>
+            <w:r>
+              <w:rPr>
+                <w:rFonts w:ascii="Arial" w:hAnsi="Arial" w:eastAsia="Arial"/>
+                <w:sz w:val="18"/>
+              </w:rPr>
+              <w:t xml:space="preserve">Document action sends </w:t>
+            </w:r>
+            <w:r>
+              <w:rPr>
+                <w:rFonts w:ascii="Courier New" w:hAnsi="Courier New" w:eastAsia="Arial"/>
+                <w:sz w:val="18"/>
+              </w:rPr>
+              <w:t>{result, comment}</w:t>
+            </w:r>
+            <w:r>
+              <w:rPr>
+                <w:rFonts w:ascii="Arial" w:hAnsi="Arial" w:eastAsia="Arial"/>
+                <w:sz w:val="18"/>
+              </w:rPr>
+              <w:t xml:space="preserve"> only and consumes </w:t>
+            </w:r>
+            <w:r>
+              <w:rPr>
+                <w:rFonts w:ascii="Courier New" w:hAnsi="Courier New" w:eastAsia="Arial"/>
+                <w:sz w:val="18"/>
+              </w:rPr>
+              <w:t>{statusCode,nextSection,message}</w:t>
             </w:r>
           </w:p>
         </w:tc>
@@ -8383,11 +10450,15 @@
               <w:keepLines/>
               <w:spacing w:after="0"/>
             </w:pPr>
-            <w:r/>
-            <w:r>
-              <w:rPr>
-                <w:rFonts w:ascii="Arial" w:hAnsi="Arial" w:eastAsia="Arial"/>
-                <w:b w:val="0"/>
+            <w:r>
+              <w:rPr>
+                <w:rFonts w:ascii="Arial" w:hAnsi="Arial" w:eastAsia="Arial"/>
+                <w:sz w:val="18"/>
+              </w:rPr>
+            </w:r>
+            <w:r>
+              <w:rPr>
+                <w:rFonts w:ascii="Arial" w:hAnsi="Arial" w:eastAsia="Arial"/>
                 <w:sz w:val="18"/>
               </w:rPr>
               <w:t>7</w:t>
@@ -8404,11 +10475,15 @@
               <w:keepLines/>
               <w:spacing w:after="0"/>
             </w:pPr>
-            <w:r/>
-            <w:r>
-              <w:rPr>
-                <w:rFonts w:ascii="Arial" w:hAnsi="Arial" w:eastAsia="Arial"/>
-                <w:b w:val="0"/>
+            <w:r>
+              <w:rPr>
+                <w:rFonts w:ascii="Arial" w:hAnsi="Arial" w:eastAsia="Arial"/>
+                <w:sz w:val="18"/>
+              </w:rPr>
+            </w:r>
+            <w:r>
+              <w:rPr>
+                <w:rFonts w:ascii="Arial" w:hAnsi="Arial" w:eastAsia="Arial"/>
                 <w:sz w:val="18"/>
               </w:rPr>
               <w:t>All display formatting goes through shared/lib/format.ts</w:t>
@@ -8568,11 +10643,15 @@
               <w:keepLines/>
               <w:spacing w:after="0"/>
             </w:pPr>
-            <w:r/>
-            <w:r>
-              <w:rPr>
-                <w:rFonts w:ascii="Arial" w:hAnsi="Arial" w:eastAsia="Arial"/>
-                <w:b w:val="0"/>
+            <w:r>
+              <w:rPr>
+                <w:rFonts w:ascii="Arial" w:hAnsi="Arial" w:eastAsia="Arial"/>
+                <w:sz w:val="18"/>
+              </w:rPr>
+            </w:r>
+            <w:r>
+              <w:rPr>
+                <w:rFonts w:ascii="Arial" w:hAnsi="Arial" w:eastAsia="Arial"/>
                 <w:sz w:val="18"/>
               </w:rPr>
               <w:t>1</w:t>
@@ -8589,11 +10668,15 @@
               <w:keepLines/>
               <w:spacing w:after="0"/>
             </w:pPr>
-            <w:r/>
-            <w:r>
-              <w:rPr>
-                <w:rFonts w:ascii="Arial" w:hAnsi="Arial" w:eastAsia="Arial"/>
-                <w:b w:val="0"/>
+            <w:r>
+              <w:rPr>
+                <w:rFonts w:ascii="Arial" w:hAnsi="Arial" w:eastAsia="Arial"/>
+                <w:sz w:val="18"/>
+              </w:rPr>
+            </w:r>
+            <w:r>
+              <w:rPr>
+                <w:rFonts w:ascii="Arial" w:hAnsi="Arial" w:eastAsia="Arial"/>
                 <w:sz w:val="18"/>
               </w:rPr>
               <w:t>401 refresh single-flight</w:t>
@@ -8615,11 +10698,15 @@
               <w:keepLines/>
               <w:spacing w:after="0"/>
             </w:pPr>
-            <w:r/>
-            <w:r>
-              <w:rPr>
-                <w:rFonts w:ascii="Arial" w:hAnsi="Arial" w:eastAsia="Arial"/>
-                <w:b w:val="0"/>
+            <w:r>
+              <w:rPr>
+                <w:rFonts w:ascii="Arial" w:hAnsi="Arial" w:eastAsia="Arial"/>
+                <w:sz w:val="18"/>
+              </w:rPr>
+            </w:r>
+            <w:r>
+              <w:rPr>
+                <w:rFonts w:ascii="Arial" w:hAnsi="Arial" w:eastAsia="Arial"/>
                 <w:sz w:val="18"/>
               </w:rPr>
               <w:t>2</w:t>
@@ -8636,11 +10723,15 @@
               <w:keepLines/>
               <w:spacing w:after="0"/>
             </w:pPr>
-            <w:r/>
-            <w:r>
-              <w:rPr>
-                <w:rFonts w:ascii="Arial" w:hAnsi="Arial" w:eastAsia="Arial"/>
-                <w:b w:val="0"/>
+            <w:r>
+              <w:rPr>
+                <w:rFonts w:ascii="Arial" w:hAnsi="Arial" w:eastAsia="Arial"/>
+                <w:sz w:val="18"/>
+              </w:rPr>
+            </w:r>
+            <w:r>
+              <w:rPr>
+                <w:rFonts w:ascii="Arial" w:hAnsi="Arial" w:eastAsia="Arial"/>
                 <w:sz w:val="18"/>
               </w:rPr>
               <w:t>403 route guard</w:t>
@@ -8662,11 +10753,15 @@
               <w:keepLines/>
               <w:spacing w:after="0"/>
             </w:pPr>
-            <w:r/>
-            <w:r>
-              <w:rPr>
-                <w:rFonts w:ascii="Arial" w:hAnsi="Arial" w:eastAsia="Arial"/>
-                <w:b w:val="0"/>
+            <w:r>
+              <w:rPr>
+                <w:rFonts w:ascii="Arial" w:hAnsi="Arial" w:eastAsia="Arial"/>
+                <w:sz w:val="18"/>
+              </w:rPr>
+            </w:r>
+            <w:r>
+              <w:rPr>
+                <w:rFonts w:ascii="Arial" w:hAnsi="Arial" w:eastAsia="Arial"/>
                 <w:sz w:val="18"/>
               </w:rPr>
               <w:t>3</w:t>
@@ -8683,11 +10778,15 @@
               <w:keepLines/>
               <w:spacing w:after="0"/>
             </w:pPr>
-            <w:r/>
-            <w:r>
-              <w:rPr>
-                <w:rFonts w:ascii="Arial" w:hAnsi="Arial" w:eastAsia="Arial"/>
-                <w:b w:val="0"/>
+            <w:r>
+              <w:rPr>
+                <w:rFonts w:ascii="Arial" w:hAnsi="Arial" w:eastAsia="Arial"/>
+                <w:sz w:val="18"/>
+              </w:rPr>
+            </w:r>
+            <w:r>
+              <w:rPr>
+                <w:rFonts w:ascii="Arial" w:hAnsi="Arial" w:eastAsia="Arial"/>
                 <w:sz w:val="18"/>
               </w:rPr>
               <w:t>error message passthrough</w:t>
@@ -8709,11 +10808,15 @@
               <w:keepLines/>
               <w:spacing w:after="0"/>
             </w:pPr>
-            <w:r/>
-            <w:r>
-              <w:rPr>
-                <w:rFonts w:ascii="Arial" w:hAnsi="Arial" w:eastAsia="Arial"/>
-                <w:b w:val="0"/>
+            <w:r>
+              <w:rPr>
+                <w:rFonts w:ascii="Arial" w:hAnsi="Arial" w:eastAsia="Arial"/>
+                <w:sz w:val="18"/>
+              </w:rPr>
+            </w:r>
+            <w:r>
+              <w:rPr>
+                <w:rFonts w:ascii="Arial" w:hAnsi="Arial" w:eastAsia="Arial"/>
                 <w:sz w:val="18"/>
               </w:rPr>
               <w:t>4</w:t>
@@ -8730,11 +10833,15 @@
               <w:keepLines/>
               <w:spacing w:after="0"/>
             </w:pPr>
-            <w:r/>
-            <w:r>
-              <w:rPr>
-                <w:rFonts w:ascii="Arial" w:hAnsi="Arial" w:eastAsia="Arial"/>
-                <w:b w:val="0"/>
+            <w:r>
+              <w:rPr>
+                <w:rFonts w:ascii="Arial" w:hAnsi="Arial" w:eastAsia="Arial"/>
+                <w:sz w:val="18"/>
+              </w:rPr>
+            </w:r>
+            <w:r>
+              <w:rPr>
+                <w:rFonts w:ascii="Arial" w:hAnsi="Arial" w:eastAsia="Arial"/>
                 <w:sz w:val="18"/>
               </w:rPr>
               <w:t>pagination pager mapping</w:t>
@@ -8756,11 +10863,15 @@
               <w:keepLines/>
               <w:spacing w:after="0"/>
             </w:pPr>
-            <w:r/>
-            <w:r>
-              <w:rPr>
-                <w:rFonts w:ascii="Arial" w:hAnsi="Arial" w:eastAsia="Arial"/>
-                <w:b w:val="0"/>
+            <w:r>
+              <w:rPr>
+                <w:rFonts w:ascii="Arial" w:hAnsi="Arial" w:eastAsia="Arial"/>
+                <w:sz w:val="18"/>
+              </w:rPr>
+            </w:r>
+            <w:r>
+              <w:rPr>
+                <w:rFonts w:ascii="Arial" w:hAnsi="Arial" w:eastAsia="Arial"/>
                 <w:sz w:val="18"/>
               </w:rPr>
               <w:t>5</w:t>
@@ -8777,11 +10888,15 @@
               <w:keepLines/>
               <w:spacing w:after="0"/>
             </w:pPr>
-            <w:r/>
-            <w:r>
-              <w:rPr>
-                <w:rFonts w:ascii="Arial" w:hAnsi="Arial" w:eastAsia="Arial"/>
-                <w:b w:val="0"/>
+            <w:r>
+              <w:rPr>
+                <w:rFonts w:ascii="Arial" w:hAnsi="Arial" w:eastAsia="Arial"/>
+                <w:sz w:val="18"/>
+              </w:rPr>
+            </w:r>
+            <w:r>
+              <w:rPr>
+                <w:rFonts w:ascii="Arial" w:hAnsi="Arial" w:eastAsia="Arial"/>
                 <w:sz w:val="18"/>
               </w:rPr>
               <w:t>date BE display</w:t>
@@ -8803,11 +10918,15 @@
               <w:keepLines/>
               <w:spacing w:after="0"/>
             </w:pPr>
-            <w:r/>
-            <w:r>
-              <w:rPr>
-                <w:rFonts w:ascii="Arial" w:hAnsi="Arial" w:eastAsia="Arial"/>
-                <w:b w:val="0"/>
+            <w:r>
+              <w:rPr>
+                <w:rFonts w:ascii="Arial" w:hAnsi="Arial" w:eastAsia="Arial"/>
+                <w:sz w:val="18"/>
+              </w:rPr>
+            </w:r>
+            <w:r>
+              <w:rPr>
+                <w:rFonts w:ascii="Arial" w:hAnsi="Arial" w:eastAsia="Arial"/>
                 <w:sz w:val="18"/>
               </w:rPr>
               <w:t>6</w:t>
@@ -8824,11 +10943,15 @@
               <w:keepLines/>
               <w:spacing w:after="0"/>
             </w:pPr>
-            <w:r/>
-            <w:r>
-              <w:rPr>
-                <w:rFonts w:ascii="Arial" w:hAnsi="Arial" w:eastAsia="Arial"/>
-                <w:b w:val="0"/>
+            <w:r>
+              <w:rPr>
+                <w:rFonts w:ascii="Arial" w:hAnsi="Arial" w:eastAsia="Arial"/>
+                <w:sz w:val="18"/>
+              </w:rPr>
+            </w:r>
+            <w:r>
+              <w:rPr>
+                <w:rFonts w:ascii="Arial" w:hAnsi="Arial" w:eastAsia="Arial"/>
                 <w:sz w:val="18"/>
               </w:rPr>
               <w:t>action response invalidation</w:t>
@@ -8850,11 +10973,15 @@
               <w:keepLines/>
               <w:spacing w:after="0"/>
             </w:pPr>
-            <w:r/>
-            <w:r>
-              <w:rPr>
-                <w:rFonts w:ascii="Arial" w:hAnsi="Arial" w:eastAsia="Arial"/>
-                <w:b w:val="0"/>
+            <w:r>
+              <w:rPr>
+                <w:rFonts w:ascii="Arial" w:hAnsi="Arial" w:eastAsia="Arial"/>
+                <w:sz w:val="18"/>
+              </w:rPr>
+            </w:r>
+            <w:r>
+              <w:rPr>
+                <w:rFonts w:ascii="Arial" w:hAnsi="Arial" w:eastAsia="Arial"/>
                 <w:sz w:val="18"/>
               </w:rPr>
               <w:t>7</w:t>
@@ -8871,11 +10998,15 @@
               <w:keepLines/>
               <w:spacing w:after="0"/>
             </w:pPr>
-            <w:r/>
-            <w:r>
-              <w:rPr>
-                <w:rFonts w:ascii="Arial" w:hAnsi="Arial" w:eastAsia="Arial"/>
-                <w:b w:val="0"/>
+            <w:r>
+              <w:rPr>
+                <w:rFonts w:ascii="Arial" w:hAnsi="Arial" w:eastAsia="Arial"/>
+                <w:sz w:val="18"/>
+              </w:rPr>
+            </w:r>
+            <w:r>
+              <w:rPr>
+                <w:rFonts w:ascii="Arial" w:hAnsi="Arial" w:eastAsia="Arial"/>
                 <w:sz w:val="18"/>
               </w:rPr>
               <w:t>menu filtering by API</w:t>
@@ -9433,12 +11564,13 @@
       <w:outlineLvl w:val="3"/>
     </w:pPr>
     <w:rPr>
-      <w:rFonts w:asciiTheme="majorHAnsi" w:eastAsiaTheme="majorEastAsia" w:hAnsiTheme="majorHAnsi" w:cstheme="majorBidi"/>
+      <w:rFonts w:asciiTheme="majorHAnsi" w:eastAsiaTheme="majorEastAsia" w:hAnsiTheme="majorHAnsi" w:cstheme="majorBidi" w:ascii="Arial" w:hAnsi="Arial" w:eastAsia="Arial"/>
       <w:b/>
       <w:bCs/>
       <w:i/>
       <w:iCs/>
-      <w:color w:val="4F81BD" w:themeColor="accent1"/>
+      <w:color w:val="2E74B5"/>
+      <w:sz w:val="20"/>
     </w:rPr>
   </w:style>
   <w:style w:type="paragraph" w:styleId="Heading5">

--- a/LLDD/word/FE/LLDD-FE-Integration-Contracts.docx
+++ b/LLDD/word/FE/LLDD-FE-Integration-Contracts.docx
@@ -1229,7 +1229,7 @@
                 <w:rFonts w:ascii="Arial" w:hAnsi="Arial" w:eastAsia="Arial"/>
                 <w:sz w:val="18"/>
               </w:rPr>
-              <w:t>แสดง พ.ศ. ผ่าน formatDateThai/formatMonthThai จุดเดียว</w:t>
+              <w:t>แสดงผ่าน formatDateThai/formatMonthThai จุดเดียว — ค่าเริ่มต้นเป็น ค.ศ.</w:t>
             </w:r>
           </w:p>
         </w:tc>
@@ -1284,7 +1284,7 @@
                 <w:rFonts w:ascii="Arial" w:hAnsi="Arial" w:eastAsia="Arial"/>
                 <w:sz w:val="18"/>
               </w:rPr>
-              <w:t>YYYY/xxxxx พ.ศ.</w:t>
+              <w:t>YYYY/xxxxx ค.ศ.</w:t>
             </w:r>
           </w:p>
         </w:tc>
@@ -1638,7 +1638,7 @@
                 <w:rFonts w:ascii="Arial" w:hAnsi="Arial" w:eastAsia="Arial"/>
                 <w:sz w:val="18"/>
               </w:rPr>
-              <w:t>from /me/menus</w:t>
+              <w:t>จาก GET /menus + GET /groups/current-user/permissions ของระบบเดิม (ผ่าน BFF)</w:t>
             </w:r>
           </w:p>
         </w:tc>
@@ -1951,7 +1951,7 @@
                 <w:rFonts w:ascii="Arial" w:hAnsi="Arial" w:eastAsia="Arial"/>
                 <w:sz w:val="18"/>
               </w:rPr>
-              <w:t>Bootstrap env and API client; Login or restore session with refresh token; Load /auth/me and /me/menus; Render routes/sidebar from menu contract</w:t>
+              <w:t>Bootstrap env and API client; Login or restore session with refresh token; Load GET /auth/profile + GET /users/current + GET /menus + GET /groups/current-user/permissions (ทั้งหมดเป็นของระบบเดิมผ่าน BFF); Render routes/sidebar from menu contract</w:t>
             </w:r>
           </w:p>
         </w:tc>
@@ -2520,7 +2520,7 @@
                 <w:rFonts w:ascii="Arial" w:hAnsi="Arial" w:eastAsia="Arial"/>
                 <w:sz w:val="18"/>
               </w:rPr>
-              <w:t>ให้ formatter กลางสำหรับ ค.ศ./พ.ศ., เดือน, เงิน, percent และ docNo โดยไม่เปลี่ยนค่าที่ส่ง API</w:t>
+              <w:t>ให้ formatter กลางสำหรับวันที่ (ค.ศ.), เดือน, เงิน, percent และ docNo โดยไม่เปลี่ยนค่าที่ส่ง API</w:t>
             </w:r>
           </w:p>
         </w:tc>
@@ -2545,7 +2545,7 @@
                 <w:rFonts w:ascii="Arial" w:hAnsi="Arial" w:eastAsia="Arial"/>
                 <w:sz w:val="18"/>
               </w:rPr>
-              <w:t>payload ใช้ ค.ศ.; UI แสดง พ.ศ. และรูปแบบเงิน/docNo ตรงกันทุกหน้า</w:t>
+              <w:t>payload และ UI ใช้ ค.ศ. เป็นค่าเริ่มต้น (buddhistEra=false); รูปแบบเงิน/docNo ตรงกันทุกหน้า</w:t>
             </w:r>
           </w:p>
         </w:tc>
@@ -3197,86 +3197,6 @@
                 <w:sz w:val="18"/>
               </w:rPr>
               <w:t>Submit action (ปุ่มส่งดำเนินการ)</w:t>
-            </w:r>
-          </w:p>
-        </w:tc>
-      </w:tr>
-      <w:tr>
-        <w:trPr>
-          <w:cantSplit/>
-        </w:trPr>
-        <w:tc>
-          <w:tcPr>
-            <w:tcW w:type="dxa" w:w="3360"/>
-            <w:vAlign w:val="center"/>
-          </w:tcPr>
-          <w:p>
-            <w:pPr>
-              <w:keepLines/>
-              <w:spacing w:after="0"/>
-            </w:pPr>
-            <w:r>
-              <w:rPr>
-                <w:rFonts w:ascii="Arial" w:hAnsi="Arial" w:eastAsia="Arial"/>
-                <w:sz w:val="18"/>
-              </w:rPr>
-            </w:r>
-            <w:r>
-              <w:rPr>
-                <w:rFonts w:ascii="Arial" w:hAnsi="Arial" w:eastAsia="Arial"/>
-                <w:sz w:val="18"/>
-              </w:rPr>
-              <w:t>GET /api/v1/me/menus</w:t>
-            </w:r>
-          </w:p>
-        </w:tc>
-        <w:tc>
-          <w:tcPr>
-            <w:tcW w:type="dxa" w:w="3360"/>
-            <w:vAlign w:val="center"/>
-          </w:tcPr>
-          <w:p>
-            <w:pPr>
-              <w:keepLines/>
-              <w:spacing w:after="0"/>
-            </w:pPr>
-            <w:r>
-              <w:rPr>
-                <w:rFonts w:ascii="Arial" w:hAnsi="Arial" w:eastAsia="Arial"/>
-                <w:sz w:val="18"/>
-              </w:rPr>
-            </w:r>
-            <w:r>
-              <w:rPr>
-                <w:rFonts w:ascii="Arial" w:hAnsi="Arial" w:eastAsia="Arial"/>
-                <w:sz w:val="18"/>
-              </w:rPr>
-              <w:t>Menu/RBAC contract สำหรับ sidebar และ route guard</w:t>
-            </w:r>
-          </w:p>
-        </w:tc>
-        <w:tc>
-          <w:tcPr>
-            <w:tcW w:type="dxa" w:w="3360"/>
-            <w:vAlign w:val="center"/>
-          </w:tcPr>
-          <w:p>
-            <w:pPr>
-              <w:keepLines/>
-              <w:spacing w:after="0"/>
-            </w:pPr>
-            <w:r>
-              <w:rPr>
-                <w:rFonts w:ascii="Arial" w:hAnsi="Arial" w:eastAsia="Arial"/>
-                <w:sz w:val="18"/>
-              </w:rPr>
-            </w:r>
-            <w:r>
-              <w:rPr>
-                <w:rFonts w:ascii="Arial" w:hAnsi="Arial" w:eastAsia="Arial"/>
-                <w:sz w:val="18"/>
-              </w:rPr>
-              <w:t>Gate route/menu (login/bootstrap)</w:t>
             </w:r>
           </w:p>
         </w:tc>
@@ -4021,7 +3941,7 @@
                 <w:rFonts w:ascii="Arial" w:hAnsi="Arial" w:eastAsia="Arial"/>
                 <w:sz w:val="18"/>
               </w:rPr>
-              <w:t>GET /api/v1/me/menus</w:t>
+              <w:t>GET /menus + GET /groups/current-user/permissions (ระบบเดิม ผ่าน BFF)</w:t>
             </w:r>
           </w:p>
         </w:tc>
@@ -4462,7 +4382,7 @@
                 <w:rFonts w:ascii="Arial" w:hAnsi="Arial" w:eastAsia="Arial"/>
                 <w:sz w:val="18"/>
               </w:rPr>
-              <w:t>วันที่ใน payload เป็น ค.ศ.; หน้าจอแสดง พ.ศ. จาก formatter กลาง</w:t>
+              <w:t>วันที่ใน payload และหน้าจอเป็น ค.ศ. จาก formatter กลาง (แสดง พ.ศ. เฉพาะจุดที่เปิด flag)</w:t>
             </w:r>
           </w:p>
         </w:tc>
@@ -4542,7 +4462,7 @@
                 <w:rFonts w:ascii="Arial" w:hAnsi="Arial" w:eastAsia="Arial"/>
                 <w:sz w:val="18"/>
               </w:rPr>
-              <w:t>Sidebar และ route access มาจาก /me/menus ไม่ hardcode role</w:t>
+              <w:t>Sidebar และ route access มาจาก GET /menus ของระบบเดิม ไม่ hardcode role</w:t>
             </w:r>
           </w:p>
         </w:tc>
@@ -5367,7 +5287,7 @@
                 <w:rFonts w:ascii="Arial" w:hAnsi="Arial" w:eastAsia="Arial"/>
                 <w:sz w:val="18"/>
               </w:rPr>
-              <w:t>GET /api/v1/me/menus</w:t>
+              <w:t>GET /menus + GET /groups/current-user/permissions (ระบบเดิม ผ่าน BFF)</w:t>
             </w:r>
           </w:p>
         </w:tc>
@@ -7926,1039 +7846,6 @@
                 <w:sz w:val="18"/>
               </w:rPr>
               <w:t>message</w:t>
-            </w:r>
-          </w:p>
-        </w:tc>
-        <w:tc>
-          <w:tcPr>
-            <w:tcW w:type="dxa" w:w="2520"/>
-            <w:vAlign w:val="center"/>
-          </w:tcPr>
-          <w:p>
-            <w:pPr>
-              <w:keepLines/>
-              <w:spacing w:after="0"/>
-            </w:pPr>
-            <w:r>
-              <w:rPr>
-                <w:rFonts w:ascii="Arial" w:hAnsi="Arial" w:eastAsia="Arial"/>
-                <w:sz w:val="18"/>
-              </w:rPr>
-            </w:r>
-            <w:r>
-              <w:rPr>
-                <w:rFonts w:ascii="Arial" w:hAnsi="Arial" w:eastAsia="Arial"/>
-                <w:sz w:val="18"/>
-              </w:rPr>
-              <w:t>string</w:t>
-            </w:r>
-          </w:p>
-        </w:tc>
-        <w:tc>
-          <w:tcPr>
-            <w:tcW w:type="dxa" w:w="2520"/>
-            <w:vAlign w:val="center"/>
-          </w:tcPr>
-          <w:p>
-            <w:pPr>
-              <w:keepLines/>
-              <w:spacing w:after="0"/>
-            </w:pPr>
-            <w:r>
-              <w:rPr>
-                <w:rFonts w:ascii="Arial" w:hAnsi="Arial" w:eastAsia="Arial"/>
-                <w:sz w:val="18"/>
-              </w:rPr>
-            </w:r>
-            <w:r>
-              <w:rPr>
-                <w:rFonts w:ascii="Arial" w:hAnsi="Arial" w:eastAsia="Arial"/>
-                <w:sz w:val="18"/>
-              </w:rPr>
-              <w:t>Yes</w:t>
-            </w:r>
-          </w:p>
-        </w:tc>
-        <w:tc>
-          <w:tcPr>
-            <w:tcW w:type="dxa" w:w="2520"/>
-            <w:vAlign w:val="center"/>
-          </w:tcPr>
-          <w:p>
-            <w:pPr>
-              <w:keepLines/>
-              <w:spacing w:after="0"/>
-            </w:pPr>
-            <w:r>
-              <w:rPr>
-                <w:rFonts w:ascii="Arial" w:hAnsi="Arial" w:eastAsia="Arial"/>
-                <w:sz w:val="18"/>
-              </w:rPr>
-            </w:r>
-            <w:r>
-              <w:rPr>
-                <w:rFonts w:ascii="Arial" w:hAnsi="Arial" w:eastAsia="Arial"/>
-                <w:sz w:val="18"/>
-              </w:rPr>
-              <w:t>UTF-8; use value domain described by endpoint purpose</w:t>
-            </w:r>
-          </w:p>
-        </w:tc>
-      </w:tr>
-    </w:tbl>
-    <w:p/>
-    <w:p>
-      <w:pPr>
-        <w:pStyle w:val="Heading2"/>
-        <w:keepNext/>
-        <w:keepLines/>
-        <w:pageBreakBefore w:val="0"/>
-      </w:pPr>
-      <w:r>
-        <w:t>GET /api/v1/me/menus</w:t>
-      </w:r>
-    </w:p>
-    <w:p>
-      <w:pPr>
-        <w:keepNext w:val="0"/>
-      </w:pPr>
-      <w:r>
-        <w:t>Menu/RBAC contract สำหรับ sidebar และ route guard</w:t>
-      </w:r>
-    </w:p>
-    <w:tbl>
-      <w:tblPr>
-        <w:tblStyle w:val="TableGrid"/>
-        <w:tblW w:type="auto" w:w="0"/>
-        <w:jc w:val="center"/>
-        <w:tblLook w:firstColumn="1" w:firstRow="1" w:lastColumn="0" w:lastRow="0" w:noHBand="0" w:noVBand="1" w:val="04A0"/>
-      </w:tblPr>
-      <w:tblGrid>
-        <w:gridCol w:w="10080"/>
-      </w:tblGrid>
-      <w:tr>
-        <w:trPr>
-          <w:cantSplit/>
-        </w:trPr>
-        <w:tc>
-          <w:tcPr>
-            <w:tcW w:type="dxa" w:w="10080"/>
-            <w:vAlign w:val="center"/>
-            <w:shd w:fill="DDEBFF"/>
-          </w:tcPr>
-          <w:p>
-            <w:pPr>
-              <w:keepLines/>
-              <w:spacing w:after="0"/>
-            </w:pPr>
-            <w:r/>
-            <w:r>
-              <w:rPr>
-                <w:rFonts w:ascii="Arial" w:hAnsi="Arial" w:eastAsia="Arial"/>
-                <w:b/>
-                <w:sz w:val="18"/>
-              </w:rPr>
-              <w:t>Query Params</w:t>
-            </w:r>
-          </w:p>
-        </w:tc>
-      </w:tr>
-      <w:tr>
-        <w:trPr>
-          <w:cantSplit/>
-        </w:trPr>
-        <w:tc>
-          <w:tcPr>
-            <w:tcW w:type="dxa" w:w="10080"/>
-            <w:shd w:fill="F7FAFE"/>
-          </w:tcPr>
-          <w:p>
-            <w:pPr>
-              <w:keepLines/>
-              <w:spacing w:after="0"/>
-            </w:pPr>
-            <w:r/>
-            <w:r>
-              <w:rPr>
-                <w:rFonts w:ascii="Courier New" w:hAnsi="Courier New" w:eastAsia="Courier New"/>
-                <w:sz w:val="16"/>
-              </w:rPr>
-              <w:t>{}</w:t>
-            </w:r>
-          </w:p>
-        </w:tc>
-      </w:tr>
-    </w:tbl>
-    <w:p/>
-    <w:p>
-      <w:pPr>
-        <w:pStyle w:val="Heading3"/>
-        <w:keepNext/>
-        <w:keepLines/>
-        <w:pageBreakBefore w:val="0"/>
-      </w:pPr>
-      <w:r>
-        <w:t>Request Field Schema</w:t>
-      </w:r>
-    </w:p>
-    <w:tbl>
-      <w:tblPr>
-        <w:tblStyle w:val="TableGrid"/>
-        <w:tblW w:type="auto" w:w="0"/>
-        <w:jc w:val="center"/>
-        <w:tblLook w:firstColumn="1" w:firstRow="1" w:lastColumn="0" w:lastRow="0" w:noHBand="0" w:noVBand="1" w:val="04A0"/>
-      </w:tblPr>
-      <w:tblGrid>
-        <w:gridCol w:w="2520"/>
-        <w:gridCol w:w="2520"/>
-        <w:gridCol w:w="2520"/>
-        <w:gridCol w:w="2520"/>
-      </w:tblGrid>
-      <w:tr>
-        <w:trPr>
-          <w:cantSplit/>
-        </w:trPr>
-        <w:tc>
-          <w:tcPr>
-            <w:tcW w:type="dxa" w:w="2520"/>
-            <w:vAlign w:val="center"/>
-            <w:shd w:fill="E8EEF5"/>
-          </w:tcPr>
-          <w:p>
-            <w:pPr>
-              <w:keepLines/>
-              <w:spacing w:after="0"/>
-            </w:pPr>
-            <w:r/>
-            <w:r>
-              <w:rPr>
-                <w:rFonts w:ascii="Arial" w:hAnsi="Arial" w:eastAsia="Arial"/>
-                <w:b/>
-                <w:sz w:val="18"/>
-              </w:rPr>
-              <w:t>Field</w:t>
-            </w:r>
-          </w:p>
-        </w:tc>
-        <w:tc>
-          <w:tcPr>
-            <w:tcW w:type="dxa" w:w="2520"/>
-            <w:vAlign w:val="center"/>
-            <w:shd w:fill="E8EEF5"/>
-          </w:tcPr>
-          <w:p>
-            <w:pPr>
-              <w:keepLines/>
-              <w:spacing w:after="0"/>
-            </w:pPr>
-            <w:r/>
-            <w:r>
-              <w:rPr>
-                <w:rFonts w:ascii="Arial" w:hAnsi="Arial" w:eastAsia="Arial"/>
-                <w:b/>
-                <w:sz w:val="18"/>
-              </w:rPr>
-              <w:t>Type</w:t>
-            </w:r>
-          </w:p>
-        </w:tc>
-        <w:tc>
-          <w:tcPr>
-            <w:tcW w:type="dxa" w:w="2520"/>
-            <w:vAlign w:val="center"/>
-            <w:shd w:fill="E8EEF5"/>
-          </w:tcPr>
-          <w:p>
-            <w:pPr>
-              <w:keepLines/>
-              <w:spacing w:after="0"/>
-            </w:pPr>
-            <w:r/>
-            <w:r>
-              <w:rPr>
-                <w:rFonts w:ascii="Arial" w:hAnsi="Arial" w:eastAsia="Arial"/>
-                <w:b/>
-                <w:sz w:val="18"/>
-              </w:rPr>
-              <w:t>Required</w:t>
-            </w:r>
-          </w:p>
-        </w:tc>
-        <w:tc>
-          <w:tcPr>
-            <w:tcW w:type="dxa" w:w="2520"/>
-            <w:vAlign w:val="center"/>
-            <w:shd w:fill="E8EEF5"/>
-          </w:tcPr>
-          <w:p>
-            <w:pPr>
-              <w:keepLines/>
-              <w:spacing w:after="0"/>
-            </w:pPr>
-            <w:r/>
-            <w:r>
-              <w:rPr>
-                <w:rFonts w:ascii="Arial" w:hAnsi="Arial" w:eastAsia="Arial"/>
-                <w:b/>
-                <w:sz w:val="18"/>
-              </w:rPr>
-              <w:t>Constraint / Meaning</w:t>
-            </w:r>
-          </w:p>
-        </w:tc>
-      </w:tr>
-      <w:tr>
-        <w:trPr>
-          <w:cantSplit/>
-        </w:trPr>
-        <w:tc>
-          <w:tcPr>
-            <w:tcW w:type="dxa" w:w="2520"/>
-            <w:vAlign w:val="center"/>
-          </w:tcPr>
-          <w:p>
-            <w:pPr>
-              <w:keepLines/>
-              <w:spacing w:after="0"/>
-            </w:pPr>
-            <w:r>
-              <w:rPr>
-                <w:rFonts w:ascii="Arial" w:hAnsi="Arial" w:eastAsia="Arial"/>
-                <w:sz w:val="18"/>
-              </w:rPr>
-            </w:r>
-            <w:r>
-              <w:rPr>
-                <w:rFonts w:ascii="Arial" w:hAnsi="Arial" w:eastAsia="Arial"/>
-                <w:sz w:val="18"/>
-              </w:rPr>
-              <w:t>-</w:t>
-            </w:r>
-          </w:p>
-        </w:tc>
-        <w:tc>
-          <w:tcPr>
-            <w:tcW w:type="dxa" w:w="2520"/>
-            <w:vAlign w:val="center"/>
-          </w:tcPr>
-          <w:p>
-            <w:pPr>
-              <w:keepLines/>
-              <w:spacing w:after="0"/>
-            </w:pPr>
-            <w:r>
-              <w:rPr>
-                <w:rFonts w:ascii="Arial" w:hAnsi="Arial" w:eastAsia="Arial"/>
-                <w:sz w:val="18"/>
-              </w:rPr>
-            </w:r>
-            <w:r>
-              <w:rPr>
-                <w:rFonts w:ascii="Arial" w:hAnsi="Arial" w:eastAsia="Arial"/>
-                <w:sz w:val="18"/>
-              </w:rPr>
-              <w:t>none</w:t>
-            </w:r>
-          </w:p>
-        </w:tc>
-        <w:tc>
-          <w:tcPr>
-            <w:tcW w:type="dxa" w:w="2520"/>
-            <w:vAlign w:val="center"/>
-          </w:tcPr>
-          <w:p>
-            <w:pPr>
-              <w:keepLines/>
-              <w:spacing w:after="0"/>
-            </w:pPr>
-            <w:r>
-              <w:rPr>
-                <w:rFonts w:ascii="Arial" w:hAnsi="Arial" w:eastAsia="Arial"/>
-                <w:sz w:val="18"/>
-              </w:rPr>
-            </w:r>
-            <w:r>
-              <w:rPr>
-                <w:rFonts w:ascii="Arial" w:hAnsi="Arial" w:eastAsia="Arial"/>
-                <w:sz w:val="18"/>
-              </w:rPr>
-              <w:t>No</w:t>
-            </w:r>
-          </w:p>
-        </w:tc>
-        <w:tc>
-          <w:tcPr>
-            <w:tcW w:type="dxa" w:w="2520"/>
-            <w:vAlign w:val="center"/>
-          </w:tcPr>
-          <w:p>
-            <w:pPr>
-              <w:keepLines/>
-              <w:spacing w:after="0"/>
-            </w:pPr>
-            <w:r>
-              <w:rPr>
-                <w:rFonts w:ascii="Arial" w:hAnsi="Arial" w:eastAsia="Arial"/>
-                <w:sz w:val="18"/>
-              </w:rPr>
-            </w:r>
-            <w:r>
-              <w:rPr>
-                <w:rFonts w:ascii="Arial" w:hAnsi="Arial" w:eastAsia="Arial"/>
-                <w:sz w:val="18"/>
-              </w:rPr>
-              <w:t>No fields</w:t>
-            </w:r>
-          </w:p>
-        </w:tc>
-      </w:tr>
-    </w:tbl>
-    <w:p/>
-    <w:tbl>
-      <w:tblPr>
-        <w:tblStyle w:val="TableGrid"/>
-        <w:tblW w:type="auto" w:w="0"/>
-        <w:jc w:val="center"/>
-        <w:tblLook w:firstColumn="1" w:firstRow="1" w:lastColumn="0" w:lastRow="0" w:noHBand="0" w:noVBand="1" w:val="04A0"/>
-      </w:tblPr>
-      <w:tblGrid>
-        <w:gridCol w:w="10080"/>
-      </w:tblGrid>
-      <w:tr>
-        <w:trPr>
-          <w:cantSplit/>
-        </w:trPr>
-        <w:tc>
-          <w:tcPr>
-            <w:tcW w:type="dxa" w:w="10080"/>
-            <w:vAlign w:val="center"/>
-            <w:shd w:fill="DDEBFF"/>
-          </w:tcPr>
-          <w:p>
-            <w:pPr>
-              <w:keepLines/>
-              <w:spacing w:after="0"/>
-            </w:pPr>
-            <w:r/>
-            <w:r>
-              <w:rPr>
-                <w:rFonts w:ascii="Arial" w:hAnsi="Arial" w:eastAsia="Arial"/>
-                <w:b/>
-                <w:sz w:val="18"/>
-              </w:rPr>
-              <w:t>Response</w:t>
-            </w:r>
-          </w:p>
-        </w:tc>
-      </w:tr>
-      <w:tr>
-        <w:trPr>
-          <w:cantSplit/>
-        </w:trPr>
-        <w:tc>
-          <w:tcPr>
-            <w:tcW w:type="dxa" w:w="10080"/>
-            <w:shd w:fill="F7FAFE"/>
-          </w:tcPr>
-          <w:p>
-            <w:pPr>
-              <w:keepLines/>
-              <w:spacing w:after="0"/>
-            </w:pPr>
-            <w:r/>
-            <w:r>
-              <w:rPr>
-                <w:rFonts w:ascii="Courier New" w:hAnsi="Courier New" w:eastAsia="Courier New"/>
-                <w:sz w:val="16"/>
-              </w:rPr>
-              <w:t>{</w:t>
-              <w:br/>
-              <w:t xml:space="preserve">  "menus": [</w:t>
-              <w:br/>
-              <w:t xml:space="preserve">    {</w:t>
-              <w:br/>
-              <w:t xml:space="preserve">      "menuCode": "k2-report",</w:t>
-              <w:br/>
-              <w:t xml:space="preserve">      "label": "รายงานสรุปสถานะ",</w:t>
-              <w:br/>
-              <w:t xml:space="preserve">      "route": "/reports/income-audit",</w:t>
-              <w:br/>
-              <w:t xml:space="preserve">      "group": "ระบบประกันรายได้"</w:t>
-              <w:br/>
-              <w:t xml:space="preserve">    }</w:t>
-              <w:br/>
-              <w:t xml:space="preserve">  ]</w:t>
-              <w:br/>
-              <w:t>}</w:t>
-            </w:r>
-          </w:p>
-        </w:tc>
-      </w:tr>
-    </w:tbl>
-    <w:p/>
-    <w:p>
-      <w:pPr>
-        <w:pStyle w:val="Heading3"/>
-        <w:keepNext/>
-        <w:keepLines/>
-        <w:pageBreakBefore w:val="0"/>
-      </w:pPr>
-      <w:r>
-        <w:t>Response Field Schema</w:t>
-      </w:r>
-    </w:p>
-    <w:tbl>
-      <w:tblPr>
-        <w:tblStyle w:val="TableGrid"/>
-        <w:tblW w:type="auto" w:w="0"/>
-        <w:jc w:val="center"/>
-        <w:tblLook w:firstColumn="1" w:firstRow="1" w:lastColumn="0" w:lastRow="0" w:noHBand="0" w:noVBand="1" w:val="04A0"/>
-      </w:tblPr>
-      <w:tblGrid>
-        <w:gridCol w:w="2520"/>
-        <w:gridCol w:w="2520"/>
-        <w:gridCol w:w="2520"/>
-        <w:gridCol w:w="2520"/>
-      </w:tblGrid>
-      <w:tr>
-        <w:trPr>
-          <w:cantSplit/>
-        </w:trPr>
-        <w:tc>
-          <w:tcPr>
-            <w:tcW w:type="dxa" w:w="2520"/>
-            <w:vAlign w:val="center"/>
-            <w:shd w:fill="E8EEF5"/>
-          </w:tcPr>
-          <w:p>
-            <w:pPr>
-              <w:keepLines/>
-              <w:spacing w:after="0"/>
-            </w:pPr>
-            <w:r/>
-            <w:r>
-              <w:rPr>
-                <w:rFonts w:ascii="Arial" w:hAnsi="Arial" w:eastAsia="Arial"/>
-                <w:b/>
-                <w:sz w:val="18"/>
-              </w:rPr>
-              <w:t>Field</w:t>
-            </w:r>
-          </w:p>
-        </w:tc>
-        <w:tc>
-          <w:tcPr>
-            <w:tcW w:type="dxa" w:w="2520"/>
-            <w:vAlign w:val="center"/>
-            <w:shd w:fill="E8EEF5"/>
-          </w:tcPr>
-          <w:p>
-            <w:pPr>
-              <w:keepLines/>
-              <w:spacing w:after="0"/>
-            </w:pPr>
-            <w:r/>
-            <w:r>
-              <w:rPr>
-                <w:rFonts w:ascii="Arial" w:hAnsi="Arial" w:eastAsia="Arial"/>
-                <w:b/>
-                <w:sz w:val="18"/>
-              </w:rPr>
-              <w:t>Type</w:t>
-            </w:r>
-          </w:p>
-        </w:tc>
-        <w:tc>
-          <w:tcPr>
-            <w:tcW w:type="dxa" w:w="2520"/>
-            <w:vAlign w:val="center"/>
-            <w:shd w:fill="E8EEF5"/>
-          </w:tcPr>
-          <w:p>
-            <w:pPr>
-              <w:keepLines/>
-              <w:spacing w:after="0"/>
-            </w:pPr>
-            <w:r/>
-            <w:r>
-              <w:rPr>
-                <w:rFonts w:ascii="Arial" w:hAnsi="Arial" w:eastAsia="Arial"/>
-                <w:b/>
-                <w:sz w:val="18"/>
-              </w:rPr>
-              <w:t>Required</w:t>
-            </w:r>
-          </w:p>
-        </w:tc>
-        <w:tc>
-          <w:tcPr>
-            <w:tcW w:type="dxa" w:w="2520"/>
-            <w:vAlign w:val="center"/>
-            <w:shd w:fill="E8EEF5"/>
-          </w:tcPr>
-          <w:p>
-            <w:pPr>
-              <w:keepLines/>
-              <w:spacing w:after="0"/>
-            </w:pPr>
-            <w:r/>
-            <w:r>
-              <w:rPr>
-                <w:rFonts w:ascii="Arial" w:hAnsi="Arial" w:eastAsia="Arial"/>
-                <w:b/>
-                <w:sz w:val="18"/>
-              </w:rPr>
-              <w:t>Constraint / Meaning</w:t>
-            </w:r>
-          </w:p>
-        </w:tc>
-      </w:tr>
-      <w:tr>
-        <w:trPr>
-          <w:cantSplit/>
-        </w:trPr>
-        <w:tc>
-          <w:tcPr>
-            <w:tcW w:type="dxa" w:w="2520"/>
-            <w:vAlign w:val="center"/>
-          </w:tcPr>
-          <w:p>
-            <w:pPr>
-              <w:keepLines/>
-              <w:spacing w:after="0"/>
-            </w:pPr>
-            <w:r>
-              <w:rPr>
-                <w:rFonts w:ascii="Arial" w:hAnsi="Arial" w:eastAsia="Arial"/>
-                <w:sz w:val="18"/>
-              </w:rPr>
-            </w:r>
-            <w:r>
-              <w:rPr>
-                <w:rFonts w:ascii="Arial" w:hAnsi="Arial" w:eastAsia="Arial"/>
-                <w:sz w:val="18"/>
-              </w:rPr>
-              <w:t>menus</w:t>
-            </w:r>
-          </w:p>
-        </w:tc>
-        <w:tc>
-          <w:tcPr>
-            <w:tcW w:type="dxa" w:w="2520"/>
-            <w:vAlign w:val="center"/>
-          </w:tcPr>
-          <w:p>
-            <w:pPr>
-              <w:keepLines/>
-              <w:spacing w:after="0"/>
-            </w:pPr>
-            <w:r>
-              <w:rPr>
-                <w:rFonts w:ascii="Arial" w:hAnsi="Arial" w:eastAsia="Arial"/>
-                <w:sz w:val="18"/>
-              </w:rPr>
-            </w:r>
-            <w:r>
-              <w:rPr>
-                <w:rFonts w:ascii="Arial" w:hAnsi="Arial" w:eastAsia="Arial"/>
-                <w:sz w:val="18"/>
-              </w:rPr>
-              <w:t>array&lt;object&gt;</w:t>
-            </w:r>
-          </w:p>
-        </w:tc>
-        <w:tc>
-          <w:tcPr>
-            <w:tcW w:type="dxa" w:w="2520"/>
-            <w:vAlign w:val="center"/>
-          </w:tcPr>
-          <w:p>
-            <w:pPr>
-              <w:keepLines/>
-              <w:spacing w:after="0"/>
-            </w:pPr>
-            <w:r>
-              <w:rPr>
-                <w:rFonts w:ascii="Arial" w:hAnsi="Arial" w:eastAsia="Arial"/>
-                <w:sz w:val="18"/>
-              </w:rPr>
-            </w:r>
-            <w:r>
-              <w:rPr>
-                <w:rFonts w:ascii="Arial" w:hAnsi="Arial" w:eastAsia="Arial"/>
-                <w:sz w:val="18"/>
-              </w:rPr>
-              <w:t>Yes</w:t>
-            </w:r>
-          </w:p>
-        </w:tc>
-        <w:tc>
-          <w:tcPr>
-            <w:tcW w:type="dxa" w:w="2520"/>
-            <w:vAlign w:val="center"/>
-          </w:tcPr>
-          <w:p>
-            <w:pPr>
-              <w:keepLines/>
-              <w:spacing w:after="0"/>
-            </w:pPr>
-            <w:r>
-              <w:rPr>
-                <w:rFonts w:ascii="Arial" w:hAnsi="Arial" w:eastAsia="Arial"/>
-                <w:sz w:val="18"/>
-              </w:rPr>
-            </w:r>
-            <w:r>
-              <w:rPr>
-                <w:rFonts w:ascii="Arial" w:hAnsi="Arial" w:eastAsia="Arial"/>
-                <w:sz w:val="18"/>
-              </w:rPr>
-              <w:t>JSON array; element type shown in Type column</w:t>
-            </w:r>
-          </w:p>
-        </w:tc>
-      </w:tr>
-      <w:tr>
-        <w:trPr>
-          <w:cantSplit/>
-        </w:trPr>
-        <w:tc>
-          <w:tcPr>
-            <w:tcW w:type="dxa" w:w="2520"/>
-            <w:vAlign w:val="center"/>
-          </w:tcPr>
-          <w:p>
-            <w:pPr>
-              <w:keepLines/>
-              <w:spacing w:after="0"/>
-            </w:pPr>
-            <w:r>
-              <w:rPr>
-                <w:rFonts w:ascii="Arial" w:hAnsi="Arial" w:eastAsia="Arial"/>
-                <w:sz w:val="18"/>
-              </w:rPr>
-            </w:r>
-            <w:r>
-              <w:rPr>
-                <w:rFonts w:ascii="Arial" w:hAnsi="Arial" w:eastAsia="Arial"/>
-                <w:sz w:val="18"/>
-              </w:rPr>
-              <w:t>menus[].menuCode</w:t>
-            </w:r>
-          </w:p>
-        </w:tc>
-        <w:tc>
-          <w:tcPr>
-            <w:tcW w:type="dxa" w:w="2520"/>
-            <w:vAlign w:val="center"/>
-          </w:tcPr>
-          <w:p>
-            <w:pPr>
-              <w:keepLines/>
-              <w:spacing w:after="0"/>
-            </w:pPr>
-            <w:r>
-              <w:rPr>
-                <w:rFonts w:ascii="Arial" w:hAnsi="Arial" w:eastAsia="Arial"/>
-                <w:sz w:val="18"/>
-              </w:rPr>
-            </w:r>
-            <w:r>
-              <w:rPr>
-                <w:rFonts w:ascii="Arial" w:hAnsi="Arial" w:eastAsia="Arial"/>
-                <w:sz w:val="18"/>
-              </w:rPr>
-              <w:t>string</w:t>
-            </w:r>
-          </w:p>
-        </w:tc>
-        <w:tc>
-          <w:tcPr>
-            <w:tcW w:type="dxa" w:w="2520"/>
-            <w:vAlign w:val="center"/>
-          </w:tcPr>
-          <w:p>
-            <w:pPr>
-              <w:keepLines/>
-              <w:spacing w:after="0"/>
-            </w:pPr>
-            <w:r>
-              <w:rPr>
-                <w:rFonts w:ascii="Arial" w:hAnsi="Arial" w:eastAsia="Arial"/>
-                <w:sz w:val="18"/>
-              </w:rPr>
-            </w:r>
-            <w:r>
-              <w:rPr>
-                <w:rFonts w:ascii="Arial" w:hAnsi="Arial" w:eastAsia="Arial"/>
-                <w:sz w:val="18"/>
-              </w:rPr>
-              <w:t>Yes</w:t>
-            </w:r>
-          </w:p>
-        </w:tc>
-        <w:tc>
-          <w:tcPr>
-            <w:tcW w:type="dxa" w:w="2520"/>
-            <w:vAlign w:val="center"/>
-          </w:tcPr>
-          <w:p>
-            <w:pPr>
-              <w:keepLines/>
-              <w:spacing w:after="0"/>
-            </w:pPr>
-            <w:r>
-              <w:rPr>
-                <w:rFonts w:ascii="Arial" w:hAnsi="Arial" w:eastAsia="Arial"/>
-                <w:sz w:val="18"/>
-              </w:rPr>
-            </w:r>
-            <w:r>
-              <w:rPr>
-                <w:rFonts w:ascii="Arial" w:hAnsi="Arial" w:eastAsia="Arial"/>
-                <w:sz w:val="18"/>
-              </w:rPr>
-              <w:t>UTF-8; use value domain described by endpoint purpose</w:t>
-            </w:r>
-          </w:p>
-        </w:tc>
-      </w:tr>
-      <w:tr>
-        <w:trPr>
-          <w:cantSplit/>
-        </w:trPr>
-        <w:tc>
-          <w:tcPr>
-            <w:tcW w:type="dxa" w:w="2520"/>
-            <w:vAlign w:val="center"/>
-          </w:tcPr>
-          <w:p>
-            <w:pPr>
-              <w:keepLines/>
-              <w:spacing w:after="0"/>
-            </w:pPr>
-            <w:r>
-              <w:rPr>
-                <w:rFonts w:ascii="Arial" w:hAnsi="Arial" w:eastAsia="Arial"/>
-                <w:sz w:val="18"/>
-              </w:rPr>
-            </w:r>
-            <w:r>
-              <w:rPr>
-                <w:rFonts w:ascii="Arial" w:hAnsi="Arial" w:eastAsia="Arial"/>
-                <w:sz w:val="18"/>
-              </w:rPr>
-              <w:t>menus[].label</w:t>
-            </w:r>
-          </w:p>
-        </w:tc>
-        <w:tc>
-          <w:tcPr>
-            <w:tcW w:type="dxa" w:w="2520"/>
-            <w:vAlign w:val="center"/>
-          </w:tcPr>
-          <w:p>
-            <w:pPr>
-              <w:keepLines/>
-              <w:spacing w:after="0"/>
-            </w:pPr>
-            <w:r>
-              <w:rPr>
-                <w:rFonts w:ascii="Arial" w:hAnsi="Arial" w:eastAsia="Arial"/>
-                <w:sz w:val="18"/>
-              </w:rPr>
-            </w:r>
-            <w:r>
-              <w:rPr>
-                <w:rFonts w:ascii="Arial" w:hAnsi="Arial" w:eastAsia="Arial"/>
-                <w:sz w:val="18"/>
-              </w:rPr>
-              <w:t>string</w:t>
-            </w:r>
-          </w:p>
-        </w:tc>
-        <w:tc>
-          <w:tcPr>
-            <w:tcW w:type="dxa" w:w="2520"/>
-            <w:vAlign w:val="center"/>
-          </w:tcPr>
-          <w:p>
-            <w:pPr>
-              <w:keepLines/>
-              <w:spacing w:after="0"/>
-            </w:pPr>
-            <w:r>
-              <w:rPr>
-                <w:rFonts w:ascii="Arial" w:hAnsi="Arial" w:eastAsia="Arial"/>
-                <w:sz w:val="18"/>
-              </w:rPr>
-            </w:r>
-            <w:r>
-              <w:rPr>
-                <w:rFonts w:ascii="Arial" w:hAnsi="Arial" w:eastAsia="Arial"/>
-                <w:sz w:val="18"/>
-              </w:rPr>
-              <w:t>Yes</w:t>
-            </w:r>
-          </w:p>
-        </w:tc>
-        <w:tc>
-          <w:tcPr>
-            <w:tcW w:type="dxa" w:w="2520"/>
-            <w:vAlign w:val="center"/>
-          </w:tcPr>
-          <w:p>
-            <w:pPr>
-              <w:keepLines/>
-              <w:spacing w:after="0"/>
-            </w:pPr>
-            <w:r>
-              <w:rPr>
-                <w:rFonts w:ascii="Arial" w:hAnsi="Arial" w:eastAsia="Arial"/>
-                <w:sz w:val="18"/>
-              </w:rPr>
-            </w:r>
-            <w:r>
-              <w:rPr>
-                <w:rFonts w:ascii="Arial" w:hAnsi="Arial" w:eastAsia="Arial"/>
-                <w:sz w:val="18"/>
-              </w:rPr>
-              <w:t>UTF-8; use value domain described by endpoint purpose</w:t>
-            </w:r>
-          </w:p>
-        </w:tc>
-      </w:tr>
-      <w:tr>
-        <w:trPr>
-          <w:cantSplit/>
-        </w:trPr>
-        <w:tc>
-          <w:tcPr>
-            <w:tcW w:type="dxa" w:w="2520"/>
-            <w:vAlign w:val="center"/>
-          </w:tcPr>
-          <w:p>
-            <w:pPr>
-              <w:keepLines/>
-              <w:spacing w:after="0"/>
-            </w:pPr>
-            <w:r>
-              <w:rPr>
-                <w:rFonts w:ascii="Arial" w:hAnsi="Arial" w:eastAsia="Arial"/>
-                <w:sz w:val="18"/>
-              </w:rPr>
-            </w:r>
-            <w:r>
-              <w:rPr>
-                <w:rFonts w:ascii="Arial" w:hAnsi="Arial" w:eastAsia="Arial"/>
-                <w:sz w:val="18"/>
-              </w:rPr>
-              <w:t>menus[].route</w:t>
-            </w:r>
-          </w:p>
-        </w:tc>
-        <w:tc>
-          <w:tcPr>
-            <w:tcW w:type="dxa" w:w="2520"/>
-            <w:vAlign w:val="center"/>
-          </w:tcPr>
-          <w:p>
-            <w:pPr>
-              <w:keepLines/>
-              <w:spacing w:after="0"/>
-            </w:pPr>
-            <w:r>
-              <w:rPr>
-                <w:rFonts w:ascii="Arial" w:hAnsi="Arial" w:eastAsia="Arial"/>
-                <w:sz w:val="18"/>
-              </w:rPr>
-            </w:r>
-            <w:r>
-              <w:rPr>
-                <w:rFonts w:ascii="Arial" w:hAnsi="Arial" w:eastAsia="Arial"/>
-                <w:sz w:val="18"/>
-              </w:rPr>
-              <w:t>string</w:t>
-            </w:r>
-          </w:p>
-        </w:tc>
-        <w:tc>
-          <w:tcPr>
-            <w:tcW w:type="dxa" w:w="2520"/>
-            <w:vAlign w:val="center"/>
-          </w:tcPr>
-          <w:p>
-            <w:pPr>
-              <w:keepLines/>
-              <w:spacing w:after="0"/>
-            </w:pPr>
-            <w:r>
-              <w:rPr>
-                <w:rFonts w:ascii="Arial" w:hAnsi="Arial" w:eastAsia="Arial"/>
-                <w:sz w:val="18"/>
-              </w:rPr>
-            </w:r>
-            <w:r>
-              <w:rPr>
-                <w:rFonts w:ascii="Arial" w:hAnsi="Arial" w:eastAsia="Arial"/>
-                <w:sz w:val="18"/>
-              </w:rPr>
-              <w:t>Yes</w:t>
-            </w:r>
-          </w:p>
-        </w:tc>
-        <w:tc>
-          <w:tcPr>
-            <w:tcW w:type="dxa" w:w="2520"/>
-            <w:vAlign w:val="center"/>
-          </w:tcPr>
-          <w:p>
-            <w:pPr>
-              <w:keepLines/>
-              <w:spacing w:after="0"/>
-            </w:pPr>
-            <w:r>
-              <w:rPr>
-                <w:rFonts w:ascii="Arial" w:hAnsi="Arial" w:eastAsia="Arial"/>
-                <w:sz w:val="18"/>
-              </w:rPr>
-            </w:r>
-            <w:r>
-              <w:rPr>
-                <w:rFonts w:ascii="Arial" w:hAnsi="Arial" w:eastAsia="Arial"/>
-                <w:sz w:val="18"/>
-              </w:rPr>
-              <w:t>UTF-8; use value domain described by endpoint purpose</w:t>
-            </w:r>
-          </w:p>
-        </w:tc>
-      </w:tr>
-      <w:tr>
-        <w:trPr>
-          <w:cantSplit/>
-        </w:trPr>
-        <w:tc>
-          <w:tcPr>
-            <w:tcW w:type="dxa" w:w="2520"/>
-            <w:vAlign w:val="center"/>
-          </w:tcPr>
-          <w:p>
-            <w:pPr>
-              <w:keepLines/>
-              <w:spacing w:after="0"/>
-            </w:pPr>
-            <w:r>
-              <w:rPr>
-                <w:rFonts w:ascii="Arial" w:hAnsi="Arial" w:eastAsia="Arial"/>
-                <w:sz w:val="18"/>
-              </w:rPr>
-            </w:r>
-            <w:r>
-              <w:rPr>
-                <w:rFonts w:ascii="Arial" w:hAnsi="Arial" w:eastAsia="Arial"/>
-                <w:sz w:val="18"/>
-              </w:rPr>
-              <w:t>menus[].group</w:t>
             </w:r>
           </w:p>
         </w:tc>
@@ -9412,7 +8299,7 @@
                 <w:rFonts w:ascii="Arial" w:hAnsi="Arial" w:eastAsia="Arial"/>
                 <w:sz w:val="18"/>
               </w:rPr>
-              <w:t>helper — formatMonthThai / formatAmount / docNo (ค.ศ. -&gt; พ.ศ. จุดเดียว)</w:t>
+              <w:t>helper — formatMonthThai / formatAmount / docNo (ค.ศ. ทั้งหมด · ไม่แปลง พ.ศ.)</w:t>
             </w:r>
           </w:p>
         </w:tc>
@@ -9467,7 +8354,7 @@
                 <w:rFonts w:ascii="Arial" w:hAnsi="Arial" w:eastAsia="Arial"/>
                 <w:sz w:val="18"/>
               </w:rPr>
-              <w:t>service — เรียก BFF ผ่าน apiClient (GET, POST)</w:t>
+              <w:t>service — เรียก BFF ผ่าน apiClient (POST)</w:t>
             </w:r>
           </w:p>
         </w:tc>
@@ -9687,7 +8574,7 @@
         <w:br/>
         <w:t>// ---------------------------------------------------------------------------</w:t>
         <w:br/>
-        <w:t>// src/utils/sbpgi/format.ts — จุดเดียวที่แปลง ค.ศ. (payload) -&gt; พ.ศ. (display)</w:t>
+        <w:t>// src/utils/sbpgi/format.ts — formatter กลางจุดเดียว · ค.ศ. ทั้ง payload และ display (มติ 2026-08-06)</w:t>
         <w:br/>
         <w:t>// ---------------------------------------------------------------------------</w:t>
         <w:br/>
@@ -9754,17 +8641,6 @@
         <w:t>}</w:t>
         <w:br/>
         <w:br/>
-        <w:t>/** GET /api/v1/me/menus — Menu/RBAC contract สำหรับ sidebar และ route guard */</w:t>
-        <w:br/>
-        <w:t>export async function getMeMenus(): Promise&lt;T.MeMenusResponse&gt; {</w:t>
-        <w:br/>
-        <w:t xml:space="preserve">  const { data } = await apiClient.get&lt;ApiResponse&lt;T.MeMenusResponse&gt;&gt;('/me/menus');</w:t>
-        <w:br/>
-        <w:t xml:space="preserve">  return data.data;</w:t>
-        <w:br/>
-        <w:t>}</w:t>
-        <w:br/>
-        <w:br/>
         <w:t>// TODO: ยืนยันกับทีม BFF ว่า unwrap envelope { success, data } ที่ชั้นไหน (BFF หรือ FE)</w:t>
       </w:r>
     </w:p>
@@ -9791,7 +8667,7 @@
         </w:rPr>
         <w:t>// src/types/sbpgi/integration.ts — ตรงกับตาราง API ในเอกสารนี้</w:t>
         <w:br/>
-        <w:t>// วันที่/เดือนใน payload เป็น ค.ศ. (ISO) เสมอ — แปลงเป็น พ.ศ. เฉพาะตอน display</w:t>
+        <w:t>// วันที่/เดือนเป็น ค.ศ. ทั้ง payload (ISO) และ display — ไม่แปลงเป็น พ.ศ. (มติ 2026-08-06)</w:t>
         <w:br/>
         <w:br/>
         <w:t>/** POST /api/v1/documents/{docNo}/actions — request */</w:t>
@@ -9814,25 +8690,6 @@
         <w:t xml:space="preserve">  nextSection: string;</w:t>
         <w:br/>
         <w:t xml:space="preserve">  message: string;</w:t>
-        <w:br/>
-        <w:t>}</w:t>
-        <w:br/>
-        <w:br/>
-        <w:t>/** GET /api/v1/me/menus — response */</w:t>
-        <w:br/>
-        <w:t>export interface MeMenusResponse {</w:t>
-        <w:br/>
-        <w:t xml:space="preserve">  menus: {</w:t>
-        <w:br/>
-        <w:t xml:space="preserve">    menuCode: string;</w:t>
-        <w:br/>
-        <w:t xml:space="preserve">    label: string;</w:t>
-        <w:br/>
-        <w:t xml:space="preserve">    route: string;</w:t>
-        <w:br/>
-        <w:t xml:space="preserve">    group: string;</w:t>
-        <w:br/>
-        <w:t xml:space="preserve">  }[];</w:t>
         <w:br/>
         <w:t>}</w:t>
         <w:br/>
@@ -9863,7 +8720,7 @@
         </w:rPr>
         <w:t>// src/hooks/sbpgi/integration.query.ts</w:t>
         <w:br/>
-        <w:t>import { useMutation, useQuery, useQueryClient } from '@tanstack/react-query';</w:t>
+        <w:t>import { useMutation, useQueryClient } from '@tanstack/react-query';</w:t>
         <w:br/>
         <w:t>import * as api from '@/services/sbpgi/integration.service';</w:t>
         <w:br/>
@@ -9874,24 +8731,7 @@
         <w:br/>
         <w:t xml:space="preserve">  all: ['sbpgi', 'integration'] as const,</w:t>
         <w:br/>
-        <w:t xml:space="preserve">  meMenus: () =&gt; [...integrationKeys.all, 'meMenus'] as const,</w:t>
-        <w:br/>
         <w:t>};</w:t>
-        <w:br/>
-        <w:br/>
-        <w:t>export function useMeMenusQuery() {</w:t>
-        <w:br/>
-        <w:t xml:space="preserve">  return useQuery({</w:t>
-        <w:br/>
-        <w:t xml:space="preserve">    queryKey: integrationKeys.meMenus(),</w:t>
-        <w:br/>
-        <w:t xml:space="preserve">    queryFn: () =&gt; api.getMeMenus(),</w:t>
-        <w:br/>
-        <w:t xml:space="preserve">    staleTime: 30_000, // TODO: ปรับตามความถี่ของข้อมูลหน้านี้</w:t>
-        <w:br/>
-        <w:t xml:space="preserve">  });</w:t>
-        <w:br/>
-        <w:t>}</w:t>
         <w:br/>
         <w:br/>
         <w:t>export function useCreateDocumentsActionsMutation(docNo: string) {</w:t>
@@ -9993,7 +8833,7 @@
         <w:keepLines/>
       </w:pPr>
       <w:r>
-        <w:t>payload ใช้วันที่ ค.ศ. เสมอ; แปลงเป็น พ.ศ. เฉพาะตอนแสดงผลผ่าน formatter กลางจุดเดียว</w:t>
+        <w:t>payload และการแสดงผลใช้วันที่ ค.ศ. เสมอ ผ่าน formatter กลางจุดเดียว — ไม่แปลงเป็น พ.ศ. (มติ 2026-08-06)</w:t>
       </w:r>
     </w:p>
     <w:p>
@@ -10245,7 +9085,7 @@
                 <w:rFonts w:ascii="Arial" w:hAnsi="Arial" w:eastAsia="Arial"/>
                 <w:sz w:val="18"/>
               </w:rPr>
-              <w:t>Load /auth/me and /me/menus</w:t>
+              <w:t>Load GET /auth/profile + GET /users/current + GET /menus + GET /groups/current-user/permissions (ทั้งหมดเป็นของระบบเดิมผ่าน BFF)</w:t>
             </w:r>
           </w:p>
         </w:tc>
@@ -10537,7 +9377,7 @@
         <w:keepLines/>
       </w:pPr>
       <w:r>
-        <w:t>วันที่ใน payload เป็น ค.ศ.; หน้าจอแสดง พ.ศ. จาก formatter กลาง</w:t>
+        <w:t>วันที่ใน payload และหน้าจอเป็น ค.ศ. จาก formatter กลาง (แสดง พ.ศ. เฉพาะจุดที่เปิด flag)</w:t>
       </w:r>
     </w:p>
     <w:p>
@@ -10546,7 +9386,7 @@
         <w:keepLines/>
       </w:pPr>
       <w:r>
-        <w:t>Sidebar และ route access มาจาก /me/menus ไม่ hardcode role</w:t>
+        <w:t>Sidebar และ route access มาจาก GET /menus ของระบบเดิม ไม่ hardcode role</w:t>
       </w:r>
     </w:p>
     <w:p>

--- a/LLDD/word/FE/LLDD-FE-Integration-Contracts.docx
+++ b/LLDD/word/FE/LLDD-FE-Integration-Contracts.docx
@@ -5,7 +5,7 @@
     <w:p>
       <w:r>
         <w:rPr>
-          <w:rFonts w:ascii="Arial" w:hAnsi="Arial" w:eastAsia="Arial"/>
+          <w:rFonts w:ascii="Arial" w:hAnsi="Arial" w:eastAsia="Arial" w:cs="Tahoma"/>
           <w:b/>
           <w:color w:val="0B2545"/>
           <w:sz w:val="40"/>
@@ -58,7 +58,7 @@
             <w:r/>
             <w:r>
               <w:rPr>
-                <w:rFonts w:ascii="Arial" w:hAnsi="Arial" w:eastAsia="Arial"/>
+                <w:rFonts w:ascii="Arial" w:hAnsi="Arial" w:eastAsia="Arial" w:cs="Tahoma"/>
                 <w:b/>
                 <w:sz w:val="18"/>
               </w:rPr>
@@ -80,7 +80,7 @@
             <w:r/>
             <w:r>
               <w:rPr>
-                <w:rFonts w:ascii="Arial" w:hAnsi="Arial" w:eastAsia="Arial"/>
+                <w:rFonts w:ascii="Arial" w:hAnsi="Arial" w:eastAsia="Arial" w:cs="Tahoma"/>
                 <w:b/>
                 <w:sz w:val="18"/>
               </w:rPr>
@@ -105,13 +105,13 @@
             </w:pPr>
             <w:r>
               <w:rPr>
-                <w:rFonts w:ascii="Arial" w:hAnsi="Arial" w:eastAsia="Arial"/>
-                <w:sz w:val="18"/>
-              </w:rPr>
-            </w:r>
-            <w:r>
-              <w:rPr>
-                <w:rFonts w:ascii="Arial" w:hAnsi="Arial" w:eastAsia="Arial"/>
+                <w:rFonts w:ascii="Arial" w:hAnsi="Arial" w:eastAsia="Arial" w:cs="Tahoma"/>
+                <w:sz w:val="18"/>
+              </w:rPr>
+            </w:r>
+            <w:r>
+              <w:rPr>
+                <w:rFonts w:ascii="Arial" w:hAnsi="Arial" w:eastAsia="Arial" w:cs="Tahoma"/>
                 <w:sz w:val="18"/>
               </w:rPr>
               <w:t>วัตถุประสงค์</w:t>
@@ -130,13 +130,13 @@
             </w:pPr>
             <w:r>
               <w:rPr>
-                <w:rFonts w:ascii="Arial" w:hAnsi="Arial" w:eastAsia="Arial"/>
-                <w:sz w:val="18"/>
-              </w:rPr>
-            </w:r>
-            <w:r>
-              <w:rPr>
-                <w:rFonts w:ascii="Arial" w:hAnsi="Arial" w:eastAsia="Arial"/>
+                <w:rFonts w:ascii="Arial" w:hAnsi="Arial" w:eastAsia="Arial" w:cs="Tahoma"/>
+                <w:sz w:val="18"/>
+              </w:rPr>
+            </w:r>
+            <w:r>
+              <w:rPr>
+                <w:rFonts w:ascii="Arial" w:hAnsi="Arial" w:eastAsia="Arial" w:cs="Tahoma"/>
                 <w:sz w:val="18"/>
               </w:rPr>
               <w:t>ใช้เป็นรายละเอียดระดับพัฒนาสำหรับออกแบบ ลงมือพัฒนา ตรวจทาน และทดสอบขอบเขตที่ระบุในฉบับนี้</w:t>
@@ -160,13 +160,13 @@
             </w:pPr>
             <w:r>
               <w:rPr>
-                <w:rFonts w:ascii="Arial" w:hAnsi="Arial" w:eastAsia="Arial"/>
-                <w:sz w:val="18"/>
-              </w:rPr>
-            </w:r>
-            <w:r>
-              <w:rPr>
-                <w:rFonts w:ascii="Arial" w:hAnsi="Arial" w:eastAsia="Arial"/>
+                <w:rFonts w:ascii="Arial" w:hAnsi="Arial" w:eastAsia="Arial" w:cs="Tahoma"/>
+                <w:sz w:val="18"/>
+              </w:rPr>
+            </w:r>
+            <w:r>
+              <w:rPr>
+                <w:rFonts w:ascii="Arial" w:hAnsi="Arial" w:eastAsia="Arial" w:cs="Tahoma"/>
                 <w:sz w:val="18"/>
               </w:rPr>
               <w:t>ลำดับการอ่าน</w:t>
@@ -185,13 +185,13 @@
             </w:pPr>
             <w:r>
               <w:rPr>
-                <w:rFonts w:ascii="Arial" w:hAnsi="Arial" w:eastAsia="Arial"/>
-                <w:sz w:val="18"/>
-              </w:rPr>
-            </w:r>
-            <w:r>
-              <w:rPr>
-                <w:rFonts w:ascii="Arial" w:hAnsi="Arial" w:eastAsia="Arial"/>
+                <w:rFonts w:ascii="Arial" w:hAnsi="Arial" w:eastAsia="Arial" w:cs="Tahoma"/>
+                <w:sz w:val="18"/>
+              </w:rPr>
+            </w:r>
+            <w:r>
+              <w:rPr>
+                <w:rFonts w:ascii="Arial" w:hAnsi="Arial" w:eastAsia="Arial" w:cs="Tahoma"/>
                 <w:sz w:val="18"/>
               </w:rPr>
               <w:t>เริ่มจาก Overview และ Scope จากนั้นตรวจ Field/Validation, Implementation, Contract, Processing Flow, Acceptance Criteria และ Test Checklist ตามลำดับ</w:t>
@@ -215,13 +215,13 @@
             </w:pPr>
             <w:r>
               <w:rPr>
-                <w:rFonts w:ascii="Arial" w:hAnsi="Arial" w:eastAsia="Arial"/>
-                <w:sz w:val="18"/>
-              </w:rPr>
-            </w:r>
-            <w:r>
-              <w:rPr>
-                <w:rFonts w:ascii="Arial" w:hAnsi="Arial" w:eastAsia="Arial"/>
+                <w:rFonts w:ascii="Arial" w:hAnsi="Arial" w:eastAsia="Arial" w:cs="Tahoma"/>
+                <w:sz w:val="18"/>
+              </w:rPr>
+            </w:r>
+            <w:r>
+              <w:rPr>
+                <w:rFonts w:ascii="Arial" w:hAnsi="Arial" w:eastAsia="Arial" w:cs="Tahoma"/>
                 <w:sz w:val="18"/>
               </w:rPr>
               <w:t>ผลลัพธ์ที่คาดหวัง</w:t>
@@ -240,13 +240,13 @@
             </w:pPr>
             <w:r>
               <w:rPr>
-                <w:rFonts w:ascii="Arial" w:hAnsi="Arial" w:eastAsia="Arial"/>
-                <w:sz w:val="18"/>
-              </w:rPr>
-            </w:r>
-            <w:r>
-              <w:rPr>
-                <w:rFonts w:ascii="Arial" w:hAnsi="Arial" w:eastAsia="Arial"/>
+                <w:rFonts w:ascii="Arial" w:hAnsi="Arial" w:eastAsia="Arial" w:cs="Tahoma"/>
+                <w:sz w:val="18"/>
+              </w:rPr>
+            </w:r>
+            <w:r>
+              <w:rPr>
+                <w:rFonts w:ascii="Arial" w:hAnsi="Arial" w:eastAsia="Arial" w:cs="Tahoma"/>
                 <w:sz w:val="18"/>
               </w:rPr>
               <w:t>ผู้อ่านสามารถระบุ input, ขั้นตอนประมวลผล, output, เงื่อนไขผิดพลาด และหลักฐานการทดสอบได้จากเนื้อหาในฉบับเดียว</w:t>
@@ -301,7 +301,7 @@
             <w:r/>
             <w:r>
               <w:rPr>
-                <w:rFonts w:ascii="Arial" w:hAnsi="Arial" w:eastAsia="Arial"/>
+                <w:rFonts w:ascii="Arial" w:hAnsi="Arial" w:eastAsia="Arial" w:cs="Tahoma"/>
                 <w:b/>
                 <w:sz w:val="18"/>
               </w:rPr>
@@ -323,7 +323,7 @@
             <w:r/>
             <w:r>
               <w:rPr>
-                <w:rFonts w:ascii="Arial" w:hAnsi="Arial" w:eastAsia="Arial"/>
+                <w:rFonts w:ascii="Arial" w:hAnsi="Arial" w:eastAsia="Arial" w:cs="Tahoma"/>
                 <w:b/>
                 <w:sz w:val="18"/>
               </w:rPr>
@@ -348,13 +348,13 @@
             </w:pPr>
             <w:r>
               <w:rPr>
-                <w:rFonts w:ascii="Arial" w:hAnsi="Arial" w:eastAsia="Arial"/>
-                <w:sz w:val="18"/>
-              </w:rPr>
-            </w:r>
-            <w:r>
-              <w:rPr>
-                <w:rFonts w:ascii="Arial" w:hAnsi="Arial" w:eastAsia="Arial"/>
+                <w:rFonts w:ascii="Arial" w:hAnsi="Arial" w:eastAsia="Arial" w:cs="Tahoma"/>
+                <w:sz w:val="18"/>
+              </w:rPr>
+            </w:r>
+            <w:r>
+              <w:rPr>
+                <w:rFonts w:ascii="Arial" w:hAnsi="Arial" w:eastAsia="Arial" w:cs="Tahoma"/>
                 <w:sz w:val="18"/>
               </w:rPr>
               <w:t>Track</w:t>
@@ -373,13 +373,13 @@
             </w:pPr>
             <w:r>
               <w:rPr>
-                <w:rFonts w:ascii="Arial" w:hAnsi="Arial" w:eastAsia="Arial"/>
-                <w:sz w:val="18"/>
-              </w:rPr>
-            </w:r>
-            <w:r>
-              <w:rPr>
-                <w:rFonts w:ascii="Arial" w:hAnsi="Arial" w:eastAsia="Arial"/>
+                <w:rFonts w:ascii="Arial" w:hAnsi="Arial" w:eastAsia="Arial" w:cs="Tahoma"/>
+                <w:sz w:val="18"/>
+              </w:rPr>
+            </w:r>
+            <w:r>
+              <w:rPr>
+                <w:rFonts w:ascii="Arial" w:hAnsi="Arial" w:eastAsia="Arial" w:cs="Tahoma"/>
                 <w:sz w:val="18"/>
               </w:rPr>
               <w:t>FE</w:t>
@@ -403,13 +403,13 @@
             </w:pPr>
             <w:r>
               <w:rPr>
-                <w:rFonts w:ascii="Arial" w:hAnsi="Arial" w:eastAsia="Arial"/>
-                <w:sz w:val="18"/>
-              </w:rPr>
-            </w:r>
-            <w:r>
-              <w:rPr>
-                <w:rFonts w:ascii="Arial" w:hAnsi="Arial" w:eastAsia="Arial"/>
+                <w:rFonts w:ascii="Arial" w:hAnsi="Arial" w:eastAsia="Arial" w:cs="Tahoma"/>
+                <w:sz w:val="18"/>
+              </w:rPr>
+            </w:r>
+            <w:r>
+              <w:rPr>
+                <w:rFonts w:ascii="Arial" w:hAnsi="Arial" w:eastAsia="Arial" w:cs="Tahoma"/>
                 <w:sz w:val="18"/>
               </w:rPr>
               <w:t>Estimate</w:t>
@@ -428,16 +428,16 @@
             </w:pPr>
             <w:r>
               <w:rPr>
-                <w:rFonts w:ascii="Arial" w:hAnsi="Arial" w:eastAsia="Arial"/>
-                <w:sz w:val="18"/>
-              </w:rPr>
-            </w:r>
-            <w:r>
-              <w:rPr>
-                <w:rFonts w:ascii="Arial" w:hAnsi="Arial" w:eastAsia="Arial"/>
-                <w:sz w:val="18"/>
-              </w:rPr>
-              <w:t>16 ชั่วโมง</w:t>
+                <w:rFonts w:ascii="Arial" w:hAnsi="Arial" w:eastAsia="Arial" w:cs="Tahoma"/>
+                <w:sz w:val="18"/>
+              </w:rPr>
+            </w:r>
+            <w:r>
+              <w:rPr>
+                <w:rFonts w:ascii="Arial" w:hAnsi="Arial" w:eastAsia="Arial" w:cs="Tahoma"/>
+                <w:sz w:val="18"/>
+              </w:rPr>
+              <w:t>16 ชั่วโมง (ไม่มี unit test แยก — ดูเหตุผลใน NO_UNIT_TEST_DOCS)</w:t>
             </w:r>
           </w:p>
         </w:tc>
@@ -458,13 +458,13 @@
             </w:pPr>
             <w:r>
               <w:rPr>
-                <w:rFonts w:ascii="Arial" w:hAnsi="Arial" w:eastAsia="Arial"/>
-                <w:sz w:val="18"/>
-              </w:rPr>
-            </w:r>
-            <w:r>
-              <w:rPr>
-                <w:rFonts w:ascii="Arial" w:hAnsi="Arial" w:eastAsia="Arial"/>
+                <w:rFonts w:ascii="Arial" w:hAnsi="Arial" w:eastAsia="Arial" w:cs="Tahoma"/>
+                <w:sz w:val="18"/>
+              </w:rPr>
+            </w:r>
+            <w:r>
+              <w:rPr>
+                <w:rFonts w:ascii="Arial" w:hAnsi="Arial" w:eastAsia="Arial" w:cs="Tahoma"/>
                 <w:sz w:val="18"/>
               </w:rPr>
               <w:t>Owner</w:t>
@@ -483,13 +483,13 @@
             </w:pPr>
             <w:r>
               <w:rPr>
-                <w:rFonts w:ascii="Arial" w:hAnsi="Arial" w:eastAsia="Arial"/>
-                <w:sz w:val="18"/>
-              </w:rPr>
-            </w:r>
-            <w:r>
-              <w:rPr>
-                <w:rFonts w:ascii="Arial" w:hAnsi="Arial" w:eastAsia="Arial"/>
+                <w:rFonts w:ascii="Arial" w:hAnsi="Arial" w:eastAsia="Arial" w:cs="Tahoma"/>
+                <w:sz w:val="18"/>
+              </w:rPr>
+            </w:r>
+            <w:r>
+              <w:rPr>
+                <w:rFonts w:ascii="Arial" w:hAnsi="Arial" w:eastAsia="Arial" w:cs="Tahoma"/>
                 <w:sz w:val="18"/>
               </w:rPr>
               <w:t>Chidchanok &lt;lin&gt; Saengamnat</w:t>
@@ -513,16 +513,16 @@
             </w:pPr>
             <w:r>
               <w:rPr>
-                <w:rFonts w:ascii="Arial" w:hAnsi="Arial" w:eastAsia="Arial"/>
-                <w:sz w:val="18"/>
-              </w:rPr>
-            </w:r>
-            <w:r>
-              <w:rPr>
-                <w:rFonts w:ascii="Arial" w:hAnsi="Arial" w:eastAsia="Arial"/>
-                <w:sz w:val="18"/>
-              </w:rPr>
-              <w:t>Objective</w:t>
+                <w:rFonts w:ascii="Arial" w:hAnsi="Arial" w:eastAsia="Arial" w:cs="Tahoma"/>
+                <w:sz w:val="18"/>
+              </w:rPr>
+            </w:r>
+            <w:r>
+              <w:rPr>
+                <w:rFonts w:ascii="Arial" w:hAnsi="Arial" w:eastAsia="Arial" w:cs="Tahoma"/>
+                <w:sz w:val="18"/>
+              </w:rPr>
+              <w:t>Target repository</w:t>
             </w:r>
           </w:p>
         </w:tc>
@@ -538,13 +538,103 @@
             </w:pPr>
             <w:r>
               <w:rPr>
-                <w:rFonts w:ascii="Arial" w:hAnsi="Arial" w:eastAsia="Arial"/>
-                <w:sz w:val="18"/>
-              </w:rPr>
-            </w:r>
-            <w:r>
-              <w:rPr>
-                <w:rFonts w:ascii="Arial" w:hAnsi="Arial" w:eastAsia="Arial"/>
+                <w:rFonts w:ascii="Arial" w:hAnsi="Arial" w:eastAsia="Arial" w:cs="Tahoma"/>
+                <w:sz w:val="18"/>
+              </w:rPr>
+            </w:r>
+            <w:r>
+              <w:rPr>
+                <w:rFonts w:ascii="Courier New" w:hAnsi="Courier New" w:eastAsia="Courier New" w:cs="Tahoma"/>
+                <w:sz w:val="18"/>
+              </w:rPr>
+              <w:t>SBP/srm-sps-spsap-web-frontend</w:t>
+            </w:r>
+            <w:r>
+              <w:rPr>
+                <w:rFonts w:ascii="Arial" w:hAnsi="Arial" w:eastAsia="Arial" w:cs="Tahoma"/>
+                <w:sz w:val="18"/>
+              </w:rPr>
+              <w:t xml:space="preserve"> (sbp-portal · Next.js · </w:t>
+            </w:r>
+            <w:r>
+              <w:rPr>
+                <w:rFonts w:ascii="Courier New" w:hAnsi="Courier New" w:eastAsia="Courier New" w:cs="Tahoma"/>
+                <w:sz w:val="18"/>
+              </w:rPr>
+              <w:t>NEXT_PUBLIC_APP_TARGET=sbpm</w:t>
+            </w:r>
+            <w:r>
+              <w:rPr>
+                <w:rFonts w:ascii="Arial" w:hAnsi="Arial" w:eastAsia="Arial" w:cs="Tahoma"/>
+                <w:sz w:val="18"/>
+              </w:rPr>
+              <w:t xml:space="preserve">) — เรียก API ผ่าน </w:t>
+            </w:r>
+            <w:r>
+              <w:rPr>
+                <w:rFonts w:ascii="Courier New" w:hAnsi="Courier New" w:eastAsia="Courier New" w:cs="Tahoma"/>
+                <w:sz w:val="18"/>
+              </w:rPr>
+              <w:t>SBP/srm-sps-spsap-sbp-bff</w:t>
+            </w:r>
+            <w:r>
+              <w:rPr>
+                <w:rFonts w:ascii="Arial" w:hAnsi="Arial" w:eastAsia="Arial" w:cs="Tahoma"/>
+                <w:sz w:val="18"/>
+              </w:rPr>
+              <w:t xml:space="preserve"> เท่านั้น ห้ามยิง store-backend ตรง</w:t>
+            </w:r>
+          </w:p>
+        </w:tc>
+      </w:tr>
+      <w:tr>
+        <w:trPr>
+          <w:cantSplit/>
+        </w:trPr>
+        <w:tc>
+          <w:tcPr>
+            <w:tcW w:type="dxa" w:w="5040"/>
+            <w:vAlign w:val="center"/>
+          </w:tcPr>
+          <w:p>
+            <w:pPr>
+              <w:keepLines/>
+              <w:spacing w:after="0"/>
+            </w:pPr>
+            <w:r>
+              <w:rPr>
+                <w:rFonts w:ascii="Arial" w:hAnsi="Arial" w:eastAsia="Arial" w:cs="Tahoma"/>
+                <w:sz w:val="18"/>
+              </w:rPr>
+            </w:r>
+            <w:r>
+              <w:rPr>
+                <w:rFonts w:ascii="Arial" w:hAnsi="Arial" w:eastAsia="Arial" w:cs="Tahoma"/>
+                <w:sz w:val="18"/>
+              </w:rPr>
+              <w:t>Objective</w:t>
+            </w:r>
+          </w:p>
+        </w:tc>
+        <w:tc>
+          <w:tcPr>
+            <w:tcW w:type="dxa" w:w="5040"/>
+            <w:vAlign w:val="center"/>
+          </w:tcPr>
+          <w:p>
+            <w:pPr>
+              <w:keepLines/>
+              <w:spacing w:after="0"/>
+            </w:pPr>
+            <w:r>
+              <w:rPr>
+                <w:rFonts w:ascii="Arial" w:hAnsi="Arial" w:eastAsia="Arial" w:cs="Tahoma"/>
+                <w:sz w:val="18"/>
+              </w:rPr>
+            </w:r>
+            <w:r>
+              <w:rPr>
+                <w:rFonts w:ascii="Arial" w:hAnsi="Arial" w:eastAsia="Arial" w:cs="Tahoma"/>
                 <w:sz w:val="18"/>
               </w:rPr>
               <w:t>กำหนดสัญญากลางฝั่ง Frontend สำหรับการ consume API ทุกหน้า: auth/session, error handling, pagination, format, document action และ RBAC/menu gating</w:t>
@@ -631,6 +721,25 @@
       </w:pPr>
       <w:r>
         <w:t>RBAC/menu gating and editable section flags</w:t>
+      </w:r>
+    </w:p>
+    <w:p>
+      <w:pPr>
+        <w:pStyle w:val="Heading1"/>
+        <w:keepNext/>
+        <w:keepLines/>
+        <w:pageBreakBefore w:val="0"/>
+      </w:pPr>
+      <w:r>
+        <w:t>3. Screenshot Reference</w:t>
+      </w:r>
+    </w:p>
+    <w:p>
+      <w:pPr>
+        <w:keepNext w:val="0"/>
+      </w:pPr>
+      <w:r>
+        <w:t>ไม่มีภาพหน้าจอสำหรับหัวข้อนี้ — เป็นเอกสารฝั่ง Backend/Batch ที่ไม่มี UI (ภาพหน้าจอทั้งหมดอยู่ในเอกสารชุด FE)</w:t>
       </w:r>
     </w:p>
     <w:p>
@@ -739,7 +848,7 @@
             <w:r/>
             <w:r>
               <w:rPr>
-                <w:rFonts w:ascii="Arial" w:hAnsi="Arial" w:eastAsia="Arial"/>
+                <w:rFonts w:ascii="Arial" w:hAnsi="Arial" w:eastAsia="Arial" w:cs="Tahoma"/>
                 <w:b/>
                 <w:sz w:val="18"/>
               </w:rPr>
@@ -761,7 +870,7 @@
             <w:r/>
             <w:r>
               <w:rPr>
-                <w:rFonts w:ascii="Arial" w:hAnsi="Arial" w:eastAsia="Arial"/>
+                <w:rFonts w:ascii="Arial" w:hAnsi="Arial" w:eastAsia="Arial" w:cs="Tahoma"/>
                 <w:b/>
                 <w:sz w:val="18"/>
               </w:rPr>
@@ -783,7 +892,7 @@
             <w:r/>
             <w:r>
               <w:rPr>
-                <w:rFonts w:ascii="Arial" w:hAnsi="Arial" w:eastAsia="Arial"/>
+                <w:rFonts w:ascii="Arial" w:hAnsi="Arial" w:eastAsia="Arial" w:cs="Tahoma"/>
                 <w:b/>
                 <w:sz w:val="18"/>
               </w:rPr>
@@ -805,7 +914,7 @@
             <w:r/>
             <w:r>
               <w:rPr>
-                <w:rFonts w:ascii="Arial" w:hAnsi="Arial" w:eastAsia="Arial"/>
+                <w:rFonts w:ascii="Arial" w:hAnsi="Arial" w:eastAsia="Arial" w:cs="Tahoma"/>
                 <w:b/>
                 <w:sz w:val="18"/>
               </w:rPr>
@@ -830,13 +939,13 @@
             </w:pPr>
             <w:r>
               <w:rPr>
-                <w:rFonts w:ascii="Arial" w:hAnsi="Arial" w:eastAsia="Arial"/>
-                <w:sz w:val="18"/>
-              </w:rPr>
-            </w:r>
-            <w:r>
-              <w:rPr>
-                <w:rFonts w:ascii="Arial" w:hAnsi="Arial" w:eastAsia="Arial"/>
+                <w:rFonts w:ascii="Arial" w:hAnsi="Arial" w:eastAsia="Arial" w:cs="Tahoma"/>
+                <w:sz w:val="18"/>
+              </w:rPr>
+            </w:r>
+            <w:r>
+              <w:rPr>
+                <w:rFonts w:ascii="Arial" w:hAnsi="Arial" w:eastAsia="Arial" w:cs="Tahoma"/>
                 <w:sz w:val="18"/>
               </w:rPr>
               <w:t>Authorization</w:t>
@@ -855,13 +964,13 @@
             </w:pPr>
             <w:r>
               <w:rPr>
-                <w:rFonts w:ascii="Arial" w:hAnsi="Arial" w:eastAsia="Arial"/>
-                <w:sz w:val="18"/>
-              </w:rPr>
-            </w:r>
-            <w:r>
-              <w:rPr>
-                <w:rFonts w:ascii="Arial" w:hAnsi="Arial" w:eastAsia="Arial"/>
+                <w:rFonts w:ascii="Arial" w:hAnsi="Arial" w:eastAsia="Arial" w:cs="Tahoma"/>
+                <w:sz w:val="18"/>
+              </w:rPr>
+            </w:r>
+            <w:r>
+              <w:rPr>
+                <w:rFonts w:ascii="Arial" w:hAnsi="Arial" w:eastAsia="Arial" w:cs="Tahoma"/>
                 <w:sz w:val="18"/>
               </w:rPr>
               <w:t>Bearer JWT</w:t>
@@ -880,13 +989,13 @@
             </w:pPr>
             <w:r>
               <w:rPr>
-                <w:rFonts w:ascii="Arial" w:hAnsi="Arial" w:eastAsia="Arial"/>
-                <w:sz w:val="18"/>
-              </w:rPr>
-            </w:r>
-            <w:r>
-              <w:rPr>
-                <w:rFonts w:ascii="Arial" w:hAnsi="Arial" w:eastAsia="Arial"/>
+                <w:rFonts w:ascii="Arial" w:hAnsi="Arial" w:eastAsia="Arial" w:cs="Tahoma"/>
+                <w:sz w:val="18"/>
+              </w:rPr>
+            </w:r>
+            <w:r>
+              <w:rPr>
+                <w:rFonts w:ascii="Arial" w:hAnsi="Arial" w:eastAsia="Arial" w:cs="Tahoma"/>
                 <w:sz w:val="18"/>
               </w:rPr>
               <w:t>required except /auth/login and /auth/refresh</w:t>
@@ -905,13 +1014,13 @@
             </w:pPr>
             <w:r>
               <w:rPr>
-                <w:rFonts w:ascii="Arial" w:hAnsi="Arial" w:eastAsia="Arial"/>
-                <w:sz w:val="18"/>
-              </w:rPr>
-            </w:r>
-            <w:r>
-              <w:rPr>
-                <w:rFonts w:ascii="Arial" w:hAnsi="Arial" w:eastAsia="Arial"/>
+                <w:rFonts w:ascii="Arial" w:hAnsi="Arial" w:eastAsia="Arial" w:cs="Tahoma"/>
+                <w:sz w:val="18"/>
+              </w:rPr>
+            </w:r>
+            <w:r>
+              <w:rPr>
+                <w:rFonts w:ascii="Arial" w:hAnsi="Arial" w:eastAsia="Arial" w:cs="Tahoma"/>
                 <w:sz w:val="18"/>
               </w:rPr>
               <w:t>แนบโดย axios interceptor เท่านั้น; component ห้าม set header เอง</w:t>
@@ -935,13 +1044,13 @@
             </w:pPr>
             <w:r>
               <w:rPr>
-                <w:rFonts w:ascii="Arial" w:hAnsi="Arial" w:eastAsia="Arial"/>
-                <w:sz w:val="18"/>
-              </w:rPr>
-            </w:r>
-            <w:r>
-              <w:rPr>
-                <w:rFonts w:ascii="Arial" w:hAnsi="Arial" w:eastAsia="Arial"/>
+                <w:rFonts w:ascii="Arial" w:hAnsi="Arial" w:eastAsia="Arial" w:cs="Tahoma"/>
+                <w:sz w:val="18"/>
+              </w:rPr>
+            </w:r>
+            <w:r>
+              <w:rPr>
+                <w:rFonts w:ascii="Arial" w:hAnsi="Arial" w:eastAsia="Arial" w:cs="Tahoma"/>
                 <w:sz w:val="18"/>
               </w:rPr>
               <w:t>ApiError</w:t>
@@ -960,13 +1069,13 @@
             </w:pPr>
             <w:r>
               <w:rPr>
-                <w:rFonts w:ascii="Arial" w:hAnsi="Arial" w:eastAsia="Arial"/>
-                <w:sz w:val="18"/>
-              </w:rPr>
-            </w:r>
-            <w:r>
-              <w:rPr>
-                <w:rFonts w:ascii="Arial" w:hAnsi="Arial" w:eastAsia="Arial"/>
+                <w:rFonts w:ascii="Arial" w:hAnsi="Arial" w:eastAsia="Arial" w:cs="Tahoma"/>
+                <w:sz w:val="18"/>
+              </w:rPr>
+            </w:r>
+            <w:r>
+              <w:rPr>
+                <w:rFonts w:ascii="Arial" w:hAnsi="Arial" w:eastAsia="Arial" w:cs="Tahoma"/>
                 <w:sz w:val="18"/>
               </w:rPr>
               <w:t>{code,message}</w:t>
@@ -985,13 +1094,13 @@
             </w:pPr>
             <w:r>
               <w:rPr>
-                <w:rFonts w:ascii="Arial" w:hAnsi="Arial" w:eastAsia="Arial"/>
-                <w:sz w:val="18"/>
-              </w:rPr>
-            </w:r>
-            <w:r>
-              <w:rPr>
-                <w:rFonts w:ascii="Arial" w:hAnsi="Arial" w:eastAsia="Arial"/>
+                <w:rFonts w:ascii="Arial" w:hAnsi="Arial" w:eastAsia="Arial" w:cs="Tahoma"/>
+                <w:sz w:val="18"/>
+              </w:rPr>
+            </w:r>
+            <w:r>
+              <w:rPr>
+                <w:rFonts w:ascii="Arial" w:hAnsi="Arial" w:eastAsia="Arial" w:cs="Tahoma"/>
                 <w:sz w:val="18"/>
               </w:rPr>
               <w:t>message required</w:t>
@@ -1010,13 +1119,13 @@
             </w:pPr>
             <w:r>
               <w:rPr>
-                <w:rFonts w:ascii="Arial" w:hAnsi="Arial" w:eastAsia="Arial"/>
-                <w:sz w:val="18"/>
-              </w:rPr>
-            </w:r>
-            <w:r>
-              <w:rPr>
-                <w:rFonts w:ascii="Arial" w:hAnsi="Arial" w:eastAsia="Arial"/>
+                <w:rFonts w:ascii="Arial" w:hAnsi="Arial" w:eastAsia="Arial" w:cs="Tahoma"/>
+                <w:sz w:val="18"/>
+              </w:rPr>
+            </w:r>
+            <w:r>
+              <w:rPr>
+                <w:rFonts w:ascii="Arial" w:hAnsi="Arial" w:eastAsia="Arial" w:cs="Tahoma"/>
                 <w:sz w:val="18"/>
               </w:rPr>
               <w:t>แสดง message จาก BE ตรง ๆ; fallback ใช้เฉพาะ network/no response</w:t>
@@ -1040,13 +1149,13 @@
             </w:pPr>
             <w:r>
               <w:rPr>
-                <w:rFonts w:ascii="Arial" w:hAnsi="Arial" w:eastAsia="Arial"/>
-                <w:sz w:val="18"/>
-              </w:rPr>
-            </w:r>
-            <w:r>
-              <w:rPr>
-                <w:rFonts w:ascii="Arial" w:hAnsi="Arial" w:eastAsia="Arial"/>
+                <w:rFonts w:ascii="Arial" w:hAnsi="Arial" w:eastAsia="Arial" w:cs="Tahoma"/>
+                <w:sz w:val="18"/>
+              </w:rPr>
+            </w:r>
+            <w:r>
+              <w:rPr>
+                <w:rFonts w:ascii="Arial" w:hAnsi="Arial" w:eastAsia="Arial" w:cs="Tahoma"/>
                 <w:sz w:val="18"/>
               </w:rPr>
               <w:t>PageResponse&lt;T&gt;</w:t>
@@ -1065,13 +1174,13 @@
             </w:pPr>
             <w:r>
               <w:rPr>
-                <w:rFonts w:ascii="Arial" w:hAnsi="Arial" w:eastAsia="Arial"/>
-                <w:sz w:val="18"/>
-              </w:rPr>
-            </w:r>
-            <w:r>
-              <w:rPr>
-                <w:rFonts w:ascii="Arial" w:hAnsi="Arial" w:eastAsia="Arial"/>
+                <w:rFonts w:ascii="Arial" w:hAnsi="Arial" w:eastAsia="Arial" w:cs="Tahoma"/>
+                <w:sz w:val="18"/>
+              </w:rPr>
+            </w:r>
+            <w:r>
+              <w:rPr>
+                <w:rFonts w:ascii="Arial" w:hAnsi="Arial" w:eastAsia="Arial" w:cs="Tahoma"/>
                 <w:sz w:val="18"/>
               </w:rPr>
               <w:t>{page,size,total,items}</w:t>
@@ -1090,13 +1199,13 @@
             </w:pPr>
             <w:r>
               <w:rPr>
-                <w:rFonts w:ascii="Arial" w:hAnsi="Arial" w:eastAsia="Arial"/>
-                <w:sz w:val="18"/>
-              </w:rPr>
-            </w:r>
-            <w:r>
-              <w:rPr>
-                <w:rFonts w:ascii="Arial" w:hAnsi="Arial" w:eastAsia="Arial"/>
+                <w:rFonts w:ascii="Arial" w:hAnsi="Arial" w:eastAsia="Arial" w:cs="Tahoma"/>
+                <w:sz w:val="18"/>
+              </w:rPr>
+            </w:r>
+            <w:r>
+              <w:rPr>
+                <w:rFonts w:ascii="Arial" w:hAnsi="Arial" w:eastAsia="Arial" w:cs="Tahoma"/>
                 <w:sz w:val="18"/>
               </w:rPr>
               <w:t>page&gt;=1 size&lt;=100</w:t>
@@ -1115,13 +1224,13 @@
             </w:pPr>
             <w:r>
               <w:rPr>
-                <w:rFonts w:ascii="Arial" w:hAnsi="Arial" w:eastAsia="Arial"/>
-                <w:sz w:val="18"/>
-              </w:rPr>
-            </w:r>
-            <w:r>
-              <w:rPr>
-                <w:rFonts w:ascii="Arial" w:hAnsi="Arial" w:eastAsia="Arial"/>
+                <w:rFonts w:ascii="Arial" w:hAnsi="Arial" w:eastAsia="Arial" w:cs="Tahoma"/>
+                <w:sz w:val="18"/>
+              </w:rPr>
+            </w:r>
+            <w:r>
+              <w:rPr>
+                <w:rFonts w:ascii="Arial" w:hAnsi="Arial" w:eastAsia="Arial" w:cs="Tahoma"/>
                 <w:sz w:val="18"/>
               </w:rPr>
               <w:t>ใช้กับ DataTable/Pager ทุกหน้า</w:t>
@@ -1145,13 +1254,13 @@
             </w:pPr>
             <w:r>
               <w:rPr>
-                <w:rFonts w:ascii="Arial" w:hAnsi="Arial" w:eastAsia="Arial"/>
-                <w:sz w:val="18"/>
-              </w:rPr>
-            </w:r>
-            <w:r>
-              <w:rPr>
-                <w:rFonts w:ascii="Arial" w:hAnsi="Arial" w:eastAsia="Arial"/>
+                <w:rFonts w:ascii="Arial" w:hAnsi="Arial" w:eastAsia="Arial" w:cs="Tahoma"/>
+                <w:sz w:val="18"/>
+              </w:rPr>
+            </w:r>
+            <w:r>
+              <w:rPr>
+                <w:rFonts w:ascii="Arial" w:hAnsi="Arial" w:eastAsia="Arial" w:cs="Tahoma"/>
                 <w:sz w:val="18"/>
               </w:rPr>
               <w:t>date/month</w:t>
@@ -1170,13 +1279,13 @@
             </w:pPr>
             <w:r>
               <w:rPr>
-                <w:rFonts w:ascii="Arial" w:hAnsi="Arial" w:eastAsia="Arial"/>
-                <w:sz w:val="18"/>
-              </w:rPr>
-            </w:r>
-            <w:r>
-              <w:rPr>
-                <w:rFonts w:ascii="Arial" w:hAnsi="Arial" w:eastAsia="Arial"/>
+                <w:rFonts w:ascii="Arial" w:hAnsi="Arial" w:eastAsia="Arial" w:cs="Tahoma"/>
+                <w:sz w:val="18"/>
+              </w:rPr>
+            </w:r>
+            <w:r>
+              <w:rPr>
+                <w:rFonts w:ascii="Arial" w:hAnsi="Arial" w:eastAsia="Arial" w:cs="Tahoma"/>
                 <w:sz w:val="18"/>
               </w:rPr>
               <w:t>ISO ค.ศ. YYYY-MM-DD / YYYY-MM</w:t>
@@ -1195,13 +1304,13 @@
             </w:pPr>
             <w:r>
               <w:rPr>
-                <w:rFonts w:ascii="Arial" w:hAnsi="Arial" w:eastAsia="Arial"/>
-                <w:sz w:val="18"/>
-              </w:rPr>
-            </w:r>
-            <w:r>
-              <w:rPr>
-                <w:rFonts w:ascii="Arial" w:hAnsi="Arial" w:eastAsia="Arial"/>
+                <w:rFonts w:ascii="Arial" w:hAnsi="Arial" w:eastAsia="Arial" w:cs="Tahoma"/>
+                <w:sz w:val="18"/>
+              </w:rPr>
+            </w:r>
+            <w:r>
+              <w:rPr>
+                <w:rFonts w:ascii="Arial" w:hAnsi="Arial" w:eastAsia="Arial" w:cs="Tahoma"/>
                 <w:sz w:val="18"/>
               </w:rPr>
               <w:t>payload uses CE</w:t>
@@ -1220,13 +1329,13 @@
             </w:pPr>
             <w:r>
               <w:rPr>
-                <w:rFonts w:ascii="Arial" w:hAnsi="Arial" w:eastAsia="Arial"/>
-                <w:sz w:val="18"/>
-              </w:rPr>
-            </w:r>
-            <w:r>
-              <w:rPr>
-                <w:rFonts w:ascii="Arial" w:hAnsi="Arial" w:eastAsia="Arial"/>
+                <w:rFonts w:ascii="Arial" w:hAnsi="Arial" w:eastAsia="Arial" w:cs="Tahoma"/>
+                <w:sz w:val="18"/>
+              </w:rPr>
+            </w:r>
+            <w:r>
+              <w:rPr>
+                <w:rFonts w:ascii="Arial" w:hAnsi="Arial" w:eastAsia="Arial" w:cs="Tahoma"/>
                 <w:sz w:val="18"/>
               </w:rPr>
               <w:t>แสดงผ่าน formatDateThai/formatMonthThai จุดเดียว — ค่าเริ่มต้นเป็น ค.ศ.</w:t>
@@ -1250,13 +1359,13 @@
             </w:pPr>
             <w:r>
               <w:rPr>
-                <w:rFonts w:ascii="Arial" w:hAnsi="Arial" w:eastAsia="Arial"/>
-                <w:sz w:val="18"/>
-              </w:rPr>
-            </w:r>
-            <w:r>
-              <w:rPr>
-                <w:rFonts w:ascii="Arial" w:hAnsi="Arial" w:eastAsia="Arial"/>
+                <w:rFonts w:ascii="Arial" w:hAnsi="Arial" w:eastAsia="Arial" w:cs="Tahoma"/>
+                <w:sz w:val="18"/>
+              </w:rPr>
+            </w:r>
+            <w:r>
+              <w:rPr>
+                <w:rFonts w:ascii="Arial" w:hAnsi="Arial" w:eastAsia="Arial" w:cs="Tahoma"/>
                 <w:sz w:val="18"/>
               </w:rPr>
               <w:t>docNo</w:t>
@@ -1275,13 +1384,13 @@
             </w:pPr>
             <w:r>
               <w:rPr>
-                <w:rFonts w:ascii="Arial" w:hAnsi="Arial" w:eastAsia="Arial"/>
-                <w:sz w:val="18"/>
-              </w:rPr>
-            </w:r>
-            <w:r>
-              <w:rPr>
-                <w:rFonts w:ascii="Arial" w:hAnsi="Arial" w:eastAsia="Arial"/>
+                <w:rFonts w:ascii="Arial" w:hAnsi="Arial" w:eastAsia="Arial" w:cs="Tahoma"/>
+                <w:sz w:val="18"/>
+              </w:rPr>
+            </w:r>
+            <w:r>
+              <w:rPr>
+                <w:rFonts w:ascii="Arial" w:hAnsi="Arial" w:eastAsia="Arial" w:cs="Tahoma"/>
                 <w:sz w:val="18"/>
               </w:rPr>
               <w:t>YYYY/xxxxx ค.ศ.</w:t>
@@ -1300,13 +1409,13 @@
             </w:pPr>
             <w:r>
               <w:rPr>
-                <w:rFonts w:ascii="Arial" w:hAnsi="Arial" w:eastAsia="Arial"/>
-                <w:sz w:val="18"/>
-              </w:rPr>
-            </w:r>
-            <w:r>
-              <w:rPr>
-                <w:rFonts w:ascii="Arial" w:hAnsi="Arial" w:eastAsia="Arial"/>
+                <w:rFonts w:ascii="Arial" w:hAnsi="Arial" w:eastAsia="Arial" w:cs="Tahoma"/>
+                <w:sz w:val="18"/>
+              </w:rPr>
+            </w:r>
+            <w:r>
+              <w:rPr>
+                <w:rFonts w:ascii="Arial" w:hAnsi="Arial" w:eastAsia="Arial" w:cs="Tahoma"/>
                 <w:sz w:val="18"/>
               </w:rPr>
               <w:t>do not split except route params</w:t>
@@ -1325,13 +1434,13 @@
             </w:pPr>
             <w:r>
               <w:rPr>
-                <w:rFonts w:ascii="Arial" w:hAnsi="Arial" w:eastAsia="Arial"/>
-                <w:sz w:val="18"/>
-              </w:rPr>
-            </w:r>
-            <w:r>
-              <w:rPr>
-                <w:rFonts w:ascii="Arial" w:hAnsi="Arial" w:eastAsia="Arial"/>
+                <w:rFonts w:ascii="Arial" w:hAnsi="Arial" w:eastAsia="Arial" w:cs="Tahoma"/>
+                <w:sz w:val="18"/>
+              </w:rPr>
+            </w:r>
+            <w:r>
+              <w:rPr>
+                <w:rFonts w:ascii="Arial" w:hAnsi="Arial" w:eastAsia="Arial" w:cs="Tahoma"/>
                 <w:sz w:val="18"/>
               </w:rPr>
               <w:t>route ใช้ /documents/:year/:running แล้วประกอบ docNo</w:t>
@@ -1355,13 +1464,13 @@
             </w:pPr>
             <w:r>
               <w:rPr>
-                <w:rFonts w:ascii="Arial" w:hAnsi="Arial" w:eastAsia="Arial"/>
-                <w:sz w:val="18"/>
-              </w:rPr>
-            </w:r>
-            <w:r>
-              <w:rPr>
-                <w:rFonts w:ascii="Arial" w:hAnsi="Arial" w:eastAsia="Arial"/>
+                <w:rFonts w:ascii="Arial" w:hAnsi="Arial" w:eastAsia="Arial" w:cs="Tahoma"/>
+                <w:sz w:val="18"/>
+              </w:rPr>
+            </w:r>
+            <w:r>
+              <w:rPr>
+                <w:rFonts w:ascii="Arial" w:hAnsi="Arial" w:eastAsia="Arial" w:cs="Tahoma"/>
                 <w:sz w:val="18"/>
               </w:rPr>
               <w:t>result</w:t>
@@ -1380,13 +1489,13 @@
             </w:pPr>
             <w:r>
               <w:rPr>
-                <w:rFonts w:ascii="Arial" w:hAnsi="Arial" w:eastAsia="Arial"/>
-                <w:sz w:val="18"/>
-              </w:rPr>
-            </w:r>
-            <w:r>
-              <w:rPr>
-                <w:rFonts w:ascii="Arial" w:hAnsi="Arial" w:eastAsia="Arial"/>
+                <w:rFonts w:ascii="Arial" w:hAnsi="Arial" w:eastAsia="Arial" w:cs="Tahoma"/>
+                <w:sz w:val="18"/>
+              </w:rPr>
+            </w:r>
+            <w:r>
+              <w:rPr>
+                <w:rFonts w:ascii="Arial" w:hAnsi="Arial" w:eastAsia="Arial" w:cs="Tahoma"/>
                 <w:sz w:val="18"/>
               </w:rPr>
               <w:t>verbatim from actionOptions</w:t>
@@ -1405,13 +1514,13 @@
             </w:pPr>
             <w:r>
               <w:rPr>
-                <w:rFonts w:ascii="Arial" w:hAnsi="Arial" w:eastAsia="Arial"/>
-                <w:sz w:val="18"/>
-              </w:rPr>
-            </w:r>
-            <w:r>
-              <w:rPr>
-                <w:rFonts w:ascii="Arial" w:hAnsi="Arial" w:eastAsia="Arial"/>
+                <w:rFonts w:ascii="Arial" w:hAnsi="Arial" w:eastAsia="Arial" w:cs="Tahoma"/>
+                <w:sz w:val="18"/>
+              </w:rPr>
+            </w:r>
+            <w:r>
+              <w:rPr>
+                <w:rFonts w:ascii="Arial" w:hAnsi="Arial" w:eastAsia="Arial" w:cs="Tahoma"/>
                 <w:sz w:val="18"/>
               </w:rPr>
               <w:t>required before submit action</w:t>
@@ -1430,27 +1539,27 @@
             </w:pPr>
             <w:r>
               <w:rPr>
-                <w:rFonts w:ascii="Arial" w:hAnsi="Arial" w:eastAsia="Arial"/>
-                <w:sz w:val="18"/>
-              </w:rPr>
-            </w:r>
-            <w:r>
-              <w:rPr>
-                <w:rFonts w:ascii="Arial" w:hAnsi="Arial" w:eastAsia="Arial"/>
+                <w:rFonts w:ascii="Arial" w:hAnsi="Arial" w:eastAsia="Arial" w:cs="Tahoma"/>
+                <w:sz w:val="18"/>
+              </w:rPr>
+            </w:r>
+            <w:r>
+              <w:rPr>
+                <w:rFonts w:ascii="Arial" w:hAnsi="Arial" w:eastAsia="Arial" w:cs="Tahoma"/>
                 <w:sz w:val="18"/>
               </w:rPr>
               <w:t xml:space="preserve">ส่งเป็น payload </w:t>
             </w:r>
             <w:r>
               <w:rPr>
-                <w:rFonts w:ascii="Courier New" w:hAnsi="Courier New" w:eastAsia="Arial"/>
+                <w:rFonts w:ascii="Courier New" w:hAnsi="Courier New" w:eastAsia="Courier New" w:cs="Tahoma"/>
                 <w:sz w:val="18"/>
               </w:rPr>
               <w:t>{result, comment}</w:t>
             </w:r>
             <w:r>
               <w:rPr>
-                <w:rFonts w:ascii="Arial" w:hAnsi="Arial" w:eastAsia="Arial"/>
+                <w:rFonts w:ascii="Arial" w:hAnsi="Arial" w:eastAsia="Arial" w:cs="Tahoma"/>
                 <w:sz w:val="18"/>
               </w:rPr>
               <w:t xml:space="preserve"> เท่านั้น</w:t>
@@ -1474,13 +1583,13 @@
             </w:pPr>
             <w:r>
               <w:rPr>
-                <w:rFonts w:ascii="Arial" w:hAnsi="Arial" w:eastAsia="Arial"/>
-                <w:sz w:val="18"/>
-              </w:rPr>
-            </w:r>
-            <w:r>
-              <w:rPr>
-                <w:rFonts w:ascii="Arial" w:hAnsi="Arial" w:eastAsia="Arial"/>
+                <w:rFonts w:ascii="Arial" w:hAnsi="Arial" w:eastAsia="Arial" w:cs="Tahoma"/>
+                <w:sz w:val="18"/>
+              </w:rPr>
+            </w:r>
+            <w:r>
+              <w:rPr>
+                <w:rFonts w:ascii="Arial" w:hAnsi="Arial" w:eastAsia="Arial" w:cs="Tahoma"/>
                 <w:sz w:val="18"/>
               </w:rPr>
               <w:t>ActionResponse</w:t>
@@ -1499,13 +1608,13 @@
             </w:pPr>
             <w:r>
               <w:rPr>
-                <w:rFonts w:ascii="Arial" w:hAnsi="Arial" w:eastAsia="Arial"/>
-                <w:sz w:val="18"/>
-              </w:rPr>
-            </w:r>
-            <w:r>
-              <w:rPr>
-                <w:rFonts w:ascii="Arial" w:hAnsi="Arial" w:eastAsia="Arial"/>
+                <w:rFonts w:ascii="Arial" w:hAnsi="Arial" w:eastAsia="Arial" w:cs="Tahoma"/>
+                <w:sz w:val="18"/>
+              </w:rPr>
+            </w:r>
+            <w:r>
+              <w:rPr>
+                <w:rFonts w:ascii="Arial" w:hAnsi="Arial" w:eastAsia="Arial" w:cs="Tahoma"/>
                 <w:sz w:val="18"/>
               </w:rPr>
               <w:t>{statusCode,nextSection,message}</w:t>
@@ -1524,13 +1633,13 @@
             </w:pPr>
             <w:r>
               <w:rPr>
-                <w:rFonts w:ascii="Arial" w:hAnsi="Arial" w:eastAsia="Arial"/>
-                <w:sz w:val="18"/>
-              </w:rPr>
-            </w:r>
-            <w:r>
-              <w:rPr>
-                <w:rFonts w:ascii="Arial" w:hAnsi="Arial" w:eastAsia="Arial"/>
+                <w:rFonts w:ascii="Arial" w:hAnsi="Arial" w:eastAsia="Arial" w:cs="Tahoma"/>
+                <w:sz w:val="18"/>
+              </w:rPr>
+            </w:r>
+            <w:r>
+              <w:rPr>
+                <w:rFonts w:ascii="Arial" w:hAnsi="Arial" w:eastAsia="Arial" w:cs="Tahoma"/>
                 <w:sz w:val="18"/>
               </w:rPr>
               <w:t>required after action</w:t>
@@ -1549,13 +1658,13 @@
             </w:pPr>
             <w:r>
               <w:rPr>
-                <w:rFonts w:ascii="Arial" w:hAnsi="Arial" w:eastAsia="Arial"/>
-                <w:sz w:val="18"/>
-              </w:rPr>
-            </w:r>
-            <w:r>
-              <w:rPr>
-                <w:rFonts w:ascii="Arial" w:hAnsi="Arial" w:eastAsia="Arial"/>
+                <w:rFonts w:ascii="Arial" w:hAnsi="Arial" w:eastAsia="Arial" w:cs="Tahoma"/>
+                <w:sz w:val="18"/>
+              </w:rPr>
+            </w:r>
+            <w:r>
+              <w:rPr>
+                <w:rFonts w:ascii="Arial" w:hAnsi="Arial" w:eastAsia="Arial" w:cs="Tahoma"/>
                 <w:sz w:val="18"/>
               </w:rPr>
               <w:t>invalidate detail/timeline/tasks แล้ว resolve label จาก /document-statuses</w:t>
@@ -1579,13 +1688,13 @@
             </w:pPr>
             <w:r>
               <w:rPr>
-                <w:rFonts w:ascii="Arial" w:hAnsi="Arial" w:eastAsia="Arial"/>
-                <w:sz w:val="18"/>
-              </w:rPr>
-            </w:r>
-            <w:r>
-              <w:rPr>
-                <w:rFonts w:ascii="Arial" w:hAnsi="Arial" w:eastAsia="Arial"/>
+                <w:rFonts w:ascii="Arial" w:hAnsi="Arial" w:eastAsia="Arial" w:cs="Tahoma"/>
+                <w:sz w:val="18"/>
+              </w:rPr>
+            </w:r>
+            <w:r>
+              <w:rPr>
+                <w:rFonts w:ascii="Arial" w:hAnsi="Arial" w:eastAsia="Arial" w:cs="Tahoma"/>
                 <w:sz w:val="18"/>
               </w:rPr>
               <w:t>MenuItem</w:t>
@@ -1604,13 +1713,13 @@
             </w:pPr>
             <w:r>
               <w:rPr>
-                <w:rFonts w:ascii="Arial" w:hAnsi="Arial" w:eastAsia="Arial"/>
-                <w:sz w:val="18"/>
-              </w:rPr>
-            </w:r>
-            <w:r>
-              <w:rPr>
-                <w:rFonts w:ascii="Arial" w:hAnsi="Arial" w:eastAsia="Arial"/>
+                <w:rFonts w:ascii="Arial" w:hAnsi="Arial" w:eastAsia="Arial" w:cs="Tahoma"/>
+                <w:sz w:val="18"/>
+              </w:rPr>
+            </w:r>
+            <w:r>
+              <w:rPr>
+                <w:rFonts w:ascii="Arial" w:hAnsi="Arial" w:eastAsia="Arial" w:cs="Tahoma"/>
                 <w:sz w:val="18"/>
               </w:rPr>
               <w:t>{menuCode,label,route,group}</w:t>
@@ -1629,13 +1738,13 @@
             </w:pPr>
             <w:r>
               <w:rPr>
-                <w:rFonts w:ascii="Arial" w:hAnsi="Arial" w:eastAsia="Arial"/>
-                <w:sz w:val="18"/>
-              </w:rPr>
-            </w:r>
-            <w:r>
-              <w:rPr>
-                <w:rFonts w:ascii="Arial" w:hAnsi="Arial" w:eastAsia="Arial"/>
+                <w:rFonts w:ascii="Arial" w:hAnsi="Arial" w:eastAsia="Arial" w:cs="Tahoma"/>
+                <w:sz w:val="18"/>
+              </w:rPr>
+            </w:r>
+            <w:r>
+              <w:rPr>
+                <w:rFonts w:ascii="Arial" w:hAnsi="Arial" w:eastAsia="Arial" w:cs="Tahoma"/>
                 <w:sz w:val="18"/>
               </w:rPr>
               <w:t>จาก GET /menus + GET /groups/current-user/permissions ของระบบเดิม (ผ่าน BFF)</w:t>
@@ -1654,13 +1763,13 @@
             </w:pPr>
             <w:r>
               <w:rPr>
-                <w:rFonts w:ascii="Arial" w:hAnsi="Arial" w:eastAsia="Arial"/>
-                <w:sz w:val="18"/>
-              </w:rPr>
-            </w:r>
-            <w:r>
-              <w:rPr>
-                <w:rFonts w:ascii="Arial" w:hAnsi="Arial" w:eastAsia="Arial"/>
+                <w:rFonts w:ascii="Arial" w:hAnsi="Arial" w:eastAsia="Arial" w:cs="Tahoma"/>
+                <w:sz w:val="18"/>
+              </w:rPr>
+            </w:r>
+            <w:r>
+              <w:rPr>
+                <w:rFonts w:ascii="Arial" w:hAnsi="Arial" w:eastAsia="Arial" w:cs="Tahoma"/>
                 <w:sz w:val="18"/>
               </w:rPr>
               <w:t>sidebar filter ด้วย menuCode จาก API; ไม่ hardcode role</w:t>
@@ -1684,13 +1793,13 @@
             </w:pPr>
             <w:r>
               <w:rPr>
-                <w:rFonts w:ascii="Arial" w:hAnsi="Arial" w:eastAsia="Arial"/>
-                <w:sz w:val="18"/>
-              </w:rPr>
-            </w:r>
-            <w:r>
-              <w:rPr>
-                <w:rFonts w:ascii="Arial" w:hAnsi="Arial" w:eastAsia="Arial"/>
+                <w:rFonts w:ascii="Arial" w:hAnsi="Arial" w:eastAsia="Arial" w:cs="Tahoma"/>
+                <w:sz w:val="18"/>
+              </w:rPr>
+            </w:r>
+            <w:r>
+              <w:rPr>
+                <w:rFonts w:ascii="Arial" w:hAnsi="Arial" w:eastAsia="Arial" w:cs="Tahoma"/>
                 <w:sz w:val="18"/>
               </w:rPr>
               <w:t>canEditSections</w:t>
@@ -1709,13 +1818,13 @@
             </w:pPr>
             <w:r>
               <w:rPr>
-                <w:rFonts w:ascii="Arial" w:hAnsi="Arial" w:eastAsia="Arial"/>
-                <w:sz w:val="18"/>
-              </w:rPr>
-            </w:r>
-            <w:r>
-              <w:rPr>
-                <w:rFonts w:ascii="Arial" w:hAnsi="Arial" w:eastAsia="Arial"/>
+                <w:rFonts w:ascii="Arial" w:hAnsi="Arial" w:eastAsia="Arial" w:cs="Tahoma"/>
+                <w:sz w:val="18"/>
+              </w:rPr>
+            </w:r>
+            <w:r>
+              <w:rPr>
+                <w:rFonts w:ascii="Arial" w:hAnsi="Arial" w:eastAsia="Arial" w:cs="Tahoma"/>
                 <w:sz w:val="18"/>
               </w:rPr>
               <w:t>string[]</w:t>
@@ -1734,13 +1843,13 @@
             </w:pPr>
             <w:r>
               <w:rPr>
-                <w:rFonts w:ascii="Arial" w:hAnsi="Arial" w:eastAsia="Arial"/>
-                <w:sz w:val="18"/>
-              </w:rPr>
-            </w:r>
-            <w:r>
-              <w:rPr>
-                <w:rFonts w:ascii="Arial" w:hAnsi="Arial" w:eastAsia="Arial"/>
+                <w:rFonts w:ascii="Arial" w:hAnsi="Arial" w:eastAsia="Arial" w:cs="Tahoma"/>
+                <w:sz w:val="18"/>
+              </w:rPr>
+            </w:r>
+            <w:r>
+              <w:rPr>
+                <w:rFonts w:ascii="Arial" w:hAnsi="Arial" w:eastAsia="Arial" w:cs="Tahoma"/>
                 <w:sz w:val="18"/>
               </w:rPr>
               <w:t>from document detail</w:t>
@@ -1759,13 +1868,13 @@
             </w:pPr>
             <w:r>
               <w:rPr>
-                <w:rFonts w:ascii="Arial" w:hAnsi="Arial" w:eastAsia="Arial"/>
-                <w:sz w:val="18"/>
-              </w:rPr>
-            </w:r>
-            <w:r>
-              <w:rPr>
-                <w:rFonts w:ascii="Arial" w:hAnsi="Arial" w:eastAsia="Arial"/>
+                <w:rFonts w:ascii="Arial" w:hAnsi="Arial" w:eastAsia="Arial" w:cs="Tahoma"/>
+                <w:sz w:val="18"/>
+              </w:rPr>
+            </w:r>
+            <w:r>
+              <w:rPr>
+                <w:rFonts w:ascii="Arial" w:hAnsi="Arial" w:eastAsia="Arial" w:cs="Tahoma"/>
                 <w:sz w:val="18"/>
               </w:rPr>
               <w:t>ใช้เปิด/ปิด section editor; FE ไม่คำนวณสิทธิ์เอง</w:t>
@@ -1777,13 +1886,13 @@
     <w:p/>
     <w:p>
       <w:pPr>
-        <w:pStyle w:val="Heading1"/>
+        <w:pStyle w:val="Heading2"/>
         <w:keepNext/>
         <w:keepLines/>
         <w:pageBreakBefore w:val="0"/>
       </w:pPr>
       <w:r>
-        <w:t>5.1 Input / Progress / Output Contract</w:t>
+        <w:t>5.9 Input / Progress / Output Contract</w:t>
       </w:r>
     </w:p>
     <w:tbl>
@@ -1815,7 +1924,7 @@
             <w:r/>
             <w:r>
               <w:rPr>
-                <w:rFonts w:ascii="Arial" w:hAnsi="Arial" w:eastAsia="Arial"/>
+                <w:rFonts w:ascii="Arial" w:hAnsi="Arial" w:eastAsia="Arial" w:cs="Tahoma"/>
                 <w:b/>
                 <w:sz w:val="18"/>
               </w:rPr>
@@ -1837,7 +1946,7 @@
             <w:r/>
             <w:r>
               <w:rPr>
-                <w:rFonts w:ascii="Arial" w:hAnsi="Arial" w:eastAsia="Arial"/>
+                <w:rFonts w:ascii="Arial" w:hAnsi="Arial" w:eastAsia="Arial" w:cs="Tahoma"/>
                 <w:b/>
                 <w:sz w:val="18"/>
               </w:rPr>
@@ -1862,13 +1971,13 @@
             </w:pPr>
             <w:r>
               <w:rPr>
-                <w:rFonts w:ascii="Arial" w:hAnsi="Arial" w:eastAsia="Arial"/>
-                <w:sz w:val="18"/>
-              </w:rPr>
-            </w:r>
-            <w:r>
-              <w:rPr>
-                <w:rFonts w:ascii="Arial" w:hAnsi="Arial" w:eastAsia="Arial"/>
+                <w:rFonts w:ascii="Arial" w:hAnsi="Arial" w:eastAsia="Arial" w:cs="Tahoma"/>
+                <w:sz w:val="18"/>
+              </w:rPr>
+            </w:r>
+            <w:r>
+              <w:rPr>
+                <w:rFonts w:ascii="Arial" w:hAnsi="Arial" w:eastAsia="Arial" w:cs="Tahoma"/>
                 <w:sz w:val="18"/>
               </w:rPr>
               <w:t>Input</w:t>
@@ -1887,13 +1996,13 @@
             </w:pPr>
             <w:r>
               <w:rPr>
-                <w:rFonts w:ascii="Arial" w:hAnsi="Arial" w:eastAsia="Arial"/>
-                <w:sz w:val="18"/>
-              </w:rPr>
-            </w:r>
-            <w:r>
-              <w:rPr>
-                <w:rFonts w:ascii="Arial" w:hAnsi="Arial" w:eastAsia="Arial"/>
+                <w:rFonts w:ascii="Arial" w:hAnsi="Arial" w:eastAsia="Arial" w:cs="Tahoma"/>
+                <w:sz w:val="18"/>
+              </w:rPr>
+            </w:r>
+            <w:r>
+              <w:rPr>
+                <w:rFonts w:ascii="Arial" w:hAnsi="Arial" w:eastAsia="Arial" w:cs="Tahoma"/>
                 <w:sz w:val="18"/>
               </w:rPr>
               <w:t>ALL /api/v1/*; GET /api/v1/*?page=1&amp;size=20; POST /api/v1/documents/{docNo}/actions</w:t>
@@ -1917,13 +2026,13 @@
             </w:pPr>
             <w:r>
               <w:rPr>
-                <w:rFonts w:ascii="Arial" w:hAnsi="Arial" w:eastAsia="Arial"/>
-                <w:sz w:val="18"/>
-              </w:rPr>
-            </w:r>
-            <w:r>
-              <w:rPr>
-                <w:rFonts w:ascii="Arial" w:hAnsi="Arial" w:eastAsia="Arial"/>
+                <w:rFonts w:ascii="Arial" w:hAnsi="Arial" w:eastAsia="Arial" w:cs="Tahoma"/>
+                <w:sz w:val="18"/>
+              </w:rPr>
+            </w:r>
+            <w:r>
+              <w:rPr>
+                <w:rFonts w:ascii="Arial" w:hAnsi="Arial" w:eastAsia="Arial" w:cs="Tahoma"/>
                 <w:sz w:val="18"/>
               </w:rPr>
               <w:t>Progress</w:t>
@@ -1942,13 +2051,13 @@
             </w:pPr>
             <w:r>
               <w:rPr>
-                <w:rFonts w:ascii="Arial" w:hAnsi="Arial" w:eastAsia="Arial"/>
-                <w:sz w:val="18"/>
-              </w:rPr>
-            </w:r>
-            <w:r>
-              <w:rPr>
-                <w:rFonts w:ascii="Arial" w:hAnsi="Arial" w:eastAsia="Arial"/>
+                <w:rFonts w:ascii="Arial" w:hAnsi="Arial" w:eastAsia="Arial" w:cs="Tahoma"/>
+                <w:sz w:val="18"/>
+              </w:rPr>
+            </w:r>
+            <w:r>
+              <w:rPr>
+                <w:rFonts w:ascii="Arial" w:hAnsi="Arial" w:eastAsia="Arial" w:cs="Tahoma"/>
                 <w:sz w:val="18"/>
               </w:rPr>
               <w:t>Bootstrap env and API client; Login or restore session with refresh token; Load GET /auth/profile + GET /users/current + GET /menus + GET /groups/current-user/permissions (ทั้งหมดเป็นของระบบเดิมผ่าน BFF); Render routes/sidebar from menu contract</w:t>
@@ -1972,13 +2081,13 @@
             </w:pPr>
             <w:r>
               <w:rPr>
-                <w:rFonts w:ascii="Arial" w:hAnsi="Arial" w:eastAsia="Arial"/>
-                <w:sz w:val="18"/>
-              </w:rPr>
-            </w:r>
-            <w:r>
-              <w:rPr>
-                <w:rFonts w:ascii="Arial" w:hAnsi="Arial" w:eastAsia="Arial"/>
+                <w:rFonts w:ascii="Arial" w:hAnsi="Arial" w:eastAsia="Arial" w:cs="Tahoma"/>
+                <w:sz w:val="18"/>
+              </w:rPr>
+            </w:r>
+            <w:r>
+              <w:rPr>
+                <w:rFonts w:ascii="Arial" w:hAnsi="Arial" w:eastAsia="Arial" w:cs="Tahoma"/>
                 <w:sz w:val="18"/>
               </w:rPr>
               <w:t>Output</w:t>
@@ -1997,13 +2106,13 @@
             </w:pPr>
             <w:r>
               <w:rPr>
-                <w:rFonts w:ascii="Arial" w:hAnsi="Arial" w:eastAsia="Arial"/>
-                <w:sz w:val="18"/>
-              </w:rPr>
-            </w:r>
-            <w:r>
-              <w:rPr>
-                <w:rFonts w:ascii="Arial" w:hAnsi="Arial" w:eastAsia="Arial"/>
+                <w:rFonts w:ascii="Arial" w:hAnsi="Arial" w:eastAsia="Arial" w:cs="Tahoma"/>
+                <w:sz w:val="18"/>
+              </w:rPr>
+            </w:r>
+            <w:r>
+              <w:rPr>
+                <w:rFonts w:ascii="Arial" w:hAnsi="Arial" w:eastAsia="Arial" w:cs="Tahoma"/>
                 <w:sz w:val="18"/>
               </w:rPr>
               <w:t>Rendered UI state or normalized API response with status/message and audit-ready trace reference.</w:t>
@@ -2055,7 +2164,7 @@
             <w:r/>
             <w:r>
               <w:rPr>
-                <w:rFonts w:ascii="Arial" w:hAnsi="Arial" w:eastAsia="Arial"/>
+                <w:rFonts w:ascii="Arial" w:hAnsi="Arial" w:eastAsia="Arial" w:cs="Tahoma"/>
                 <w:b/>
                 <w:sz w:val="18"/>
               </w:rPr>
@@ -2077,7 +2186,7 @@
             <w:r/>
             <w:r>
               <w:rPr>
-                <w:rFonts w:ascii="Arial" w:hAnsi="Arial" w:eastAsia="Arial"/>
+                <w:rFonts w:ascii="Arial" w:hAnsi="Arial" w:eastAsia="Arial" w:cs="Tahoma"/>
                 <w:b/>
                 <w:sz w:val="18"/>
               </w:rPr>
@@ -2099,7 +2208,7 @@
             <w:r/>
             <w:r>
               <w:rPr>
-                <w:rFonts w:ascii="Arial" w:hAnsi="Arial" w:eastAsia="Arial"/>
+                <w:rFonts w:ascii="Arial" w:hAnsi="Arial" w:eastAsia="Arial" w:cs="Tahoma"/>
                 <w:b/>
                 <w:sz w:val="18"/>
               </w:rPr>
@@ -2121,7 +2230,7 @@
             <w:r/>
             <w:r>
               <w:rPr>
-                <w:rFonts w:ascii="Arial" w:hAnsi="Arial" w:eastAsia="Arial"/>
+                <w:rFonts w:ascii="Arial" w:hAnsi="Arial" w:eastAsia="Arial" w:cs="Tahoma"/>
                 <w:b/>
                 <w:sz w:val="18"/>
               </w:rPr>
@@ -2146,13 +2255,13 @@
             </w:pPr>
             <w:r>
               <w:rPr>
-                <w:rFonts w:ascii="Arial" w:hAnsi="Arial" w:eastAsia="Arial"/>
-                <w:sz w:val="18"/>
-              </w:rPr>
-            </w:r>
-            <w:r>
-              <w:rPr>
-                <w:rFonts w:ascii="Arial" w:hAnsi="Arial" w:eastAsia="Arial"/>
+                <w:rFonts w:ascii="Arial" w:hAnsi="Arial" w:eastAsia="Arial" w:cs="Tahoma"/>
+                <w:sz w:val="18"/>
+              </w:rPr>
+            </w:r>
+            <w:r>
+              <w:rPr>
+                <w:rFonts w:ascii="Arial" w:hAnsi="Arial" w:eastAsia="Arial" w:cs="Tahoma"/>
                 <w:sz w:val="18"/>
               </w:rPr>
               <w:t>C01</w:t>
@@ -2171,13 +2280,13 @@
             </w:pPr>
             <w:r>
               <w:rPr>
-                <w:rFonts w:ascii="Arial" w:hAnsi="Arial" w:eastAsia="Arial"/>
-                <w:sz w:val="18"/>
-              </w:rPr>
-            </w:r>
-            <w:r>
-              <w:rPr>
-                <w:rFonts w:ascii="Arial" w:hAnsi="Arial" w:eastAsia="Arial"/>
+                <w:rFonts w:ascii="Arial" w:hAnsi="Arial" w:eastAsia="Arial" w:cs="Tahoma"/>
+                <w:sz w:val="18"/>
+              </w:rPr>
+            </w:r>
+            <w:r>
+              <w:rPr>
+                <w:rFonts w:ascii="Arial" w:hAnsi="Arial" w:eastAsia="Arial" w:cs="Tahoma"/>
                 <w:sz w:val="18"/>
               </w:rPr>
               <w:t>Shared API client contract</w:t>
@@ -2196,13 +2305,13 @@
             </w:pPr>
             <w:r>
               <w:rPr>
-                <w:rFonts w:ascii="Arial" w:hAnsi="Arial" w:eastAsia="Arial"/>
-                <w:sz w:val="18"/>
-              </w:rPr>
-            </w:r>
-            <w:r>
-              <w:rPr>
-                <w:rFonts w:ascii="Arial" w:hAnsi="Arial" w:eastAsia="Arial"/>
+                <w:rFonts w:ascii="Arial" w:hAnsi="Arial" w:eastAsia="Arial" w:cs="Tahoma"/>
+                <w:sz w:val="18"/>
+              </w:rPr>
+            </w:r>
+            <w:r>
+              <w:rPr>
+                <w:rFonts w:ascii="Arial" w:hAnsi="Arial" w:eastAsia="Arial" w:cs="Tahoma"/>
                 <w:sz w:val="18"/>
               </w:rPr>
               <w:t>สร้าง shared API client ตัวเดียวสำหรับ base URL, trace header, timeout และ response envelope</w:t>
@@ -2221,13 +2330,13 @@
             </w:pPr>
             <w:r>
               <w:rPr>
-                <w:rFonts w:ascii="Arial" w:hAnsi="Arial" w:eastAsia="Arial"/>
-                <w:sz w:val="18"/>
-              </w:rPr>
-            </w:r>
-            <w:r>
-              <w:rPr>
-                <w:rFonts w:ascii="Arial" w:hAnsi="Arial" w:eastAsia="Arial"/>
+                <w:rFonts w:ascii="Arial" w:hAnsi="Arial" w:eastAsia="Arial" w:cs="Tahoma"/>
+                <w:sz w:val="18"/>
+              </w:rPr>
+            </w:r>
+            <w:r>
+              <w:rPr>
+                <w:rFonts w:ascii="Arial" w:hAnsi="Arial" w:eastAsia="Arial" w:cs="Tahoma"/>
                 <w:sz w:val="18"/>
               </w:rPr>
               <w:t>ทุก feature import client กลางและไม่มี axios/fetch instance แยก</w:t>
@@ -2251,13 +2360,13 @@
             </w:pPr>
             <w:r>
               <w:rPr>
-                <w:rFonts w:ascii="Arial" w:hAnsi="Arial" w:eastAsia="Arial"/>
-                <w:sz w:val="18"/>
-              </w:rPr>
-            </w:r>
-            <w:r>
-              <w:rPr>
-                <w:rFonts w:ascii="Arial" w:hAnsi="Arial" w:eastAsia="Arial"/>
+                <w:rFonts w:ascii="Arial" w:hAnsi="Arial" w:eastAsia="Arial" w:cs="Tahoma"/>
+                <w:sz w:val="18"/>
+              </w:rPr>
+            </w:r>
+            <w:r>
+              <w:rPr>
+                <w:rFonts w:ascii="Arial" w:hAnsi="Arial" w:eastAsia="Arial" w:cs="Tahoma"/>
                 <w:sz w:val="18"/>
               </w:rPr>
               <w:t>C02</w:t>
@@ -2276,13 +2385,13 @@
             </w:pPr>
             <w:r>
               <w:rPr>
-                <w:rFonts w:ascii="Arial" w:hAnsi="Arial" w:eastAsia="Arial"/>
-                <w:sz w:val="18"/>
-              </w:rPr>
-            </w:r>
-            <w:r>
-              <w:rPr>
-                <w:rFonts w:ascii="Arial" w:hAnsi="Arial" w:eastAsia="Arial"/>
+                <w:rFonts w:ascii="Arial" w:hAnsi="Arial" w:eastAsia="Arial" w:cs="Tahoma"/>
+                <w:sz w:val="18"/>
+              </w:rPr>
+            </w:r>
+            <w:r>
+              <w:rPr>
+                <w:rFonts w:ascii="Arial" w:hAnsi="Arial" w:eastAsia="Arial" w:cs="Tahoma"/>
                 <w:sz w:val="18"/>
               </w:rPr>
               <w:t>Auth/JWT consumption from platform reference</w:t>
@@ -2301,13 +2410,13 @@
             </w:pPr>
             <w:r>
               <w:rPr>
-                <w:rFonts w:ascii="Arial" w:hAnsi="Arial" w:eastAsia="Arial"/>
-                <w:sz w:val="18"/>
-              </w:rPr>
-            </w:r>
-            <w:r>
-              <w:rPr>
-                <w:rFonts w:ascii="Arial" w:hAnsi="Arial" w:eastAsia="Arial"/>
+                <w:rFonts w:ascii="Arial" w:hAnsi="Arial" w:eastAsia="Arial" w:cs="Tahoma"/>
+                <w:sz w:val="18"/>
+              </w:rPr>
+            </w:r>
+            <w:r>
+              <w:rPr>
+                <w:rFonts w:ascii="Arial" w:hAnsi="Arial" w:eastAsia="Arial" w:cs="Tahoma"/>
                 <w:sz w:val="18"/>
               </w:rPr>
               <w:t>อ่าน access token จาก platform auth store, แนบ Bearer token และทำ refresh แบบ single-flight</w:t>
@@ -2326,13 +2435,13 @@
             </w:pPr>
             <w:r>
               <w:rPr>
-                <w:rFonts w:ascii="Arial" w:hAnsi="Arial" w:eastAsia="Arial"/>
-                <w:sz w:val="18"/>
-              </w:rPr>
-            </w:r>
-            <w:r>
-              <w:rPr>
-                <w:rFonts w:ascii="Arial" w:hAnsi="Arial" w:eastAsia="Arial"/>
+                <w:rFonts w:ascii="Arial" w:hAnsi="Arial" w:eastAsia="Arial" w:cs="Tahoma"/>
+                <w:sz w:val="18"/>
+              </w:rPr>
+            </w:r>
+            <w:r>
+              <w:rPr>
+                <w:rFonts w:ascii="Arial" w:hAnsi="Arial" w:eastAsia="Arial" w:cs="Tahoma"/>
                 <w:sz w:val="18"/>
               </w:rPr>
               <w:t>401 พร้อมกัน refresh ครั้งเดียว, replay request เดิม และไม่สร้างหน้า Login ใหม่</w:t>
@@ -2356,13 +2465,13 @@
             </w:pPr>
             <w:r>
               <w:rPr>
-                <w:rFonts w:ascii="Arial" w:hAnsi="Arial" w:eastAsia="Arial"/>
-                <w:sz w:val="18"/>
-              </w:rPr>
-            </w:r>
-            <w:r>
-              <w:rPr>
-                <w:rFonts w:ascii="Arial" w:hAnsi="Arial" w:eastAsia="Arial"/>
+                <w:rFonts w:ascii="Arial" w:hAnsi="Arial" w:eastAsia="Arial" w:cs="Tahoma"/>
+                <w:sz w:val="18"/>
+              </w:rPr>
+            </w:r>
+            <w:r>
+              <w:rPr>
+                <w:rFonts w:ascii="Arial" w:hAnsi="Arial" w:eastAsia="Arial" w:cs="Tahoma"/>
                 <w:sz w:val="18"/>
               </w:rPr>
               <w:t>C03</w:t>
@@ -2381,13 +2490,13 @@
             </w:pPr>
             <w:r>
               <w:rPr>
-                <w:rFonts w:ascii="Arial" w:hAnsi="Arial" w:eastAsia="Arial"/>
-                <w:sz w:val="18"/>
-              </w:rPr>
-            </w:r>
-            <w:r>
-              <w:rPr>
-                <w:rFonts w:ascii="Arial" w:hAnsi="Arial" w:eastAsia="Arial"/>
+                <w:rFonts w:ascii="Arial" w:hAnsi="Arial" w:eastAsia="Arial" w:cs="Tahoma"/>
+                <w:sz w:val="18"/>
+              </w:rPr>
+            </w:r>
+            <w:r>
+              <w:rPr>
+                <w:rFonts w:ascii="Arial" w:hAnsi="Arial" w:eastAsia="Arial" w:cs="Tahoma"/>
                 <w:sz w:val="18"/>
               </w:rPr>
               <w:t>Error display and validation message mapping</w:t>
@@ -2406,13 +2515,13 @@
             </w:pPr>
             <w:r>
               <w:rPr>
-                <w:rFonts w:ascii="Arial" w:hAnsi="Arial" w:eastAsia="Arial"/>
-                <w:sz w:val="18"/>
-              </w:rPr>
-            </w:r>
-            <w:r>
-              <w:rPr>
-                <w:rFonts w:ascii="Arial" w:hAnsi="Arial" w:eastAsia="Arial"/>
+                <w:rFonts w:ascii="Arial" w:hAnsi="Arial" w:eastAsia="Arial" w:cs="Tahoma"/>
+                <w:sz w:val="18"/>
+              </w:rPr>
+            </w:r>
+            <w:r>
+              <w:rPr>
+                <w:rFonts w:ascii="Arial" w:hAnsi="Arial" w:eastAsia="Arial" w:cs="Tahoma"/>
                 <w:sz w:val="18"/>
               </w:rPr>
               <w:t>แปลง HTTP/Axios failure เป็น ApiError พร้อม code, message, fieldErrors และ traceId โดยไม่แก้ข้อความจาก BE</w:t>
@@ -2431,13 +2540,13 @@
             </w:pPr>
             <w:r>
               <w:rPr>
-                <w:rFonts w:ascii="Arial" w:hAnsi="Arial" w:eastAsia="Arial"/>
-                <w:sz w:val="18"/>
-              </w:rPr>
-            </w:r>
-            <w:r>
-              <w:rPr>
-                <w:rFonts w:ascii="Arial" w:hAnsi="Arial" w:eastAsia="Arial"/>
+                <w:rFonts w:ascii="Arial" w:hAnsi="Arial" w:eastAsia="Arial" w:cs="Tahoma"/>
+                <w:sz w:val="18"/>
+              </w:rPr>
+            </w:r>
+            <w:r>
+              <w:rPr>
+                <w:rFonts w:ascii="Arial" w:hAnsi="Arial" w:eastAsia="Arial" w:cs="Tahoma"/>
                 <w:sz w:val="18"/>
               </w:rPr>
               <w:t>validation banner/inline error แสดงข้อความและ traceId จาก response ได้ครบ</w:t>
@@ -2461,13 +2570,13 @@
             </w:pPr>
             <w:r>
               <w:rPr>
-                <w:rFonts w:ascii="Arial" w:hAnsi="Arial" w:eastAsia="Arial"/>
-                <w:sz w:val="18"/>
-              </w:rPr>
-            </w:r>
-            <w:r>
-              <w:rPr>
-                <w:rFonts w:ascii="Arial" w:hAnsi="Arial" w:eastAsia="Arial"/>
+                <w:rFonts w:ascii="Arial" w:hAnsi="Arial" w:eastAsia="Arial" w:cs="Tahoma"/>
+                <w:sz w:val="18"/>
+              </w:rPr>
+            </w:r>
+            <w:r>
+              <w:rPr>
+                <w:rFonts w:ascii="Arial" w:hAnsi="Arial" w:eastAsia="Arial" w:cs="Tahoma"/>
                 <w:sz w:val="18"/>
               </w:rPr>
               <w:t>C04</w:t>
@@ -2486,13 +2595,13 @@
             </w:pPr>
             <w:r>
               <w:rPr>
-                <w:rFonts w:ascii="Arial" w:hAnsi="Arial" w:eastAsia="Arial"/>
-                <w:sz w:val="18"/>
-              </w:rPr>
-            </w:r>
-            <w:r>
-              <w:rPr>
-                <w:rFonts w:ascii="Arial" w:hAnsi="Arial" w:eastAsia="Arial"/>
+                <w:rFonts w:ascii="Arial" w:hAnsi="Arial" w:eastAsia="Arial" w:cs="Tahoma"/>
+                <w:sz w:val="18"/>
+              </w:rPr>
+            </w:r>
+            <w:r>
+              <w:rPr>
+                <w:rFonts w:ascii="Arial" w:hAnsi="Arial" w:eastAsia="Arial" w:cs="Tahoma"/>
                 <w:sz w:val="18"/>
               </w:rPr>
               <w:t>Date/year/money/docNo formatting</w:t>
@@ -2511,13 +2620,13 @@
             </w:pPr>
             <w:r>
               <w:rPr>
-                <w:rFonts w:ascii="Arial" w:hAnsi="Arial" w:eastAsia="Arial"/>
-                <w:sz w:val="18"/>
-              </w:rPr>
-            </w:r>
-            <w:r>
-              <w:rPr>
-                <w:rFonts w:ascii="Arial" w:hAnsi="Arial" w:eastAsia="Arial"/>
+                <w:rFonts w:ascii="Arial" w:hAnsi="Arial" w:eastAsia="Arial" w:cs="Tahoma"/>
+                <w:sz w:val="18"/>
+              </w:rPr>
+            </w:r>
+            <w:r>
+              <w:rPr>
+                <w:rFonts w:ascii="Arial" w:hAnsi="Arial" w:eastAsia="Arial" w:cs="Tahoma"/>
                 <w:sz w:val="18"/>
               </w:rPr>
               <w:t>ให้ formatter กลางสำหรับวันที่ (ค.ศ.), เดือน, เงิน, percent และ docNo โดยไม่เปลี่ยนค่าที่ส่ง API</w:t>
@@ -2536,13 +2645,13 @@
             </w:pPr>
             <w:r>
               <w:rPr>
-                <w:rFonts w:ascii="Arial" w:hAnsi="Arial" w:eastAsia="Arial"/>
-                <w:sz w:val="18"/>
-              </w:rPr>
-            </w:r>
-            <w:r>
-              <w:rPr>
-                <w:rFonts w:ascii="Arial" w:hAnsi="Arial" w:eastAsia="Arial"/>
+                <w:rFonts w:ascii="Arial" w:hAnsi="Arial" w:eastAsia="Arial" w:cs="Tahoma"/>
+                <w:sz w:val="18"/>
+              </w:rPr>
+            </w:r>
+            <w:r>
+              <w:rPr>
+                <w:rFonts w:ascii="Arial" w:hAnsi="Arial" w:eastAsia="Arial" w:cs="Tahoma"/>
                 <w:sz w:val="18"/>
               </w:rPr>
               <w:t>payload และ UI ใช้ ค.ศ. เป็นค่าเริ่มต้น (buddhistEra=false); รูปแบบเงิน/docNo ตรงกันทุกหน้า</w:t>
@@ -2566,13 +2675,13 @@
             </w:pPr>
             <w:r>
               <w:rPr>
-                <w:rFonts w:ascii="Arial" w:hAnsi="Arial" w:eastAsia="Arial"/>
-                <w:sz w:val="18"/>
-              </w:rPr>
-            </w:r>
-            <w:r>
-              <w:rPr>
-                <w:rFonts w:ascii="Arial" w:hAnsi="Arial" w:eastAsia="Arial"/>
+                <w:rFonts w:ascii="Arial" w:hAnsi="Arial" w:eastAsia="Arial" w:cs="Tahoma"/>
+                <w:sz w:val="18"/>
+              </w:rPr>
+            </w:r>
+            <w:r>
+              <w:rPr>
+                <w:rFonts w:ascii="Arial" w:hAnsi="Arial" w:eastAsia="Arial" w:cs="Tahoma"/>
                 <w:sz w:val="18"/>
               </w:rPr>
               <w:t>C05</w:t>
@@ -2591,13 +2700,13 @@
             </w:pPr>
             <w:r>
               <w:rPr>
-                <w:rFonts w:ascii="Arial" w:hAnsi="Arial" w:eastAsia="Arial"/>
-                <w:sz w:val="18"/>
-              </w:rPr>
-            </w:r>
-            <w:r>
-              <w:rPr>
-                <w:rFonts w:ascii="Arial" w:hAnsi="Arial" w:eastAsia="Arial"/>
+                <w:rFonts w:ascii="Arial" w:hAnsi="Arial" w:eastAsia="Arial" w:cs="Tahoma"/>
+                <w:sz w:val="18"/>
+              </w:rPr>
+            </w:r>
+            <w:r>
+              <w:rPr>
+                <w:rFonts w:ascii="Arial" w:hAnsi="Arial" w:eastAsia="Arial" w:cs="Tahoma"/>
                 <w:sz w:val="18"/>
               </w:rPr>
               <w:t>Pagination, list empty/loading/error state</w:t>
@@ -2616,13 +2725,13 @@
             </w:pPr>
             <w:r>
               <w:rPr>
-                <w:rFonts w:ascii="Arial" w:hAnsi="Arial" w:eastAsia="Arial"/>
-                <w:sz w:val="18"/>
-              </w:rPr>
-            </w:r>
-            <w:r>
-              <w:rPr>
-                <w:rFonts w:ascii="Arial" w:hAnsi="Arial" w:eastAsia="Arial"/>
+                <w:rFonts w:ascii="Arial" w:hAnsi="Arial" w:eastAsia="Arial" w:cs="Tahoma"/>
+                <w:sz w:val="18"/>
+              </w:rPr>
+            </w:r>
+            <w:r>
+              <w:rPr>
+                <w:rFonts w:ascii="Arial" w:hAnsi="Arial" w:eastAsia="Arial" w:cs="Tahoma"/>
                 <w:sz w:val="18"/>
               </w:rPr>
               <w:t>กำหนด PageResponse&lt;T&gt; และ state loading/empty/error/retry สำหรับ list ทุกชนิด</w:t>
@@ -2641,13 +2750,13 @@
             </w:pPr>
             <w:r>
               <w:rPr>
-                <w:rFonts w:ascii="Arial" w:hAnsi="Arial" w:eastAsia="Arial"/>
-                <w:sz w:val="18"/>
-              </w:rPr>
-            </w:r>
-            <w:r>
-              <w:rPr>
-                <w:rFonts w:ascii="Arial" w:hAnsi="Arial" w:eastAsia="Arial"/>
+                <w:rFonts w:ascii="Arial" w:hAnsi="Arial" w:eastAsia="Arial" w:cs="Tahoma"/>
+                <w:sz w:val="18"/>
+              </w:rPr>
+            </w:r>
+            <w:r>
+              <w:rPr>
+                <w:rFonts w:ascii="Arial" w:hAnsi="Arial" w:eastAsia="Arial" w:cs="Tahoma"/>
                 <w:sz w:val="18"/>
               </w:rPr>
               <w:t>DataTable/Pager รักษา page/filter เดิมและไม่มี list shape เฉพาะหน้า</w:t>
@@ -2671,13 +2780,13 @@
             </w:pPr>
             <w:r>
               <w:rPr>
-                <w:rFonts w:ascii="Arial" w:hAnsi="Arial" w:eastAsia="Arial"/>
-                <w:sz w:val="18"/>
-              </w:rPr>
-            </w:r>
-            <w:r>
-              <w:rPr>
-                <w:rFonts w:ascii="Arial" w:hAnsi="Arial" w:eastAsia="Arial"/>
+                <w:rFonts w:ascii="Arial" w:hAnsi="Arial" w:eastAsia="Arial" w:cs="Tahoma"/>
+                <w:sz w:val="18"/>
+              </w:rPr>
+            </w:r>
+            <w:r>
+              <w:rPr>
+                <w:rFonts w:ascii="Arial" w:hAnsi="Arial" w:eastAsia="Arial" w:cs="Tahoma"/>
                 <w:sz w:val="18"/>
               </w:rPr>
               <w:t>C06</w:t>
@@ -2696,13 +2805,13 @@
             </w:pPr>
             <w:r>
               <w:rPr>
-                <w:rFonts w:ascii="Arial" w:hAnsi="Arial" w:eastAsia="Arial"/>
-                <w:sz w:val="18"/>
-              </w:rPr>
-            </w:r>
-            <w:r>
-              <w:rPr>
-                <w:rFonts w:ascii="Arial" w:hAnsi="Arial" w:eastAsia="Arial"/>
+                <w:rFonts w:ascii="Arial" w:hAnsi="Arial" w:eastAsia="Arial" w:cs="Tahoma"/>
+                <w:sz w:val="18"/>
+              </w:rPr>
+            </w:r>
+            <w:r>
+              <w:rPr>
+                <w:rFonts w:ascii="Arial" w:hAnsi="Arial" w:eastAsia="Arial" w:cs="Tahoma"/>
                 <w:sz w:val="18"/>
               </w:rPr>
               <w:t>Document action result enum and response consumption</w:t>
@@ -2721,13 +2830,13 @@
             </w:pPr>
             <w:r>
               <w:rPr>
-                <w:rFonts w:ascii="Arial" w:hAnsi="Arial" w:eastAsia="Arial"/>
-                <w:sz w:val="18"/>
-              </w:rPr>
-            </w:r>
-            <w:r>
-              <w:rPr>
-                <w:rFonts w:ascii="Arial" w:hAnsi="Arial" w:eastAsia="Arial"/>
+                <w:rFonts w:ascii="Arial" w:hAnsi="Arial" w:eastAsia="Arial" w:cs="Tahoma"/>
+                <w:sz w:val="18"/>
+              </w:rPr>
+            </w:r>
+            <w:r>
+              <w:rPr>
+                <w:rFonts w:ascii="Arial" w:hAnsi="Arial" w:eastAsia="Arial" w:cs="Tahoma"/>
                 <w:sz w:val="18"/>
               </w:rPr>
               <w:t>กำหนด typed action request/response และ consume statusCode/nextSection ที่ BE คำนวณ</w:t>
@@ -2746,13 +2855,13 @@
             </w:pPr>
             <w:r>
               <w:rPr>
-                <w:rFonts w:ascii="Arial" w:hAnsi="Arial" w:eastAsia="Arial"/>
-                <w:sz w:val="18"/>
-              </w:rPr>
-            </w:r>
-            <w:r>
-              <w:rPr>
-                <w:rFonts w:ascii="Arial" w:hAnsi="Arial" w:eastAsia="Arial"/>
+                <w:rFonts w:ascii="Arial" w:hAnsi="Arial" w:eastAsia="Arial" w:cs="Tahoma"/>
+                <w:sz w:val="18"/>
+              </w:rPr>
+            </w:r>
+            <w:r>
+              <w:rPr>
+                <w:rFonts w:ascii="Arial" w:hAnsi="Arial" w:eastAsia="Arial" w:cs="Tahoma"/>
                 <w:sz w:val="18"/>
               </w:rPr>
               <w:t>FE ส่งเฉพาะ result/comment และไม่มี client-side workflow routing</w:t>
@@ -2776,13 +2885,13 @@
             </w:pPr>
             <w:r>
               <w:rPr>
-                <w:rFonts w:ascii="Arial" w:hAnsi="Arial" w:eastAsia="Arial"/>
-                <w:sz w:val="18"/>
-              </w:rPr>
-            </w:r>
-            <w:r>
-              <w:rPr>
-                <w:rFonts w:ascii="Arial" w:hAnsi="Arial" w:eastAsia="Arial"/>
+                <w:rFonts w:ascii="Arial" w:hAnsi="Arial" w:eastAsia="Arial" w:cs="Tahoma"/>
+                <w:sz w:val="18"/>
+              </w:rPr>
+            </w:r>
+            <w:r>
+              <w:rPr>
+                <w:rFonts w:ascii="Arial" w:hAnsi="Arial" w:eastAsia="Arial" w:cs="Tahoma"/>
                 <w:sz w:val="18"/>
               </w:rPr>
               <w:t>C07</w:t>
@@ -2801,13 +2910,13 @@
             </w:pPr>
             <w:r>
               <w:rPr>
-                <w:rFonts w:ascii="Arial" w:hAnsi="Arial" w:eastAsia="Arial"/>
-                <w:sz w:val="18"/>
-              </w:rPr>
-            </w:r>
-            <w:r>
-              <w:rPr>
-                <w:rFonts w:ascii="Arial" w:hAnsi="Arial" w:eastAsia="Arial"/>
+                <w:rFonts w:ascii="Arial" w:hAnsi="Arial" w:eastAsia="Arial" w:cs="Tahoma"/>
+                <w:sz w:val="18"/>
+              </w:rPr>
+            </w:r>
+            <w:r>
+              <w:rPr>
+                <w:rFonts w:ascii="Arial" w:hAnsi="Arial" w:eastAsia="Arial" w:cs="Tahoma"/>
                 <w:sz w:val="18"/>
               </w:rPr>
               <w:t>RBAC/menu gating and editable section flags</w:t>
@@ -2826,13 +2935,13 @@
             </w:pPr>
             <w:r>
               <w:rPr>
-                <w:rFonts w:ascii="Arial" w:hAnsi="Arial" w:eastAsia="Arial"/>
-                <w:sz w:val="18"/>
-              </w:rPr>
-            </w:r>
-            <w:r>
-              <w:rPr>
-                <w:rFonts w:ascii="Arial" w:hAnsi="Arial" w:eastAsia="Arial"/>
+                <w:rFonts w:ascii="Arial" w:hAnsi="Arial" w:eastAsia="Arial" w:cs="Tahoma"/>
+                <w:sz w:val="18"/>
+              </w:rPr>
+            </w:r>
+            <w:r>
+              <w:rPr>
+                <w:rFonts w:ascii="Arial" w:hAnsi="Arial" w:eastAsia="Arial" w:cs="Tahoma"/>
                 <w:sz w:val="18"/>
               </w:rPr>
               <w:t>สร้าง sidebar, route guard, visibleSections, editableSections และ actionOptions จาก platform/menu API</w:t>
@@ -2851,13 +2960,13 @@
             </w:pPr>
             <w:r>
               <w:rPr>
-                <w:rFonts w:ascii="Arial" w:hAnsi="Arial" w:eastAsia="Arial"/>
-                <w:sz w:val="18"/>
-              </w:rPr>
-            </w:r>
-            <w:r>
-              <w:rPr>
-                <w:rFonts w:ascii="Arial" w:hAnsi="Arial" w:eastAsia="Arial"/>
+                <w:rFonts w:ascii="Arial" w:hAnsi="Arial" w:eastAsia="Arial" w:cs="Tahoma"/>
+                <w:sz w:val="18"/>
+              </w:rPr>
+            </w:r>
+            <w:r>
+              <w:rPr>
+                <w:rFonts w:ascii="Arial" w:hAnsi="Arial" w:eastAsia="Arial" w:cs="Tahoma"/>
                 <w:sz w:val="18"/>
               </w:rPr>
               <w:t>ไม่ hardcode RBAC role เป็นสิทธิ์เมนูหรือ section ที่แก้ไขได้</w:t>
@@ -2908,7 +3017,7 @@
             <w:r/>
             <w:r>
               <w:rPr>
-                <w:rFonts w:ascii="Arial" w:hAnsi="Arial" w:eastAsia="Arial"/>
+                <w:rFonts w:ascii="Arial" w:hAnsi="Arial" w:eastAsia="Arial" w:cs="Tahoma"/>
                 <w:b/>
                 <w:sz w:val="18"/>
               </w:rPr>
@@ -2930,7 +3039,7 @@
             <w:r/>
             <w:r>
               <w:rPr>
-                <w:rFonts w:ascii="Arial" w:hAnsi="Arial" w:eastAsia="Arial"/>
+                <w:rFonts w:ascii="Arial" w:hAnsi="Arial" w:eastAsia="Arial" w:cs="Tahoma"/>
                 <w:b/>
                 <w:sz w:val="18"/>
               </w:rPr>
@@ -2952,7 +3061,7 @@
             <w:r/>
             <w:r>
               <w:rPr>
-                <w:rFonts w:ascii="Arial" w:hAnsi="Arial" w:eastAsia="Arial"/>
+                <w:rFonts w:ascii="Arial" w:hAnsi="Arial" w:eastAsia="Arial" w:cs="Tahoma"/>
                 <w:b/>
                 <w:sz w:val="18"/>
               </w:rPr>
@@ -2977,13 +3086,13 @@
             </w:pPr>
             <w:r>
               <w:rPr>
-                <w:rFonts w:ascii="Arial" w:hAnsi="Arial" w:eastAsia="Arial"/>
-                <w:sz w:val="18"/>
-              </w:rPr>
-            </w:r>
-            <w:r>
-              <w:rPr>
-                <w:rFonts w:ascii="Arial" w:hAnsi="Arial" w:eastAsia="Arial"/>
+                <w:rFonts w:ascii="Arial" w:hAnsi="Arial" w:eastAsia="Arial" w:cs="Tahoma"/>
+                <w:sz w:val="18"/>
+              </w:rPr>
+            </w:r>
+            <w:r>
+              <w:rPr>
+                <w:rFonts w:ascii="Arial" w:hAnsi="Arial" w:eastAsia="Arial" w:cs="Tahoma"/>
                 <w:sz w:val="18"/>
               </w:rPr>
               <w:t>ALL /api/v1/*</w:t>
@@ -3002,13 +3111,13 @@
             </w:pPr>
             <w:r>
               <w:rPr>
-                <w:rFonts w:ascii="Arial" w:hAnsi="Arial" w:eastAsia="Arial"/>
-                <w:sz w:val="18"/>
-              </w:rPr>
-            </w:r>
-            <w:r>
-              <w:rPr>
-                <w:rFonts w:ascii="Arial" w:hAnsi="Arial" w:eastAsia="Arial"/>
+                <w:rFonts w:ascii="Arial" w:hAnsi="Arial" w:eastAsia="Arial" w:cs="Tahoma"/>
+                <w:sz w:val="18"/>
+              </w:rPr>
+            </w:r>
+            <w:r>
+              <w:rPr>
+                <w:rFonts w:ascii="Arial" w:hAnsi="Arial" w:eastAsia="Arial" w:cs="Tahoma"/>
                 <w:sz w:val="18"/>
               </w:rPr>
               <w:t>Error contract กลางสำหรับ FE ทุกหน้า</w:t>
@@ -3027,13 +3136,13 @@
             </w:pPr>
             <w:r>
               <w:rPr>
-                <w:rFonts w:ascii="Arial" w:hAnsi="Arial" w:eastAsia="Arial"/>
-                <w:sz w:val="18"/>
-              </w:rPr>
-            </w:r>
-            <w:r>
-              <w:rPr>
-                <w:rFonts w:ascii="Arial" w:hAnsi="Arial" w:eastAsia="Arial"/>
+                <w:rFonts w:ascii="Arial" w:hAnsi="Arial" w:eastAsia="Arial" w:cs="Tahoma"/>
+                <w:sz w:val="18"/>
+              </w:rPr>
+            </w:r>
+            <w:r>
+              <w:rPr>
+                <w:rFonts w:ascii="Arial" w:hAnsi="Arial" w:eastAsia="Arial" w:cs="Tahoma"/>
                 <w:sz w:val="18"/>
               </w:rPr>
               <w:t>Attach token (ทุก API call)</w:t>
@@ -3057,13 +3166,13 @@
             </w:pPr>
             <w:r>
               <w:rPr>
-                <w:rFonts w:ascii="Arial" w:hAnsi="Arial" w:eastAsia="Arial"/>
-                <w:sz w:val="18"/>
-              </w:rPr>
-            </w:r>
-            <w:r>
-              <w:rPr>
-                <w:rFonts w:ascii="Arial" w:hAnsi="Arial" w:eastAsia="Arial"/>
+                <w:rFonts w:ascii="Arial" w:hAnsi="Arial" w:eastAsia="Arial" w:cs="Tahoma"/>
+                <w:sz w:val="18"/>
+              </w:rPr>
+            </w:r>
+            <w:r>
+              <w:rPr>
+                <w:rFonts w:ascii="Arial" w:hAnsi="Arial" w:eastAsia="Arial" w:cs="Tahoma"/>
                 <w:sz w:val="18"/>
               </w:rPr>
               <w:t>GET /api/v1/*?page=1&amp;size=20</w:t>
@@ -3082,13 +3191,13 @@
             </w:pPr>
             <w:r>
               <w:rPr>
-                <w:rFonts w:ascii="Arial" w:hAnsi="Arial" w:eastAsia="Arial"/>
-                <w:sz w:val="18"/>
-              </w:rPr>
-            </w:r>
-            <w:r>
-              <w:rPr>
-                <w:rFonts w:ascii="Arial" w:hAnsi="Arial" w:eastAsia="Arial"/>
+                <w:rFonts w:ascii="Arial" w:hAnsi="Arial" w:eastAsia="Arial" w:cs="Tahoma"/>
+                <w:sz w:val="18"/>
+              </w:rPr>
+            </w:r>
+            <w:r>
+              <w:rPr>
+                <w:rFonts w:ascii="Arial" w:hAnsi="Arial" w:eastAsia="Arial" w:cs="Tahoma"/>
                 <w:sz w:val="18"/>
               </w:rPr>
               <w:t>List/pagination contract กลาง</w:t>
@@ -3107,13 +3216,13 @@
             </w:pPr>
             <w:r>
               <w:rPr>
-                <w:rFonts w:ascii="Arial" w:hAnsi="Arial" w:eastAsia="Arial"/>
-                <w:sz w:val="18"/>
-              </w:rPr>
-            </w:r>
-            <w:r>
-              <w:rPr>
-                <w:rFonts w:ascii="Arial" w:hAnsi="Arial" w:eastAsia="Arial"/>
+                <w:rFonts w:ascii="Arial" w:hAnsi="Arial" w:eastAsia="Arial" w:cs="Tahoma"/>
+                <w:sz w:val="18"/>
+              </w:rPr>
+            </w:r>
+            <w:r>
+              <w:rPr>
+                <w:rFonts w:ascii="Arial" w:hAnsi="Arial" w:eastAsia="Arial" w:cs="Tahoma"/>
                 <w:sz w:val="18"/>
               </w:rPr>
               <w:t>Refresh token (401 non-auth endpoint)</w:t>
@@ -3137,13 +3246,13 @@
             </w:pPr>
             <w:r>
               <w:rPr>
-                <w:rFonts w:ascii="Arial" w:hAnsi="Arial" w:eastAsia="Arial"/>
-                <w:sz w:val="18"/>
-              </w:rPr>
-            </w:r>
-            <w:r>
-              <w:rPr>
-                <w:rFonts w:ascii="Arial" w:hAnsi="Arial" w:eastAsia="Arial"/>
+                <w:rFonts w:ascii="Arial" w:hAnsi="Arial" w:eastAsia="Arial" w:cs="Tahoma"/>
+                <w:sz w:val="18"/>
+              </w:rPr>
+            </w:r>
+            <w:r>
+              <w:rPr>
+                <w:rFonts w:ascii="Arial" w:hAnsi="Arial" w:eastAsia="Arial" w:cs="Tahoma"/>
                 <w:sz w:val="18"/>
               </w:rPr>
               <w:t>POST /api/v1/documents/{docNo}/actions</w:t>
@@ -3162,13 +3271,13 @@
             </w:pPr>
             <w:r>
               <w:rPr>
-                <w:rFonts w:ascii="Arial" w:hAnsi="Arial" w:eastAsia="Arial"/>
-                <w:sz w:val="18"/>
-              </w:rPr>
-            </w:r>
-            <w:r>
-              <w:rPr>
-                <w:rFonts w:ascii="Arial" w:hAnsi="Arial" w:eastAsia="Arial"/>
+                <w:rFonts w:ascii="Arial" w:hAnsi="Arial" w:eastAsia="Arial" w:cs="Tahoma"/>
+                <w:sz w:val="18"/>
+              </w:rPr>
+            </w:r>
+            <w:r>
+              <w:rPr>
+                <w:rFonts w:ascii="Arial" w:hAnsi="Arial" w:eastAsia="Arial" w:cs="Tahoma"/>
                 <w:sz w:val="18"/>
               </w:rPr>
               <w:t>Document action contract ตัวอย่างเมื่อ currentSection=01 จึงเปลี่ยนไป 02; FE ห้ามส่งหรือคำนวณปลายทางเอง</w:t>
@@ -3187,13 +3296,13 @@
             </w:pPr>
             <w:r>
               <w:rPr>
-                <w:rFonts w:ascii="Arial" w:hAnsi="Arial" w:eastAsia="Arial"/>
-                <w:sz w:val="18"/>
-              </w:rPr>
-            </w:r>
-            <w:r>
-              <w:rPr>
-                <w:rFonts w:ascii="Arial" w:hAnsi="Arial" w:eastAsia="Arial"/>
+                <w:rFonts w:ascii="Arial" w:hAnsi="Arial" w:eastAsia="Arial" w:cs="Tahoma"/>
+                <w:sz w:val="18"/>
+              </w:rPr>
+            </w:r>
+            <w:r>
+              <w:rPr>
+                <w:rFonts w:ascii="Arial" w:hAnsi="Arial" w:eastAsia="Arial" w:cs="Tahoma"/>
                 <w:sz w:val="18"/>
               </w:rPr>
               <w:t>Submit action (ปุ่มส่งดำเนินการ)</w:t>
@@ -3245,7 +3354,7 @@
             <w:r/>
             <w:r>
               <w:rPr>
-                <w:rFonts w:ascii="Arial" w:hAnsi="Arial" w:eastAsia="Arial"/>
+                <w:rFonts w:ascii="Arial" w:hAnsi="Arial" w:eastAsia="Arial" w:cs="Tahoma"/>
                 <w:b/>
                 <w:sz w:val="18"/>
               </w:rPr>
@@ -3267,7 +3376,7 @@
             <w:r/>
             <w:r>
               <w:rPr>
-                <w:rFonts w:ascii="Arial" w:hAnsi="Arial" w:eastAsia="Arial"/>
+                <w:rFonts w:ascii="Arial" w:hAnsi="Arial" w:eastAsia="Arial" w:cs="Tahoma"/>
                 <w:b/>
                 <w:sz w:val="18"/>
               </w:rPr>
@@ -3289,7 +3398,7 @@
             <w:r/>
             <w:r>
               <w:rPr>
-                <w:rFonts w:ascii="Arial" w:hAnsi="Arial" w:eastAsia="Arial"/>
+                <w:rFonts w:ascii="Arial" w:hAnsi="Arial" w:eastAsia="Arial" w:cs="Tahoma"/>
                 <w:b/>
                 <w:sz w:val="18"/>
               </w:rPr>
@@ -3311,7 +3420,7 @@
             <w:r/>
             <w:r>
               <w:rPr>
-                <w:rFonts w:ascii="Arial" w:hAnsi="Arial" w:eastAsia="Arial"/>
+                <w:rFonts w:ascii="Arial" w:hAnsi="Arial" w:eastAsia="Arial" w:cs="Tahoma"/>
                 <w:b/>
                 <w:sz w:val="18"/>
               </w:rPr>
@@ -3336,13 +3445,13 @@
             </w:pPr>
             <w:r>
               <w:rPr>
-                <w:rFonts w:ascii="Arial" w:hAnsi="Arial" w:eastAsia="Arial"/>
-                <w:sz w:val="18"/>
-              </w:rPr>
-            </w:r>
-            <w:r>
-              <w:rPr>
-                <w:rFonts w:ascii="Arial" w:hAnsi="Arial" w:eastAsia="Arial"/>
+                <w:rFonts w:ascii="Arial" w:hAnsi="Arial" w:eastAsia="Arial" w:cs="Tahoma"/>
+                <w:sz w:val="18"/>
+              </w:rPr>
+            </w:r>
+            <w:r>
+              <w:rPr>
+                <w:rFonts w:ascii="Arial" w:hAnsi="Arial" w:eastAsia="Arial" w:cs="Tahoma"/>
                 <w:sz w:val="18"/>
               </w:rPr>
               <w:t>Attach token</w:t>
@@ -3361,13 +3470,13 @@
             </w:pPr>
             <w:r>
               <w:rPr>
-                <w:rFonts w:ascii="Arial" w:hAnsi="Arial" w:eastAsia="Arial"/>
-                <w:sz w:val="18"/>
-              </w:rPr>
-            </w:r>
-            <w:r>
-              <w:rPr>
-                <w:rFonts w:ascii="Arial" w:hAnsi="Arial" w:eastAsia="Arial"/>
+                <w:rFonts w:ascii="Arial" w:hAnsi="Arial" w:eastAsia="Arial" w:cs="Tahoma"/>
+                <w:sz w:val="18"/>
+              </w:rPr>
+            </w:r>
+            <w:r>
+              <w:rPr>
+                <w:rFonts w:ascii="Arial" w:hAnsi="Arial" w:eastAsia="Arial" w:cs="Tahoma"/>
                 <w:sz w:val="18"/>
               </w:rPr>
               <w:t>ทุก API call</w:t>
@@ -3386,13 +3495,13 @@
             </w:pPr>
             <w:r>
               <w:rPr>
-                <w:rFonts w:ascii="Arial" w:hAnsi="Arial" w:eastAsia="Arial"/>
-                <w:sz w:val="18"/>
-              </w:rPr>
-            </w:r>
-            <w:r>
-              <w:rPr>
-                <w:rFonts w:ascii="Arial" w:hAnsi="Arial" w:eastAsia="Arial"/>
+                <w:rFonts w:ascii="Arial" w:hAnsi="Arial" w:eastAsia="Arial" w:cs="Tahoma"/>
+                <w:sz w:val="18"/>
+              </w:rPr>
+            </w:r>
+            <w:r>
+              <w:rPr>
+                <w:rFonts w:ascii="Arial" w:hAnsi="Arial" w:eastAsia="Arial" w:cs="Tahoma"/>
                 <w:sz w:val="18"/>
               </w:rPr>
               <w:t>shared/api/client.ts</w:t>
@@ -3411,13 +3520,13 @@
             </w:pPr>
             <w:r>
               <w:rPr>
-                <w:rFonts w:ascii="Arial" w:hAnsi="Arial" w:eastAsia="Arial"/>
-                <w:sz w:val="18"/>
-              </w:rPr>
-            </w:r>
-            <w:r>
-              <w:rPr>
-                <w:rFonts w:ascii="Arial" w:hAnsi="Arial" w:eastAsia="Arial"/>
+                <w:rFonts w:ascii="Arial" w:hAnsi="Arial" w:eastAsia="Arial" w:cs="Tahoma"/>
+                <w:sz w:val="18"/>
+              </w:rPr>
+            </w:r>
+            <w:r>
+              <w:rPr>
+                <w:rFonts w:ascii="Arial" w:hAnsi="Arial" w:eastAsia="Arial" w:cs="Tahoma"/>
                 <w:sz w:val="18"/>
               </w:rPr>
               <w:t>Authorization header จาก auth store</w:t>
@@ -3441,13 +3550,13 @@
             </w:pPr>
             <w:r>
               <w:rPr>
-                <w:rFonts w:ascii="Arial" w:hAnsi="Arial" w:eastAsia="Arial"/>
-                <w:sz w:val="18"/>
-              </w:rPr>
-            </w:r>
-            <w:r>
-              <w:rPr>
-                <w:rFonts w:ascii="Arial" w:hAnsi="Arial" w:eastAsia="Arial"/>
+                <w:rFonts w:ascii="Arial" w:hAnsi="Arial" w:eastAsia="Arial" w:cs="Tahoma"/>
+                <w:sz w:val="18"/>
+              </w:rPr>
+            </w:r>
+            <w:r>
+              <w:rPr>
+                <w:rFonts w:ascii="Arial" w:hAnsi="Arial" w:eastAsia="Arial" w:cs="Tahoma"/>
                 <w:sz w:val="18"/>
               </w:rPr>
               <w:t>Refresh token</w:t>
@@ -3466,13 +3575,13 @@
             </w:pPr>
             <w:r>
               <w:rPr>
-                <w:rFonts w:ascii="Arial" w:hAnsi="Arial" w:eastAsia="Arial"/>
-                <w:sz w:val="18"/>
-              </w:rPr>
-            </w:r>
-            <w:r>
-              <w:rPr>
-                <w:rFonts w:ascii="Arial" w:hAnsi="Arial" w:eastAsia="Arial"/>
+                <w:rFonts w:ascii="Arial" w:hAnsi="Arial" w:eastAsia="Arial" w:cs="Tahoma"/>
+                <w:sz w:val="18"/>
+              </w:rPr>
+            </w:r>
+            <w:r>
+              <w:rPr>
+                <w:rFonts w:ascii="Arial" w:hAnsi="Arial" w:eastAsia="Arial" w:cs="Tahoma"/>
                 <w:sz w:val="18"/>
               </w:rPr>
               <w:t>401 non-auth endpoint</w:t>
@@ -3491,13 +3600,13 @@
             </w:pPr>
             <w:r>
               <w:rPr>
-                <w:rFonts w:ascii="Arial" w:hAnsi="Arial" w:eastAsia="Arial"/>
-                <w:sz w:val="18"/>
-              </w:rPr>
-            </w:r>
-            <w:r>
-              <w:rPr>
-                <w:rFonts w:ascii="Arial" w:hAnsi="Arial" w:eastAsia="Arial"/>
+                <w:rFonts w:ascii="Arial" w:hAnsi="Arial" w:eastAsia="Arial" w:cs="Tahoma"/>
+                <w:sz w:val="18"/>
+              </w:rPr>
+            </w:r>
+            <w:r>
+              <w:rPr>
+                <w:rFonts w:ascii="Arial" w:hAnsi="Arial" w:eastAsia="Arial" w:cs="Tahoma"/>
                 <w:sz w:val="18"/>
               </w:rPr>
               <w:t>POST /api/v1/auth/refresh</w:t>
@@ -3516,13 +3625,13 @@
             </w:pPr>
             <w:r>
               <w:rPr>
-                <w:rFonts w:ascii="Arial" w:hAnsi="Arial" w:eastAsia="Arial"/>
-                <w:sz w:val="18"/>
-              </w:rPr>
-            </w:r>
-            <w:r>
-              <w:rPr>
-                <w:rFonts w:ascii="Arial" w:hAnsi="Arial" w:eastAsia="Arial"/>
+                <w:rFonts w:ascii="Arial" w:hAnsi="Arial" w:eastAsia="Arial" w:cs="Tahoma"/>
+                <w:sz w:val="18"/>
+              </w:rPr>
+            </w:r>
+            <w:r>
+              <w:rPr>
+                <w:rFonts w:ascii="Arial" w:hAnsi="Arial" w:eastAsia="Arial" w:cs="Tahoma"/>
                 <w:sz w:val="18"/>
               </w:rPr>
               <w:t>single-flight แล้ว replay request เดิม</w:t>
@@ -3546,13 +3655,13 @@
             </w:pPr>
             <w:r>
               <w:rPr>
-                <w:rFonts w:ascii="Arial" w:hAnsi="Arial" w:eastAsia="Arial"/>
-                <w:sz w:val="18"/>
-              </w:rPr>
-            </w:r>
-            <w:r>
-              <w:rPr>
-                <w:rFonts w:ascii="Arial" w:hAnsi="Arial" w:eastAsia="Arial"/>
+                <w:rFonts w:ascii="Arial" w:hAnsi="Arial" w:eastAsia="Arial" w:cs="Tahoma"/>
+                <w:sz w:val="18"/>
+              </w:rPr>
+            </w:r>
+            <w:r>
+              <w:rPr>
+                <w:rFonts w:ascii="Arial" w:hAnsi="Arial" w:eastAsia="Arial" w:cs="Tahoma"/>
                 <w:sz w:val="18"/>
               </w:rPr>
               <w:t>Show API error</w:t>
@@ -3571,13 +3680,13 @@
             </w:pPr>
             <w:r>
               <w:rPr>
-                <w:rFonts w:ascii="Arial" w:hAnsi="Arial" w:eastAsia="Arial"/>
-                <w:sz w:val="18"/>
-              </w:rPr>
-            </w:r>
-            <w:r>
-              <w:rPr>
-                <w:rFonts w:ascii="Arial" w:hAnsi="Arial" w:eastAsia="Arial"/>
+                <w:rFonts w:ascii="Arial" w:hAnsi="Arial" w:eastAsia="Arial" w:cs="Tahoma"/>
+                <w:sz w:val="18"/>
+              </w:rPr>
+            </w:r>
+            <w:r>
+              <w:rPr>
+                <w:rFonts w:ascii="Arial" w:hAnsi="Arial" w:eastAsia="Arial" w:cs="Tahoma"/>
                 <w:sz w:val="18"/>
               </w:rPr>
               <w:t>catch AxiosError</w:t>
@@ -3596,13 +3705,13 @@
             </w:pPr>
             <w:r>
               <w:rPr>
-                <w:rFonts w:ascii="Arial" w:hAnsi="Arial" w:eastAsia="Arial"/>
-                <w:sz w:val="18"/>
-              </w:rPr>
-            </w:r>
-            <w:r>
-              <w:rPr>
-                <w:rFonts w:ascii="Arial" w:hAnsi="Arial" w:eastAsia="Arial"/>
+                <w:rFonts w:ascii="Arial" w:hAnsi="Arial" w:eastAsia="Arial" w:cs="Tahoma"/>
+                <w:sz w:val="18"/>
+              </w:rPr>
+            </w:r>
+            <w:r>
+              <w:rPr>
+                <w:rFonts w:ascii="Arial" w:hAnsi="Arial" w:eastAsia="Arial" w:cs="Tahoma"/>
                 <w:sz w:val="18"/>
               </w:rPr>
               <w:t>apiErrorMessage()</w:t>
@@ -3621,13 +3730,13 @@
             </w:pPr>
             <w:r>
               <w:rPr>
-                <w:rFonts w:ascii="Arial" w:hAnsi="Arial" w:eastAsia="Arial"/>
-                <w:sz w:val="18"/>
-              </w:rPr>
-            </w:r>
-            <w:r>
-              <w:rPr>
-                <w:rFonts w:ascii="Arial" w:hAnsi="Arial" w:eastAsia="Arial"/>
+                <w:rFonts w:ascii="Arial" w:hAnsi="Arial" w:eastAsia="Arial" w:cs="Tahoma"/>
+                <w:sz w:val="18"/>
+              </w:rPr>
+            </w:r>
+            <w:r>
+              <w:rPr>
+                <w:rFonts w:ascii="Arial" w:hAnsi="Arial" w:eastAsia="Arial" w:cs="Tahoma"/>
                 <w:sz w:val="18"/>
               </w:rPr>
               <w:t>แสดงข้อความไทยจาก BE ตรง ๆ</w:t>
@@ -3651,13 +3760,13 @@
             </w:pPr>
             <w:r>
               <w:rPr>
-                <w:rFonts w:ascii="Arial" w:hAnsi="Arial" w:eastAsia="Arial"/>
-                <w:sz w:val="18"/>
-              </w:rPr>
-            </w:r>
-            <w:r>
-              <w:rPr>
-                <w:rFonts w:ascii="Arial" w:hAnsi="Arial" w:eastAsia="Arial"/>
+                <w:rFonts w:ascii="Arial" w:hAnsi="Arial" w:eastAsia="Arial" w:cs="Tahoma"/>
+                <w:sz w:val="18"/>
+              </w:rPr>
+            </w:r>
+            <w:r>
+              <w:rPr>
+                <w:rFonts w:ascii="Arial" w:hAnsi="Arial" w:eastAsia="Arial" w:cs="Tahoma"/>
                 <w:sz w:val="18"/>
               </w:rPr>
               <w:t>Render list</w:t>
@@ -3676,13 +3785,13 @@
             </w:pPr>
             <w:r>
               <w:rPr>
-                <w:rFonts w:ascii="Arial" w:hAnsi="Arial" w:eastAsia="Arial"/>
-                <w:sz w:val="18"/>
-              </w:rPr>
-            </w:r>
-            <w:r>
-              <w:rPr>
-                <w:rFonts w:ascii="Arial" w:hAnsi="Arial" w:eastAsia="Arial"/>
+                <w:rFonts w:ascii="Arial" w:hAnsi="Arial" w:eastAsia="Arial" w:cs="Tahoma"/>
+                <w:sz w:val="18"/>
+              </w:rPr>
+            </w:r>
+            <w:r>
+              <w:rPr>
+                <w:rFonts w:ascii="Arial" w:hAnsi="Arial" w:eastAsia="Arial" w:cs="Tahoma"/>
                 <w:sz w:val="18"/>
               </w:rPr>
               <w:t>GET list endpoint</w:t>
@@ -3701,13 +3810,13 @@
             </w:pPr>
             <w:r>
               <w:rPr>
-                <w:rFonts w:ascii="Arial" w:hAnsi="Arial" w:eastAsia="Arial"/>
-                <w:sz w:val="18"/>
-              </w:rPr>
-            </w:r>
-            <w:r>
-              <w:rPr>
-                <w:rFonts w:ascii="Arial" w:hAnsi="Arial" w:eastAsia="Arial"/>
+                <w:rFonts w:ascii="Arial" w:hAnsi="Arial" w:eastAsia="Arial" w:cs="Tahoma"/>
+                <w:sz w:val="18"/>
+              </w:rPr>
+            </w:r>
+            <w:r>
+              <w:rPr>
+                <w:rFonts w:ascii="Arial" w:hAnsi="Arial" w:eastAsia="Arial" w:cs="Tahoma"/>
                 <w:sz w:val="18"/>
               </w:rPr>
               <w:t>PageResponse&lt;T&gt;</w:t>
@@ -3726,13 +3835,13 @@
             </w:pPr>
             <w:r>
               <w:rPr>
-                <w:rFonts w:ascii="Arial" w:hAnsi="Arial" w:eastAsia="Arial"/>
-                <w:sz w:val="18"/>
-              </w:rPr>
-            </w:r>
-            <w:r>
-              <w:rPr>
-                <w:rFonts w:ascii="Arial" w:hAnsi="Arial" w:eastAsia="Arial"/>
+                <w:rFonts w:ascii="Arial" w:hAnsi="Arial" w:eastAsia="Arial" w:cs="Tahoma"/>
+                <w:sz w:val="18"/>
+              </w:rPr>
+            </w:r>
+            <w:r>
+              <w:rPr>
+                <w:rFonts w:ascii="Arial" w:hAnsi="Arial" w:eastAsia="Arial" w:cs="Tahoma"/>
                 <w:sz w:val="18"/>
               </w:rPr>
               <w:t>DataTable/Pager ใช้ shape เดียวกัน</w:t>
@@ -3756,13 +3865,13 @@
             </w:pPr>
             <w:r>
               <w:rPr>
-                <w:rFonts w:ascii="Arial" w:hAnsi="Arial" w:eastAsia="Arial"/>
-                <w:sz w:val="18"/>
-              </w:rPr>
-            </w:r>
-            <w:r>
-              <w:rPr>
-                <w:rFonts w:ascii="Arial" w:hAnsi="Arial" w:eastAsia="Arial"/>
+                <w:rFonts w:ascii="Arial" w:hAnsi="Arial" w:eastAsia="Arial" w:cs="Tahoma"/>
+                <w:sz w:val="18"/>
+              </w:rPr>
+            </w:r>
+            <w:r>
+              <w:rPr>
+                <w:rFonts w:ascii="Arial" w:hAnsi="Arial" w:eastAsia="Arial" w:cs="Tahoma"/>
                 <w:sz w:val="18"/>
               </w:rPr>
               <w:t>Submit action</w:t>
@@ -3781,13 +3890,13 @@
             </w:pPr>
             <w:r>
               <w:rPr>
-                <w:rFonts w:ascii="Arial" w:hAnsi="Arial" w:eastAsia="Arial"/>
-                <w:sz w:val="18"/>
-              </w:rPr>
-            </w:r>
-            <w:r>
-              <w:rPr>
-                <w:rFonts w:ascii="Arial" w:hAnsi="Arial" w:eastAsia="Arial"/>
+                <w:rFonts w:ascii="Arial" w:hAnsi="Arial" w:eastAsia="Arial" w:cs="Tahoma"/>
+                <w:sz w:val="18"/>
+              </w:rPr>
+            </w:r>
+            <w:r>
+              <w:rPr>
+                <w:rFonts w:ascii="Arial" w:hAnsi="Arial" w:eastAsia="Arial" w:cs="Tahoma"/>
                 <w:sz w:val="18"/>
               </w:rPr>
               <w:t>ปุ่มส่งดำเนินการ</w:t>
@@ -3806,13 +3915,13 @@
             </w:pPr>
             <w:r>
               <w:rPr>
-                <w:rFonts w:ascii="Arial" w:hAnsi="Arial" w:eastAsia="Arial"/>
-                <w:sz w:val="18"/>
-              </w:rPr>
-            </w:r>
-            <w:r>
-              <w:rPr>
-                <w:rFonts w:ascii="Arial" w:hAnsi="Arial" w:eastAsia="Arial"/>
+                <w:rFonts w:ascii="Arial" w:hAnsi="Arial" w:eastAsia="Arial" w:cs="Tahoma"/>
+                <w:sz w:val="18"/>
+              </w:rPr>
+            </w:r>
+            <w:r>
+              <w:rPr>
+                <w:rFonts w:ascii="Arial" w:hAnsi="Arial" w:eastAsia="Arial" w:cs="Tahoma"/>
                 <w:sz w:val="18"/>
               </w:rPr>
               <w:t>POST /api/v1/documents/{docNo}/actions</w:t>
@@ -3831,34 +3940,34 @@
             </w:pPr>
             <w:r>
               <w:rPr>
-                <w:rFonts w:ascii="Arial" w:hAnsi="Arial" w:eastAsia="Arial"/>
-                <w:sz w:val="18"/>
-              </w:rPr>
-            </w:r>
-            <w:r>
-              <w:rPr>
-                <w:rFonts w:ascii="Arial" w:hAnsi="Arial" w:eastAsia="Arial"/>
+                <w:rFonts w:ascii="Arial" w:hAnsi="Arial" w:eastAsia="Arial" w:cs="Tahoma"/>
+                <w:sz w:val="18"/>
+              </w:rPr>
+            </w:r>
+            <w:r>
+              <w:rPr>
+                <w:rFonts w:ascii="Arial" w:hAnsi="Arial" w:eastAsia="Arial" w:cs="Tahoma"/>
                 <w:sz w:val="18"/>
               </w:rPr>
               <w:t xml:space="preserve">ส่ง </w:t>
             </w:r>
             <w:r>
               <w:rPr>
-                <w:rFonts w:ascii="Courier New" w:hAnsi="Courier New" w:eastAsia="Arial"/>
+                <w:rFonts w:ascii="Courier New" w:hAnsi="Courier New" w:eastAsia="Courier New" w:cs="Tahoma"/>
                 <w:sz w:val="18"/>
               </w:rPr>
               <w:t>{result, comment}</w:t>
             </w:r>
             <w:r>
               <w:rPr>
-                <w:rFonts w:ascii="Arial" w:hAnsi="Arial" w:eastAsia="Arial"/>
+                <w:rFonts w:ascii="Arial" w:hAnsi="Arial" w:eastAsia="Arial" w:cs="Tahoma"/>
                 <w:sz w:val="18"/>
               </w:rPr>
               <w:t xml:space="preserve"> และ consume </w:t>
             </w:r>
             <w:r>
               <w:rPr>
-                <w:rFonts w:ascii="Courier New" w:hAnsi="Courier New" w:eastAsia="Arial"/>
+                <w:rFonts w:ascii="Courier New" w:hAnsi="Courier New" w:eastAsia="Courier New" w:cs="Tahoma"/>
                 <w:sz w:val="18"/>
               </w:rPr>
               <w:t>{statusCode,nextSection,message}</w:t>
@@ -3882,13 +3991,13 @@
             </w:pPr>
             <w:r>
               <w:rPr>
-                <w:rFonts w:ascii="Arial" w:hAnsi="Arial" w:eastAsia="Arial"/>
-                <w:sz w:val="18"/>
-              </w:rPr>
-            </w:r>
-            <w:r>
-              <w:rPr>
-                <w:rFonts w:ascii="Arial" w:hAnsi="Arial" w:eastAsia="Arial"/>
+                <w:rFonts w:ascii="Arial" w:hAnsi="Arial" w:eastAsia="Arial" w:cs="Tahoma"/>
+                <w:sz w:val="18"/>
+              </w:rPr>
+            </w:r>
+            <w:r>
+              <w:rPr>
+                <w:rFonts w:ascii="Arial" w:hAnsi="Arial" w:eastAsia="Arial" w:cs="Tahoma"/>
                 <w:sz w:val="18"/>
               </w:rPr>
               <w:t>Gate route/menu</w:t>
@@ -3907,13 +4016,13 @@
             </w:pPr>
             <w:r>
               <w:rPr>
-                <w:rFonts w:ascii="Arial" w:hAnsi="Arial" w:eastAsia="Arial"/>
-                <w:sz w:val="18"/>
-              </w:rPr>
-            </w:r>
-            <w:r>
-              <w:rPr>
-                <w:rFonts w:ascii="Arial" w:hAnsi="Arial" w:eastAsia="Arial"/>
+                <w:rFonts w:ascii="Arial" w:hAnsi="Arial" w:eastAsia="Arial" w:cs="Tahoma"/>
+                <w:sz w:val="18"/>
+              </w:rPr>
+            </w:r>
+            <w:r>
+              <w:rPr>
+                <w:rFonts w:ascii="Arial" w:hAnsi="Arial" w:eastAsia="Arial" w:cs="Tahoma"/>
                 <w:sz w:val="18"/>
               </w:rPr>
               <w:t>login/bootstrap</w:t>
@@ -3932,13 +4041,13 @@
             </w:pPr>
             <w:r>
               <w:rPr>
-                <w:rFonts w:ascii="Arial" w:hAnsi="Arial" w:eastAsia="Arial"/>
-                <w:sz w:val="18"/>
-              </w:rPr>
-            </w:r>
-            <w:r>
-              <w:rPr>
-                <w:rFonts w:ascii="Arial" w:hAnsi="Arial" w:eastAsia="Arial"/>
+                <w:rFonts w:ascii="Arial" w:hAnsi="Arial" w:eastAsia="Arial" w:cs="Tahoma"/>
+                <w:sz w:val="18"/>
+              </w:rPr>
+            </w:r>
+            <w:r>
+              <w:rPr>
+                <w:rFonts w:ascii="Arial" w:hAnsi="Arial" w:eastAsia="Arial" w:cs="Tahoma"/>
                 <w:sz w:val="18"/>
               </w:rPr>
               <w:t>GET /menus + GET /groups/current-user/permissions (ระบบเดิม ผ่าน BFF)</w:t>
@@ -3957,13 +4066,13 @@
             </w:pPr>
             <w:r>
               <w:rPr>
-                <w:rFonts w:ascii="Arial" w:hAnsi="Arial" w:eastAsia="Arial"/>
-                <w:sz w:val="18"/>
-              </w:rPr>
-            </w:r>
-            <w:r>
-              <w:rPr>
-                <w:rFonts w:ascii="Arial" w:hAnsi="Arial" w:eastAsia="Arial"/>
+                <w:rFonts w:ascii="Arial" w:hAnsi="Arial" w:eastAsia="Arial" w:cs="Tahoma"/>
+                <w:sz w:val="18"/>
+              </w:rPr>
+            </w:r>
+            <w:r>
+              <w:rPr>
+                <w:rFonts w:ascii="Arial" w:hAnsi="Arial" w:eastAsia="Arial" w:cs="Tahoma"/>
                 <w:sz w:val="18"/>
               </w:rPr>
               <w:t>สร้าง sidebar และ route guard จาก menuCode</w:t>
@@ -4014,7 +4123,7 @@
             <w:r/>
             <w:r>
               <w:rPr>
-                <w:rFonts w:ascii="Arial" w:hAnsi="Arial" w:eastAsia="Arial"/>
+                <w:rFonts w:ascii="Arial" w:hAnsi="Arial" w:eastAsia="Arial" w:cs="Tahoma"/>
                 <w:b/>
                 <w:sz w:val="18"/>
               </w:rPr>
@@ -4036,7 +4145,7 @@
             <w:r/>
             <w:r>
               <w:rPr>
-                <w:rFonts w:ascii="Arial" w:hAnsi="Arial" w:eastAsia="Arial"/>
+                <w:rFonts w:ascii="Arial" w:hAnsi="Arial" w:eastAsia="Arial" w:cs="Tahoma"/>
                 <w:b/>
                 <w:sz w:val="18"/>
               </w:rPr>
@@ -4058,7 +4167,7 @@
             <w:r/>
             <w:r>
               <w:rPr>
-                <w:rFonts w:ascii="Arial" w:hAnsi="Arial" w:eastAsia="Arial"/>
+                <w:rFonts w:ascii="Arial" w:hAnsi="Arial" w:eastAsia="Arial" w:cs="Tahoma"/>
                 <w:b/>
                 <w:sz w:val="18"/>
               </w:rPr>
@@ -4083,13 +4192,13 @@
             </w:pPr>
             <w:r>
               <w:rPr>
-                <w:rFonts w:ascii="Arial" w:hAnsi="Arial" w:eastAsia="Arial"/>
-                <w:sz w:val="18"/>
-              </w:rPr>
-            </w:r>
-            <w:r>
-              <w:rPr>
-                <w:rFonts w:ascii="Arial" w:hAnsi="Arial" w:eastAsia="Arial"/>
+                <w:rFonts w:ascii="Arial" w:hAnsi="Arial" w:eastAsia="Arial" w:cs="Tahoma"/>
+                <w:sz w:val="18"/>
+              </w:rPr>
+            </w:r>
+            <w:r>
+              <w:rPr>
+                <w:rFonts w:ascii="Arial" w:hAnsi="Arial" w:eastAsia="Arial" w:cs="Tahoma"/>
                 <w:sz w:val="18"/>
               </w:rPr>
               <w:t>FE-01</w:t>
@@ -4108,13 +4217,13 @@
             </w:pPr>
             <w:r>
               <w:rPr>
-                <w:rFonts w:ascii="Arial" w:hAnsi="Arial" w:eastAsia="Arial"/>
-                <w:sz w:val="18"/>
-              </w:rPr>
-            </w:r>
-            <w:r>
-              <w:rPr>
-                <w:rFonts w:ascii="Arial" w:hAnsi="Arial" w:eastAsia="Arial"/>
+                <w:rFonts w:ascii="Arial" w:hAnsi="Arial" w:eastAsia="Arial" w:cs="Tahoma"/>
+                <w:sz w:val="18"/>
+              </w:rPr>
+            </w:r>
+            <w:r>
+              <w:rPr>
+                <w:rFonts w:ascii="Arial" w:hAnsi="Arial" w:eastAsia="Arial" w:cs="Tahoma"/>
                 <w:sz w:val="18"/>
               </w:rPr>
               <w:t>401 refresh single-flight</w:t>
@@ -4133,13 +4242,13 @@
             </w:pPr>
             <w:r>
               <w:rPr>
-                <w:rFonts w:ascii="Arial" w:hAnsi="Arial" w:eastAsia="Arial"/>
-                <w:sz w:val="18"/>
-              </w:rPr>
-            </w:r>
-            <w:r>
-              <w:rPr>
-                <w:rFonts w:ascii="Arial" w:hAnsi="Arial" w:eastAsia="Arial"/>
+                <w:rFonts w:ascii="Arial" w:hAnsi="Arial" w:eastAsia="Arial" w:cs="Tahoma"/>
+                <w:sz w:val="18"/>
+              </w:rPr>
+            </w:r>
+            <w:r>
+              <w:rPr>
+                <w:rFonts w:ascii="Arial" w:hAnsi="Arial" w:eastAsia="Arial" w:cs="Tahoma"/>
                 <w:sz w:val="18"/>
               </w:rPr>
               <w:t>ไม่มี feature ใดสร้าง axios instance เอง</w:t>
@@ -4163,13 +4272,13 @@
             </w:pPr>
             <w:r>
               <w:rPr>
-                <w:rFonts w:ascii="Arial" w:hAnsi="Arial" w:eastAsia="Arial"/>
-                <w:sz w:val="18"/>
-              </w:rPr>
-            </w:r>
-            <w:r>
-              <w:rPr>
-                <w:rFonts w:ascii="Arial" w:hAnsi="Arial" w:eastAsia="Arial"/>
+                <w:rFonts w:ascii="Arial" w:hAnsi="Arial" w:eastAsia="Arial" w:cs="Tahoma"/>
+                <w:sz w:val="18"/>
+              </w:rPr>
+            </w:r>
+            <w:r>
+              <w:rPr>
+                <w:rFonts w:ascii="Arial" w:hAnsi="Arial" w:eastAsia="Arial" w:cs="Tahoma"/>
                 <w:sz w:val="18"/>
               </w:rPr>
               <w:t>FE-02</w:t>
@@ -4188,13 +4297,13 @@
             </w:pPr>
             <w:r>
               <w:rPr>
-                <w:rFonts w:ascii="Arial" w:hAnsi="Arial" w:eastAsia="Arial"/>
-                <w:sz w:val="18"/>
-              </w:rPr>
-            </w:r>
-            <w:r>
-              <w:rPr>
-                <w:rFonts w:ascii="Arial" w:hAnsi="Arial" w:eastAsia="Arial"/>
+                <w:rFonts w:ascii="Arial" w:hAnsi="Arial" w:eastAsia="Arial" w:cs="Tahoma"/>
+                <w:sz w:val="18"/>
+              </w:rPr>
+            </w:r>
+            <w:r>
+              <w:rPr>
+                <w:rFonts w:ascii="Arial" w:hAnsi="Arial" w:eastAsia="Arial" w:cs="Tahoma"/>
                 <w:sz w:val="18"/>
               </w:rPr>
               <w:t>403 route guard</w:t>
@@ -4213,13 +4322,13 @@
             </w:pPr>
             <w:r>
               <w:rPr>
-                <w:rFonts w:ascii="Arial" w:hAnsi="Arial" w:eastAsia="Arial"/>
-                <w:sz w:val="18"/>
-              </w:rPr>
-            </w:r>
-            <w:r>
-              <w:rPr>
-                <w:rFonts w:ascii="Arial" w:hAnsi="Arial" w:eastAsia="Arial"/>
+                <w:rFonts w:ascii="Arial" w:hAnsi="Arial" w:eastAsia="Arial" w:cs="Tahoma"/>
+                <w:sz w:val="18"/>
+              </w:rPr>
+            </w:r>
+            <w:r>
+              <w:rPr>
+                <w:rFonts w:ascii="Arial" w:hAnsi="Arial" w:eastAsia="Arial" w:cs="Tahoma"/>
                 <w:sz w:val="18"/>
               </w:rPr>
               <w:t>ทุก API error แสดง message จาก BE โดยไม่ paraphrase</w:t>
@@ -4243,13 +4352,13 @@
             </w:pPr>
             <w:r>
               <w:rPr>
-                <w:rFonts w:ascii="Arial" w:hAnsi="Arial" w:eastAsia="Arial"/>
-                <w:sz w:val="18"/>
-              </w:rPr>
-            </w:r>
-            <w:r>
-              <w:rPr>
-                <w:rFonts w:ascii="Arial" w:hAnsi="Arial" w:eastAsia="Arial"/>
+                <w:rFonts w:ascii="Arial" w:hAnsi="Arial" w:eastAsia="Arial" w:cs="Tahoma"/>
+                <w:sz w:val="18"/>
+              </w:rPr>
+            </w:r>
+            <w:r>
+              <w:rPr>
+                <w:rFonts w:ascii="Arial" w:hAnsi="Arial" w:eastAsia="Arial" w:cs="Tahoma"/>
                 <w:sz w:val="18"/>
               </w:rPr>
               <w:t>FE-03</w:t>
@@ -4268,13 +4377,13 @@
             </w:pPr>
             <w:r>
               <w:rPr>
-                <w:rFonts w:ascii="Arial" w:hAnsi="Arial" w:eastAsia="Arial"/>
-                <w:sz w:val="18"/>
-              </w:rPr>
-            </w:r>
-            <w:r>
-              <w:rPr>
-                <w:rFonts w:ascii="Arial" w:hAnsi="Arial" w:eastAsia="Arial"/>
+                <w:rFonts w:ascii="Arial" w:hAnsi="Arial" w:eastAsia="Arial" w:cs="Tahoma"/>
+                <w:sz w:val="18"/>
+              </w:rPr>
+            </w:r>
+            <w:r>
+              <w:rPr>
+                <w:rFonts w:ascii="Arial" w:hAnsi="Arial" w:eastAsia="Arial" w:cs="Tahoma"/>
                 <w:sz w:val="18"/>
               </w:rPr>
               <w:t>error message passthrough</w:t>
@@ -4293,13 +4402,13 @@
             </w:pPr>
             <w:r>
               <w:rPr>
-                <w:rFonts w:ascii="Arial" w:hAnsi="Arial" w:eastAsia="Arial"/>
-                <w:sz w:val="18"/>
-              </w:rPr>
-            </w:r>
-            <w:r>
-              <w:rPr>
-                <w:rFonts w:ascii="Arial" w:hAnsi="Arial" w:eastAsia="Arial"/>
+                <w:rFonts w:ascii="Arial" w:hAnsi="Arial" w:eastAsia="Arial" w:cs="Tahoma"/>
+                <w:sz w:val="18"/>
+              </w:rPr>
+            </w:r>
+            <w:r>
+              <w:rPr>
+                <w:rFonts w:ascii="Arial" w:hAnsi="Arial" w:eastAsia="Arial" w:cs="Tahoma"/>
                 <w:sz w:val="18"/>
               </w:rPr>
               <w:t>ทุก list endpoint ใช้ PageResponse shape เดียวกัน</w:t>
@@ -4323,13 +4432,13 @@
             </w:pPr>
             <w:r>
               <w:rPr>
-                <w:rFonts w:ascii="Arial" w:hAnsi="Arial" w:eastAsia="Arial"/>
-                <w:sz w:val="18"/>
-              </w:rPr>
-            </w:r>
-            <w:r>
-              <w:rPr>
-                <w:rFonts w:ascii="Arial" w:hAnsi="Arial" w:eastAsia="Arial"/>
+                <w:rFonts w:ascii="Arial" w:hAnsi="Arial" w:eastAsia="Arial" w:cs="Tahoma"/>
+                <w:sz w:val="18"/>
+              </w:rPr>
+            </w:r>
+            <w:r>
+              <w:rPr>
+                <w:rFonts w:ascii="Arial" w:hAnsi="Arial" w:eastAsia="Arial" w:cs="Tahoma"/>
                 <w:sz w:val="18"/>
               </w:rPr>
               <w:t>FE-04</w:t>
@@ -4348,13 +4457,13 @@
             </w:pPr>
             <w:r>
               <w:rPr>
-                <w:rFonts w:ascii="Arial" w:hAnsi="Arial" w:eastAsia="Arial"/>
-                <w:sz w:val="18"/>
-              </w:rPr>
-            </w:r>
-            <w:r>
-              <w:rPr>
-                <w:rFonts w:ascii="Arial" w:hAnsi="Arial" w:eastAsia="Arial"/>
+                <w:rFonts w:ascii="Arial" w:hAnsi="Arial" w:eastAsia="Arial" w:cs="Tahoma"/>
+                <w:sz w:val="18"/>
+              </w:rPr>
+            </w:r>
+            <w:r>
+              <w:rPr>
+                <w:rFonts w:ascii="Arial" w:hAnsi="Arial" w:eastAsia="Arial" w:cs="Tahoma"/>
                 <w:sz w:val="18"/>
               </w:rPr>
               <w:t>pagination pager mapping</w:t>
@@ -4373,13 +4482,13 @@
             </w:pPr>
             <w:r>
               <w:rPr>
-                <w:rFonts w:ascii="Arial" w:hAnsi="Arial" w:eastAsia="Arial"/>
-                <w:sz w:val="18"/>
-              </w:rPr>
-            </w:r>
-            <w:r>
-              <w:rPr>
-                <w:rFonts w:ascii="Arial" w:hAnsi="Arial" w:eastAsia="Arial"/>
+                <w:rFonts w:ascii="Arial" w:hAnsi="Arial" w:eastAsia="Arial" w:cs="Tahoma"/>
+                <w:sz w:val="18"/>
+              </w:rPr>
+            </w:r>
+            <w:r>
+              <w:rPr>
+                <w:rFonts w:ascii="Arial" w:hAnsi="Arial" w:eastAsia="Arial" w:cs="Tahoma"/>
                 <w:sz w:val="18"/>
               </w:rPr>
               <w:t>วันที่ใน payload และหน้าจอเป็น ค.ศ. จาก formatter กลาง (แสดง พ.ศ. เฉพาะจุดที่เปิด flag)</w:t>
@@ -4403,13 +4512,13 @@
             </w:pPr>
             <w:r>
               <w:rPr>
-                <w:rFonts w:ascii="Arial" w:hAnsi="Arial" w:eastAsia="Arial"/>
-                <w:sz w:val="18"/>
-              </w:rPr>
-            </w:r>
-            <w:r>
-              <w:rPr>
-                <w:rFonts w:ascii="Arial" w:hAnsi="Arial" w:eastAsia="Arial"/>
+                <w:rFonts w:ascii="Arial" w:hAnsi="Arial" w:eastAsia="Arial" w:cs="Tahoma"/>
+                <w:sz w:val="18"/>
+              </w:rPr>
+            </w:r>
+            <w:r>
+              <w:rPr>
+                <w:rFonts w:ascii="Arial" w:hAnsi="Arial" w:eastAsia="Arial" w:cs="Tahoma"/>
                 <w:sz w:val="18"/>
               </w:rPr>
               <w:t>FE-05</w:t>
@@ -4428,13 +4537,13 @@
             </w:pPr>
             <w:r>
               <w:rPr>
-                <w:rFonts w:ascii="Arial" w:hAnsi="Arial" w:eastAsia="Arial"/>
-                <w:sz w:val="18"/>
-              </w:rPr>
-            </w:r>
-            <w:r>
-              <w:rPr>
-                <w:rFonts w:ascii="Arial" w:hAnsi="Arial" w:eastAsia="Arial"/>
+                <w:rFonts w:ascii="Arial" w:hAnsi="Arial" w:eastAsia="Arial" w:cs="Tahoma"/>
+                <w:sz w:val="18"/>
+              </w:rPr>
+            </w:r>
+            <w:r>
+              <w:rPr>
+                <w:rFonts w:ascii="Arial" w:hAnsi="Arial" w:eastAsia="Arial" w:cs="Tahoma"/>
                 <w:sz w:val="18"/>
               </w:rPr>
               <w:t>date BE display</w:t>
@@ -4453,13 +4562,13 @@
             </w:pPr>
             <w:r>
               <w:rPr>
-                <w:rFonts w:ascii="Arial" w:hAnsi="Arial" w:eastAsia="Arial"/>
-                <w:sz w:val="18"/>
-              </w:rPr>
-            </w:r>
-            <w:r>
-              <w:rPr>
-                <w:rFonts w:ascii="Arial" w:hAnsi="Arial" w:eastAsia="Arial"/>
+                <w:rFonts w:ascii="Arial" w:hAnsi="Arial" w:eastAsia="Arial" w:cs="Tahoma"/>
+                <w:sz w:val="18"/>
+              </w:rPr>
+            </w:r>
+            <w:r>
+              <w:rPr>
+                <w:rFonts w:ascii="Arial" w:hAnsi="Arial" w:eastAsia="Arial" w:cs="Tahoma"/>
                 <w:sz w:val="18"/>
               </w:rPr>
               <w:t>Sidebar และ route access มาจาก GET /menus ของระบบเดิม ไม่ hardcode role</w:t>
@@ -4483,13 +4592,13 @@
             </w:pPr>
             <w:r>
               <w:rPr>
-                <w:rFonts w:ascii="Arial" w:hAnsi="Arial" w:eastAsia="Arial"/>
-                <w:sz w:val="18"/>
-              </w:rPr>
-            </w:r>
-            <w:r>
-              <w:rPr>
-                <w:rFonts w:ascii="Arial" w:hAnsi="Arial" w:eastAsia="Arial"/>
+                <w:rFonts w:ascii="Arial" w:hAnsi="Arial" w:eastAsia="Arial" w:cs="Tahoma"/>
+                <w:sz w:val="18"/>
+              </w:rPr>
+            </w:r>
+            <w:r>
+              <w:rPr>
+                <w:rFonts w:ascii="Arial" w:hAnsi="Arial" w:eastAsia="Arial" w:cs="Tahoma"/>
                 <w:sz w:val="18"/>
               </w:rPr>
               <w:t>FE-06</w:t>
@@ -4508,13 +4617,13 @@
             </w:pPr>
             <w:r>
               <w:rPr>
-                <w:rFonts w:ascii="Arial" w:hAnsi="Arial" w:eastAsia="Arial"/>
-                <w:sz w:val="18"/>
-              </w:rPr>
-            </w:r>
-            <w:r>
-              <w:rPr>
-                <w:rFonts w:ascii="Arial" w:hAnsi="Arial" w:eastAsia="Arial"/>
+                <w:rFonts w:ascii="Arial" w:hAnsi="Arial" w:eastAsia="Arial" w:cs="Tahoma"/>
+                <w:sz w:val="18"/>
+              </w:rPr>
+            </w:r>
+            <w:r>
+              <w:rPr>
+                <w:rFonts w:ascii="Arial" w:hAnsi="Arial" w:eastAsia="Arial" w:cs="Tahoma"/>
                 <w:sz w:val="18"/>
               </w:rPr>
               <w:t>action response invalidation</w:t>
@@ -4533,13 +4642,13 @@
             </w:pPr>
             <w:r>
               <w:rPr>
-                <w:rFonts w:ascii="Arial" w:hAnsi="Arial" w:eastAsia="Arial"/>
-                <w:sz w:val="18"/>
-              </w:rPr>
-            </w:r>
-            <w:r>
-              <w:rPr>
-                <w:rFonts w:ascii="Arial" w:hAnsi="Arial" w:eastAsia="Arial"/>
+                <w:rFonts w:ascii="Arial" w:hAnsi="Arial" w:eastAsia="Arial" w:cs="Tahoma"/>
+                <w:sz w:val="18"/>
+              </w:rPr>
+            </w:r>
+            <w:r>
+              <w:rPr>
+                <w:rFonts w:ascii="Arial" w:hAnsi="Arial" w:eastAsia="Arial" w:cs="Tahoma"/>
                 <w:sz w:val="18"/>
               </w:rPr>
               <w:t>FE ไม่คำนวณ action routing เอง; ใช้ role profile และ actionOptions จาก API</w:t>
@@ -4591,7 +4700,7 @@
             <w:r/>
             <w:r>
               <w:rPr>
-                <w:rFonts w:ascii="Arial" w:hAnsi="Arial" w:eastAsia="Arial"/>
+                <w:rFonts w:ascii="Arial" w:hAnsi="Arial" w:eastAsia="Arial" w:cs="Tahoma"/>
                 <w:b/>
                 <w:sz w:val="18"/>
               </w:rPr>
@@ -4613,7 +4722,7 @@
             <w:r/>
             <w:r>
               <w:rPr>
-                <w:rFonts w:ascii="Arial" w:hAnsi="Arial" w:eastAsia="Arial"/>
+                <w:rFonts w:ascii="Arial" w:hAnsi="Arial" w:eastAsia="Arial" w:cs="Tahoma"/>
                 <w:b/>
                 <w:sz w:val="18"/>
               </w:rPr>
@@ -4635,7 +4744,7 @@
             <w:r/>
             <w:r>
               <w:rPr>
-                <w:rFonts w:ascii="Arial" w:hAnsi="Arial" w:eastAsia="Arial"/>
+                <w:rFonts w:ascii="Arial" w:hAnsi="Arial" w:eastAsia="Arial" w:cs="Tahoma"/>
                 <w:b/>
                 <w:sz w:val="18"/>
               </w:rPr>
@@ -4657,7 +4766,7 @@
             <w:r/>
             <w:r>
               <w:rPr>
-                <w:rFonts w:ascii="Arial" w:hAnsi="Arial" w:eastAsia="Arial"/>
+                <w:rFonts w:ascii="Arial" w:hAnsi="Arial" w:eastAsia="Arial" w:cs="Tahoma"/>
                 <w:b/>
                 <w:sz w:val="18"/>
               </w:rPr>
@@ -4682,13 +4791,13 @@
             </w:pPr>
             <w:r>
               <w:rPr>
-                <w:rFonts w:ascii="Arial" w:hAnsi="Arial" w:eastAsia="Arial"/>
-                <w:sz w:val="18"/>
-              </w:rPr>
-            </w:r>
-            <w:r>
-              <w:rPr>
-                <w:rFonts w:ascii="Arial" w:hAnsi="Arial" w:eastAsia="Arial"/>
+                <w:rFonts w:ascii="Arial" w:hAnsi="Arial" w:eastAsia="Arial" w:cs="Tahoma"/>
+                <w:sz w:val="18"/>
+              </w:rPr>
+            </w:r>
+            <w:r>
+              <w:rPr>
+                <w:rFonts w:ascii="Arial" w:hAnsi="Arial" w:eastAsia="Arial" w:cs="Tahoma"/>
                 <w:sz w:val="18"/>
               </w:rPr>
               <w:t>Attach token</w:t>
@@ -4707,13 +4816,13 @@
             </w:pPr>
             <w:r>
               <w:rPr>
-                <w:rFonts w:ascii="Arial" w:hAnsi="Arial" w:eastAsia="Arial"/>
-                <w:sz w:val="18"/>
-              </w:rPr>
-            </w:r>
-            <w:r>
-              <w:rPr>
-                <w:rFonts w:ascii="Arial" w:hAnsi="Arial" w:eastAsia="Arial"/>
+                <w:rFonts w:ascii="Arial" w:hAnsi="Arial" w:eastAsia="Arial" w:cs="Tahoma"/>
+                <w:sz w:val="18"/>
+              </w:rPr>
+            </w:r>
+            <w:r>
+              <w:rPr>
+                <w:rFonts w:ascii="Arial" w:hAnsi="Arial" w:eastAsia="Arial" w:cs="Tahoma"/>
                 <w:sz w:val="18"/>
               </w:rPr>
               <w:t>ทุก API call</w:t>
@@ -4732,13 +4841,13 @@
             </w:pPr>
             <w:r>
               <w:rPr>
-                <w:rFonts w:ascii="Arial" w:hAnsi="Arial" w:eastAsia="Arial"/>
-                <w:sz w:val="18"/>
-              </w:rPr>
-            </w:r>
-            <w:r>
-              <w:rPr>
-                <w:rFonts w:ascii="Arial" w:hAnsi="Arial" w:eastAsia="Arial"/>
+                <w:rFonts w:ascii="Arial" w:hAnsi="Arial" w:eastAsia="Arial" w:cs="Tahoma"/>
+                <w:sz w:val="18"/>
+              </w:rPr>
+            </w:r>
+            <w:r>
+              <w:rPr>
+                <w:rFonts w:ascii="Arial" w:hAnsi="Arial" w:eastAsia="Arial" w:cs="Tahoma"/>
                 <w:sz w:val="18"/>
               </w:rPr>
               <w:t>shared/api/client.ts</w:t>
@@ -4757,13 +4866,13 @@
             </w:pPr>
             <w:r>
               <w:rPr>
-                <w:rFonts w:ascii="Arial" w:hAnsi="Arial" w:eastAsia="Arial"/>
-                <w:sz w:val="18"/>
-              </w:rPr>
-            </w:r>
-            <w:r>
-              <w:rPr>
-                <w:rFonts w:ascii="Arial" w:hAnsi="Arial" w:eastAsia="Arial"/>
+                <w:rFonts w:ascii="Arial" w:hAnsi="Arial" w:eastAsia="Arial" w:cs="Tahoma"/>
+                <w:sz w:val="18"/>
+              </w:rPr>
+            </w:r>
+            <w:r>
+              <w:rPr>
+                <w:rFonts w:ascii="Arial" w:hAnsi="Arial" w:eastAsia="Arial" w:cs="Tahoma"/>
                 <w:sz w:val="18"/>
               </w:rPr>
               <w:t>Authorization header จาก auth store</w:t>
@@ -4787,13 +4896,13 @@
             </w:pPr>
             <w:r>
               <w:rPr>
-                <w:rFonts w:ascii="Arial" w:hAnsi="Arial" w:eastAsia="Arial"/>
-                <w:sz w:val="18"/>
-              </w:rPr>
-            </w:r>
-            <w:r>
-              <w:rPr>
-                <w:rFonts w:ascii="Arial" w:hAnsi="Arial" w:eastAsia="Arial"/>
+                <w:rFonts w:ascii="Arial" w:hAnsi="Arial" w:eastAsia="Arial" w:cs="Tahoma"/>
+                <w:sz w:val="18"/>
+              </w:rPr>
+            </w:r>
+            <w:r>
+              <w:rPr>
+                <w:rFonts w:ascii="Arial" w:hAnsi="Arial" w:eastAsia="Arial" w:cs="Tahoma"/>
                 <w:sz w:val="18"/>
               </w:rPr>
               <w:t>Refresh token</w:t>
@@ -4812,13 +4921,13 @@
             </w:pPr>
             <w:r>
               <w:rPr>
-                <w:rFonts w:ascii="Arial" w:hAnsi="Arial" w:eastAsia="Arial"/>
-                <w:sz w:val="18"/>
-              </w:rPr>
-            </w:r>
-            <w:r>
-              <w:rPr>
-                <w:rFonts w:ascii="Arial" w:hAnsi="Arial" w:eastAsia="Arial"/>
+                <w:rFonts w:ascii="Arial" w:hAnsi="Arial" w:eastAsia="Arial" w:cs="Tahoma"/>
+                <w:sz w:val="18"/>
+              </w:rPr>
+            </w:r>
+            <w:r>
+              <w:rPr>
+                <w:rFonts w:ascii="Arial" w:hAnsi="Arial" w:eastAsia="Arial" w:cs="Tahoma"/>
                 <w:sz w:val="18"/>
               </w:rPr>
               <w:t>401 non-auth endpoint</w:t>
@@ -4837,13 +4946,13 @@
             </w:pPr>
             <w:r>
               <w:rPr>
-                <w:rFonts w:ascii="Arial" w:hAnsi="Arial" w:eastAsia="Arial"/>
-                <w:sz w:val="18"/>
-              </w:rPr>
-            </w:r>
-            <w:r>
-              <w:rPr>
-                <w:rFonts w:ascii="Arial" w:hAnsi="Arial" w:eastAsia="Arial"/>
+                <w:rFonts w:ascii="Arial" w:hAnsi="Arial" w:eastAsia="Arial" w:cs="Tahoma"/>
+                <w:sz w:val="18"/>
+              </w:rPr>
+            </w:r>
+            <w:r>
+              <w:rPr>
+                <w:rFonts w:ascii="Arial" w:hAnsi="Arial" w:eastAsia="Arial" w:cs="Tahoma"/>
                 <w:sz w:val="18"/>
               </w:rPr>
               <w:t>POST /api/v1/auth/refresh</w:t>
@@ -4862,13 +4971,13 @@
             </w:pPr>
             <w:r>
               <w:rPr>
-                <w:rFonts w:ascii="Arial" w:hAnsi="Arial" w:eastAsia="Arial"/>
-                <w:sz w:val="18"/>
-              </w:rPr>
-            </w:r>
-            <w:r>
-              <w:rPr>
-                <w:rFonts w:ascii="Arial" w:hAnsi="Arial" w:eastAsia="Arial"/>
+                <w:rFonts w:ascii="Arial" w:hAnsi="Arial" w:eastAsia="Arial" w:cs="Tahoma"/>
+                <w:sz w:val="18"/>
+              </w:rPr>
+            </w:r>
+            <w:r>
+              <w:rPr>
+                <w:rFonts w:ascii="Arial" w:hAnsi="Arial" w:eastAsia="Arial" w:cs="Tahoma"/>
                 <w:sz w:val="18"/>
               </w:rPr>
               <w:t>single-flight แล้ว replay request เดิม</w:t>
@@ -4892,13 +5001,13 @@
             </w:pPr>
             <w:r>
               <w:rPr>
-                <w:rFonts w:ascii="Arial" w:hAnsi="Arial" w:eastAsia="Arial"/>
-                <w:sz w:val="18"/>
-              </w:rPr>
-            </w:r>
-            <w:r>
-              <w:rPr>
-                <w:rFonts w:ascii="Arial" w:hAnsi="Arial" w:eastAsia="Arial"/>
+                <w:rFonts w:ascii="Arial" w:hAnsi="Arial" w:eastAsia="Arial" w:cs="Tahoma"/>
+                <w:sz w:val="18"/>
+              </w:rPr>
+            </w:r>
+            <w:r>
+              <w:rPr>
+                <w:rFonts w:ascii="Arial" w:hAnsi="Arial" w:eastAsia="Arial" w:cs="Tahoma"/>
                 <w:sz w:val="18"/>
               </w:rPr>
               <w:t>Show API error</w:t>
@@ -4917,13 +5026,13 @@
             </w:pPr>
             <w:r>
               <w:rPr>
-                <w:rFonts w:ascii="Arial" w:hAnsi="Arial" w:eastAsia="Arial"/>
-                <w:sz w:val="18"/>
-              </w:rPr>
-            </w:r>
-            <w:r>
-              <w:rPr>
-                <w:rFonts w:ascii="Arial" w:hAnsi="Arial" w:eastAsia="Arial"/>
+                <w:rFonts w:ascii="Arial" w:hAnsi="Arial" w:eastAsia="Arial" w:cs="Tahoma"/>
+                <w:sz w:val="18"/>
+              </w:rPr>
+            </w:r>
+            <w:r>
+              <w:rPr>
+                <w:rFonts w:ascii="Arial" w:hAnsi="Arial" w:eastAsia="Arial" w:cs="Tahoma"/>
                 <w:sz w:val="18"/>
               </w:rPr>
               <w:t>catch AxiosError</w:t>
@@ -4942,13 +5051,13 @@
             </w:pPr>
             <w:r>
               <w:rPr>
-                <w:rFonts w:ascii="Arial" w:hAnsi="Arial" w:eastAsia="Arial"/>
-                <w:sz w:val="18"/>
-              </w:rPr>
-            </w:r>
-            <w:r>
-              <w:rPr>
-                <w:rFonts w:ascii="Arial" w:hAnsi="Arial" w:eastAsia="Arial"/>
+                <w:rFonts w:ascii="Arial" w:hAnsi="Arial" w:eastAsia="Arial" w:cs="Tahoma"/>
+                <w:sz w:val="18"/>
+              </w:rPr>
+            </w:r>
+            <w:r>
+              <w:rPr>
+                <w:rFonts w:ascii="Arial" w:hAnsi="Arial" w:eastAsia="Arial" w:cs="Tahoma"/>
                 <w:sz w:val="18"/>
               </w:rPr>
               <w:t>apiErrorMessage()</w:t>
@@ -4967,13 +5076,13 @@
             </w:pPr>
             <w:r>
               <w:rPr>
-                <w:rFonts w:ascii="Arial" w:hAnsi="Arial" w:eastAsia="Arial"/>
-                <w:sz w:val="18"/>
-              </w:rPr>
-            </w:r>
-            <w:r>
-              <w:rPr>
-                <w:rFonts w:ascii="Arial" w:hAnsi="Arial" w:eastAsia="Arial"/>
+                <w:rFonts w:ascii="Arial" w:hAnsi="Arial" w:eastAsia="Arial" w:cs="Tahoma"/>
+                <w:sz w:val="18"/>
+              </w:rPr>
+            </w:r>
+            <w:r>
+              <w:rPr>
+                <w:rFonts w:ascii="Arial" w:hAnsi="Arial" w:eastAsia="Arial" w:cs="Tahoma"/>
                 <w:sz w:val="18"/>
               </w:rPr>
               <w:t>แสดงข้อความไทยจาก BE ตรง ๆ</w:t>
@@ -4997,13 +5106,13 @@
             </w:pPr>
             <w:r>
               <w:rPr>
-                <w:rFonts w:ascii="Arial" w:hAnsi="Arial" w:eastAsia="Arial"/>
-                <w:sz w:val="18"/>
-              </w:rPr>
-            </w:r>
-            <w:r>
-              <w:rPr>
-                <w:rFonts w:ascii="Arial" w:hAnsi="Arial" w:eastAsia="Arial"/>
+                <w:rFonts w:ascii="Arial" w:hAnsi="Arial" w:eastAsia="Arial" w:cs="Tahoma"/>
+                <w:sz w:val="18"/>
+              </w:rPr>
+            </w:r>
+            <w:r>
+              <w:rPr>
+                <w:rFonts w:ascii="Arial" w:hAnsi="Arial" w:eastAsia="Arial" w:cs="Tahoma"/>
                 <w:sz w:val="18"/>
               </w:rPr>
               <w:t>Render list</w:t>
@@ -5022,13 +5131,13 @@
             </w:pPr>
             <w:r>
               <w:rPr>
-                <w:rFonts w:ascii="Arial" w:hAnsi="Arial" w:eastAsia="Arial"/>
-                <w:sz w:val="18"/>
-              </w:rPr>
-            </w:r>
-            <w:r>
-              <w:rPr>
-                <w:rFonts w:ascii="Arial" w:hAnsi="Arial" w:eastAsia="Arial"/>
+                <w:rFonts w:ascii="Arial" w:hAnsi="Arial" w:eastAsia="Arial" w:cs="Tahoma"/>
+                <w:sz w:val="18"/>
+              </w:rPr>
+            </w:r>
+            <w:r>
+              <w:rPr>
+                <w:rFonts w:ascii="Arial" w:hAnsi="Arial" w:eastAsia="Arial" w:cs="Tahoma"/>
                 <w:sz w:val="18"/>
               </w:rPr>
               <w:t>GET list endpoint</w:t>
@@ -5047,13 +5156,13 @@
             </w:pPr>
             <w:r>
               <w:rPr>
-                <w:rFonts w:ascii="Arial" w:hAnsi="Arial" w:eastAsia="Arial"/>
-                <w:sz w:val="18"/>
-              </w:rPr>
-            </w:r>
-            <w:r>
-              <w:rPr>
-                <w:rFonts w:ascii="Arial" w:hAnsi="Arial" w:eastAsia="Arial"/>
+                <w:rFonts w:ascii="Arial" w:hAnsi="Arial" w:eastAsia="Arial" w:cs="Tahoma"/>
+                <w:sz w:val="18"/>
+              </w:rPr>
+            </w:r>
+            <w:r>
+              <w:rPr>
+                <w:rFonts w:ascii="Arial" w:hAnsi="Arial" w:eastAsia="Arial" w:cs="Tahoma"/>
                 <w:sz w:val="18"/>
               </w:rPr>
               <w:t>PageResponse&lt;T&gt;</w:t>
@@ -5072,13 +5181,13 @@
             </w:pPr>
             <w:r>
               <w:rPr>
-                <w:rFonts w:ascii="Arial" w:hAnsi="Arial" w:eastAsia="Arial"/>
-                <w:sz w:val="18"/>
-              </w:rPr>
-            </w:r>
-            <w:r>
-              <w:rPr>
-                <w:rFonts w:ascii="Arial" w:hAnsi="Arial" w:eastAsia="Arial"/>
+                <w:rFonts w:ascii="Arial" w:hAnsi="Arial" w:eastAsia="Arial" w:cs="Tahoma"/>
+                <w:sz w:val="18"/>
+              </w:rPr>
+            </w:r>
+            <w:r>
+              <w:rPr>
+                <w:rFonts w:ascii="Arial" w:hAnsi="Arial" w:eastAsia="Arial" w:cs="Tahoma"/>
                 <w:sz w:val="18"/>
               </w:rPr>
               <w:t>DataTable/Pager ใช้ shape เดียวกัน</w:t>
@@ -5102,13 +5211,13 @@
             </w:pPr>
             <w:r>
               <w:rPr>
-                <w:rFonts w:ascii="Arial" w:hAnsi="Arial" w:eastAsia="Arial"/>
-                <w:sz w:val="18"/>
-              </w:rPr>
-            </w:r>
-            <w:r>
-              <w:rPr>
-                <w:rFonts w:ascii="Arial" w:hAnsi="Arial" w:eastAsia="Arial"/>
+                <w:rFonts w:ascii="Arial" w:hAnsi="Arial" w:eastAsia="Arial" w:cs="Tahoma"/>
+                <w:sz w:val="18"/>
+              </w:rPr>
+            </w:r>
+            <w:r>
+              <w:rPr>
+                <w:rFonts w:ascii="Arial" w:hAnsi="Arial" w:eastAsia="Arial" w:cs="Tahoma"/>
                 <w:sz w:val="18"/>
               </w:rPr>
               <w:t>Submit action</w:t>
@@ -5127,13 +5236,13 @@
             </w:pPr>
             <w:r>
               <w:rPr>
-                <w:rFonts w:ascii="Arial" w:hAnsi="Arial" w:eastAsia="Arial"/>
-                <w:sz w:val="18"/>
-              </w:rPr>
-            </w:r>
-            <w:r>
-              <w:rPr>
-                <w:rFonts w:ascii="Arial" w:hAnsi="Arial" w:eastAsia="Arial"/>
+                <w:rFonts w:ascii="Arial" w:hAnsi="Arial" w:eastAsia="Arial" w:cs="Tahoma"/>
+                <w:sz w:val="18"/>
+              </w:rPr>
+            </w:r>
+            <w:r>
+              <w:rPr>
+                <w:rFonts w:ascii="Arial" w:hAnsi="Arial" w:eastAsia="Arial" w:cs="Tahoma"/>
                 <w:sz w:val="18"/>
               </w:rPr>
               <w:t>ปุ่มส่งดำเนินการ</w:t>
@@ -5152,13 +5261,13 @@
             </w:pPr>
             <w:r>
               <w:rPr>
-                <w:rFonts w:ascii="Arial" w:hAnsi="Arial" w:eastAsia="Arial"/>
-                <w:sz w:val="18"/>
-              </w:rPr>
-            </w:r>
-            <w:r>
-              <w:rPr>
-                <w:rFonts w:ascii="Arial" w:hAnsi="Arial" w:eastAsia="Arial"/>
+                <w:rFonts w:ascii="Arial" w:hAnsi="Arial" w:eastAsia="Arial" w:cs="Tahoma"/>
+                <w:sz w:val="18"/>
+              </w:rPr>
+            </w:r>
+            <w:r>
+              <w:rPr>
+                <w:rFonts w:ascii="Arial" w:hAnsi="Arial" w:eastAsia="Arial" w:cs="Tahoma"/>
                 <w:sz w:val="18"/>
               </w:rPr>
               <w:t>POST /api/v1/documents/{docNo}/actions</w:t>
@@ -5177,34 +5286,34 @@
             </w:pPr>
             <w:r>
               <w:rPr>
-                <w:rFonts w:ascii="Arial" w:hAnsi="Arial" w:eastAsia="Arial"/>
-                <w:sz w:val="18"/>
-              </w:rPr>
-            </w:r>
-            <w:r>
-              <w:rPr>
-                <w:rFonts w:ascii="Arial" w:hAnsi="Arial" w:eastAsia="Arial"/>
+                <w:rFonts w:ascii="Arial" w:hAnsi="Arial" w:eastAsia="Arial" w:cs="Tahoma"/>
+                <w:sz w:val="18"/>
+              </w:rPr>
+            </w:r>
+            <w:r>
+              <w:rPr>
+                <w:rFonts w:ascii="Arial" w:hAnsi="Arial" w:eastAsia="Arial" w:cs="Tahoma"/>
                 <w:sz w:val="18"/>
               </w:rPr>
               <w:t xml:space="preserve">ส่ง </w:t>
             </w:r>
             <w:r>
               <w:rPr>
-                <w:rFonts w:ascii="Courier New" w:hAnsi="Courier New" w:eastAsia="Arial"/>
+                <w:rFonts w:ascii="Courier New" w:hAnsi="Courier New" w:eastAsia="Courier New" w:cs="Tahoma"/>
                 <w:sz w:val="18"/>
               </w:rPr>
               <w:t>{result, comment}</w:t>
             </w:r>
             <w:r>
               <w:rPr>
-                <w:rFonts w:ascii="Arial" w:hAnsi="Arial" w:eastAsia="Arial"/>
+                <w:rFonts w:ascii="Arial" w:hAnsi="Arial" w:eastAsia="Arial" w:cs="Tahoma"/>
                 <w:sz w:val="18"/>
               </w:rPr>
               <w:t xml:space="preserve"> และ consume </w:t>
             </w:r>
             <w:r>
               <w:rPr>
-                <w:rFonts w:ascii="Courier New" w:hAnsi="Courier New" w:eastAsia="Arial"/>
+                <w:rFonts w:ascii="Courier New" w:hAnsi="Courier New" w:eastAsia="Courier New" w:cs="Tahoma"/>
                 <w:sz w:val="18"/>
               </w:rPr>
               <w:t>{statusCode,nextSection,message}</w:t>
@@ -5228,13 +5337,13 @@
             </w:pPr>
             <w:r>
               <w:rPr>
-                <w:rFonts w:ascii="Arial" w:hAnsi="Arial" w:eastAsia="Arial"/>
-                <w:sz w:val="18"/>
-              </w:rPr>
-            </w:r>
-            <w:r>
-              <w:rPr>
-                <w:rFonts w:ascii="Arial" w:hAnsi="Arial" w:eastAsia="Arial"/>
+                <w:rFonts w:ascii="Arial" w:hAnsi="Arial" w:eastAsia="Arial" w:cs="Tahoma"/>
+                <w:sz w:val="18"/>
+              </w:rPr>
+            </w:r>
+            <w:r>
+              <w:rPr>
+                <w:rFonts w:ascii="Arial" w:hAnsi="Arial" w:eastAsia="Arial" w:cs="Tahoma"/>
                 <w:sz w:val="18"/>
               </w:rPr>
               <w:t>Gate route/menu</w:t>
@@ -5253,13 +5362,13 @@
             </w:pPr>
             <w:r>
               <w:rPr>
-                <w:rFonts w:ascii="Arial" w:hAnsi="Arial" w:eastAsia="Arial"/>
-                <w:sz w:val="18"/>
-              </w:rPr>
-            </w:r>
-            <w:r>
-              <w:rPr>
-                <w:rFonts w:ascii="Arial" w:hAnsi="Arial" w:eastAsia="Arial"/>
+                <w:rFonts w:ascii="Arial" w:hAnsi="Arial" w:eastAsia="Arial" w:cs="Tahoma"/>
+                <w:sz w:val="18"/>
+              </w:rPr>
+            </w:r>
+            <w:r>
+              <w:rPr>
+                <w:rFonts w:ascii="Arial" w:hAnsi="Arial" w:eastAsia="Arial" w:cs="Tahoma"/>
                 <w:sz w:val="18"/>
               </w:rPr>
               <w:t>login/bootstrap</w:t>
@@ -5278,13 +5387,13 @@
             </w:pPr>
             <w:r>
               <w:rPr>
-                <w:rFonts w:ascii="Arial" w:hAnsi="Arial" w:eastAsia="Arial"/>
-                <w:sz w:val="18"/>
-              </w:rPr>
-            </w:r>
-            <w:r>
-              <w:rPr>
-                <w:rFonts w:ascii="Arial" w:hAnsi="Arial" w:eastAsia="Arial"/>
+                <w:rFonts w:ascii="Arial" w:hAnsi="Arial" w:eastAsia="Arial" w:cs="Tahoma"/>
+                <w:sz w:val="18"/>
+              </w:rPr>
+            </w:r>
+            <w:r>
+              <w:rPr>
+                <w:rFonts w:ascii="Arial" w:hAnsi="Arial" w:eastAsia="Arial" w:cs="Tahoma"/>
                 <w:sz w:val="18"/>
               </w:rPr>
               <w:t>GET /menus + GET /groups/current-user/permissions (ระบบเดิม ผ่าน BFF)</w:t>
@@ -5303,13 +5412,13 @@
             </w:pPr>
             <w:r>
               <w:rPr>
-                <w:rFonts w:ascii="Arial" w:hAnsi="Arial" w:eastAsia="Arial"/>
-                <w:sz w:val="18"/>
-              </w:rPr>
-            </w:r>
-            <w:r>
-              <w:rPr>
-                <w:rFonts w:ascii="Arial" w:hAnsi="Arial" w:eastAsia="Arial"/>
+                <w:rFonts w:ascii="Arial" w:hAnsi="Arial" w:eastAsia="Arial" w:cs="Tahoma"/>
+                <w:sz w:val="18"/>
+              </w:rPr>
+            </w:r>
+            <w:r>
+              <w:rPr>
+                <w:rFonts w:ascii="Arial" w:hAnsi="Arial" w:eastAsia="Arial" w:cs="Tahoma"/>
                 <w:sz w:val="18"/>
               </w:rPr>
               <w:t>สร้าง sidebar และ route guard จาก menuCode</w:t>
@@ -5391,7 +5500,7 @@
             <w:r/>
             <w:r>
               <w:rPr>
-                <w:rFonts w:ascii="Arial" w:hAnsi="Arial" w:eastAsia="Arial"/>
+                <w:rFonts w:ascii="Arial" w:hAnsi="Arial" w:eastAsia="Arial" w:cs="Tahoma"/>
                 <w:b/>
                 <w:sz w:val="18"/>
               </w:rPr>
@@ -5413,7 +5522,7 @@
             <w:r/>
             <w:r>
               <w:rPr>
-                <w:rFonts w:ascii="Arial" w:hAnsi="Arial" w:eastAsia="Arial"/>
+                <w:rFonts w:ascii="Arial" w:hAnsi="Arial" w:eastAsia="Arial" w:cs="Tahoma"/>
                 <w:b/>
                 <w:sz w:val="18"/>
               </w:rPr>
@@ -5435,7 +5544,7 @@
             <w:r/>
             <w:r>
               <w:rPr>
-                <w:rFonts w:ascii="Arial" w:hAnsi="Arial" w:eastAsia="Arial"/>
+                <w:rFonts w:ascii="Arial" w:hAnsi="Arial" w:eastAsia="Arial" w:cs="Tahoma"/>
                 <w:b/>
                 <w:sz w:val="18"/>
               </w:rPr>
@@ -5457,7 +5566,7 @@
             <w:r/>
             <w:r>
               <w:rPr>
-                <w:rFonts w:ascii="Arial" w:hAnsi="Arial" w:eastAsia="Arial"/>
+                <w:rFonts w:ascii="Arial" w:hAnsi="Arial" w:eastAsia="Arial" w:cs="Tahoma"/>
                 <w:b/>
                 <w:sz w:val="18"/>
               </w:rPr>
@@ -5482,13 +5591,13 @@
             </w:pPr>
             <w:r>
               <w:rPr>
-                <w:rFonts w:ascii="Arial" w:hAnsi="Arial" w:eastAsia="Arial"/>
-                <w:sz w:val="18"/>
-              </w:rPr>
-            </w:r>
-            <w:r>
-              <w:rPr>
-                <w:rFonts w:ascii="Arial" w:hAnsi="Arial" w:eastAsia="Arial"/>
+                <w:rFonts w:ascii="Arial" w:hAnsi="Arial" w:eastAsia="Arial" w:cs="Tahoma"/>
+                <w:sz w:val="18"/>
+              </w:rPr>
+            </w:r>
+            <w:r>
+              <w:rPr>
+                <w:rFonts w:ascii="Arial" w:hAnsi="Arial" w:eastAsia="Arial" w:cs="Tahoma"/>
                 <w:sz w:val="18"/>
               </w:rPr>
               <w:t>-</w:t>
@@ -5507,13 +5616,13 @@
             </w:pPr>
             <w:r>
               <w:rPr>
-                <w:rFonts w:ascii="Arial" w:hAnsi="Arial" w:eastAsia="Arial"/>
-                <w:sz w:val="18"/>
-              </w:rPr>
-            </w:r>
-            <w:r>
-              <w:rPr>
-                <w:rFonts w:ascii="Arial" w:hAnsi="Arial" w:eastAsia="Arial"/>
+                <w:rFonts w:ascii="Arial" w:hAnsi="Arial" w:eastAsia="Arial" w:cs="Tahoma"/>
+                <w:sz w:val="18"/>
+              </w:rPr>
+            </w:r>
+            <w:r>
+              <w:rPr>
+                <w:rFonts w:ascii="Arial" w:hAnsi="Arial" w:eastAsia="Arial" w:cs="Tahoma"/>
                 <w:sz w:val="18"/>
               </w:rPr>
               <w:t>none</w:t>
@@ -5532,13 +5641,13 @@
             </w:pPr>
             <w:r>
               <w:rPr>
-                <w:rFonts w:ascii="Arial" w:hAnsi="Arial" w:eastAsia="Arial"/>
-                <w:sz w:val="18"/>
-              </w:rPr>
-            </w:r>
-            <w:r>
-              <w:rPr>
-                <w:rFonts w:ascii="Arial" w:hAnsi="Arial" w:eastAsia="Arial"/>
+                <w:rFonts w:ascii="Arial" w:hAnsi="Arial" w:eastAsia="Arial" w:cs="Tahoma"/>
+                <w:sz w:val="18"/>
+              </w:rPr>
+            </w:r>
+            <w:r>
+              <w:rPr>
+                <w:rFonts w:ascii="Arial" w:hAnsi="Arial" w:eastAsia="Arial" w:cs="Tahoma"/>
                 <w:sz w:val="18"/>
               </w:rPr>
               <w:t>No</w:t>
@@ -5557,13 +5666,13 @@
             </w:pPr>
             <w:r>
               <w:rPr>
-                <w:rFonts w:ascii="Arial" w:hAnsi="Arial" w:eastAsia="Arial"/>
-                <w:sz w:val="18"/>
-              </w:rPr>
-            </w:r>
-            <w:r>
-              <w:rPr>
-                <w:rFonts w:ascii="Arial" w:hAnsi="Arial" w:eastAsia="Arial"/>
+                <w:rFonts w:ascii="Arial" w:hAnsi="Arial" w:eastAsia="Arial" w:cs="Tahoma"/>
+                <w:sz w:val="18"/>
+              </w:rPr>
+            </w:r>
+            <w:r>
+              <w:rPr>
+                <w:rFonts w:ascii="Arial" w:hAnsi="Arial" w:eastAsia="Arial" w:cs="Tahoma"/>
                 <w:sz w:val="18"/>
               </w:rPr>
               <w:t>Endpoint has no JSON body/query object</w:t>
@@ -5601,7 +5710,7 @@
             <w:r/>
             <w:r>
               <w:rPr>
-                <w:rFonts w:ascii="Arial" w:hAnsi="Arial" w:eastAsia="Arial"/>
+                <w:rFonts w:ascii="Arial" w:hAnsi="Arial" w:eastAsia="Arial" w:cs="Tahoma"/>
                 <w:b/>
                 <w:sz w:val="18"/>
               </w:rPr>
@@ -5627,7 +5736,7 @@
             <w:r/>
             <w:r>
               <w:rPr>
-                <w:rFonts w:ascii="Courier New" w:hAnsi="Courier New" w:eastAsia="Courier New"/>
+                <w:rFonts w:ascii="Courier New" w:hAnsi="Courier New" w:eastAsia="Courier New" w:cs="Tahoma"/>
                 <w:sz w:val="16"/>
               </w:rPr>
               <w:t>{</w:t>
@@ -5685,7 +5794,7 @@
             <w:r/>
             <w:r>
               <w:rPr>
-                <w:rFonts w:ascii="Arial" w:hAnsi="Arial" w:eastAsia="Arial"/>
+                <w:rFonts w:ascii="Arial" w:hAnsi="Arial" w:eastAsia="Arial" w:cs="Tahoma"/>
                 <w:b/>
                 <w:sz w:val="18"/>
               </w:rPr>
@@ -5707,7 +5816,7 @@
             <w:r/>
             <w:r>
               <w:rPr>
-                <w:rFonts w:ascii="Arial" w:hAnsi="Arial" w:eastAsia="Arial"/>
+                <w:rFonts w:ascii="Arial" w:hAnsi="Arial" w:eastAsia="Arial" w:cs="Tahoma"/>
                 <w:b/>
                 <w:sz w:val="18"/>
               </w:rPr>
@@ -5729,7 +5838,7 @@
             <w:r/>
             <w:r>
               <w:rPr>
-                <w:rFonts w:ascii="Arial" w:hAnsi="Arial" w:eastAsia="Arial"/>
+                <w:rFonts w:ascii="Arial" w:hAnsi="Arial" w:eastAsia="Arial" w:cs="Tahoma"/>
                 <w:b/>
                 <w:sz w:val="18"/>
               </w:rPr>
@@ -5751,7 +5860,7 @@
             <w:r/>
             <w:r>
               <w:rPr>
-                <w:rFonts w:ascii="Arial" w:hAnsi="Arial" w:eastAsia="Arial"/>
+                <w:rFonts w:ascii="Arial" w:hAnsi="Arial" w:eastAsia="Arial" w:cs="Tahoma"/>
                 <w:b/>
                 <w:sz w:val="18"/>
               </w:rPr>
@@ -5776,13 +5885,13 @@
             </w:pPr>
             <w:r>
               <w:rPr>
-                <w:rFonts w:ascii="Arial" w:hAnsi="Arial" w:eastAsia="Arial"/>
-                <w:sz w:val="18"/>
-              </w:rPr>
-            </w:r>
-            <w:r>
-              <w:rPr>
-                <w:rFonts w:ascii="Arial" w:hAnsi="Arial" w:eastAsia="Arial"/>
+                <w:rFonts w:ascii="Arial" w:hAnsi="Arial" w:eastAsia="Arial" w:cs="Tahoma"/>
+                <w:sz w:val="18"/>
+              </w:rPr>
+            </w:r>
+            <w:r>
+              <w:rPr>
+                <w:rFonts w:ascii="Arial" w:hAnsi="Arial" w:eastAsia="Arial" w:cs="Tahoma"/>
                 <w:sz w:val="18"/>
               </w:rPr>
               <w:t>code</w:t>
@@ -5801,13 +5910,13 @@
             </w:pPr>
             <w:r>
               <w:rPr>
-                <w:rFonts w:ascii="Arial" w:hAnsi="Arial" w:eastAsia="Arial"/>
-                <w:sz w:val="18"/>
-              </w:rPr>
-            </w:r>
-            <w:r>
-              <w:rPr>
-                <w:rFonts w:ascii="Arial" w:hAnsi="Arial" w:eastAsia="Arial"/>
+                <w:rFonts w:ascii="Arial" w:hAnsi="Arial" w:eastAsia="Arial" w:cs="Tahoma"/>
+                <w:sz w:val="18"/>
+              </w:rPr>
+            </w:r>
+            <w:r>
+              <w:rPr>
+                <w:rFonts w:ascii="Arial" w:hAnsi="Arial" w:eastAsia="Arial" w:cs="Tahoma"/>
                 <w:sz w:val="18"/>
               </w:rPr>
               <w:t>string</w:t>
@@ -5826,13 +5935,13 @@
             </w:pPr>
             <w:r>
               <w:rPr>
-                <w:rFonts w:ascii="Arial" w:hAnsi="Arial" w:eastAsia="Arial"/>
-                <w:sz w:val="18"/>
-              </w:rPr>
-            </w:r>
-            <w:r>
-              <w:rPr>
-                <w:rFonts w:ascii="Arial" w:hAnsi="Arial" w:eastAsia="Arial"/>
+                <w:rFonts w:ascii="Arial" w:hAnsi="Arial" w:eastAsia="Arial" w:cs="Tahoma"/>
+                <w:sz w:val="18"/>
+              </w:rPr>
+            </w:r>
+            <w:r>
+              <w:rPr>
+                <w:rFonts w:ascii="Arial" w:hAnsi="Arial" w:eastAsia="Arial" w:cs="Tahoma"/>
                 <w:sz w:val="18"/>
               </w:rPr>
               <w:t>Yes</w:t>
@@ -5851,13 +5960,13 @@
             </w:pPr>
             <w:r>
               <w:rPr>
-                <w:rFonts w:ascii="Arial" w:hAnsi="Arial" w:eastAsia="Arial"/>
-                <w:sz w:val="18"/>
-              </w:rPr>
-            </w:r>
-            <w:r>
-              <w:rPr>
-                <w:rFonts w:ascii="Arial" w:hAnsi="Arial" w:eastAsia="Arial"/>
+                <w:rFonts w:ascii="Arial" w:hAnsi="Arial" w:eastAsia="Arial" w:cs="Tahoma"/>
+                <w:sz w:val="18"/>
+              </w:rPr>
+            </w:r>
+            <w:r>
+              <w:rPr>
+                <w:rFonts w:ascii="Arial" w:hAnsi="Arial" w:eastAsia="Arial" w:cs="Tahoma"/>
                 <w:sz w:val="18"/>
               </w:rPr>
               <w:t>UTF-8; use value domain described by endpoint purpose</w:t>
@@ -5881,13 +5990,13 @@
             </w:pPr>
             <w:r>
               <w:rPr>
-                <w:rFonts w:ascii="Arial" w:hAnsi="Arial" w:eastAsia="Arial"/>
-                <w:sz w:val="18"/>
-              </w:rPr>
-            </w:r>
-            <w:r>
-              <w:rPr>
-                <w:rFonts w:ascii="Arial" w:hAnsi="Arial" w:eastAsia="Arial"/>
+                <w:rFonts w:ascii="Arial" w:hAnsi="Arial" w:eastAsia="Arial" w:cs="Tahoma"/>
+                <w:sz w:val="18"/>
+              </w:rPr>
+            </w:r>
+            <w:r>
+              <w:rPr>
+                <w:rFonts w:ascii="Arial" w:hAnsi="Arial" w:eastAsia="Arial" w:cs="Tahoma"/>
                 <w:sz w:val="18"/>
               </w:rPr>
               <w:t>message</w:t>
@@ -5906,13 +6015,13 @@
             </w:pPr>
             <w:r>
               <w:rPr>
-                <w:rFonts w:ascii="Arial" w:hAnsi="Arial" w:eastAsia="Arial"/>
-                <w:sz w:val="18"/>
-              </w:rPr>
-            </w:r>
-            <w:r>
-              <w:rPr>
-                <w:rFonts w:ascii="Arial" w:hAnsi="Arial" w:eastAsia="Arial"/>
+                <w:rFonts w:ascii="Arial" w:hAnsi="Arial" w:eastAsia="Arial" w:cs="Tahoma"/>
+                <w:sz w:val="18"/>
+              </w:rPr>
+            </w:r>
+            <w:r>
+              <w:rPr>
+                <w:rFonts w:ascii="Arial" w:hAnsi="Arial" w:eastAsia="Arial" w:cs="Tahoma"/>
                 <w:sz w:val="18"/>
               </w:rPr>
               <w:t>string</w:t>
@@ -5931,13 +6040,13 @@
             </w:pPr>
             <w:r>
               <w:rPr>
-                <w:rFonts w:ascii="Arial" w:hAnsi="Arial" w:eastAsia="Arial"/>
-                <w:sz w:val="18"/>
-              </w:rPr>
-            </w:r>
-            <w:r>
-              <w:rPr>
-                <w:rFonts w:ascii="Arial" w:hAnsi="Arial" w:eastAsia="Arial"/>
+                <w:rFonts w:ascii="Arial" w:hAnsi="Arial" w:eastAsia="Arial" w:cs="Tahoma"/>
+                <w:sz w:val="18"/>
+              </w:rPr>
+            </w:r>
+            <w:r>
+              <w:rPr>
+                <w:rFonts w:ascii="Arial" w:hAnsi="Arial" w:eastAsia="Arial" w:cs="Tahoma"/>
                 <w:sz w:val="18"/>
               </w:rPr>
               <w:t>Yes</w:t>
@@ -5956,13 +6065,13 @@
             </w:pPr>
             <w:r>
               <w:rPr>
-                <w:rFonts w:ascii="Arial" w:hAnsi="Arial" w:eastAsia="Arial"/>
-                <w:sz w:val="18"/>
-              </w:rPr>
-            </w:r>
-            <w:r>
-              <w:rPr>
-                <w:rFonts w:ascii="Arial" w:hAnsi="Arial" w:eastAsia="Arial"/>
+                <w:rFonts w:ascii="Arial" w:hAnsi="Arial" w:eastAsia="Arial" w:cs="Tahoma"/>
+                <w:sz w:val="18"/>
+              </w:rPr>
+            </w:r>
+            <w:r>
+              <w:rPr>
+                <w:rFonts w:ascii="Arial" w:hAnsi="Arial" w:eastAsia="Arial" w:cs="Tahoma"/>
                 <w:sz w:val="18"/>
               </w:rPr>
               <w:t>UTF-8; use value domain described by endpoint purpose</w:t>
@@ -6019,7 +6128,7 @@
             <w:r/>
             <w:r>
               <w:rPr>
-                <w:rFonts w:ascii="Arial" w:hAnsi="Arial" w:eastAsia="Arial"/>
+                <w:rFonts w:ascii="Arial" w:hAnsi="Arial" w:eastAsia="Arial" w:cs="Tahoma"/>
                 <w:b/>
                 <w:sz w:val="18"/>
               </w:rPr>
@@ -6045,7 +6154,7 @@
             <w:r/>
             <w:r>
               <w:rPr>
-                <w:rFonts w:ascii="Courier New" w:hAnsi="Courier New" w:eastAsia="Courier New"/>
+                <w:rFonts w:ascii="Courier New" w:hAnsi="Courier New" w:eastAsia="Courier New" w:cs="Tahoma"/>
                 <w:sz w:val="16"/>
               </w:rPr>
               <w:t>{</w:t>
@@ -6103,7 +6212,7 @@
             <w:r/>
             <w:r>
               <w:rPr>
-                <w:rFonts w:ascii="Arial" w:hAnsi="Arial" w:eastAsia="Arial"/>
+                <w:rFonts w:ascii="Arial" w:hAnsi="Arial" w:eastAsia="Arial" w:cs="Tahoma"/>
                 <w:b/>
                 <w:sz w:val="18"/>
               </w:rPr>
@@ -6125,7 +6234,7 @@
             <w:r/>
             <w:r>
               <w:rPr>
-                <w:rFonts w:ascii="Arial" w:hAnsi="Arial" w:eastAsia="Arial"/>
+                <w:rFonts w:ascii="Arial" w:hAnsi="Arial" w:eastAsia="Arial" w:cs="Tahoma"/>
                 <w:b/>
                 <w:sz w:val="18"/>
               </w:rPr>
@@ -6147,7 +6256,7 @@
             <w:r/>
             <w:r>
               <w:rPr>
-                <w:rFonts w:ascii="Arial" w:hAnsi="Arial" w:eastAsia="Arial"/>
+                <w:rFonts w:ascii="Arial" w:hAnsi="Arial" w:eastAsia="Arial" w:cs="Tahoma"/>
                 <w:b/>
                 <w:sz w:val="18"/>
               </w:rPr>
@@ -6169,7 +6278,7 @@
             <w:r/>
             <w:r>
               <w:rPr>
-                <w:rFonts w:ascii="Arial" w:hAnsi="Arial" w:eastAsia="Arial"/>
+                <w:rFonts w:ascii="Arial" w:hAnsi="Arial" w:eastAsia="Arial" w:cs="Tahoma"/>
                 <w:b/>
                 <w:sz w:val="18"/>
               </w:rPr>
@@ -6194,13 +6303,13 @@
             </w:pPr>
             <w:r>
               <w:rPr>
-                <w:rFonts w:ascii="Arial" w:hAnsi="Arial" w:eastAsia="Arial"/>
-                <w:sz w:val="18"/>
-              </w:rPr>
-            </w:r>
-            <w:r>
-              <w:rPr>
-                <w:rFonts w:ascii="Arial" w:hAnsi="Arial" w:eastAsia="Arial"/>
+                <w:rFonts w:ascii="Arial" w:hAnsi="Arial" w:eastAsia="Arial" w:cs="Tahoma"/>
+                <w:sz w:val="18"/>
+              </w:rPr>
+            </w:r>
+            <w:r>
+              <w:rPr>
+                <w:rFonts w:ascii="Arial" w:hAnsi="Arial" w:eastAsia="Arial" w:cs="Tahoma"/>
                 <w:sz w:val="18"/>
               </w:rPr>
               <w:t>page</w:t>
@@ -6219,13 +6328,13 @@
             </w:pPr>
             <w:r>
               <w:rPr>
-                <w:rFonts w:ascii="Arial" w:hAnsi="Arial" w:eastAsia="Arial"/>
-                <w:sz w:val="18"/>
-              </w:rPr>
-            </w:r>
-            <w:r>
-              <w:rPr>
-                <w:rFonts w:ascii="Arial" w:hAnsi="Arial" w:eastAsia="Arial"/>
+                <w:rFonts w:ascii="Arial" w:hAnsi="Arial" w:eastAsia="Arial" w:cs="Tahoma"/>
+                <w:sz w:val="18"/>
+              </w:rPr>
+            </w:r>
+            <w:r>
+              <w:rPr>
+                <w:rFonts w:ascii="Arial" w:hAnsi="Arial" w:eastAsia="Arial" w:cs="Tahoma"/>
                 <w:sz w:val="18"/>
               </w:rPr>
               <w:t>integer</w:t>
@@ -6244,13 +6353,13 @@
             </w:pPr>
             <w:r>
               <w:rPr>
-                <w:rFonts w:ascii="Arial" w:hAnsi="Arial" w:eastAsia="Arial"/>
-                <w:sz w:val="18"/>
-              </w:rPr>
-            </w:r>
-            <w:r>
-              <w:rPr>
-                <w:rFonts w:ascii="Arial" w:hAnsi="Arial" w:eastAsia="Arial"/>
+                <w:rFonts w:ascii="Arial" w:hAnsi="Arial" w:eastAsia="Arial" w:cs="Tahoma"/>
+                <w:sz w:val="18"/>
+              </w:rPr>
+            </w:r>
+            <w:r>
+              <w:rPr>
+                <w:rFonts w:ascii="Arial" w:hAnsi="Arial" w:eastAsia="Arial" w:cs="Tahoma"/>
                 <w:sz w:val="18"/>
               </w:rPr>
               <w:t>No</w:t>
@@ -6269,13 +6378,13 @@
             </w:pPr>
             <w:r>
               <w:rPr>
-                <w:rFonts w:ascii="Arial" w:hAnsi="Arial" w:eastAsia="Arial"/>
-                <w:sz w:val="18"/>
-              </w:rPr>
-            </w:r>
-            <w:r>
-              <w:rPr>
-                <w:rFonts w:ascii="Arial" w:hAnsi="Arial" w:eastAsia="Arial"/>
+                <w:rFonts w:ascii="Arial" w:hAnsi="Arial" w:eastAsia="Arial" w:cs="Tahoma"/>
+                <w:sz w:val="18"/>
+              </w:rPr>
+            </w:r>
+            <w:r>
+              <w:rPr>
+                <w:rFonts w:ascii="Arial" w:hAnsi="Arial" w:eastAsia="Arial" w:cs="Tahoma"/>
                 <w:sz w:val="18"/>
               </w:rPr>
               <w:t>&gt;= 1; default 1</w:t>
@@ -6299,13 +6408,13 @@
             </w:pPr>
             <w:r>
               <w:rPr>
-                <w:rFonts w:ascii="Arial" w:hAnsi="Arial" w:eastAsia="Arial"/>
-                <w:sz w:val="18"/>
-              </w:rPr>
-            </w:r>
-            <w:r>
-              <w:rPr>
-                <w:rFonts w:ascii="Arial" w:hAnsi="Arial" w:eastAsia="Arial"/>
+                <w:rFonts w:ascii="Arial" w:hAnsi="Arial" w:eastAsia="Arial" w:cs="Tahoma"/>
+                <w:sz w:val="18"/>
+              </w:rPr>
+            </w:r>
+            <w:r>
+              <w:rPr>
+                <w:rFonts w:ascii="Arial" w:hAnsi="Arial" w:eastAsia="Arial" w:cs="Tahoma"/>
                 <w:sz w:val="18"/>
               </w:rPr>
               <w:t>size</w:t>
@@ -6324,13 +6433,13 @@
             </w:pPr>
             <w:r>
               <w:rPr>
-                <w:rFonts w:ascii="Arial" w:hAnsi="Arial" w:eastAsia="Arial"/>
-                <w:sz w:val="18"/>
-              </w:rPr>
-            </w:r>
-            <w:r>
-              <w:rPr>
-                <w:rFonts w:ascii="Arial" w:hAnsi="Arial" w:eastAsia="Arial"/>
+                <w:rFonts w:ascii="Arial" w:hAnsi="Arial" w:eastAsia="Arial" w:cs="Tahoma"/>
+                <w:sz w:val="18"/>
+              </w:rPr>
+            </w:r>
+            <w:r>
+              <w:rPr>
+                <w:rFonts w:ascii="Arial" w:hAnsi="Arial" w:eastAsia="Arial" w:cs="Tahoma"/>
                 <w:sz w:val="18"/>
               </w:rPr>
               <w:t>integer</w:t>
@@ -6349,13 +6458,13 @@
             </w:pPr>
             <w:r>
               <w:rPr>
-                <w:rFonts w:ascii="Arial" w:hAnsi="Arial" w:eastAsia="Arial"/>
-                <w:sz w:val="18"/>
-              </w:rPr>
-            </w:r>
-            <w:r>
-              <w:rPr>
-                <w:rFonts w:ascii="Arial" w:hAnsi="Arial" w:eastAsia="Arial"/>
+                <w:rFonts w:ascii="Arial" w:hAnsi="Arial" w:eastAsia="Arial" w:cs="Tahoma"/>
+                <w:sz w:val="18"/>
+              </w:rPr>
+            </w:r>
+            <w:r>
+              <w:rPr>
+                <w:rFonts w:ascii="Arial" w:hAnsi="Arial" w:eastAsia="Arial" w:cs="Tahoma"/>
                 <w:sz w:val="18"/>
               </w:rPr>
               <w:t>No</w:t>
@@ -6374,13 +6483,13 @@
             </w:pPr>
             <w:r>
               <w:rPr>
-                <w:rFonts w:ascii="Arial" w:hAnsi="Arial" w:eastAsia="Arial"/>
-                <w:sz w:val="18"/>
-              </w:rPr>
-            </w:r>
-            <w:r>
-              <w:rPr>
-                <w:rFonts w:ascii="Arial" w:hAnsi="Arial" w:eastAsia="Arial"/>
+                <w:rFonts w:ascii="Arial" w:hAnsi="Arial" w:eastAsia="Arial" w:cs="Tahoma"/>
+                <w:sz w:val="18"/>
+              </w:rPr>
+            </w:r>
+            <w:r>
+              <w:rPr>
+                <w:rFonts w:ascii="Arial" w:hAnsi="Arial" w:eastAsia="Arial" w:cs="Tahoma"/>
                 <w:sz w:val="18"/>
               </w:rPr>
               <w:t>1..100; default 20</w:t>
@@ -6418,7 +6527,7 @@
             <w:r/>
             <w:r>
               <w:rPr>
-                <w:rFonts w:ascii="Arial" w:hAnsi="Arial" w:eastAsia="Arial"/>
+                <w:rFonts w:ascii="Arial" w:hAnsi="Arial" w:eastAsia="Arial" w:cs="Tahoma"/>
                 <w:b/>
                 <w:sz w:val="18"/>
               </w:rPr>
@@ -6444,7 +6553,7 @@
             <w:r/>
             <w:r>
               <w:rPr>
-                <w:rFonts w:ascii="Courier New" w:hAnsi="Courier New" w:eastAsia="Courier New"/>
+                <w:rFonts w:ascii="Courier New" w:hAnsi="Courier New" w:eastAsia="Courier New" w:cs="Tahoma"/>
                 <w:sz w:val="16"/>
               </w:rPr>
               <w:t>{</w:t>
@@ -6506,7 +6615,7 @@
             <w:r/>
             <w:r>
               <w:rPr>
-                <w:rFonts w:ascii="Arial" w:hAnsi="Arial" w:eastAsia="Arial"/>
+                <w:rFonts w:ascii="Arial" w:hAnsi="Arial" w:eastAsia="Arial" w:cs="Tahoma"/>
                 <w:b/>
                 <w:sz w:val="18"/>
               </w:rPr>
@@ -6528,7 +6637,7 @@
             <w:r/>
             <w:r>
               <w:rPr>
-                <w:rFonts w:ascii="Arial" w:hAnsi="Arial" w:eastAsia="Arial"/>
+                <w:rFonts w:ascii="Arial" w:hAnsi="Arial" w:eastAsia="Arial" w:cs="Tahoma"/>
                 <w:b/>
                 <w:sz w:val="18"/>
               </w:rPr>
@@ -6550,7 +6659,7 @@
             <w:r/>
             <w:r>
               <w:rPr>
-                <w:rFonts w:ascii="Arial" w:hAnsi="Arial" w:eastAsia="Arial"/>
+                <w:rFonts w:ascii="Arial" w:hAnsi="Arial" w:eastAsia="Arial" w:cs="Tahoma"/>
                 <w:b/>
                 <w:sz w:val="18"/>
               </w:rPr>
@@ -6572,7 +6681,7 @@
             <w:r/>
             <w:r>
               <w:rPr>
-                <w:rFonts w:ascii="Arial" w:hAnsi="Arial" w:eastAsia="Arial"/>
+                <w:rFonts w:ascii="Arial" w:hAnsi="Arial" w:eastAsia="Arial" w:cs="Tahoma"/>
                 <w:b/>
                 <w:sz w:val="18"/>
               </w:rPr>
@@ -6597,13 +6706,13 @@
             </w:pPr>
             <w:r>
               <w:rPr>
-                <w:rFonts w:ascii="Arial" w:hAnsi="Arial" w:eastAsia="Arial"/>
-                <w:sz w:val="18"/>
-              </w:rPr>
-            </w:r>
-            <w:r>
-              <w:rPr>
-                <w:rFonts w:ascii="Arial" w:hAnsi="Arial" w:eastAsia="Arial"/>
+                <w:rFonts w:ascii="Arial" w:hAnsi="Arial" w:eastAsia="Arial" w:cs="Tahoma"/>
+                <w:sz w:val="18"/>
+              </w:rPr>
+            </w:r>
+            <w:r>
+              <w:rPr>
+                <w:rFonts w:ascii="Arial" w:hAnsi="Arial" w:eastAsia="Arial" w:cs="Tahoma"/>
                 <w:sz w:val="18"/>
               </w:rPr>
               <w:t>page</w:t>
@@ -6622,13 +6731,13 @@
             </w:pPr>
             <w:r>
               <w:rPr>
-                <w:rFonts w:ascii="Arial" w:hAnsi="Arial" w:eastAsia="Arial"/>
-                <w:sz w:val="18"/>
-              </w:rPr>
-            </w:r>
-            <w:r>
-              <w:rPr>
-                <w:rFonts w:ascii="Arial" w:hAnsi="Arial" w:eastAsia="Arial"/>
+                <w:rFonts w:ascii="Arial" w:hAnsi="Arial" w:eastAsia="Arial" w:cs="Tahoma"/>
+                <w:sz w:val="18"/>
+              </w:rPr>
+            </w:r>
+            <w:r>
+              <w:rPr>
+                <w:rFonts w:ascii="Arial" w:hAnsi="Arial" w:eastAsia="Arial" w:cs="Tahoma"/>
                 <w:sz w:val="18"/>
               </w:rPr>
               <w:t>integer</w:t>
@@ -6647,13 +6756,13 @@
             </w:pPr>
             <w:r>
               <w:rPr>
-                <w:rFonts w:ascii="Arial" w:hAnsi="Arial" w:eastAsia="Arial"/>
-                <w:sz w:val="18"/>
-              </w:rPr>
-            </w:r>
-            <w:r>
-              <w:rPr>
-                <w:rFonts w:ascii="Arial" w:hAnsi="Arial" w:eastAsia="Arial"/>
+                <w:rFonts w:ascii="Arial" w:hAnsi="Arial" w:eastAsia="Arial" w:cs="Tahoma"/>
+                <w:sz w:val="18"/>
+              </w:rPr>
+            </w:r>
+            <w:r>
+              <w:rPr>
+                <w:rFonts w:ascii="Arial" w:hAnsi="Arial" w:eastAsia="Arial" w:cs="Tahoma"/>
                 <w:sz w:val="18"/>
               </w:rPr>
               <w:t>Yes</w:t>
@@ -6672,13 +6781,13 @@
             </w:pPr>
             <w:r>
               <w:rPr>
-                <w:rFonts w:ascii="Arial" w:hAnsi="Arial" w:eastAsia="Arial"/>
-                <w:sz w:val="18"/>
-              </w:rPr>
-            </w:r>
-            <w:r>
-              <w:rPr>
-                <w:rFonts w:ascii="Arial" w:hAnsi="Arial" w:eastAsia="Arial"/>
+                <w:rFonts w:ascii="Arial" w:hAnsi="Arial" w:eastAsia="Arial" w:cs="Tahoma"/>
+                <w:sz w:val="18"/>
+              </w:rPr>
+            </w:r>
+            <w:r>
+              <w:rPr>
+                <w:rFonts w:ascii="Arial" w:hAnsi="Arial" w:eastAsia="Arial" w:cs="Tahoma"/>
                 <w:sz w:val="18"/>
               </w:rPr>
               <w:t>&gt;= 1; default 1</w:t>
@@ -6702,13 +6811,13 @@
             </w:pPr>
             <w:r>
               <w:rPr>
-                <w:rFonts w:ascii="Arial" w:hAnsi="Arial" w:eastAsia="Arial"/>
-                <w:sz w:val="18"/>
-              </w:rPr>
-            </w:r>
-            <w:r>
-              <w:rPr>
-                <w:rFonts w:ascii="Arial" w:hAnsi="Arial" w:eastAsia="Arial"/>
+                <w:rFonts w:ascii="Arial" w:hAnsi="Arial" w:eastAsia="Arial" w:cs="Tahoma"/>
+                <w:sz w:val="18"/>
+              </w:rPr>
+            </w:r>
+            <w:r>
+              <w:rPr>
+                <w:rFonts w:ascii="Arial" w:hAnsi="Arial" w:eastAsia="Arial" w:cs="Tahoma"/>
                 <w:sz w:val="18"/>
               </w:rPr>
               <w:t>size</w:t>
@@ -6727,13 +6836,13 @@
             </w:pPr>
             <w:r>
               <w:rPr>
-                <w:rFonts w:ascii="Arial" w:hAnsi="Arial" w:eastAsia="Arial"/>
-                <w:sz w:val="18"/>
-              </w:rPr>
-            </w:r>
-            <w:r>
-              <w:rPr>
-                <w:rFonts w:ascii="Arial" w:hAnsi="Arial" w:eastAsia="Arial"/>
+                <w:rFonts w:ascii="Arial" w:hAnsi="Arial" w:eastAsia="Arial" w:cs="Tahoma"/>
+                <w:sz w:val="18"/>
+              </w:rPr>
+            </w:r>
+            <w:r>
+              <w:rPr>
+                <w:rFonts w:ascii="Arial" w:hAnsi="Arial" w:eastAsia="Arial" w:cs="Tahoma"/>
                 <w:sz w:val="18"/>
               </w:rPr>
               <w:t>integer</w:t>
@@ -6752,13 +6861,13 @@
             </w:pPr>
             <w:r>
               <w:rPr>
-                <w:rFonts w:ascii="Arial" w:hAnsi="Arial" w:eastAsia="Arial"/>
-                <w:sz w:val="18"/>
-              </w:rPr>
-            </w:r>
-            <w:r>
-              <w:rPr>
-                <w:rFonts w:ascii="Arial" w:hAnsi="Arial" w:eastAsia="Arial"/>
+                <w:rFonts w:ascii="Arial" w:hAnsi="Arial" w:eastAsia="Arial" w:cs="Tahoma"/>
+                <w:sz w:val="18"/>
+              </w:rPr>
+            </w:r>
+            <w:r>
+              <w:rPr>
+                <w:rFonts w:ascii="Arial" w:hAnsi="Arial" w:eastAsia="Arial" w:cs="Tahoma"/>
                 <w:sz w:val="18"/>
               </w:rPr>
               <w:t>Yes</w:t>
@@ -6777,13 +6886,13 @@
             </w:pPr>
             <w:r>
               <w:rPr>
-                <w:rFonts w:ascii="Arial" w:hAnsi="Arial" w:eastAsia="Arial"/>
-                <w:sz w:val="18"/>
-              </w:rPr>
-            </w:r>
-            <w:r>
-              <w:rPr>
-                <w:rFonts w:ascii="Arial" w:hAnsi="Arial" w:eastAsia="Arial"/>
+                <w:rFonts w:ascii="Arial" w:hAnsi="Arial" w:eastAsia="Arial" w:cs="Tahoma"/>
+                <w:sz w:val="18"/>
+              </w:rPr>
+            </w:r>
+            <w:r>
+              <w:rPr>
+                <w:rFonts w:ascii="Arial" w:hAnsi="Arial" w:eastAsia="Arial" w:cs="Tahoma"/>
                 <w:sz w:val="18"/>
               </w:rPr>
               <w:t>1..100; default 20</w:t>
@@ -6807,13 +6916,13 @@
             </w:pPr>
             <w:r>
               <w:rPr>
-                <w:rFonts w:ascii="Arial" w:hAnsi="Arial" w:eastAsia="Arial"/>
-                <w:sz w:val="18"/>
-              </w:rPr>
-            </w:r>
-            <w:r>
-              <w:rPr>
-                <w:rFonts w:ascii="Arial" w:hAnsi="Arial" w:eastAsia="Arial"/>
+                <w:rFonts w:ascii="Arial" w:hAnsi="Arial" w:eastAsia="Arial" w:cs="Tahoma"/>
+                <w:sz w:val="18"/>
+              </w:rPr>
+            </w:r>
+            <w:r>
+              <w:rPr>
+                <w:rFonts w:ascii="Arial" w:hAnsi="Arial" w:eastAsia="Arial" w:cs="Tahoma"/>
                 <w:sz w:val="18"/>
               </w:rPr>
               <w:t>total</w:t>
@@ -6832,13 +6941,13 @@
             </w:pPr>
             <w:r>
               <w:rPr>
-                <w:rFonts w:ascii="Arial" w:hAnsi="Arial" w:eastAsia="Arial"/>
-                <w:sz w:val="18"/>
-              </w:rPr>
-            </w:r>
-            <w:r>
-              <w:rPr>
-                <w:rFonts w:ascii="Arial" w:hAnsi="Arial" w:eastAsia="Arial"/>
+                <w:rFonts w:ascii="Arial" w:hAnsi="Arial" w:eastAsia="Arial" w:cs="Tahoma"/>
+                <w:sz w:val="18"/>
+              </w:rPr>
+            </w:r>
+            <w:r>
+              <w:rPr>
+                <w:rFonts w:ascii="Arial" w:hAnsi="Arial" w:eastAsia="Arial" w:cs="Tahoma"/>
                 <w:sz w:val="18"/>
               </w:rPr>
               <w:t>integer</w:t>
@@ -6857,13 +6966,13 @@
             </w:pPr>
             <w:r>
               <w:rPr>
-                <w:rFonts w:ascii="Arial" w:hAnsi="Arial" w:eastAsia="Arial"/>
-                <w:sz w:val="18"/>
-              </w:rPr>
-            </w:r>
-            <w:r>
-              <w:rPr>
-                <w:rFonts w:ascii="Arial" w:hAnsi="Arial" w:eastAsia="Arial"/>
+                <w:rFonts w:ascii="Arial" w:hAnsi="Arial" w:eastAsia="Arial" w:cs="Tahoma"/>
+                <w:sz w:val="18"/>
+              </w:rPr>
+            </w:r>
+            <w:r>
+              <w:rPr>
+                <w:rFonts w:ascii="Arial" w:hAnsi="Arial" w:eastAsia="Arial" w:cs="Tahoma"/>
                 <w:sz w:val="18"/>
               </w:rPr>
               <w:t>Yes</w:t>
@@ -6882,13 +6991,13 @@
             </w:pPr>
             <w:r>
               <w:rPr>
-                <w:rFonts w:ascii="Arial" w:hAnsi="Arial" w:eastAsia="Arial"/>
-                <w:sz w:val="18"/>
-              </w:rPr>
-            </w:r>
-            <w:r>
-              <w:rPr>
-                <w:rFonts w:ascii="Arial" w:hAnsi="Arial" w:eastAsia="Arial"/>
+                <w:rFonts w:ascii="Arial" w:hAnsi="Arial" w:eastAsia="Arial" w:cs="Tahoma"/>
+                <w:sz w:val="18"/>
+              </w:rPr>
+            </w:r>
+            <w:r>
+              <w:rPr>
+                <w:rFonts w:ascii="Arial" w:hAnsi="Arial" w:eastAsia="Arial" w:cs="Tahoma"/>
                 <w:sz w:val="18"/>
               </w:rPr>
               <w:t>UTF-8; use value domain described by endpoint purpose</w:t>
@@ -6912,13 +7021,13 @@
             </w:pPr>
             <w:r>
               <w:rPr>
-                <w:rFonts w:ascii="Arial" w:hAnsi="Arial" w:eastAsia="Arial"/>
-                <w:sz w:val="18"/>
-              </w:rPr>
-            </w:r>
-            <w:r>
-              <w:rPr>
-                <w:rFonts w:ascii="Arial" w:hAnsi="Arial" w:eastAsia="Arial"/>
+                <w:rFonts w:ascii="Arial" w:hAnsi="Arial" w:eastAsia="Arial" w:cs="Tahoma"/>
+                <w:sz w:val="18"/>
+              </w:rPr>
+            </w:r>
+            <w:r>
+              <w:rPr>
+                <w:rFonts w:ascii="Arial" w:hAnsi="Arial" w:eastAsia="Arial" w:cs="Tahoma"/>
                 <w:sz w:val="18"/>
               </w:rPr>
               <w:t>items</w:t>
@@ -6937,13 +7046,13 @@
             </w:pPr>
             <w:r>
               <w:rPr>
-                <w:rFonts w:ascii="Arial" w:hAnsi="Arial" w:eastAsia="Arial"/>
-                <w:sz w:val="18"/>
-              </w:rPr>
-            </w:r>
-            <w:r>
-              <w:rPr>
-                <w:rFonts w:ascii="Arial" w:hAnsi="Arial" w:eastAsia="Arial"/>
+                <w:rFonts w:ascii="Arial" w:hAnsi="Arial" w:eastAsia="Arial" w:cs="Tahoma"/>
+                <w:sz w:val="18"/>
+              </w:rPr>
+            </w:r>
+            <w:r>
+              <w:rPr>
+                <w:rFonts w:ascii="Arial" w:hAnsi="Arial" w:eastAsia="Arial" w:cs="Tahoma"/>
                 <w:sz w:val="18"/>
               </w:rPr>
               <w:t>array&lt;object&gt;</w:t>
@@ -6962,13 +7071,13 @@
             </w:pPr>
             <w:r>
               <w:rPr>
-                <w:rFonts w:ascii="Arial" w:hAnsi="Arial" w:eastAsia="Arial"/>
-                <w:sz w:val="18"/>
-              </w:rPr>
-            </w:r>
-            <w:r>
-              <w:rPr>
-                <w:rFonts w:ascii="Arial" w:hAnsi="Arial" w:eastAsia="Arial"/>
+                <w:rFonts w:ascii="Arial" w:hAnsi="Arial" w:eastAsia="Arial" w:cs="Tahoma"/>
+                <w:sz w:val="18"/>
+              </w:rPr>
+            </w:r>
+            <w:r>
+              <w:rPr>
+                <w:rFonts w:ascii="Arial" w:hAnsi="Arial" w:eastAsia="Arial" w:cs="Tahoma"/>
                 <w:sz w:val="18"/>
               </w:rPr>
               <w:t>Yes</w:t>
@@ -6987,13 +7096,13 @@
             </w:pPr>
             <w:r>
               <w:rPr>
-                <w:rFonts w:ascii="Arial" w:hAnsi="Arial" w:eastAsia="Arial"/>
-                <w:sz w:val="18"/>
-              </w:rPr>
-            </w:r>
-            <w:r>
-              <w:rPr>
-                <w:rFonts w:ascii="Arial" w:hAnsi="Arial" w:eastAsia="Arial"/>
+                <w:rFonts w:ascii="Arial" w:hAnsi="Arial" w:eastAsia="Arial" w:cs="Tahoma"/>
+                <w:sz w:val="18"/>
+              </w:rPr>
+            </w:r>
+            <w:r>
+              <w:rPr>
+                <w:rFonts w:ascii="Arial" w:hAnsi="Arial" w:eastAsia="Arial" w:cs="Tahoma"/>
                 <w:sz w:val="18"/>
               </w:rPr>
               <w:t>JSON array; element type shown in Type column</w:t>
@@ -7050,7 +7159,7 @@
             <w:r/>
             <w:r>
               <w:rPr>
-                <w:rFonts w:ascii="Arial" w:hAnsi="Arial" w:eastAsia="Arial"/>
+                <w:rFonts w:ascii="Arial" w:hAnsi="Arial" w:eastAsia="Arial" w:cs="Tahoma"/>
                 <w:b/>
                 <w:sz w:val="18"/>
               </w:rPr>
@@ -7076,7 +7185,7 @@
             <w:r/>
             <w:r>
               <w:rPr>
-                <w:rFonts w:ascii="Courier New" w:hAnsi="Courier New" w:eastAsia="Courier New"/>
+                <w:rFonts w:ascii="Courier New" w:hAnsi="Courier New" w:eastAsia="Courier New" w:cs="Tahoma"/>
                 <w:sz w:val="16"/>
               </w:rPr>
               <w:t>{</w:t>
@@ -7134,7 +7243,7 @@
             <w:r/>
             <w:r>
               <w:rPr>
-                <w:rFonts w:ascii="Arial" w:hAnsi="Arial" w:eastAsia="Arial"/>
+                <w:rFonts w:ascii="Arial" w:hAnsi="Arial" w:eastAsia="Arial" w:cs="Tahoma"/>
                 <w:b/>
                 <w:sz w:val="18"/>
               </w:rPr>
@@ -7156,7 +7265,7 @@
             <w:r/>
             <w:r>
               <w:rPr>
-                <w:rFonts w:ascii="Arial" w:hAnsi="Arial" w:eastAsia="Arial"/>
+                <w:rFonts w:ascii="Arial" w:hAnsi="Arial" w:eastAsia="Arial" w:cs="Tahoma"/>
                 <w:b/>
                 <w:sz w:val="18"/>
               </w:rPr>
@@ -7178,7 +7287,7 @@
             <w:r/>
             <w:r>
               <w:rPr>
-                <w:rFonts w:ascii="Arial" w:hAnsi="Arial" w:eastAsia="Arial"/>
+                <w:rFonts w:ascii="Arial" w:hAnsi="Arial" w:eastAsia="Arial" w:cs="Tahoma"/>
                 <w:b/>
                 <w:sz w:val="18"/>
               </w:rPr>
@@ -7200,7 +7309,7 @@
             <w:r/>
             <w:r>
               <w:rPr>
-                <w:rFonts w:ascii="Arial" w:hAnsi="Arial" w:eastAsia="Arial"/>
+                <w:rFonts w:ascii="Arial" w:hAnsi="Arial" w:eastAsia="Arial" w:cs="Tahoma"/>
                 <w:b/>
                 <w:sz w:val="18"/>
               </w:rPr>
@@ -7225,13 +7334,13 @@
             </w:pPr>
             <w:r>
               <w:rPr>
-                <w:rFonts w:ascii="Arial" w:hAnsi="Arial" w:eastAsia="Arial"/>
-                <w:sz w:val="18"/>
-              </w:rPr>
-            </w:r>
-            <w:r>
-              <w:rPr>
-                <w:rFonts w:ascii="Arial" w:hAnsi="Arial" w:eastAsia="Arial"/>
+                <w:rFonts w:ascii="Arial" w:hAnsi="Arial" w:eastAsia="Arial" w:cs="Tahoma"/>
+                <w:sz w:val="18"/>
+              </w:rPr>
+            </w:r>
+            <w:r>
+              <w:rPr>
+                <w:rFonts w:ascii="Arial" w:hAnsi="Arial" w:eastAsia="Arial" w:cs="Tahoma"/>
                 <w:sz w:val="18"/>
               </w:rPr>
               <w:t>result</w:t>
@@ -7250,13 +7359,13 @@
             </w:pPr>
             <w:r>
               <w:rPr>
-                <w:rFonts w:ascii="Arial" w:hAnsi="Arial" w:eastAsia="Arial"/>
-                <w:sz w:val="18"/>
-              </w:rPr>
-            </w:r>
-            <w:r>
-              <w:rPr>
-                <w:rFonts w:ascii="Arial" w:hAnsi="Arial" w:eastAsia="Arial"/>
+                <w:rFonts w:ascii="Arial" w:hAnsi="Arial" w:eastAsia="Arial" w:cs="Tahoma"/>
+                <w:sz w:val="18"/>
+              </w:rPr>
+            </w:r>
+            <w:r>
+              <w:rPr>
+                <w:rFonts w:ascii="Arial" w:hAnsi="Arial" w:eastAsia="Arial" w:cs="Tahoma"/>
                 <w:sz w:val="18"/>
               </w:rPr>
               <w:t>string</w:t>
@@ -7275,13 +7384,13 @@
             </w:pPr>
             <w:r>
               <w:rPr>
-                <w:rFonts w:ascii="Arial" w:hAnsi="Arial" w:eastAsia="Arial"/>
-                <w:sz w:val="18"/>
-              </w:rPr>
-            </w:r>
-            <w:r>
-              <w:rPr>
-                <w:rFonts w:ascii="Arial" w:hAnsi="Arial" w:eastAsia="Arial"/>
+                <w:rFonts w:ascii="Arial" w:hAnsi="Arial" w:eastAsia="Arial" w:cs="Tahoma"/>
+                <w:sz w:val="18"/>
+              </w:rPr>
+            </w:r>
+            <w:r>
+              <w:rPr>
+                <w:rFonts w:ascii="Arial" w:hAnsi="Arial" w:eastAsia="Arial" w:cs="Tahoma"/>
                 <w:sz w:val="18"/>
               </w:rPr>
               <w:t>Yes</w:t>
@@ -7300,13 +7409,13 @@
             </w:pPr>
             <w:r>
               <w:rPr>
-                <w:rFonts w:ascii="Arial" w:hAnsi="Arial" w:eastAsia="Arial"/>
-                <w:sz w:val="18"/>
-              </w:rPr>
-            </w:r>
-            <w:r>
-              <w:rPr>
-                <w:rFonts w:ascii="Arial" w:hAnsi="Arial" w:eastAsia="Arial"/>
+                <w:rFonts w:ascii="Arial" w:hAnsi="Arial" w:eastAsia="Arial" w:cs="Tahoma"/>
+                <w:sz w:val="18"/>
+              </w:rPr>
+            </w:r>
+            <w:r>
+              <w:rPr>
+                <w:rFonts w:ascii="Arial" w:hAnsi="Arial" w:eastAsia="Arial" w:cs="Tahoma"/>
                 <w:sz w:val="18"/>
               </w:rPr>
               <w:t>UTF-8; use value domain described by endpoint purpose</w:t>
@@ -7330,13 +7439,13 @@
             </w:pPr>
             <w:r>
               <w:rPr>
-                <w:rFonts w:ascii="Arial" w:hAnsi="Arial" w:eastAsia="Arial"/>
-                <w:sz w:val="18"/>
-              </w:rPr>
-            </w:r>
-            <w:r>
-              <w:rPr>
-                <w:rFonts w:ascii="Arial" w:hAnsi="Arial" w:eastAsia="Arial"/>
+                <w:rFonts w:ascii="Arial" w:hAnsi="Arial" w:eastAsia="Arial" w:cs="Tahoma"/>
+                <w:sz w:val="18"/>
+              </w:rPr>
+            </w:r>
+            <w:r>
+              <w:rPr>
+                <w:rFonts w:ascii="Arial" w:hAnsi="Arial" w:eastAsia="Arial" w:cs="Tahoma"/>
                 <w:sz w:val="18"/>
               </w:rPr>
               <w:t>comment</w:t>
@@ -7355,13 +7464,13 @@
             </w:pPr>
             <w:r>
               <w:rPr>
-                <w:rFonts w:ascii="Arial" w:hAnsi="Arial" w:eastAsia="Arial"/>
-                <w:sz w:val="18"/>
-              </w:rPr>
-            </w:r>
-            <w:r>
-              <w:rPr>
-                <w:rFonts w:ascii="Arial" w:hAnsi="Arial" w:eastAsia="Arial"/>
+                <w:rFonts w:ascii="Arial" w:hAnsi="Arial" w:eastAsia="Arial" w:cs="Tahoma"/>
+                <w:sz w:val="18"/>
+              </w:rPr>
+            </w:r>
+            <w:r>
+              <w:rPr>
+                <w:rFonts w:ascii="Arial" w:hAnsi="Arial" w:eastAsia="Arial" w:cs="Tahoma"/>
                 <w:sz w:val="18"/>
               </w:rPr>
               <w:t>string</w:t>
@@ -7380,13 +7489,13 @@
             </w:pPr>
             <w:r>
               <w:rPr>
-                <w:rFonts w:ascii="Arial" w:hAnsi="Arial" w:eastAsia="Arial"/>
-                <w:sz w:val="18"/>
-              </w:rPr>
-            </w:r>
-            <w:r>
-              <w:rPr>
-                <w:rFonts w:ascii="Arial" w:hAnsi="Arial" w:eastAsia="Arial"/>
+                <w:rFonts w:ascii="Arial" w:hAnsi="Arial" w:eastAsia="Arial" w:cs="Tahoma"/>
+                <w:sz w:val="18"/>
+              </w:rPr>
+            </w:r>
+            <w:r>
+              <w:rPr>
+                <w:rFonts w:ascii="Arial" w:hAnsi="Arial" w:eastAsia="Arial" w:cs="Tahoma"/>
                 <w:sz w:val="18"/>
               </w:rPr>
               <w:t>Yes</w:t>
@@ -7405,13 +7514,13 @@
             </w:pPr>
             <w:r>
               <w:rPr>
-                <w:rFonts w:ascii="Arial" w:hAnsi="Arial" w:eastAsia="Arial"/>
-                <w:sz w:val="18"/>
-              </w:rPr>
-            </w:r>
-            <w:r>
-              <w:rPr>
-                <w:rFonts w:ascii="Arial" w:hAnsi="Arial" w:eastAsia="Arial"/>
+                <w:rFonts w:ascii="Arial" w:hAnsi="Arial" w:eastAsia="Arial" w:cs="Tahoma"/>
+                <w:sz w:val="18"/>
+              </w:rPr>
+            </w:r>
+            <w:r>
+              <w:rPr>
+                <w:rFonts w:ascii="Arial" w:hAnsi="Arial" w:eastAsia="Arial" w:cs="Tahoma"/>
                 <w:sz w:val="18"/>
               </w:rPr>
               <w:t>trimmed UTF-8 Thai text; required by operation/business rule</w:t>
@@ -7449,7 +7558,7 @@
             <w:r/>
             <w:r>
               <w:rPr>
-                <w:rFonts w:ascii="Arial" w:hAnsi="Arial" w:eastAsia="Arial"/>
+                <w:rFonts w:ascii="Arial" w:hAnsi="Arial" w:eastAsia="Arial" w:cs="Tahoma"/>
                 <w:b/>
                 <w:sz w:val="18"/>
               </w:rPr>
@@ -7475,7 +7584,7 @@
             <w:r/>
             <w:r>
               <w:rPr>
-                <w:rFonts w:ascii="Courier New" w:hAnsi="Courier New" w:eastAsia="Courier New"/>
+                <w:rFonts w:ascii="Courier New" w:hAnsi="Courier New" w:eastAsia="Courier New" w:cs="Tahoma"/>
                 <w:sz w:val="16"/>
               </w:rPr>
               <w:t>{</w:t>
@@ -7535,7 +7644,7 @@
             <w:r/>
             <w:r>
               <w:rPr>
-                <w:rFonts w:ascii="Arial" w:hAnsi="Arial" w:eastAsia="Arial"/>
+                <w:rFonts w:ascii="Arial" w:hAnsi="Arial" w:eastAsia="Arial" w:cs="Tahoma"/>
                 <w:b/>
                 <w:sz w:val="18"/>
               </w:rPr>
@@ -7557,7 +7666,7 @@
             <w:r/>
             <w:r>
               <w:rPr>
-                <w:rFonts w:ascii="Arial" w:hAnsi="Arial" w:eastAsia="Arial"/>
+                <w:rFonts w:ascii="Arial" w:hAnsi="Arial" w:eastAsia="Arial" w:cs="Tahoma"/>
                 <w:b/>
                 <w:sz w:val="18"/>
               </w:rPr>
@@ -7579,7 +7688,7 @@
             <w:r/>
             <w:r>
               <w:rPr>
-                <w:rFonts w:ascii="Arial" w:hAnsi="Arial" w:eastAsia="Arial"/>
+                <w:rFonts w:ascii="Arial" w:hAnsi="Arial" w:eastAsia="Arial" w:cs="Tahoma"/>
                 <w:b/>
                 <w:sz w:val="18"/>
               </w:rPr>
@@ -7601,7 +7710,7 @@
             <w:r/>
             <w:r>
               <w:rPr>
-                <w:rFonts w:ascii="Arial" w:hAnsi="Arial" w:eastAsia="Arial"/>
+                <w:rFonts w:ascii="Arial" w:hAnsi="Arial" w:eastAsia="Arial" w:cs="Tahoma"/>
                 <w:b/>
                 <w:sz w:val="18"/>
               </w:rPr>
@@ -7626,13 +7735,13 @@
             </w:pPr>
             <w:r>
               <w:rPr>
-                <w:rFonts w:ascii="Arial" w:hAnsi="Arial" w:eastAsia="Arial"/>
-                <w:sz w:val="18"/>
-              </w:rPr>
-            </w:r>
-            <w:r>
-              <w:rPr>
-                <w:rFonts w:ascii="Arial" w:hAnsi="Arial" w:eastAsia="Arial"/>
+                <w:rFonts w:ascii="Arial" w:hAnsi="Arial" w:eastAsia="Arial" w:cs="Tahoma"/>
+                <w:sz w:val="18"/>
+              </w:rPr>
+            </w:r>
+            <w:r>
+              <w:rPr>
+                <w:rFonts w:ascii="Arial" w:hAnsi="Arial" w:eastAsia="Arial" w:cs="Tahoma"/>
                 <w:sz w:val="18"/>
               </w:rPr>
               <w:t>statusCode</w:t>
@@ -7651,13 +7760,13 @@
             </w:pPr>
             <w:r>
               <w:rPr>
-                <w:rFonts w:ascii="Arial" w:hAnsi="Arial" w:eastAsia="Arial"/>
-                <w:sz w:val="18"/>
-              </w:rPr>
-            </w:r>
-            <w:r>
-              <w:rPr>
-                <w:rFonts w:ascii="Arial" w:hAnsi="Arial" w:eastAsia="Arial"/>
+                <w:rFonts w:ascii="Arial" w:hAnsi="Arial" w:eastAsia="Arial" w:cs="Tahoma"/>
+                <w:sz w:val="18"/>
+              </w:rPr>
+            </w:r>
+            <w:r>
+              <w:rPr>
+                <w:rFonts w:ascii="Arial" w:hAnsi="Arial" w:eastAsia="Arial" w:cs="Tahoma"/>
                 <w:sz w:val="18"/>
               </w:rPr>
               <w:t>string</w:t>
@@ -7676,13 +7785,13 @@
             </w:pPr>
             <w:r>
               <w:rPr>
-                <w:rFonts w:ascii="Arial" w:hAnsi="Arial" w:eastAsia="Arial"/>
-                <w:sz w:val="18"/>
-              </w:rPr>
-            </w:r>
-            <w:r>
-              <w:rPr>
-                <w:rFonts w:ascii="Arial" w:hAnsi="Arial" w:eastAsia="Arial"/>
+                <w:rFonts w:ascii="Arial" w:hAnsi="Arial" w:eastAsia="Arial" w:cs="Tahoma"/>
+                <w:sz w:val="18"/>
+              </w:rPr>
+            </w:r>
+            <w:r>
+              <w:rPr>
+                <w:rFonts w:ascii="Arial" w:hAnsi="Arial" w:eastAsia="Arial" w:cs="Tahoma"/>
                 <w:sz w:val="18"/>
               </w:rPr>
               <w:t>Yes</w:t>
@@ -7701,13 +7810,13 @@
             </w:pPr>
             <w:r>
               <w:rPr>
-                <w:rFonts w:ascii="Arial" w:hAnsi="Arial" w:eastAsia="Arial"/>
-                <w:sz w:val="18"/>
-              </w:rPr>
-            </w:r>
-            <w:r>
-              <w:rPr>
-                <w:rFonts w:ascii="Arial" w:hAnsi="Arial" w:eastAsia="Arial"/>
+                <w:rFonts w:ascii="Arial" w:hAnsi="Arial" w:eastAsia="Arial" w:cs="Tahoma"/>
+                <w:sz w:val="18"/>
+              </w:rPr>
+            </w:r>
+            <w:r>
+              <w:rPr>
+                <w:rFonts w:ascii="Arial" w:hAnsi="Arial" w:eastAsia="Arial" w:cs="Tahoma"/>
                 <w:sz w:val="18"/>
               </w:rPr>
               <w:t>canonical code; do not replace with display label</w:t>
@@ -7731,13 +7840,13 @@
             </w:pPr>
             <w:r>
               <w:rPr>
-                <w:rFonts w:ascii="Arial" w:hAnsi="Arial" w:eastAsia="Arial"/>
-                <w:sz w:val="18"/>
-              </w:rPr>
-            </w:r>
-            <w:r>
-              <w:rPr>
-                <w:rFonts w:ascii="Arial" w:hAnsi="Arial" w:eastAsia="Arial"/>
+                <w:rFonts w:ascii="Arial" w:hAnsi="Arial" w:eastAsia="Arial" w:cs="Tahoma"/>
+                <w:sz w:val="18"/>
+              </w:rPr>
+            </w:r>
+            <w:r>
+              <w:rPr>
+                <w:rFonts w:ascii="Arial" w:hAnsi="Arial" w:eastAsia="Arial" w:cs="Tahoma"/>
                 <w:sz w:val="18"/>
               </w:rPr>
               <w:t>nextSection</w:t>
@@ -7756,13 +7865,13 @@
             </w:pPr>
             <w:r>
               <w:rPr>
-                <w:rFonts w:ascii="Arial" w:hAnsi="Arial" w:eastAsia="Arial"/>
-                <w:sz w:val="18"/>
-              </w:rPr>
-            </w:r>
-            <w:r>
-              <w:rPr>
-                <w:rFonts w:ascii="Arial" w:hAnsi="Arial" w:eastAsia="Arial"/>
+                <w:rFonts w:ascii="Arial" w:hAnsi="Arial" w:eastAsia="Arial" w:cs="Tahoma"/>
+                <w:sz w:val="18"/>
+              </w:rPr>
+            </w:r>
+            <w:r>
+              <w:rPr>
+                <w:rFonts w:ascii="Arial" w:hAnsi="Arial" w:eastAsia="Arial" w:cs="Tahoma"/>
                 <w:sz w:val="18"/>
               </w:rPr>
               <w:t>string</w:t>
@@ -7781,13 +7890,13 @@
             </w:pPr>
             <w:r>
               <w:rPr>
-                <w:rFonts w:ascii="Arial" w:hAnsi="Arial" w:eastAsia="Arial"/>
-                <w:sz w:val="18"/>
-              </w:rPr>
-            </w:r>
-            <w:r>
-              <w:rPr>
-                <w:rFonts w:ascii="Arial" w:hAnsi="Arial" w:eastAsia="Arial"/>
+                <w:rFonts w:ascii="Arial" w:hAnsi="Arial" w:eastAsia="Arial" w:cs="Tahoma"/>
+                <w:sz w:val="18"/>
+              </w:rPr>
+            </w:r>
+            <w:r>
+              <w:rPr>
+                <w:rFonts w:ascii="Arial" w:hAnsi="Arial" w:eastAsia="Arial" w:cs="Tahoma"/>
                 <w:sz w:val="18"/>
               </w:rPr>
               <w:t>Yes</w:t>
@@ -7806,13 +7915,13 @@
             </w:pPr>
             <w:r>
               <w:rPr>
-                <w:rFonts w:ascii="Arial" w:hAnsi="Arial" w:eastAsia="Arial"/>
-                <w:sz w:val="18"/>
-              </w:rPr>
-            </w:r>
-            <w:r>
-              <w:rPr>
-                <w:rFonts w:ascii="Arial" w:hAnsi="Arial" w:eastAsia="Arial"/>
+                <w:rFonts w:ascii="Arial" w:hAnsi="Arial" w:eastAsia="Arial" w:cs="Tahoma"/>
+                <w:sz w:val="18"/>
+              </w:rPr>
+            </w:r>
+            <w:r>
+              <w:rPr>
+                <w:rFonts w:ascii="Arial" w:hAnsi="Arial" w:eastAsia="Arial" w:cs="Tahoma"/>
                 <w:sz w:val="18"/>
               </w:rPr>
               <w:t>canonical code; do not replace with display label</w:t>
@@ -7836,13 +7945,13 @@
             </w:pPr>
             <w:r>
               <w:rPr>
-                <w:rFonts w:ascii="Arial" w:hAnsi="Arial" w:eastAsia="Arial"/>
-                <w:sz w:val="18"/>
-              </w:rPr>
-            </w:r>
-            <w:r>
-              <w:rPr>
-                <w:rFonts w:ascii="Arial" w:hAnsi="Arial" w:eastAsia="Arial"/>
+                <w:rFonts w:ascii="Arial" w:hAnsi="Arial" w:eastAsia="Arial" w:cs="Tahoma"/>
+                <w:sz w:val="18"/>
+              </w:rPr>
+            </w:r>
+            <w:r>
+              <w:rPr>
+                <w:rFonts w:ascii="Arial" w:hAnsi="Arial" w:eastAsia="Arial" w:cs="Tahoma"/>
                 <w:sz w:val="18"/>
               </w:rPr>
               <w:t>message</w:t>
@@ -7861,13 +7970,13 @@
             </w:pPr>
             <w:r>
               <w:rPr>
-                <w:rFonts w:ascii="Arial" w:hAnsi="Arial" w:eastAsia="Arial"/>
-                <w:sz w:val="18"/>
-              </w:rPr>
-            </w:r>
-            <w:r>
-              <w:rPr>
-                <w:rFonts w:ascii="Arial" w:hAnsi="Arial" w:eastAsia="Arial"/>
+                <w:rFonts w:ascii="Arial" w:hAnsi="Arial" w:eastAsia="Arial" w:cs="Tahoma"/>
+                <w:sz w:val="18"/>
+              </w:rPr>
+            </w:r>
+            <w:r>
+              <w:rPr>
+                <w:rFonts w:ascii="Arial" w:hAnsi="Arial" w:eastAsia="Arial" w:cs="Tahoma"/>
                 <w:sz w:val="18"/>
               </w:rPr>
               <w:t>string</w:t>
@@ -7886,13 +7995,13 @@
             </w:pPr>
             <w:r>
               <w:rPr>
-                <w:rFonts w:ascii="Arial" w:hAnsi="Arial" w:eastAsia="Arial"/>
-                <w:sz w:val="18"/>
-              </w:rPr>
-            </w:r>
-            <w:r>
-              <w:rPr>
-                <w:rFonts w:ascii="Arial" w:hAnsi="Arial" w:eastAsia="Arial"/>
+                <w:rFonts w:ascii="Arial" w:hAnsi="Arial" w:eastAsia="Arial" w:cs="Tahoma"/>
+                <w:sz w:val="18"/>
+              </w:rPr>
+            </w:r>
+            <w:r>
+              <w:rPr>
+                <w:rFonts w:ascii="Arial" w:hAnsi="Arial" w:eastAsia="Arial" w:cs="Tahoma"/>
                 <w:sz w:val="18"/>
               </w:rPr>
               <w:t>Yes</w:t>
@@ -7911,13 +8020,13 @@
             </w:pPr>
             <w:r>
               <w:rPr>
-                <w:rFonts w:ascii="Arial" w:hAnsi="Arial" w:eastAsia="Arial"/>
-                <w:sz w:val="18"/>
-              </w:rPr>
-            </w:r>
-            <w:r>
-              <w:rPr>
-                <w:rFonts w:ascii="Arial" w:hAnsi="Arial" w:eastAsia="Arial"/>
+                <w:rFonts w:ascii="Arial" w:hAnsi="Arial" w:eastAsia="Arial" w:cs="Tahoma"/>
+                <w:sz w:val="18"/>
+              </w:rPr>
+            </w:r>
+            <w:r>
+              <w:rPr>
+                <w:rFonts w:ascii="Arial" w:hAnsi="Arial" w:eastAsia="Arial" w:cs="Tahoma"/>
                 <w:sz w:val="18"/>
               </w:rPr>
               <w:t>UTF-8; use value domain described by endpoint purpose</w:t>
@@ -7947,7 +8056,7 @@
       </w:r>
       <w:r>
         <w:rPr>
-          <w:rFonts w:ascii="Courier New" w:hAnsi="Courier New"/>
+          <w:rFonts w:ascii="Courier New" w:hAnsi="Courier New" w:eastAsia="Courier New" w:cs="Tahoma"/>
         </w:rPr>
         <w:t>srm-sps-spsap-web-frontend</w:t>
       </w:r>
@@ -7956,7 +8065,7 @@
       </w:r>
       <w:r>
         <w:rPr>
-          <w:rFonts w:ascii="Courier New" w:hAnsi="Courier New"/>
+          <w:rFonts w:ascii="Courier New" w:hAnsi="Courier New" w:eastAsia="Courier New" w:cs="Tahoma"/>
         </w:rPr>
         <w:t>sbpm</w:t>
       </w:r>
@@ -7965,7 +8074,7 @@
       </w:r>
       <w:r>
         <w:rPr>
-          <w:rFonts w:ascii="Courier New" w:hAnsi="Courier New"/>
+          <w:rFonts w:ascii="Courier New" w:hAnsi="Courier New" w:eastAsia="Courier New" w:cs="Tahoma"/>
         </w:rPr>
         <w:t>'use client'</w:t>
       </w:r>
@@ -7974,7 +8083,7 @@
       </w:r>
       <w:r>
         <w:rPr>
-          <w:rFonts w:ascii="Courier New" w:hAnsi="Courier New"/>
+          <w:rFonts w:ascii="Courier New" w:hAnsi="Courier New" w:eastAsia="Courier New" w:cs="Tahoma"/>
         </w:rPr>
         <w:t>@/components/Form</w:t>
       </w:r>
@@ -7983,7 +8092,7 @@
       </w:r>
       <w:r>
         <w:rPr>
-          <w:rFonts w:ascii="Courier New" w:hAnsi="Courier New"/>
+          <w:rFonts w:ascii="Courier New" w:hAnsi="Courier New" w:eastAsia="Courier New" w:cs="Tahoma"/>
         </w:rPr>
         <w:t>@/components/Table</w:t>
       </w:r>
@@ -7992,7 +8101,7 @@
       </w:r>
       <w:r>
         <w:rPr>
-          <w:rFonts w:ascii="Courier New" w:hAnsi="Courier New"/>
+          <w:rFonts w:ascii="Courier New" w:hAnsi="Courier New" w:eastAsia="Courier New" w:cs="Tahoma"/>
         </w:rPr>
         <w:t>permissionStore</w:t>
       </w:r>
@@ -8001,7 +8110,7 @@
       </w:r>
       <w:r>
         <w:rPr>
-          <w:rFonts w:ascii="Courier New" w:hAnsi="Courier New"/>
+          <w:rFonts w:ascii="Courier New" w:hAnsi="Courier New" w:eastAsia="Courier New" w:cs="Tahoma"/>
         </w:rPr>
         <w:t>@/lib/apiClient</w:t>
       </w:r>
@@ -8019,7 +8128,7 @@
       </w:r>
       <w:r>
         <w:rPr>
-          <w:rFonts w:ascii="Courier New" w:hAnsi="Courier New"/>
+          <w:rFonts w:ascii="Courier New" w:hAnsi="Courier New" w:eastAsia="Courier New" w:cs="Tahoma"/>
         </w:rPr>
         <w:t>TODO:</w:t>
       </w:r>
@@ -8044,7 +8153,7 @@
       </w:r>
       <w:r>
         <w:rPr>
-          <w:rFonts w:ascii="Courier New" w:hAnsi="Courier New"/>
+          <w:rFonts w:ascii="Courier New" w:hAnsi="Courier New" w:eastAsia="Courier New" w:cs="Tahoma"/>
         </w:rPr>
         <w:t>srm-sps-spsap-web-frontend</w:t>
       </w:r>
@@ -8053,7 +8162,7 @@
       </w:r>
       <w:r>
         <w:rPr>
-          <w:rFonts w:ascii="Courier New" w:hAnsi="Courier New"/>
+          <w:rFonts w:ascii="Courier New" w:hAnsi="Courier New" w:eastAsia="Courier New" w:cs="Tahoma"/>
         </w:rPr>
         <w:t>sbpm</w:t>
       </w:r>
@@ -8062,7 +8171,7 @@
       </w:r>
       <w:r>
         <w:rPr>
-          <w:rFonts w:ascii="Courier New" w:hAnsi="Courier New"/>
+          <w:rFonts w:ascii="Courier New" w:hAnsi="Courier New" w:eastAsia="Courier New" w:cs="Tahoma"/>
         </w:rPr>
         <w:t>src/app/(main)/sbpgi/*</w:t>
       </w:r>
@@ -8071,7 +8180,7 @@
       </w:r>
       <w:r>
         <w:rPr>
-          <w:rFonts w:ascii="Courier New" w:hAnsi="Courier New"/>
+          <w:rFonts w:ascii="Courier New" w:hAnsi="Courier New" w:eastAsia="Courier New" w:cs="Tahoma"/>
         </w:rPr>
         <w:t>@/*</w:t>
       </w:r>
@@ -8108,7 +8217,7 @@
             <w:r/>
             <w:r>
               <w:rPr>
-                <w:rFonts w:ascii="Arial" w:hAnsi="Arial" w:eastAsia="Arial"/>
+                <w:rFonts w:ascii="Arial" w:hAnsi="Arial" w:eastAsia="Arial" w:cs="Tahoma"/>
                 <w:b/>
                 <w:sz w:val="18"/>
               </w:rPr>
@@ -8130,7 +8239,7 @@
             <w:r/>
             <w:r>
               <w:rPr>
-                <w:rFonts w:ascii="Arial" w:hAnsi="Arial" w:eastAsia="Arial"/>
+                <w:rFonts w:ascii="Arial" w:hAnsi="Arial" w:eastAsia="Arial" w:cs="Tahoma"/>
                 <w:b/>
                 <w:sz w:val="18"/>
               </w:rPr>
@@ -8155,13 +8264,13 @@
             </w:pPr>
             <w:r>
               <w:rPr>
-                <w:rFonts w:ascii="Arial" w:hAnsi="Arial" w:eastAsia="Arial"/>
-                <w:sz w:val="18"/>
-              </w:rPr>
-            </w:r>
-            <w:r>
-              <w:rPr>
-                <w:rFonts w:ascii="Arial" w:hAnsi="Arial" w:eastAsia="Arial"/>
+                <w:rFonts w:ascii="Arial" w:hAnsi="Arial" w:eastAsia="Arial" w:cs="Tahoma"/>
+                <w:sz w:val="18"/>
+              </w:rPr>
+            </w:r>
+            <w:r>
+              <w:rPr>
+                <w:rFonts w:ascii="Arial" w:hAnsi="Arial" w:eastAsia="Arial" w:cs="Tahoma"/>
                 <w:sz w:val="18"/>
               </w:rPr>
               <w:t>src/types/sbpgi/common.ts</w:t>
@@ -8180,13 +8289,13 @@
             </w:pPr>
             <w:r>
               <w:rPr>
-                <w:rFonts w:ascii="Arial" w:hAnsi="Arial" w:eastAsia="Arial"/>
-                <w:sz w:val="18"/>
-              </w:rPr>
-            </w:r>
-            <w:r>
-              <w:rPr>
-                <w:rFonts w:ascii="Arial" w:hAnsi="Arial" w:eastAsia="Arial"/>
+                <w:rFonts w:ascii="Arial" w:hAnsi="Arial" w:eastAsia="Arial" w:cs="Tahoma"/>
+                <w:sz w:val="18"/>
+              </w:rPr>
+            </w:r>
+            <w:r>
+              <w:rPr>
+                <w:rFonts w:ascii="Arial" w:hAnsi="Arial" w:eastAsia="Arial" w:cs="Tahoma"/>
                 <w:sz w:val="18"/>
               </w:rPr>
               <w:t>types — ApiResponse / PageResponse / ApiError กลางของโมดูล</w:t>
@@ -8210,13 +8319,13 @@
             </w:pPr>
             <w:r>
               <w:rPr>
-                <w:rFonts w:ascii="Arial" w:hAnsi="Arial" w:eastAsia="Arial"/>
-                <w:sz w:val="18"/>
-              </w:rPr>
-            </w:r>
-            <w:r>
-              <w:rPr>
-                <w:rFonts w:ascii="Arial" w:hAnsi="Arial" w:eastAsia="Arial"/>
+                <w:rFonts w:ascii="Arial" w:hAnsi="Arial" w:eastAsia="Arial" w:cs="Tahoma"/>
+                <w:sz w:val="18"/>
+              </w:rPr>
+            </w:r>
+            <w:r>
+              <w:rPr>
+                <w:rFonts w:ascii="Arial" w:hAnsi="Arial" w:eastAsia="Arial" w:cs="Tahoma"/>
                 <w:sz w:val="18"/>
               </w:rPr>
               <w:t>src/lib/sbpgi/apiError.ts</w:t>
@@ -8235,13 +8344,13 @@
             </w:pPr>
             <w:r>
               <w:rPr>
-                <w:rFonts w:ascii="Arial" w:hAnsi="Arial" w:eastAsia="Arial"/>
-                <w:sz w:val="18"/>
-              </w:rPr>
-            </w:r>
-            <w:r>
-              <w:rPr>
-                <w:rFonts w:ascii="Arial" w:hAnsi="Arial" w:eastAsia="Arial"/>
+                <w:rFonts w:ascii="Arial" w:hAnsi="Arial" w:eastAsia="Arial" w:cs="Tahoma"/>
+                <w:sz w:val="18"/>
+              </w:rPr>
+            </w:r>
+            <w:r>
+              <w:rPr>
+                <w:rFonts w:ascii="Arial" w:hAnsi="Arial" w:eastAsia="Arial" w:cs="Tahoma"/>
                 <w:sz w:val="18"/>
               </w:rPr>
               <w:t>helper — แปลง AxiosError เป็นข้อความไทยจาก BE (ไม่ paraphrase)</w:t>
@@ -8265,13 +8374,13 @@
             </w:pPr>
             <w:r>
               <w:rPr>
-                <w:rFonts w:ascii="Arial" w:hAnsi="Arial" w:eastAsia="Arial"/>
-                <w:sz w:val="18"/>
-              </w:rPr>
-            </w:r>
-            <w:r>
-              <w:rPr>
-                <w:rFonts w:ascii="Arial" w:hAnsi="Arial" w:eastAsia="Arial"/>
+                <w:rFonts w:ascii="Arial" w:hAnsi="Arial" w:eastAsia="Arial" w:cs="Tahoma"/>
+                <w:sz w:val="18"/>
+              </w:rPr>
+            </w:r>
+            <w:r>
+              <w:rPr>
+                <w:rFonts w:ascii="Arial" w:hAnsi="Arial" w:eastAsia="Arial" w:cs="Tahoma"/>
                 <w:sz w:val="18"/>
               </w:rPr>
               <w:t>src/utils/sbpgi/format.ts</w:t>
@@ -8290,13 +8399,13 @@
             </w:pPr>
             <w:r>
               <w:rPr>
-                <w:rFonts w:ascii="Arial" w:hAnsi="Arial" w:eastAsia="Arial"/>
-                <w:sz w:val="18"/>
-              </w:rPr>
-            </w:r>
-            <w:r>
-              <w:rPr>
-                <w:rFonts w:ascii="Arial" w:hAnsi="Arial" w:eastAsia="Arial"/>
+                <w:rFonts w:ascii="Arial" w:hAnsi="Arial" w:eastAsia="Arial" w:cs="Tahoma"/>
+                <w:sz w:val="18"/>
+              </w:rPr>
+            </w:r>
+            <w:r>
+              <w:rPr>
+                <w:rFonts w:ascii="Arial" w:hAnsi="Arial" w:eastAsia="Arial" w:cs="Tahoma"/>
                 <w:sz w:val="18"/>
               </w:rPr>
               <w:t>helper — formatMonthThai / formatAmount / docNo (ค.ศ. ทั้งหมด · ไม่แปลง พ.ศ.)</w:t>
@@ -8320,13 +8429,13 @@
             </w:pPr>
             <w:r>
               <w:rPr>
-                <w:rFonts w:ascii="Arial" w:hAnsi="Arial" w:eastAsia="Arial"/>
-                <w:sz w:val="18"/>
-              </w:rPr>
-            </w:r>
-            <w:r>
-              <w:rPr>
-                <w:rFonts w:ascii="Arial" w:hAnsi="Arial" w:eastAsia="Arial"/>
+                <w:rFonts w:ascii="Arial" w:hAnsi="Arial" w:eastAsia="Arial" w:cs="Tahoma"/>
+                <w:sz w:val="18"/>
+              </w:rPr>
+            </w:r>
+            <w:r>
+              <w:rPr>
+                <w:rFonts w:ascii="Arial" w:hAnsi="Arial" w:eastAsia="Arial" w:cs="Tahoma"/>
                 <w:sz w:val="18"/>
               </w:rPr>
               <w:t>src/services/sbpgi/integration.service.ts</w:t>
@@ -8345,13 +8454,13 @@
             </w:pPr>
             <w:r>
               <w:rPr>
-                <w:rFonts w:ascii="Arial" w:hAnsi="Arial" w:eastAsia="Arial"/>
-                <w:sz w:val="18"/>
-              </w:rPr>
-            </w:r>
-            <w:r>
-              <w:rPr>
-                <w:rFonts w:ascii="Arial" w:hAnsi="Arial" w:eastAsia="Arial"/>
+                <w:rFonts w:ascii="Arial" w:hAnsi="Arial" w:eastAsia="Arial" w:cs="Tahoma"/>
+                <w:sz w:val="18"/>
+              </w:rPr>
+            </w:r>
+            <w:r>
+              <w:rPr>
+                <w:rFonts w:ascii="Arial" w:hAnsi="Arial" w:eastAsia="Arial" w:cs="Tahoma"/>
                 <w:sz w:val="18"/>
               </w:rPr>
               <w:t>service — เรียก BFF ผ่าน apiClient (POST)</w:t>
@@ -8375,13 +8484,13 @@
             </w:pPr>
             <w:r>
               <w:rPr>
-                <w:rFonts w:ascii="Arial" w:hAnsi="Arial" w:eastAsia="Arial"/>
-                <w:sz w:val="18"/>
-              </w:rPr>
-            </w:r>
-            <w:r>
-              <w:rPr>
-                <w:rFonts w:ascii="Arial" w:hAnsi="Arial" w:eastAsia="Arial"/>
+                <w:rFonts w:ascii="Arial" w:hAnsi="Arial" w:eastAsia="Arial" w:cs="Tahoma"/>
+                <w:sz w:val="18"/>
+              </w:rPr>
+            </w:r>
+            <w:r>
+              <w:rPr>
+                <w:rFonts w:ascii="Arial" w:hAnsi="Arial" w:eastAsia="Arial" w:cs="Tahoma"/>
                 <w:sz w:val="18"/>
               </w:rPr>
               <w:t>src/hooks/sbpgi/integration.query.ts</w:t>
@@ -8400,13 +8509,13 @@
             </w:pPr>
             <w:r>
               <w:rPr>
-                <w:rFonts w:ascii="Arial" w:hAnsi="Arial" w:eastAsia="Arial"/>
-                <w:sz w:val="18"/>
-              </w:rPr>
-            </w:r>
-            <w:r>
-              <w:rPr>
-                <w:rFonts w:ascii="Arial" w:hAnsi="Arial" w:eastAsia="Arial"/>
+                <w:rFonts w:ascii="Arial" w:hAnsi="Arial" w:eastAsia="Arial" w:cs="Tahoma"/>
+                <w:sz w:val="18"/>
+              </w:rPr>
+            </w:r>
+            <w:r>
+              <w:rPr>
+                <w:rFonts w:ascii="Arial" w:hAnsi="Arial" w:eastAsia="Arial" w:cs="Tahoma"/>
                 <w:sz w:val="18"/>
               </w:rPr>
               <w:t>hook — query key factory + useQuery/useMutation + invalidate</w:t>
@@ -8430,13 +8539,13 @@
             </w:pPr>
             <w:r>
               <w:rPr>
-                <w:rFonts w:ascii="Arial" w:hAnsi="Arial" w:eastAsia="Arial"/>
-                <w:sz w:val="18"/>
-              </w:rPr>
-            </w:r>
-            <w:r>
-              <w:rPr>
-                <w:rFonts w:ascii="Arial" w:hAnsi="Arial" w:eastAsia="Arial"/>
+                <w:rFonts w:ascii="Arial" w:hAnsi="Arial" w:eastAsia="Arial" w:cs="Tahoma"/>
+                <w:sz w:val="18"/>
+              </w:rPr>
+            </w:r>
+            <w:r>
+              <w:rPr>
+                <w:rFonts w:ascii="Arial" w:hAnsi="Arial" w:eastAsia="Arial" w:cs="Tahoma"/>
                 <w:sz w:val="18"/>
               </w:rPr>
               <w:t>src/types/sbpgi/integration.ts</w:t>
@@ -8455,13 +8564,13 @@
             </w:pPr>
             <w:r>
               <w:rPr>
-                <w:rFonts w:ascii="Arial" w:hAnsi="Arial" w:eastAsia="Arial"/>
-                <w:sz w:val="18"/>
-              </w:rPr>
-            </w:r>
-            <w:r>
-              <w:rPr>
-                <w:rFonts w:ascii="Arial" w:hAnsi="Arial" w:eastAsia="Arial"/>
+                <w:rFonts w:ascii="Arial" w:hAnsi="Arial" w:eastAsia="Arial" w:cs="Tahoma"/>
+                <w:sz w:val="18"/>
+              </w:rPr>
+            </w:r>
+            <w:r>
+              <w:rPr>
+                <w:rFonts w:ascii="Arial" w:hAnsi="Arial" w:eastAsia="Arial" w:cs="Tahoma"/>
                 <w:sz w:val="18"/>
               </w:rPr>
               <w:t>types — request/response ตาม API contract ของเอกสารนี้</w:t>
@@ -8489,7 +8598,7 @@
       </w:pPr>
       <w:r>
         <w:rPr>
-          <w:rFonts w:ascii="Courier New" w:hAnsi="Courier New"/>
+          <w:rFonts w:ascii="Courier New" w:hAnsi="Courier New" w:eastAsia="Courier New" w:cs="Tahoma"/>
           <w:sz w:val="16"/>
         </w:rPr>
         <w:t>// src/types/sbpgi/common.ts — สัญญากลางที่ทุกหน้าในโมดูล SBPGI ใช้ร่วมกัน</w:t>
@@ -8613,7 +8722,7 @@
       </w:pPr>
       <w:r>
         <w:rPr>
-          <w:rFonts w:ascii="Courier New" w:hAnsi="Courier New"/>
+          <w:rFonts w:ascii="Courier New" w:hAnsi="Courier New" w:eastAsia="Courier New" w:cs="Tahoma"/>
           <w:sz w:val="16"/>
         </w:rPr>
         <w:t>// src/services/sbpgi/integration.service.ts</w:t>
@@ -8662,7 +8771,7 @@
       </w:pPr>
       <w:r>
         <w:rPr>
-          <w:rFonts w:ascii="Courier New" w:hAnsi="Courier New"/>
+          <w:rFonts w:ascii="Courier New" w:hAnsi="Courier New" w:eastAsia="Courier New" w:cs="Tahoma"/>
           <w:sz w:val="16"/>
         </w:rPr>
         <w:t>// src/types/sbpgi/integration.ts — ตรงกับตาราง API ในเอกสารนี้</w:t>
@@ -8715,7 +8824,7 @@
       </w:pPr>
       <w:r>
         <w:rPr>
-          <w:rFonts w:ascii="Courier New" w:hAnsi="Courier New"/>
+          <w:rFonts w:ascii="Courier New" w:hAnsi="Courier New" w:eastAsia="Courier New" w:cs="Tahoma"/>
           <w:sz w:val="16"/>
         </w:rPr>
         <w:t>// src/hooks/sbpgi/integration.query.ts</w:t>
@@ -8765,7 +8874,7 @@
       </w:r>
       <w:r>
         <w:rPr>
-          <w:rFonts w:ascii="Courier New" w:hAnsi="Courier New"/>
+          <w:rFonts w:ascii="Courier New" w:hAnsi="Courier New" w:eastAsia="Courier New" w:cs="Tahoma"/>
         </w:rPr>
         <w:t>permissionStore.hasPermission(url, 'canView'|'canManage'|'canExport'|'canOther')</w:t>
       </w:r>
@@ -8774,7 +8883,7 @@
       </w:r>
       <w:r>
         <w:rPr>
-          <w:rFonts w:ascii="Courier New" w:hAnsi="Courier New"/>
+          <w:rFonts w:ascii="Courier New" w:hAnsi="Courier New" w:eastAsia="Courier New" w:cs="Tahoma"/>
         </w:rPr>
         <w:t>&lt;AccessDenied /&gt;</w:t>
       </w:r>
@@ -8792,7 +8901,7 @@
       </w:r>
       <w:r>
         <w:rPr>
-          <w:rFonts w:ascii="Courier New" w:hAnsi="Courier New"/>
+          <w:rFonts w:ascii="Courier New" w:hAnsi="Courier New" w:eastAsia="Courier New" w:cs="Tahoma"/>
         </w:rPr>
         <w:t>GET /menus</w:t>
       </w:r>
@@ -8801,7 +8910,7 @@
       </w:r>
       <w:r>
         <w:rPr>
-          <w:rFonts w:ascii="Courier New" w:hAnsi="Courier New"/>
+          <w:rFonts w:ascii="Courier New" w:hAnsi="Courier New" w:eastAsia="Courier New" w:cs="Tahoma"/>
         </w:rPr>
         <w:t>GET /groups/current-user/permissions</w:t>
       </w:r>
@@ -8819,7 +8928,7 @@
       </w:r>
       <w:r>
         <w:rPr>
-          <w:rFonts w:ascii="Courier New" w:hAnsi="Courier New"/>
+          <w:rFonts w:ascii="Courier New" w:hAnsi="Courier New" w:eastAsia="Courier New" w:cs="Tahoma"/>
         </w:rPr>
         <w:t>withCredentials: true</w:t>
       </w:r>
@@ -8846,7 +8955,7 @@
       </w:r>
       <w:r>
         <w:rPr>
-          <w:rFonts w:ascii="Courier New" w:hAnsi="Courier New"/>
+          <w:rFonts w:ascii="Courier New" w:hAnsi="Courier New" w:eastAsia="Courier New" w:cs="Tahoma"/>
         </w:rPr>
         <w:t>error.message</w:t>
       </w:r>
@@ -8894,7 +9003,7 @@
             <w:r/>
             <w:r>
               <w:rPr>
-                <w:rFonts w:ascii="Arial" w:hAnsi="Arial" w:eastAsia="Arial"/>
+                <w:rFonts w:ascii="Arial" w:hAnsi="Arial" w:eastAsia="Arial" w:cs="Tahoma"/>
                 <w:b/>
                 <w:sz w:val="18"/>
               </w:rPr>
@@ -8916,7 +9025,7 @@
             <w:r/>
             <w:r>
               <w:rPr>
-                <w:rFonts w:ascii="Arial" w:hAnsi="Arial" w:eastAsia="Arial"/>
+                <w:rFonts w:ascii="Arial" w:hAnsi="Arial" w:eastAsia="Arial" w:cs="Tahoma"/>
                 <w:b/>
                 <w:sz w:val="18"/>
               </w:rPr>
@@ -8941,13 +9050,13 @@
             </w:pPr>
             <w:r>
               <w:rPr>
-                <w:rFonts w:ascii="Arial" w:hAnsi="Arial" w:eastAsia="Arial"/>
-                <w:sz w:val="18"/>
-              </w:rPr>
-            </w:r>
-            <w:r>
-              <w:rPr>
-                <w:rFonts w:ascii="Arial" w:hAnsi="Arial" w:eastAsia="Arial"/>
+                <w:rFonts w:ascii="Arial" w:hAnsi="Arial" w:eastAsia="Arial" w:cs="Tahoma"/>
+                <w:sz w:val="18"/>
+              </w:rPr>
+            </w:r>
+            <w:r>
+              <w:rPr>
+                <w:rFonts w:ascii="Arial" w:hAnsi="Arial" w:eastAsia="Arial" w:cs="Tahoma"/>
                 <w:sz w:val="18"/>
               </w:rPr>
               <w:t>1</w:t>
@@ -8966,13 +9075,13 @@
             </w:pPr>
             <w:r>
               <w:rPr>
-                <w:rFonts w:ascii="Arial" w:hAnsi="Arial" w:eastAsia="Arial"/>
-                <w:sz w:val="18"/>
-              </w:rPr>
-            </w:r>
-            <w:r>
-              <w:rPr>
-                <w:rFonts w:ascii="Arial" w:hAnsi="Arial" w:eastAsia="Arial"/>
+                <w:rFonts w:ascii="Arial" w:hAnsi="Arial" w:eastAsia="Arial" w:cs="Tahoma"/>
+                <w:sz w:val="18"/>
+              </w:rPr>
+            </w:r>
+            <w:r>
+              <w:rPr>
+                <w:rFonts w:ascii="Arial" w:hAnsi="Arial" w:eastAsia="Arial" w:cs="Tahoma"/>
                 <w:sz w:val="18"/>
               </w:rPr>
               <w:t>Bootstrap env and API client</w:t>
@@ -8996,13 +9105,13 @@
             </w:pPr>
             <w:r>
               <w:rPr>
-                <w:rFonts w:ascii="Arial" w:hAnsi="Arial" w:eastAsia="Arial"/>
-                <w:sz w:val="18"/>
-              </w:rPr>
-            </w:r>
-            <w:r>
-              <w:rPr>
-                <w:rFonts w:ascii="Arial" w:hAnsi="Arial" w:eastAsia="Arial"/>
+                <w:rFonts w:ascii="Arial" w:hAnsi="Arial" w:eastAsia="Arial" w:cs="Tahoma"/>
+                <w:sz w:val="18"/>
+              </w:rPr>
+            </w:r>
+            <w:r>
+              <w:rPr>
+                <w:rFonts w:ascii="Arial" w:hAnsi="Arial" w:eastAsia="Arial" w:cs="Tahoma"/>
                 <w:sz w:val="18"/>
               </w:rPr>
               <w:t>2</w:t>
@@ -9021,13 +9130,13 @@
             </w:pPr>
             <w:r>
               <w:rPr>
-                <w:rFonts w:ascii="Arial" w:hAnsi="Arial" w:eastAsia="Arial"/>
-                <w:sz w:val="18"/>
-              </w:rPr>
-            </w:r>
-            <w:r>
-              <w:rPr>
-                <w:rFonts w:ascii="Arial" w:hAnsi="Arial" w:eastAsia="Arial"/>
+                <w:rFonts w:ascii="Arial" w:hAnsi="Arial" w:eastAsia="Arial" w:cs="Tahoma"/>
+                <w:sz w:val="18"/>
+              </w:rPr>
+            </w:r>
+            <w:r>
+              <w:rPr>
+                <w:rFonts w:ascii="Arial" w:hAnsi="Arial" w:eastAsia="Arial" w:cs="Tahoma"/>
                 <w:sz w:val="18"/>
               </w:rPr>
               <w:t>Login or restore session with refresh token</w:t>
@@ -9051,13 +9160,13 @@
             </w:pPr>
             <w:r>
               <w:rPr>
-                <w:rFonts w:ascii="Arial" w:hAnsi="Arial" w:eastAsia="Arial"/>
-                <w:sz w:val="18"/>
-              </w:rPr>
-            </w:r>
-            <w:r>
-              <w:rPr>
-                <w:rFonts w:ascii="Arial" w:hAnsi="Arial" w:eastAsia="Arial"/>
+                <w:rFonts w:ascii="Arial" w:hAnsi="Arial" w:eastAsia="Arial" w:cs="Tahoma"/>
+                <w:sz w:val="18"/>
+              </w:rPr>
+            </w:r>
+            <w:r>
+              <w:rPr>
+                <w:rFonts w:ascii="Arial" w:hAnsi="Arial" w:eastAsia="Arial" w:cs="Tahoma"/>
                 <w:sz w:val="18"/>
               </w:rPr>
               <w:t>3</w:t>
@@ -9076,13 +9185,13 @@
             </w:pPr>
             <w:r>
               <w:rPr>
-                <w:rFonts w:ascii="Arial" w:hAnsi="Arial" w:eastAsia="Arial"/>
-                <w:sz w:val="18"/>
-              </w:rPr>
-            </w:r>
-            <w:r>
-              <w:rPr>
-                <w:rFonts w:ascii="Arial" w:hAnsi="Arial" w:eastAsia="Arial"/>
+                <w:rFonts w:ascii="Arial" w:hAnsi="Arial" w:eastAsia="Arial" w:cs="Tahoma"/>
+                <w:sz w:val="18"/>
+              </w:rPr>
+            </w:r>
+            <w:r>
+              <w:rPr>
+                <w:rFonts w:ascii="Arial" w:hAnsi="Arial" w:eastAsia="Arial" w:cs="Tahoma"/>
                 <w:sz w:val="18"/>
               </w:rPr>
               <w:t>Load GET /auth/profile + GET /users/current + GET /menus + GET /groups/current-user/permissions (ทั้งหมดเป็นของระบบเดิมผ่าน BFF)</w:t>
@@ -9106,13 +9215,13 @@
             </w:pPr>
             <w:r>
               <w:rPr>
-                <w:rFonts w:ascii="Arial" w:hAnsi="Arial" w:eastAsia="Arial"/>
-                <w:sz w:val="18"/>
-              </w:rPr>
-            </w:r>
-            <w:r>
-              <w:rPr>
-                <w:rFonts w:ascii="Arial" w:hAnsi="Arial" w:eastAsia="Arial"/>
+                <w:rFonts w:ascii="Arial" w:hAnsi="Arial" w:eastAsia="Arial" w:cs="Tahoma"/>
+                <w:sz w:val="18"/>
+              </w:rPr>
+            </w:r>
+            <w:r>
+              <w:rPr>
+                <w:rFonts w:ascii="Arial" w:hAnsi="Arial" w:eastAsia="Arial" w:cs="Tahoma"/>
                 <w:sz w:val="18"/>
               </w:rPr>
               <w:t>4</w:t>
@@ -9131,13 +9240,13 @@
             </w:pPr>
             <w:r>
               <w:rPr>
-                <w:rFonts w:ascii="Arial" w:hAnsi="Arial" w:eastAsia="Arial"/>
-                <w:sz w:val="18"/>
-              </w:rPr>
-            </w:r>
-            <w:r>
-              <w:rPr>
-                <w:rFonts w:ascii="Arial" w:hAnsi="Arial" w:eastAsia="Arial"/>
+                <w:rFonts w:ascii="Arial" w:hAnsi="Arial" w:eastAsia="Arial" w:cs="Tahoma"/>
+                <w:sz w:val="18"/>
+              </w:rPr>
+            </w:r>
+            <w:r>
+              <w:rPr>
+                <w:rFonts w:ascii="Arial" w:hAnsi="Arial" w:eastAsia="Arial" w:cs="Tahoma"/>
                 <w:sz w:val="18"/>
               </w:rPr>
               <w:t>Render routes/sidebar from menu contract</w:t>
@@ -9161,13 +9270,13 @@
             </w:pPr>
             <w:r>
               <w:rPr>
-                <w:rFonts w:ascii="Arial" w:hAnsi="Arial" w:eastAsia="Arial"/>
-                <w:sz w:val="18"/>
-              </w:rPr>
-            </w:r>
-            <w:r>
-              <w:rPr>
-                <w:rFonts w:ascii="Arial" w:hAnsi="Arial" w:eastAsia="Arial"/>
+                <w:rFonts w:ascii="Arial" w:hAnsi="Arial" w:eastAsia="Arial" w:cs="Tahoma"/>
+                <w:sz w:val="18"/>
+              </w:rPr>
+            </w:r>
+            <w:r>
+              <w:rPr>
+                <w:rFonts w:ascii="Arial" w:hAnsi="Arial" w:eastAsia="Arial" w:cs="Tahoma"/>
                 <w:sz w:val="18"/>
               </w:rPr>
               <w:t>5</w:t>
@@ -9186,13 +9295,13 @@
             </w:pPr>
             <w:r>
               <w:rPr>
-                <w:rFonts w:ascii="Arial" w:hAnsi="Arial" w:eastAsia="Arial"/>
-                <w:sz w:val="18"/>
-              </w:rPr>
-            </w:r>
-            <w:r>
-              <w:rPr>
-                <w:rFonts w:ascii="Arial" w:hAnsi="Arial" w:eastAsia="Arial"/>
+                <w:rFonts w:ascii="Arial" w:hAnsi="Arial" w:eastAsia="Arial" w:cs="Tahoma"/>
+                <w:sz w:val="18"/>
+              </w:rPr>
+            </w:r>
+            <w:r>
+              <w:rPr>
+                <w:rFonts w:ascii="Arial" w:hAnsi="Arial" w:eastAsia="Arial" w:cs="Tahoma"/>
                 <w:sz w:val="18"/>
               </w:rPr>
               <w:t>All feature hooks use shared API client and PageResponse/Error types</w:t>
@@ -9216,13 +9325,13 @@
             </w:pPr>
             <w:r>
               <w:rPr>
-                <w:rFonts w:ascii="Arial" w:hAnsi="Arial" w:eastAsia="Arial"/>
-                <w:sz w:val="18"/>
-              </w:rPr>
-            </w:r>
-            <w:r>
-              <w:rPr>
-                <w:rFonts w:ascii="Arial" w:hAnsi="Arial" w:eastAsia="Arial"/>
+                <w:rFonts w:ascii="Arial" w:hAnsi="Arial" w:eastAsia="Arial" w:cs="Tahoma"/>
+                <w:sz w:val="18"/>
+              </w:rPr>
+            </w:r>
+            <w:r>
+              <w:rPr>
+                <w:rFonts w:ascii="Arial" w:hAnsi="Arial" w:eastAsia="Arial" w:cs="Tahoma"/>
                 <w:sz w:val="18"/>
               </w:rPr>
               <w:t>6</w:t>
@@ -9241,34 +9350,34 @@
             </w:pPr>
             <w:r>
               <w:rPr>
-                <w:rFonts w:ascii="Arial" w:hAnsi="Arial" w:eastAsia="Arial"/>
-                <w:sz w:val="18"/>
-              </w:rPr>
-            </w:r>
-            <w:r>
-              <w:rPr>
-                <w:rFonts w:ascii="Arial" w:hAnsi="Arial" w:eastAsia="Arial"/>
+                <w:rFonts w:ascii="Arial" w:hAnsi="Arial" w:eastAsia="Arial" w:cs="Tahoma"/>
+                <w:sz w:val="18"/>
+              </w:rPr>
+            </w:r>
+            <w:r>
+              <w:rPr>
+                <w:rFonts w:ascii="Arial" w:hAnsi="Arial" w:eastAsia="Arial" w:cs="Tahoma"/>
                 <w:sz w:val="18"/>
               </w:rPr>
               <w:t xml:space="preserve">Document action sends </w:t>
             </w:r>
             <w:r>
               <w:rPr>
-                <w:rFonts w:ascii="Courier New" w:hAnsi="Courier New" w:eastAsia="Arial"/>
+                <w:rFonts w:ascii="Courier New" w:hAnsi="Courier New" w:eastAsia="Courier New" w:cs="Tahoma"/>
                 <w:sz w:val="18"/>
               </w:rPr>
               <w:t>{result, comment}</w:t>
             </w:r>
             <w:r>
               <w:rPr>
-                <w:rFonts w:ascii="Arial" w:hAnsi="Arial" w:eastAsia="Arial"/>
+                <w:rFonts w:ascii="Arial" w:hAnsi="Arial" w:eastAsia="Arial" w:cs="Tahoma"/>
                 <w:sz w:val="18"/>
               </w:rPr>
               <w:t xml:space="preserve"> only and consumes </w:t>
             </w:r>
             <w:r>
               <w:rPr>
-                <w:rFonts w:ascii="Courier New" w:hAnsi="Courier New" w:eastAsia="Arial"/>
+                <w:rFonts w:ascii="Courier New" w:hAnsi="Courier New" w:eastAsia="Courier New" w:cs="Tahoma"/>
                 <w:sz w:val="18"/>
               </w:rPr>
               <w:t>{statusCode,nextSection,message}</w:t>
@@ -9292,13 +9401,13 @@
             </w:pPr>
             <w:r>
               <w:rPr>
-                <w:rFonts w:ascii="Arial" w:hAnsi="Arial" w:eastAsia="Arial"/>
-                <w:sz w:val="18"/>
-              </w:rPr>
-            </w:r>
-            <w:r>
-              <w:rPr>
-                <w:rFonts w:ascii="Arial" w:hAnsi="Arial" w:eastAsia="Arial"/>
+                <w:rFonts w:ascii="Arial" w:hAnsi="Arial" w:eastAsia="Arial" w:cs="Tahoma"/>
+                <w:sz w:val="18"/>
+              </w:rPr>
+            </w:r>
+            <w:r>
+              <w:rPr>
+                <w:rFonts w:ascii="Arial" w:hAnsi="Arial" w:eastAsia="Arial" w:cs="Tahoma"/>
                 <w:sz w:val="18"/>
               </w:rPr>
               <w:t>7</w:t>
@@ -9317,13 +9426,13 @@
             </w:pPr>
             <w:r>
               <w:rPr>
-                <w:rFonts w:ascii="Arial" w:hAnsi="Arial" w:eastAsia="Arial"/>
-                <w:sz w:val="18"/>
-              </w:rPr>
-            </w:r>
-            <w:r>
-              <w:rPr>
-                <w:rFonts w:ascii="Arial" w:hAnsi="Arial" w:eastAsia="Arial"/>
+                <w:rFonts w:ascii="Arial" w:hAnsi="Arial" w:eastAsia="Arial" w:cs="Tahoma"/>
+                <w:sz w:val="18"/>
+              </w:rPr>
+            </w:r>
+            <w:r>
+              <w:rPr>
+                <w:rFonts w:ascii="Arial" w:hAnsi="Arial" w:eastAsia="Arial" w:cs="Tahoma"/>
                 <w:sz w:val="18"/>
               </w:rPr>
               <w:t>All display formatting goes through shared/lib/format.ts</w:t>
@@ -9438,7 +9547,7 @@
             <w:r/>
             <w:r>
               <w:rPr>
-                <w:rFonts w:ascii="Arial" w:hAnsi="Arial" w:eastAsia="Arial"/>
+                <w:rFonts w:ascii="Arial" w:hAnsi="Arial" w:eastAsia="Arial" w:cs="Tahoma"/>
                 <w:b/>
                 <w:sz w:val="18"/>
               </w:rPr>
@@ -9460,7 +9569,7 @@
             <w:r/>
             <w:r>
               <w:rPr>
-                <w:rFonts w:ascii="Arial" w:hAnsi="Arial" w:eastAsia="Arial"/>
+                <w:rFonts w:ascii="Arial" w:hAnsi="Arial" w:eastAsia="Arial" w:cs="Tahoma"/>
                 <w:b/>
                 <w:sz w:val="18"/>
               </w:rPr>
@@ -9485,13 +9594,13 @@
             </w:pPr>
             <w:r>
               <w:rPr>
-                <w:rFonts w:ascii="Arial" w:hAnsi="Arial" w:eastAsia="Arial"/>
-                <w:sz w:val="18"/>
-              </w:rPr>
-            </w:r>
-            <w:r>
-              <w:rPr>
-                <w:rFonts w:ascii="Arial" w:hAnsi="Arial" w:eastAsia="Arial"/>
+                <w:rFonts w:ascii="Arial" w:hAnsi="Arial" w:eastAsia="Arial" w:cs="Tahoma"/>
+                <w:sz w:val="18"/>
+              </w:rPr>
+            </w:r>
+            <w:r>
+              <w:rPr>
+                <w:rFonts w:ascii="Arial" w:hAnsi="Arial" w:eastAsia="Arial" w:cs="Tahoma"/>
                 <w:sz w:val="18"/>
               </w:rPr>
               <w:t>1</w:t>
@@ -9510,13 +9619,13 @@
             </w:pPr>
             <w:r>
               <w:rPr>
-                <w:rFonts w:ascii="Arial" w:hAnsi="Arial" w:eastAsia="Arial"/>
-                <w:sz w:val="18"/>
-              </w:rPr>
-            </w:r>
-            <w:r>
-              <w:rPr>
-                <w:rFonts w:ascii="Arial" w:hAnsi="Arial" w:eastAsia="Arial"/>
+                <w:rFonts w:ascii="Arial" w:hAnsi="Arial" w:eastAsia="Arial" w:cs="Tahoma"/>
+                <w:sz w:val="18"/>
+              </w:rPr>
+            </w:r>
+            <w:r>
+              <w:rPr>
+                <w:rFonts w:ascii="Arial" w:hAnsi="Arial" w:eastAsia="Arial" w:cs="Tahoma"/>
                 <w:sz w:val="18"/>
               </w:rPr>
               <w:t>401 refresh single-flight</w:t>
@@ -9540,13 +9649,13 @@
             </w:pPr>
             <w:r>
               <w:rPr>
-                <w:rFonts w:ascii="Arial" w:hAnsi="Arial" w:eastAsia="Arial"/>
-                <w:sz w:val="18"/>
-              </w:rPr>
-            </w:r>
-            <w:r>
-              <w:rPr>
-                <w:rFonts w:ascii="Arial" w:hAnsi="Arial" w:eastAsia="Arial"/>
+                <w:rFonts w:ascii="Arial" w:hAnsi="Arial" w:eastAsia="Arial" w:cs="Tahoma"/>
+                <w:sz w:val="18"/>
+              </w:rPr>
+            </w:r>
+            <w:r>
+              <w:rPr>
+                <w:rFonts w:ascii="Arial" w:hAnsi="Arial" w:eastAsia="Arial" w:cs="Tahoma"/>
                 <w:sz w:val="18"/>
               </w:rPr>
               <w:t>2</w:t>
@@ -9565,13 +9674,13 @@
             </w:pPr>
             <w:r>
               <w:rPr>
-                <w:rFonts w:ascii="Arial" w:hAnsi="Arial" w:eastAsia="Arial"/>
-                <w:sz w:val="18"/>
-              </w:rPr>
-            </w:r>
-            <w:r>
-              <w:rPr>
-                <w:rFonts w:ascii="Arial" w:hAnsi="Arial" w:eastAsia="Arial"/>
+                <w:rFonts w:ascii="Arial" w:hAnsi="Arial" w:eastAsia="Arial" w:cs="Tahoma"/>
+                <w:sz w:val="18"/>
+              </w:rPr>
+            </w:r>
+            <w:r>
+              <w:rPr>
+                <w:rFonts w:ascii="Arial" w:hAnsi="Arial" w:eastAsia="Arial" w:cs="Tahoma"/>
                 <w:sz w:val="18"/>
               </w:rPr>
               <w:t>403 route guard</w:t>
@@ -9595,13 +9704,13 @@
             </w:pPr>
             <w:r>
               <w:rPr>
-                <w:rFonts w:ascii="Arial" w:hAnsi="Arial" w:eastAsia="Arial"/>
-                <w:sz w:val="18"/>
-              </w:rPr>
-            </w:r>
-            <w:r>
-              <w:rPr>
-                <w:rFonts w:ascii="Arial" w:hAnsi="Arial" w:eastAsia="Arial"/>
+                <w:rFonts w:ascii="Arial" w:hAnsi="Arial" w:eastAsia="Arial" w:cs="Tahoma"/>
+                <w:sz w:val="18"/>
+              </w:rPr>
+            </w:r>
+            <w:r>
+              <w:rPr>
+                <w:rFonts w:ascii="Arial" w:hAnsi="Arial" w:eastAsia="Arial" w:cs="Tahoma"/>
                 <w:sz w:val="18"/>
               </w:rPr>
               <w:t>3</w:t>
@@ -9620,13 +9729,13 @@
             </w:pPr>
             <w:r>
               <w:rPr>
-                <w:rFonts w:ascii="Arial" w:hAnsi="Arial" w:eastAsia="Arial"/>
-                <w:sz w:val="18"/>
-              </w:rPr>
-            </w:r>
-            <w:r>
-              <w:rPr>
-                <w:rFonts w:ascii="Arial" w:hAnsi="Arial" w:eastAsia="Arial"/>
+                <w:rFonts w:ascii="Arial" w:hAnsi="Arial" w:eastAsia="Arial" w:cs="Tahoma"/>
+                <w:sz w:val="18"/>
+              </w:rPr>
+            </w:r>
+            <w:r>
+              <w:rPr>
+                <w:rFonts w:ascii="Arial" w:hAnsi="Arial" w:eastAsia="Arial" w:cs="Tahoma"/>
                 <w:sz w:val="18"/>
               </w:rPr>
               <w:t>error message passthrough</w:t>
@@ -9650,13 +9759,13 @@
             </w:pPr>
             <w:r>
               <w:rPr>
-                <w:rFonts w:ascii="Arial" w:hAnsi="Arial" w:eastAsia="Arial"/>
-                <w:sz w:val="18"/>
-              </w:rPr>
-            </w:r>
-            <w:r>
-              <w:rPr>
-                <w:rFonts w:ascii="Arial" w:hAnsi="Arial" w:eastAsia="Arial"/>
+                <w:rFonts w:ascii="Arial" w:hAnsi="Arial" w:eastAsia="Arial" w:cs="Tahoma"/>
+                <w:sz w:val="18"/>
+              </w:rPr>
+            </w:r>
+            <w:r>
+              <w:rPr>
+                <w:rFonts w:ascii="Arial" w:hAnsi="Arial" w:eastAsia="Arial" w:cs="Tahoma"/>
                 <w:sz w:val="18"/>
               </w:rPr>
               <w:t>4</w:t>
@@ -9675,13 +9784,13 @@
             </w:pPr>
             <w:r>
               <w:rPr>
-                <w:rFonts w:ascii="Arial" w:hAnsi="Arial" w:eastAsia="Arial"/>
-                <w:sz w:val="18"/>
-              </w:rPr>
-            </w:r>
-            <w:r>
-              <w:rPr>
-                <w:rFonts w:ascii="Arial" w:hAnsi="Arial" w:eastAsia="Arial"/>
+                <w:rFonts w:ascii="Arial" w:hAnsi="Arial" w:eastAsia="Arial" w:cs="Tahoma"/>
+                <w:sz w:val="18"/>
+              </w:rPr>
+            </w:r>
+            <w:r>
+              <w:rPr>
+                <w:rFonts w:ascii="Arial" w:hAnsi="Arial" w:eastAsia="Arial" w:cs="Tahoma"/>
                 <w:sz w:val="18"/>
               </w:rPr>
               <w:t>pagination pager mapping</w:t>
@@ -9705,13 +9814,13 @@
             </w:pPr>
             <w:r>
               <w:rPr>
-                <w:rFonts w:ascii="Arial" w:hAnsi="Arial" w:eastAsia="Arial"/>
-                <w:sz w:val="18"/>
-              </w:rPr>
-            </w:r>
-            <w:r>
-              <w:rPr>
-                <w:rFonts w:ascii="Arial" w:hAnsi="Arial" w:eastAsia="Arial"/>
+                <w:rFonts w:ascii="Arial" w:hAnsi="Arial" w:eastAsia="Arial" w:cs="Tahoma"/>
+                <w:sz w:val="18"/>
+              </w:rPr>
+            </w:r>
+            <w:r>
+              <w:rPr>
+                <w:rFonts w:ascii="Arial" w:hAnsi="Arial" w:eastAsia="Arial" w:cs="Tahoma"/>
                 <w:sz w:val="18"/>
               </w:rPr>
               <w:t>5</w:t>
@@ -9730,13 +9839,13 @@
             </w:pPr>
             <w:r>
               <w:rPr>
-                <w:rFonts w:ascii="Arial" w:hAnsi="Arial" w:eastAsia="Arial"/>
-                <w:sz w:val="18"/>
-              </w:rPr>
-            </w:r>
-            <w:r>
-              <w:rPr>
-                <w:rFonts w:ascii="Arial" w:hAnsi="Arial" w:eastAsia="Arial"/>
+                <w:rFonts w:ascii="Arial" w:hAnsi="Arial" w:eastAsia="Arial" w:cs="Tahoma"/>
+                <w:sz w:val="18"/>
+              </w:rPr>
+            </w:r>
+            <w:r>
+              <w:rPr>
+                <w:rFonts w:ascii="Arial" w:hAnsi="Arial" w:eastAsia="Arial" w:cs="Tahoma"/>
                 <w:sz w:val="18"/>
               </w:rPr>
               <w:t>date BE display</w:t>
@@ -9760,13 +9869,13 @@
             </w:pPr>
             <w:r>
               <w:rPr>
-                <w:rFonts w:ascii="Arial" w:hAnsi="Arial" w:eastAsia="Arial"/>
-                <w:sz w:val="18"/>
-              </w:rPr>
-            </w:r>
-            <w:r>
-              <w:rPr>
-                <w:rFonts w:ascii="Arial" w:hAnsi="Arial" w:eastAsia="Arial"/>
+                <w:rFonts w:ascii="Arial" w:hAnsi="Arial" w:eastAsia="Arial" w:cs="Tahoma"/>
+                <w:sz w:val="18"/>
+              </w:rPr>
+            </w:r>
+            <w:r>
+              <w:rPr>
+                <w:rFonts w:ascii="Arial" w:hAnsi="Arial" w:eastAsia="Arial" w:cs="Tahoma"/>
                 <w:sz w:val="18"/>
               </w:rPr>
               <w:t>6</w:t>
@@ -9785,13 +9894,13 @@
             </w:pPr>
             <w:r>
               <w:rPr>
-                <w:rFonts w:ascii="Arial" w:hAnsi="Arial" w:eastAsia="Arial"/>
-                <w:sz w:val="18"/>
-              </w:rPr>
-            </w:r>
-            <w:r>
-              <w:rPr>
-                <w:rFonts w:ascii="Arial" w:hAnsi="Arial" w:eastAsia="Arial"/>
+                <w:rFonts w:ascii="Arial" w:hAnsi="Arial" w:eastAsia="Arial" w:cs="Tahoma"/>
+                <w:sz w:val="18"/>
+              </w:rPr>
+            </w:r>
+            <w:r>
+              <w:rPr>
+                <w:rFonts w:ascii="Arial" w:hAnsi="Arial" w:eastAsia="Arial" w:cs="Tahoma"/>
                 <w:sz w:val="18"/>
               </w:rPr>
               <w:t>action response invalidation</w:t>
@@ -9815,13 +9924,13 @@
             </w:pPr>
             <w:r>
               <w:rPr>
-                <w:rFonts w:ascii="Arial" w:hAnsi="Arial" w:eastAsia="Arial"/>
-                <w:sz w:val="18"/>
-              </w:rPr>
-            </w:r>
-            <w:r>
-              <w:rPr>
-                <w:rFonts w:ascii="Arial" w:hAnsi="Arial" w:eastAsia="Arial"/>
+                <w:rFonts w:ascii="Arial" w:hAnsi="Arial" w:eastAsia="Arial" w:cs="Tahoma"/>
+                <w:sz w:val="18"/>
+              </w:rPr>
+            </w:r>
+            <w:r>
+              <w:rPr>
+                <w:rFonts w:ascii="Arial" w:hAnsi="Arial" w:eastAsia="Arial" w:cs="Tahoma"/>
                 <w:sz w:val="18"/>
               </w:rPr>
               <w:t>7</w:t>
@@ -9840,13 +9949,13 @@
             </w:pPr>
             <w:r>
               <w:rPr>
-                <w:rFonts w:ascii="Arial" w:hAnsi="Arial" w:eastAsia="Arial"/>
-                <w:sz w:val="18"/>
-              </w:rPr>
-            </w:r>
-            <w:r>
-              <w:rPr>
-                <w:rFonts w:ascii="Arial" w:hAnsi="Arial" w:eastAsia="Arial"/>
+                <w:rFonts w:ascii="Arial" w:hAnsi="Arial" w:eastAsia="Arial" w:cs="Tahoma"/>
+                <w:sz w:val="18"/>
+              </w:rPr>
+            </w:r>
+            <w:r>
+              <w:rPr>
+                <w:rFonts w:ascii="Arial" w:hAnsi="Arial" w:eastAsia="Arial" w:cs="Tahoma"/>
                 <w:sz w:val="18"/>
               </w:rPr>
               <w:t>menu filtering by API</w:t>
@@ -9876,7 +9985,7 @@
     </w:pPr>
     <w:r>
       <w:rPr>
-        <w:rFonts w:ascii="Arial" w:hAnsi="Arial"/>
+        <w:rFonts w:ascii="Arial" w:hAnsi="Arial" w:eastAsia="Arial" w:cs="Tahoma"/>
         <w:sz w:val="16"/>
       </w:rPr>
       <w:t xml:space="preserve">หน้า </w:t>
@@ -9895,7 +10004,7 @@
     </w:pPr>
     <w:r>
       <w:rPr>
-        <w:rFonts w:ascii="Arial" w:hAnsi="Arial" w:eastAsia="Arial"/>
+        <w:rFonts w:ascii="Arial" w:hAnsi="Arial" w:eastAsia="Arial" w:cs="Tahoma"/>
         <w:color w:val="66717F"/>
         <w:sz w:val="16"/>
       </w:rPr>
@@ -10269,7 +10378,7 @@
     <w:qFormat/>
     <w:rsid w:val="00FC693F"/>
     <w:rPr>
-      <w:rFonts w:ascii="Arial" w:hAnsi="Arial" w:eastAsia="Arial"/>
+      <w:rFonts w:ascii="Arial" w:hAnsi="Arial" w:eastAsia="Arial" w:cs="Tahoma"/>
       <w:sz w:val="20"/>
     </w:rPr>
   </w:style>
@@ -10332,7 +10441,7 @@
       <w:outlineLvl w:val="0"/>
     </w:pPr>
     <w:rPr>
-      <w:rFonts w:asciiTheme="majorHAnsi" w:eastAsiaTheme="majorEastAsia" w:hAnsiTheme="majorHAnsi" w:cstheme="majorBidi" w:ascii="Arial" w:hAnsi="Arial" w:eastAsia="Arial"/>
+      <w:rFonts w:asciiTheme="majorHAnsi" w:eastAsiaTheme="majorEastAsia" w:hAnsiTheme="majorHAnsi" w:cstheme="majorBidi" w:ascii="Arial" w:hAnsi="Arial" w:eastAsia="Arial" w:cs="Tahoma"/>
       <w:b/>
       <w:bCs/>
       <w:color w:val="1F4D78"/>
@@ -10356,7 +10465,7 @@
       <w:outlineLvl w:val="1"/>
     </w:pPr>
     <w:rPr>
-      <w:rFonts w:asciiTheme="majorHAnsi" w:eastAsiaTheme="majorEastAsia" w:hAnsiTheme="majorHAnsi" w:cstheme="majorBidi" w:ascii="Arial" w:hAnsi="Arial" w:eastAsia="Arial"/>
+      <w:rFonts w:asciiTheme="majorHAnsi" w:eastAsiaTheme="majorEastAsia" w:hAnsiTheme="majorHAnsi" w:cstheme="majorBidi" w:ascii="Arial" w:hAnsi="Arial" w:eastAsia="Arial" w:cs="Tahoma"/>
       <w:b/>
       <w:bCs/>
       <w:color w:val="2E74B5"/>
@@ -10380,7 +10489,7 @@
       <w:outlineLvl w:val="2"/>
     </w:pPr>
     <w:rPr>
-      <w:rFonts w:asciiTheme="majorHAnsi" w:eastAsiaTheme="majorEastAsia" w:hAnsiTheme="majorHAnsi" w:cstheme="majorBidi" w:ascii="Arial" w:hAnsi="Arial" w:eastAsia="Arial"/>
+      <w:rFonts w:asciiTheme="majorHAnsi" w:eastAsiaTheme="majorEastAsia" w:hAnsiTheme="majorHAnsi" w:cstheme="majorBidi" w:ascii="Arial" w:hAnsi="Arial" w:eastAsia="Arial" w:cs="Tahoma"/>
       <w:b/>
       <w:bCs/>
       <w:color w:val="1F4D78"/>
@@ -10404,7 +10513,7 @@
       <w:outlineLvl w:val="3"/>
     </w:pPr>
     <w:rPr>
-      <w:rFonts w:asciiTheme="majorHAnsi" w:eastAsiaTheme="majorEastAsia" w:hAnsiTheme="majorHAnsi" w:cstheme="majorBidi" w:ascii="Arial" w:hAnsi="Arial" w:eastAsia="Arial"/>
+      <w:rFonts w:asciiTheme="majorHAnsi" w:eastAsiaTheme="majorEastAsia" w:hAnsiTheme="majorHAnsi" w:cstheme="majorBidi" w:ascii="Arial" w:hAnsi="Arial" w:eastAsia="Arial" w:cs="Tahoma"/>
       <w:b/>
       <w:bCs/>
       <w:i/>

--- a/LLDD/word/FE/LLDD-FE-Integration-Contracts.docx
+++ b/LLDD/word/FE/LLDD-FE-Integration-Contracts.docx
@@ -1667,7 +1667,7 @@
                 <w:rFonts w:ascii="Arial" w:hAnsi="Arial" w:eastAsia="Arial" w:cs="Tahoma"/>
                 <w:sz w:val="18"/>
               </w:rPr>
-              <w:t>invalidate detail/timeline/tasks แล้ว resolve label จาก /document-statuses</w:t>
+              <w:t>invalidate detail/timeline/tasks แล้ว resolve label จาก /sbpgi/lookup/document-statuses</w:t>
             </w:r>
           </w:p>
         </w:tc>
@@ -1884,6 +1884,2200 @@
       </w:tr>
     </w:tbl>
     <w:p/>
+    <w:p>
+      <w:pPr>
+        <w:pStyle w:val="Heading2"/>
+        <w:keepNext/>
+        <w:keepLines/>
+        <w:pageBreakBefore w:val="0"/>
+      </w:pPr>
+      <w:r>
+        <w:t>5.80 Namespace + กลุ่ม path ของงานประกันรายได้ (มติ 2026-08-25)</w:t>
+      </w:r>
+    </w:p>
+    <w:p>
+      <w:pPr>
+        <w:keepNext w:val="0"/>
+      </w:pPr>
+      <w:r>
+        <w:t xml:space="preserve">SBPGI ไม่ได้แยก backend/พอร์ทัลใหม่ (มติ </w:t>
+      </w:r>
+      <w:r>
+        <w:rPr>
+          <w:b/>
+        </w:rPr>
+        <w:t>DP-10</w:t>
+      </w:r>
+      <w:r>
+        <w:t xml:space="preserve"> ให้อยู่ใน </w:t>
+      </w:r>
+      <w:r>
+        <w:rPr>
+          <w:rFonts w:ascii="Courier New" w:hAnsi="Courier New" w:eastAsia="Courier New" w:cs="Tahoma"/>
+        </w:rPr>
+        <w:t>srm-sps-spsap-store-backend</w:t>
+      </w:r>
+      <w:r>
+        <w:t xml:space="preserve"> และโมดูลใน </w:t>
+      </w:r>
+      <w:r>
+        <w:rPr>
+          <w:rFonts w:ascii="Courier New" w:hAnsi="Courier New" w:eastAsia="Courier New" w:cs="Tahoma"/>
+        </w:rPr>
+        <w:t>srm-sps-spsap-web-frontend</w:t>
+      </w:r>
+      <w:r>
+        <w:t xml:space="preserve"> เดิม) ทุกอย่างของงานประกันรายได้จึงอยู่ใต้ </w:t>
+      </w:r>
+      <w:r>
+        <w:rPr>
+          <w:b/>
+        </w:rPr>
+        <w:t>ชื่อเดียวกันทั้ง 3 ชั้น</w:t>
+      </w:r>
+      <w:r>
+        <w:t xml:space="preserve"> แล้วแตกเป็น </w:t>
+      </w:r>
+      <w:r>
+        <w:rPr>
+          <w:b/>
+        </w:rPr>
+        <w:t>6 กลุ่มย่อยตามกลุ่มงาน</w:t>
+      </w:r>
+      <w:r>
+        <w:t xml:space="preserve"> — ตรงกับ 6 กลุ่มใน </w:t>
+      </w:r>
+      <w:r>
+        <w:rPr>
+          <w:rFonts w:ascii="Courier New" w:hAnsi="Courier New" w:eastAsia="Courier New" w:cs="Tahoma"/>
+        </w:rPr>
+        <w:t>API design</w:t>
+      </w:r>
+      <w:r>
+        <w:t xml:space="preserve"> แบบ 1:1</w:t>
+      </w:r>
+    </w:p>
+    <w:tbl>
+      <w:tblPr>
+        <w:tblStyle w:val="TableGrid"/>
+        <w:tblW w:type="auto" w:w="0"/>
+        <w:jc w:val="center"/>
+        <w:tblLook w:firstColumn="1" w:firstRow="1" w:lastColumn="0" w:lastRow="0" w:noHBand="0" w:noVBand="1" w:val="04A0"/>
+      </w:tblPr>
+      <w:tblGrid>
+        <w:gridCol w:w="3360"/>
+        <w:gridCol w:w="3360"/>
+        <w:gridCol w:w="3360"/>
+      </w:tblGrid>
+      <w:tr>
+        <w:trPr>
+          <w:cantSplit/>
+        </w:trPr>
+        <w:tc>
+          <w:tcPr>
+            <w:tcW w:type="dxa" w:w="3360"/>
+            <w:vAlign w:val="center"/>
+            <w:shd w:fill="E8EEF5"/>
+          </w:tcPr>
+          <w:p>
+            <w:pPr>
+              <w:keepLines/>
+              <w:spacing w:after="0"/>
+            </w:pPr>
+            <w:r/>
+            <w:r>
+              <w:rPr>
+                <w:rFonts w:ascii="Arial" w:hAnsi="Arial" w:eastAsia="Arial" w:cs="Tahoma"/>
+                <w:b/>
+                <w:sz w:val="18"/>
+              </w:rPr>
+              <w:t>ชั้น</w:t>
+            </w:r>
+          </w:p>
+        </w:tc>
+        <w:tc>
+          <w:tcPr>
+            <w:tcW w:type="dxa" w:w="3360"/>
+            <w:vAlign w:val="center"/>
+            <w:shd w:fill="E8EEF5"/>
+          </w:tcPr>
+          <w:p>
+            <w:pPr>
+              <w:keepLines/>
+              <w:spacing w:after="0"/>
+            </w:pPr>
+            <w:r/>
+            <w:r>
+              <w:rPr>
+                <w:rFonts w:ascii="Arial" w:hAnsi="Arial" w:eastAsia="Arial" w:cs="Tahoma"/>
+                <w:b/>
+                <w:sz w:val="18"/>
+              </w:rPr>
+              <w:t>รูปแบบ</w:t>
+            </w:r>
+          </w:p>
+        </w:tc>
+        <w:tc>
+          <w:tcPr>
+            <w:tcW w:type="dxa" w:w="3360"/>
+            <w:vAlign w:val="center"/>
+            <w:shd w:fill="E8EEF5"/>
+          </w:tcPr>
+          <w:p>
+            <w:pPr>
+              <w:keepLines/>
+              <w:spacing w:after="0"/>
+            </w:pPr>
+            <w:r/>
+            <w:r>
+              <w:rPr>
+                <w:rFonts w:ascii="Arial" w:hAnsi="Arial" w:eastAsia="Arial" w:cs="Tahoma"/>
+                <w:b/>
+                <w:sz w:val="18"/>
+              </w:rPr>
+              <w:t>ตัวอย่าง</w:t>
+            </w:r>
+          </w:p>
+        </w:tc>
+      </w:tr>
+      <w:tr>
+        <w:trPr>
+          <w:cantSplit/>
+        </w:trPr>
+        <w:tc>
+          <w:tcPr>
+            <w:tcW w:type="dxa" w:w="3360"/>
+            <w:vAlign w:val="center"/>
+          </w:tcPr>
+          <w:p>
+            <w:pPr>
+              <w:keepLines/>
+              <w:spacing w:after="0"/>
+            </w:pPr>
+            <w:r>
+              <w:rPr>
+                <w:rFonts w:ascii="Arial" w:hAnsi="Arial" w:eastAsia="Arial" w:cs="Tahoma"/>
+                <w:sz w:val="18"/>
+              </w:rPr>
+            </w:r>
+            <w:r>
+              <w:rPr>
+                <w:rFonts w:ascii="Arial" w:hAnsi="Arial" w:eastAsia="Arial" w:cs="Tahoma"/>
+                <w:sz w:val="18"/>
+              </w:rPr>
+              <w:t>URL ของ API</w:t>
+            </w:r>
+          </w:p>
+        </w:tc>
+        <w:tc>
+          <w:tcPr>
+            <w:tcW w:type="dxa" w:w="3360"/>
+            <w:vAlign w:val="center"/>
+          </w:tcPr>
+          <w:p>
+            <w:pPr>
+              <w:keepLines/>
+              <w:spacing w:after="0"/>
+            </w:pPr>
+            <w:r>
+              <w:rPr>
+                <w:rFonts w:ascii="Arial" w:hAnsi="Arial" w:eastAsia="Arial" w:cs="Tahoma"/>
+                <w:sz w:val="18"/>
+              </w:rPr>
+            </w:r>
+            <w:r>
+              <w:rPr>
+                <w:rFonts w:ascii="Arial" w:hAnsi="Arial" w:eastAsia="Arial" w:cs="Tahoma"/>
+                <w:color w:val="8A3324"/>
+                <w:sz w:val="18"/>
+              </w:rPr>
+              <w:t>/api/v1/sbpgi/&lt;กลุ่ม&gt;/&lt;resource&gt;</w:t>
+            </w:r>
+          </w:p>
+        </w:tc>
+        <w:tc>
+          <w:tcPr>
+            <w:tcW w:type="dxa" w:w="3360"/>
+            <w:vAlign w:val="center"/>
+          </w:tcPr>
+          <w:p>
+            <w:pPr>
+              <w:keepLines/>
+              <w:spacing w:after="0"/>
+            </w:pPr>
+            <w:r>
+              <w:rPr>
+                <w:rFonts w:ascii="Arial" w:hAnsi="Arial" w:eastAsia="Arial" w:cs="Tahoma"/>
+                <w:sz w:val="18"/>
+              </w:rPr>
+            </w:r>
+            <w:r>
+              <w:rPr>
+                <w:rFonts w:ascii="Courier New" w:hAnsi="Courier New" w:eastAsia="Courier New" w:cs="Tahoma"/>
+                <w:sz w:val="18"/>
+              </w:rPr>
+              <w:t>/api/v1/sbpgi/document/{docNo}/actions</w:t>
+            </w:r>
+          </w:p>
+        </w:tc>
+      </w:tr>
+      <w:tr>
+        <w:trPr>
+          <w:cantSplit/>
+        </w:trPr>
+        <w:tc>
+          <w:tcPr>
+            <w:tcW w:type="dxa" w:w="3360"/>
+            <w:vAlign w:val="center"/>
+          </w:tcPr>
+          <w:p>
+            <w:pPr>
+              <w:keepLines/>
+              <w:spacing w:after="0"/>
+            </w:pPr>
+            <w:r>
+              <w:rPr>
+                <w:rFonts w:ascii="Arial" w:hAnsi="Arial" w:eastAsia="Arial" w:cs="Tahoma"/>
+                <w:sz w:val="18"/>
+              </w:rPr>
+            </w:r>
+            <w:r>
+              <w:rPr>
+                <w:rFonts w:ascii="Arial" w:hAnsi="Arial" w:eastAsia="Arial" w:cs="Tahoma"/>
+                <w:sz w:val="18"/>
+              </w:rPr>
+              <w:t>route ของหน้าจอ</w:t>
+            </w:r>
+          </w:p>
+        </w:tc>
+        <w:tc>
+          <w:tcPr>
+            <w:tcW w:type="dxa" w:w="3360"/>
+            <w:vAlign w:val="center"/>
+          </w:tcPr>
+          <w:p>
+            <w:pPr>
+              <w:keepLines/>
+              <w:spacing w:after="0"/>
+            </w:pPr>
+            <w:r>
+              <w:rPr>
+                <w:rFonts w:ascii="Arial" w:hAnsi="Arial" w:eastAsia="Arial" w:cs="Tahoma"/>
+                <w:sz w:val="18"/>
+              </w:rPr>
+            </w:r>
+            <w:r>
+              <w:rPr>
+                <w:rFonts w:ascii="Arial" w:hAnsi="Arial" w:eastAsia="Arial" w:cs="Tahoma"/>
+                <w:color w:val="8A3324"/>
+                <w:sz w:val="18"/>
+              </w:rPr>
+              <w:t>/sbpgi/&lt;กลุ่ม&gt;/&lt;หน้า&gt;</w:t>
+            </w:r>
+          </w:p>
+        </w:tc>
+        <w:tc>
+          <w:tcPr>
+            <w:tcW w:type="dxa" w:w="3360"/>
+            <w:vAlign w:val="center"/>
+          </w:tcPr>
+          <w:p>
+            <w:pPr>
+              <w:keepLines/>
+              <w:spacing w:after="0"/>
+            </w:pPr>
+            <w:r>
+              <w:rPr>
+                <w:rFonts w:ascii="Arial" w:hAnsi="Arial" w:eastAsia="Arial" w:cs="Tahoma"/>
+                <w:sz w:val="18"/>
+              </w:rPr>
+            </w:r>
+            <w:r>
+              <w:rPr>
+                <w:rFonts w:ascii="Courier New" w:hAnsi="Courier New" w:eastAsia="Courier New" w:cs="Tahoma"/>
+                <w:sz w:val="18"/>
+              </w:rPr>
+              <w:t>/sbpgi/document/waiting</w:t>
+            </w:r>
+            <w:r>
+              <w:rPr>
+                <w:rFonts w:ascii="Arial" w:hAnsi="Arial" w:eastAsia="Arial" w:cs="Tahoma"/>
+                <w:sz w:val="18"/>
+              </w:rPr>
+              <w:t xml:space="preserve"> · </w:t>
+            </w:r>
+            <w:r>
+              <w:rPr>
+                <w:rFonts w:ascii="Courier New" w:hAnsi="Courier New" w:eastAsia="Courier New" w:cs="Tahoma"/>
+                <w:sz w:val="18"/>
+              </w:rPr>
+              <w:t>/sbpgi/report/status-summary</w:t>
+            </w:r>
+          </w:p>
+        </w:tc>
+      </w:tr>
+      <w:tr>
+        <w:trPr>
+          <w:cantSplit/>
+        </w:trPr>
+        <w:tc>
+          <w:tcPr>
+            <w:tcW w:type="dxa" w:w="3360"/>
+            <w:vAlign w:val="center"/>
+          </w:tcPr>
+          <w:p>
+            <w:pPr>
+              <w:keepLines/>
+              <w:spacing w:after="0"/>
+            </w:pPr>
+            <w:r>
+              <w:rPr>
+                <w:rFonts w:ascii="Arial" w:hAnsi="Arial" w:eastAsia="Arial" w:cs="Tahoma"/>
+                <w:sz w:val="18"/>
+              </w:rPr>
+            </w:r>
+            <w:r>
+              <w:rPr>
+                <w:rFonts w:ascii="Arial" w:hAnsi="Arial" w:eastAsia="Arial" w:cs="Tahoma"/>
+                <w:sz w:val="18"/>
+              </w:rPr>
+              <w:t>โฟลเดอร์ไฟล์</w:t>
+            </w:r>
+          </w:p>
+        </w:tc>
+        <w:tc>
+          <w:tcPr>
+            <w:tcW w:type="dxa" w:w="3360"/>
+            <w:vAlign w:val="center"/>
+          </w:tcPr>
+          <w:p>
+            <w:pPr>
+              <w:keepLines/>
+              <w:spacing w:after="0"/>
+            </w:pPr>
+            <w:r>
+              <w:rPr>
+                <w:rFonts w:ascii="Arial" w:hAnsi="Arial" w:eastAsia="Arial" w:cs="Tahoma"/>
+                <w:sz w:val="18"/>
+              </w:rPr>
+            </w:r>
+            <w:r>
+              <w:rPr>
+                <w:rFonts w:ascii="Courier New" w:hAnsi="Courier New" w:eastAsia="Courier New" w:cs="Tahoma"/>
+                <w:sz w:val="18"/>
+              </w:rPr>
+              <w:t>**/sbpgi/*</w:t>
+            </w:r>
+          </w:p>
+        </w:tc>
+        <w:tc>
+          <w:tcPr>
+            <w:tcW w:type="dxa" w:w="3360"/>
+            <w:vAlign w:val="center"/>
+          </w:tcPr>
+          <w:p>
+            <w:pPr>
+              <w:keepLines/>
+              <w:spacing w:after="0"/>
+            </w:pPr>
+            <w:r>
+              <w:rPr>
+                <w:rFonts w:ascii="Arial" w:hAnsi="Arial" w:eastAsia="Arial" w:cs="Tahoma"/>
+                <w:sz w:val="18"/>
+              </w:rPr>
+            </w:r>
+            <w:r>
+              <w:rPr>
+                <w:rFonts w:ascii="Courier New" w:hAnsi="Courier New" w:eastAsia="Courier New" w:cs="Tahoma"/>
+                <w:sz w:val="18"/>
+              </w:rPr>
+              <w:t>src/app/(main)/sbpgi/*</w:t>
+            </w:r>
+            <w:r>
+              <w:rPr>
+                <w:rFonts w:ascii="Arial" w:hAnsi="Arial" w:eastAsia="Arial" w:cs="Tahoma"/>
+                <w:sz w:val="18"/>
+              </w:rPr>
+              <w:t xml:space="preserve"> · </w:t>
+            </w:r>
+            <w:r>
+              <w:rPr>
+                <w:rFonts w:ascii="Courier New" w:hAnsi="Courier New" w:eastAsia="Courier New" w:cs="Tahoma"/>
+                <w:sz w:val="18"/>
+              </w:rPr>
+              <w:t>src/services/sbpgi/*</w:t>
+            </w:r>
+            <w:r>
+              <w:rPr>
+                <w:rFonts w:ascii="Arial" w:hAnsi="Arial" w:eastAsia="Arial" w:cs="Tahoma"/>
+                <w:sz w:val="18"/>
+              </w:rPr>
+              <w:t xml:space="preserve"> · </w:t>
+            </w:r>
+            <w:r>
+              <w:rPr>
+                <w:rFonts w:ascii="Courier New" w:hAnsi="Courier New" w:eastAsia="Courier New" w:cs="Tahoma"/>
+                <w:sz w:val="18"/>
+              </w:rPr>
+              <w:t>src/types/sbpgi/*</w:t>
+            </w:r>
+          </w:p>
+        </w:tc>
+      </w:tr>
+    </w:tbl>
+    <w:p/>
+    <w:p>
+      <w:pPr>
+        <w:pStyle w:val="Heading3"/>
+        <w:keepNext/>
+        <w:keepLines/>
+        <w:pageBreakBefore w:val="0"/>
+      </w:pPr>
+      <w:r>
+        <w:t>6 กลุ่มย่อยใต้ `sbpgi`</w:t>
+      </w:r>
+    </w:p>
+    <w:tbl>
+      <w:tblPr>
+        <w:tblStyle w:val="TableGrid"/>
+        <w:tblW w:type="auto" w:w="0"/>
+        <w:jc w:val="center"/>
+        <w:tblLook w:firstColumn="1" w:firstRow="1" w:lastColumn="0" w:lastRow="0" w:noHBand="0" w:noVBand="1" w:val="04A0"/>
+      </w:tblPr>
+      <w:tblGrid>
+        <w:gridCol w:w="2520"/>
+        <w:gridCol w:w="2520"/>
+        <w:gridCol w:w="2520"/>
+        <w:gridCol w:w="2520"/>
+      </w:tblGrid>
+      <w:tr>
+        <w:trPr>
+          <w:cantSplit/>
+        </w:trPr>
+        <w:tc>
+          <w:tcPr>
+            <w:tcW w:type="dxa" w:w="2520"/>
+            <w:vAlign w:val="center"/>
+            <w:shd w:fill="E8EEF5"/>
+          </w:tcPr>
+          <w:p>
+            <w:pPr>
+              <w:keepLines/>
+              <w:spacing w:after="0"/>
+            </w:pPr>
+            <w:r/>
+            <w:r>
+              <w:rPr>
+                <w:rFonts w:ascii="Arial" w:hAnsi="Arial" w:eastAsia="Arial" w:cs="Tahoma"/>
+                <w:b/>
+                <w:sz w:val="18"/>
+              </w:rPr>
+              <w:t>กลุ่ม</w:t>
+            </w:r>
+          </w:p>
+        </w:tc>
+        <w:tc>
+          <w:tcPr>
+            <w:tcW w:type="dxa" w:w="2520"/>
+            <w:vAlign w:val="center"/>
+            <w:shd w:fill="E8EEF5"/>
+          </w:tcPr>
+          <w:p>
+            <w:pPr>
+              <w:keepLines/>
+              <w:spacing w:after="0"/>
+            </w:pPr>
+            <w:r/>
+            <w:r>
+              <w:rPr>
+                <w:rFonts w:ascii="Arial" w:hAnsi="Arial" w:eastAsia="Arial" w:cs="Tahoma"/>
+                <w:b/>
+                <w:sz w:val="18"/>
+              </w:rPr>
+              <w:t>prefix</w:t>
+            </w:r>
+          </w:p>
+        </w:tc>
+        <w:tc>
+          <w:tcPr>
+            <w:tcW w:type="dxa" w:w="2520"/>
+            <w:vAlign w:val="center"/>
+            <w:shd w:fill="E8EEF5"/>
+          </w:tcPr>
+          <w:p>
+            <w:pPr>
+              <w:keepLines/>
+              <w:spacing w:after="0"/>
+            </w:pPr>
+            <w:r/>
+            <w:r>
+              <w:rPr>
+                <w:rFonts w:ascii="Arial" w:hAnsi="Arial" w:eastAsia="Arial" w:cs="Tahoma"/>
+                <w:b/>
+                <w:sz w:val="18"/>
+              </w:rPr>
+              <w:t>เส้น</w:t>
+            </w:r>
+          </w:p>
+        </w:tc>
+        <w:tc>
+          <w:tcPr>
+            <w:tcW w:type="dxa" w:w="2520"/>
+            <w:vAlign w:val="center"/>
+            <w:shd w:fill="E8EEF5"/>
+          </w:tcPr>
+          <w:p>
+            <w:pPr>
+              <w:keepLines/>
+              <w:spacing w:after="0"/>
+            </w:pPr>
+            <w:r/>
+            <w:r>
+              <w:rPr>
+                <w:rFonts w:ascii="Arial" w:hAnsi="Arial" w:eastAsia="Arial" w:cs="Tahoma"/>
+                <w:b/>
+                <w:sz w:val="18"/>
+              </w:rPr>
+              <w:t>ครอบคลุมอะไร</w:t>
+            </w:r>
+          </w:p>
+        </w:tc>
+      </w:tr>
+      <w:tr>
+        <w:trPr>
+          <w:cantSplit/>
+        </w:trPr>
+        <w:tc>
+          <w:tcPr>
+            <w:tcW w:type="dxa" w:w="2520"/>
+            <w:vAlign w:val="center"/>
+          </w:tcPr>
+          <w:p>
+            <w:pPr>
+              <w:keepLines/>
+              <w:spacing w:after="0"/>
+            </w:pPr>
+            <w:r>
+              <w:rPr>
+                <w:rFonts w:ascii="Arial" w:hAnsi="Arial" w:eastAsia="Arial" w:cs="Tahoma"/>
+                <w:sz w:val="18"/>
+              </w:rPr>
+            </w:r>
+            <w:r>
+              <w:rPr>
+                <w:rFonts w:ascii="Arial" w:hAnsi="Arial" w:eastAsia="Arial" w:cs="Tahoma"/>
+                <w:sz w:val="18"/>
+              </w:rPr>
+              <w:t>งาน &amp; เอกสารประกันรายได้</w:t>
+            </w:r>
+          </w:p>
+        </w:tc>
+        <w:tc>
+          <w:tcPr>
+            <w:tcW w:type="dxa" w:w="2520"/>
+            <w:vAlign w:val="center"/>
+          </w:tcPr>
+          <w:p>
+            <w:pPr>
+              <w:keepLines/>
+              <w:spacing w:after="0"/>
+            </w:pPr>
+            <w:r>
+              <w:rPr>
+                <w:rFonts w:ascii="Arial" w:hAnsi="Arial" w:eastAsia="Arial" w:cs="Tahoma"/>
+                <w:sz w:val="18"/>
+              </w:rPr>
+            </w:r>
+            <w:r>
+              <w:rPr>
+                <w:rFonts w:ascii="Courier New" w:hAnsi="Courier New" w:eastAsia="Courier New" w:cs="Tahoma"/>
+                <w:sz w:val="18"/>
+              </w:rPr>
+              <w:t>/sbpgi/document/*</w:t>
+            </w:r>
+          </w:p>
+        </w:tc>
+        <w:tc>
+          <w:tcPr>
+            <w:tcW w:type="dxa" w:w="2520"/>
+            <w:vAlign w:val="center"/>
+          </w:tcPr>
+          <w:p>
+            <w:pPr>
+              <w:keepLines/>
+              <w:spacing w:after="0"/>
+            </w:pPr>
+            <w:r>
+              <w:rPr>
+                <w:rFonts w:ascii="Arial" w:hAnsi="Arial" w:eastAsia="Arial" w:cs="Tahoma"/>
+                <w:sz w:val="18"/>
+              </w:rPr>
+            </w:r>
+            <w:r>
+              <w:rPr>
+                <w:rFonts w:ascii="Arial" w:hAnsi="Arial" w:eastAsia="Arial" w:cs="Tahoma"/>
+                <w:sz w:val="18"/>
+              </w:rPr>
+              <w:t>11</w:t>
+            </w:r>
+          </w:p>
+        </w:tc>
+        <w:tc>
+          <w:tcPr>
+            <w:tcW w:type="dxa" w:w="2520"/>
+            <w:vAlign w:val="center"/>
+          </w:tcPr>
+          <w:p>
+            <w:pPr>
+              <w:keepLines/>
+              <w:spacing w:after="0"/>
+            </w:pPr>
+            <w:r>
+              <w:rPr>
+                <w:rFonts w:ascii="Arial" w:hAnsi="Arial" w:eastAsia="Arial" w:cs="Tahoma"/>
+                <w:sz w:val="18"/>
+              </w:rPr>
+            </w:r>
+            <w:r>
+              <w:rPr>
+                <w:rFonts w:ascii="Courier New" w:hAnsi="Courier New" w:eastAsia="Courier New" w:cs="Tahoma"/>
+                <w:sz w:val="18"/>
+              </w:rPr>
+              <w:t>/tasks</w:t>
+            </w:r>
+            <w:r>
+              <w:rPr>
+                <w:rFonts w:ascii="Arial" w:hAnsi="Arial" w:eastAsia="Arial" w:cs="Tahoma"/>
+                <w:sz w:val="18"/>
+              </w:rPr>
+              <w:t xml:space="preserve"> (กล่องงาน) · ค้นหา/สร้าง/แก้เอกสาร · </w:t>
+            </w:r>
+            <w:r>
+              <w:rPr>
+                <w:rFonts w:ascii="Courier New" w:hAnsi="Courier New" w:eastAsia="Courier New" w:cs="Tahoma"/>
+                <w:sz w:val="18"/>
+              </w:rPr>
+              <w:t>/{docNo}/actions</w:t>
+            </w:r>
+            <w:r>
+              <w:rPr>
+                <w:rFonts w:ascii="Arial" w:hAnsi="Arial" w:eastAsia="Arial" w:cs="Tahoma"/>
+                <w:sz w:val="18"/>
+              </w:rPr>
+              <w:t xml:space="preserve"> · </w:t>
+            </w:r>
+            <w:r>
+              <w:rPr>
+                <w:rFonts w:ascii="Courier New" w:hAnsi="Courier New" w:eastAsia="Courier New" w:cs="Tahoma"/>
+                <w:sz w:val="18"/>
+              </w:rPr>
+              <w:t>/timeline</w:t>
+            </w:r>
+            <w:r>
+              <w:rPr>
+                <w:rFonts w:ascii="Arial" w:hAnsi="Arial" w:eastAsia="Arial" w:cs="Tahoma"/>
+                <w:sz w:val="18"/>
+              </w:rPr>
+              <w:t xml:space="preserve"> · </w:t>
+            </w:r>
+            <w:r>
+              <w:rPr>
+                <w:rFonts w:ascii="Courier New" w:hAnsi="Courier New" w:eastAsia="Courier New" w:cs="Tahoma"/>
+                <w:sz w:val="18"/>
+              </w:rPr>
+              <w:t>/attachments</w:t>
+            </w:r>
+            <w:r>
+              <w:rPr>
+                <w:rFonts w:ascii="Arial" w:hAnsi="Arial" w:eastAsia="Arial" w:cs="Tahoma"/>
+                <w:sz w:val="18"/>
+              </w:rPr>
+              <w:t xml:space="preserve"> · </w:t>
+            </w:r>
+            <w:r>
+              <w:rPr>
+                <w:rFonts w:ascii="Courier New" w:hAnsi="Courier New" w:eastAsia="Courier New" w:cs="Tahoma"/>
+                <w:sz w:val="18"/>
+              </w:rPr>
+              <w:t>/sales</w:t>
+            </w:r>
+          </w:p>
+        </w:tc>
+      </w:tr>
+      <w:tr>
+        <w:trPr>
+          <w:cantSplit/>
+        </w:trPr>
+        <w:tc>
+          <w:tcPr>
+            <w:tcW w:type="dxa" w:w="2520"/>
+            <w:vAlign w:val="center"/>
+          </w:tcPr>
+          <w:p>
+            <w:pPr>
+              <w:keepLines/>
+              <w:spacing w:after="0"/>
+            </w:pPr>
+            <w:r>
+              <w:rPr>
+                <w:rFonts w:ascii="Arial" w:hAnsi="Arial" w:eastAsia="Arial" w:cs="Tahoma"/>
+                <w:sz w:val="18"/>
+              </w:rPr>
+            </w:r>
+            <w:r>
+              <w:rPr>
+                <w:rFonts w:ascii="Arial" w:hAnsi="Arial" w:eastAsia="Arial" w:cs="Tahoma"/>
+                <w:sz w:val="18"/>
+              </w:rPr>
+              <w:t>ข้อมูลอ้างอิง (Lookup)</w:t>
+            </w:r>
+          </w:p>
+        </w:tc>
+        <w:tc>
+          <w:tcPr>
+            <w:tcW w:type="dxa" w:w="2520"/>
+            <w:vAlign w:val="center"/>
+          </w:tcPr>
+          <w:p>
+            <w:pPr>
+              <w:keepLines/>
+              <w:spacing w:after="0"/>
+            </w:pPr>
+            <w:r>
+              <w:rPr>
+                <w:rFonts w:ascii="Arial" w:hAnsi="Arial" w:eastAsia="Arial" w:cs="Tahoma"/>
+                <w:sz w:val="18"/>
+              </w:rPr>
+            </w:r>
+            <w:r>
+              <w:rPr>
+                <w:rFonts w:ascii="Courier New" w:hAnsi="Courier New" w:eastAsia="Courier New" w:cs="Tahoma"/>
+                <w:sz w:val="18"/>
+              </w:rPr>
+              <w:t>/sbpgi/lookup/*</w:t>
+            </w:r>
+          </w:p>
+        </w:tc>
+        <w:tc>
+          <w:tcPr>
+            <w:tcW w:type="dxa" w:w="2520"/>
+            <w:vAlign w:val="center"/>
+          </w:tcPr>
+          <w:p>
+            <w:pPr>
+              <w:keepLines/>
+              <w:spacing w:after="0"/>
+            </w:pPr>
+            <w:r>
+              <w:rPr>
+                <w:rFonts w:ascii="Arial" w:hAnsi="Arial" w:eastAsia="Arial" w:cs="Tahoma"/>
+                <w:sz w:val="18"/>
+              </w:rPr>
+            </w:r>
+            <w:r>
+              <w:rPr>
+                <w:rFonts w:ascii="Arial" w:hAnsi="Arial" w:eastAsia="Arial" w:cs="Tahoma"/>
+                <w:sz w:val="18"/>
+              </w:rPr>
+              <w:t>2</w:t>
+            </w:r>
+          </w:p>
+        </w:tc>
+        <w:tc>
+          <w:tcPr>
+            <w:tcW w:type="dxa" w:w="2520"/>
+            <w:vAlign w:val="center"/>
+          </w:tcPr>
+          <w:p>
+            <w:pPr>
+              <w:keepLines/>
+              <w:spacing w:after="0"/>
+            </w:pPr>
+            <w:r>
+              <w:rPr>
+                <w:rFonts w:ascii="Arial" w:hAnsi="Arial" w:eastAsia="Arial" w:cs="Tahoma"/>
+                <w:sz w:val="18"/>
+              </w:rPr>
+            </w:r>
+            <w:r>
+              <w:rPr>
+                <w:rFonts w:ascii="Courier New" w:hAnsi="Courier New" w:eastAsia="Courier New" w:cs="Tahoma"/>
+                <w:sz w:val="18"/>
+              </w:rPr>
+              <w:t>/document-statuses</w:t>
+            </w:r>
+            <w:r>
+              <w:rPr>
+                <w:rFonts w:ascii="Arial" w:hAnsi="Arial" w:eastAsia="Arial" w:cs="Tahoma"/>
+                <w:sz w:val="18"/>
+              </w:rPr>
+              <w:t xml:space="preserve"> · </w:t>
+            </w:r>
+            <w:r>
+              <w:rPr>
+                <w:rFonts w:ascii="Courier New" w:hAnsi="Courier New" w:eastAsia="Courier New" w:cs="Tahoma"/>
+                <w:sz w:val="18"/>
+              </w:rPr>
+              <w:t>/workflow-sections</w:t>
+            </w:r>
+            <w:r>
+              <w:rPr>
+                <w:rFonts w:ascii="Arial" w:hAnsi="Arial" w:eastAsia="Arial" w:cs="Tahoma"/>
+                <w:sz w:val="18"/>
+              </w:rPr>
+              <w:t xml:space="preserve"> — อ่านอย่างเดียว ไม่มีหน้าจอดูแล</w:t>
+            </w:r>
+          </w:p>
+        </w:tc>
+      </w:tr>
+      <w:tr>
+        <w:trPr>
+          <w:cantSplit/>
+        </w:trPr>
+        <w:tc>
+          <w:tcPr>
+            <w:tcW w:type="dxa" w:w="2520"/>
+            <w:vAlign w:val="center"/>
+          </w:tcPr>
+          <w:p>
+            <w:pPr>
+              <w:keepLines/>
+              <w:spacing w:after="0"/>
+            </w:pPr>
+            <w:r>
+              <w:rPr>
+                <w:rFonts w:ascii="Arial" w:hAnsi="Arial" w:eastAsia="Arial" w:cs="Tahoma"/>
+                <w:sz w:val="18"/>
+              </w:rPr>
+            </w:r>
+            <w:r>
+              <w:rPr>
+                <w:rFonts w:ascii="Arial" w:hAnsi="Arial" w:eastAsia="Arial" w:cs="Tahoma"/>
+                <w:sz w:val="18"/>
+              </w:rPr>
+              <w:t>Master Data</w:t>
+            </w:r>
+          </w:p>
+        </w:tc>
+        <w:tc>
+          <w:tcPr>
+            <w:tcW w:type="dxa" w:w="2520"/>
+            <w:vAlign w:val="center"/>
+          </w:tcPr>
+          <w:p>
+            <w:pPr>
+              <w:keepLines/>
+              <w:spacing w:after="0"/>
+            </w:pPr>
+            <w:r>
+              <w:rPr>
+                <w:rFonts w:ascii="Arial" w:hAnsi="Arial" w:eastAsia="Arial" w:cs="Tahoma"/>
+                <w:sz w:val="18"/>
+              </w:rPr>
+            </w:r>
+            <w:r>
+              <w:rPr>
+                <w:rFonts w:ascii="Courier New" w:hAnsi="Courier New" w:eastAsia="Courier New" w:cs="Tahoma"/>
+                <w:sz w:val="18"/>
+              </w:rPr>
+              <w:t>/sbpgi/master/*</w:t>
+            </w:r>
+          </w:p>
+        </w:tc>
+        <w:tc>
+          <w:tcPr>
+            <w:tcW w:type="dxa" w:w="2520"/>
+            <w:vAlign w:val="center"/>
+          </w:tcPr>
+          <w:p>
+            <w:pPr>
+              <w:keepLines/>
+              <w:spacing w:after="0"/>
+            </w:pPr>
+            <w:r>
+              <w:rPr>
+                <w:rFonts w:ascii="Arial" w:hAnsi="Arial" w:eastAsia="Arial" w:cs="Tahoma"/>
+                <w:sz w:val="18"/>
+              </w:rPr>
+            </w:r>
+            <w:r>
+              <w:rPr>
+                <w:rFonts w:ascii="Arial" w:hAnsi="Arial" w:eastAsia="Arial" w:cs="Tahoma"/>
+                <w:sz w:val="18"/>
+              </w:rPr>
+              <w:t>8</w:t>
+            </w:r>
+          </w:p>
+        </w:tc>
+        <w:tc>
+          <w:tcPr>
+            <w:tcW w:type="dxa" w:w="2520"/>
+            <w:vAlign w:val="center"/>
+          </w:tcPr>
+          <w:p>
+            <w:pPr>
+              <w:keepLines/>
+              <w:spacing w:after="0"/>
+            </w:pPr>
+            <w:r>
+              <w:rPr>
+                <w:rFonts w:ascii="Arial" w:hAnsi="Arial" w:eastAsia="Arial" w:cs="Tahoma"/>
+                <w:sz w:val="18"/>
+              </w:rPr>
+            </w:r>
+            <w:r>
+              <w:rPr>
+                <w:rFonts w:ascii="Courier New" w:hAnsi="Courier New" w:eastAsia="Courier New" w:cs="Tahoma"/>
+                <w:sz w:val="18"/>
+              </w:rPr>
+              <w:t>/factors</w:t>
+            </w:r>
+            <w:r>
+              <w:rPr>
+                <w:rFonts w:ascii="Arial" w:hAnsi="Arial" w:eastAsia="Arial" w:cs="Tahoma"/>
+                <w:sz w:val="18"/>
+              </w:rPr>
+              <w:t xml:space="preserve"> (CRUD 4) · </w:t>
+            </w:r>
+            <w:r>
+              <w:rPr>
+                <w:rFonts w:ascii="Courier New" w:hAnsi="Courier New" w:eastAsia="Courier New" w:cs="Tahoma"/>
+                <w:sz w:val="18"/>
+              </w:rPr>
+              <w:t>/competitors</w:t>
+            </w:r>
+            <w:r>
+              <w:rPr>
+                <w:rFonts w:ascii="Arial" w:hAnsi="Arial" w:eastAsia="Arial" w:cs="Tahoma"/>
+                <w:sz w:val="18"/>
+              </w:rPr>
+              <w:t xml:space="preserve"> (CRUD 4) — master ที่มีหน้าจอดูแลของตัวเอง</w:t>
+            </w:r>
+          </w:p>
+        </w:tc>
+      </w:tr>
+      <w:tr>
+        <w:trPr>
+          <w:cantSplit/>
+        </w:trPr>
+        <w:tc>
+          <w:tcPr>
+            <w:tcW w:type="dxa" w:w="2520"/>
+            <w:vAlign w:val="center"/>
+          </w:tcPr>
+          <w:p>
+            <w:pPr>
+              <w:keepLines/>
+              <w:spacing w:after="0"/>
+            </w:pPr>
+            <w:r>
+              <w:rPr>
+                <w:rFonts w:ascii="Arial" w:hAnsi="Arial" w:eastAsia="Arial" w:cs="Tahoma"/>
+                <w:sz w:val="18"/>
+              </w:rPr>
+            </w:r>
+            <w:r>
+              <w:rPr>
+                <w:rFonts w:ascii="Arial" w:hAnsi="Arial" w:eastAsia="Arial" w:cs="Tahoma"/>
+                <w:sz w:val="18"/>
+              </w:rPr>
+              <w:t>รายงาน</w:t>
+            </w:r>
+          </w:p>
+        </w:tc>
+        <w:tc>
+          <w:tcPr>
+            <w:tcW w:type="dxa" w:w="2520"/>
+            <w:vAlign w:val="center"/>
+          </w:tcPr>
+          <w:p>
+            <w:pPr>
+              <w:keepLines/>
+              <w:spacing w:after="0"/>
+            </w:pPr>
+            <w:r>
+              <w:rPr>
+                <w:rFonts w:ascii="Arial" w:hAnsi="Arial" w:eastAsia="Arial" w:cs="Tahoma"/>
+                <w:sz w:val="18"/>
+              </w:rPr>
+            </w:r>
+            <w:r>
+              <w:rPr>
+                <w:rFonts w:ascii="Courier New" w:hAnsi="Courier New" w:eastAsia="Courier New" w:cs="Tahoma"/>
+                <w:sz w:val="18"/>
+              </w:rPr>
+              <w:t>/sbpgi/report/*</w:t>
+            </w:r>
+          </w:p>
+        </w:tc>
+        <w:tc>
+          <w:tcPr>
+            <w:tcW w:type="dxa" w:w="2520"/>
+            <w:vAlign w:val="center"/>
+          </w:tcPr>
+          <w:p>
+            <w:pPr>
+              <w:keepLines/>
+              <w:spacing w:after="0"/>
+            </w:pPr>
+            <w:r>
+              <w:rPr>
+                <w:rFonts w:ascii="Arial" w:hAnsi="Arial" w:eastAsia="Arial" w:cs="Tahoma"/>
+                <w:sz w:val="18"/>
+              </w:rPr>
+            </w:r>
+            <w:r>
+              <w:rPr>
+                <w:rFonts w:ascii="Arial" w:hAnsi="Arial" w:eastAsia="Arial" w:cs="Tahoma"/>
+                <w:sz w:val="18"/>
+              </w:rPr>
+              <w:t>2</w:t>
+            </w:r>
+          </w:p>
+        </w:tc>
+        <w:tc>
+          <w:tcPr>
+            <w:tcW w:type="dxa" w:w="2520"/>
+            <w:vAlign w:val="center"/>
+          </w:tcPr>
+          <w:p>
+            <w:pPr>
+              <w:keepLines/>
+              <w:spacing w:after="0"/>
+            </w:pPr>
+            <w:r>
+              <w:rPr>
+                <w:rFonts w:ascii="Arial" w:hAnsi="Arial" w:eastAsia="Arial" w:cs="Tahoma"/>
+                <w:sz w:val="18"/>
+              </w:rPr>
+            </w:r>
+            <w:r>
+              <w:rPr>
+                <w:rFonts w:ascii="Courier New" w:hAnsi="Courier New" w:eastAsia="Courier New" w:cs="Tahoma"/>
+                <w:sz w:val="18"/>
+              </w:rPr>
+              <w:t>/status-summary</w:t>
+            </w:r>
+            <w:r>
+              <w:rPr>
+                <w:rFonts w:ascii="Arial" w:hAnsi="Arial" w:eastAsia="Arial" w:cs="Tahoma"/>
+                <w:sz w:val="18"/>
+              </w:rPr>
+              <w:t xml:space="preserve"> · </w:t>
+            </w:r>
+            <w:r>
+              <w:rPr>
+                <w:rFonts w:ascii="Courier New" w:hAnsi="Courier New" w:eastAsia="Courier New" w:cs="Tahoma"/>
+                <w:sz w:val="18"/>
+              </w:rPr>
+              <w:t>/status-summary/export</w:t>
+            </w:r>
+          </w:p>
+        </w:tc>
+      </w:tr>
+      <w:tr>
+        <w:trPr>
+          <w:cantSplit/>
+        </w:trPr>
+        <w:tc>
+          <w:tcPr>
+            <w:tcW w:type="dxa" w:w="2520"/>
+            <w:vAlign w:val="center"/>
+          </w:tcPr>
+          <w:p>
+            <w:pPr>
+              <w:keepLines/>
+              <w:spacing w:after="0"/>
+            </w:pPr>
+            <w:r>
+              <w:rPr>
+                <w:rFonts w:ascii="Arial" w:hAnsi="Arial" w:eastAsia="Arial" w:cs="Tahoma"/>
+                <w:sz w:val="18"/>
+              </w:rPr>
+            </w:r>
+            <w:r>
+              <w:rPr>
+                <w:rFonts w:ascii="Arial" w:hAnsi="Arial" w:eastAsia="Arial" w:cs="Tahoma"/>
+                <w:sz w:val="18"/>
+              </w:rPr>
+              <w:t>Workflow ภายใน</w:t>
+            </w:r>
+          </w:p>
+        </w:tc>
+        <w:tc>
+          <w:tcPr>
+            <w:tcW w:type="dxa" w:w="2520"/>
+            <w:vAlign w:val="center"/>
+          </w:tcPr>
+          <w:p>
+            <w:pPr>
+              <w:keepLines/>
+              <w:spacing w:after="0"/>
+            </w:pPr>
+            <w:r>
+              <w:rPr>
+                <w:rFonts w:ascii="Arial" w:hAnsi="Arial" w:eastAsia="Arial" w:cs="Tahoma"/>
+                <w:sz w:val="18"/>
+              </w:rPr>
+            </w:r>
+            <w:r>
+              <w:rPr>
+                <w:rFonts w:ascii="Courier New" w:hAnsi="Courier New" w:eastAsia="Courier New" w:cs="Tahoma"/>
+                <w:sz w:val="18"/>
+              </w:rPr>
+              <w:t>/sbpgi/workflow/*</w:t>
+            </w:r>
+          </w:p>
+        </w:tc>
+        <w:tc>
+          <w:tcPr>
+            <w:tcW w:type="dxa" w:w="2520"/>
+            <w:vAlign w:val="center"/>
+          </w:tcPr>
+          <w:p>
+            <w:pPr>
+              <w:keepLines/>
+              <w:spacing w:after="0"/>
+            </w:pPr>
+            <w:r>
+              <w:rPr>
+                <w:rFonts w:ascii="Arial" w:hAnsi="Arial" w:eastAsia="Arial" w:cs="Tahoma"/>
+                <w:sz w:val="18"/>
+              </w:rPr>
+            </w:r>
+            <w:r>
+              <w:rPr>
+                <w:rFonts w:ascii="Arial" w:hAnsi="Arial" w:eastAsia="Arial" w:cs="Tahoma"/>
+                <w:sz w:val="18"/>
+              </w:rPr>
+              <w:t>3</w:t>
+            </w:r>
+          </w:p>
+        </w:tc>
+        <w:tc>
+          <w:tcPr>
+            <w:tcW w:type="dxa" w:w="2520"/>
+            <w:vAlign w:val="center"/>
+          </w:tcPr>
+          <w:p>
+            <w:pPr>
+              <w:keepLines/>
+              <w:spacing w:after="0"/>
+            </w:pPr>
+            <w:r>
+              <w:rPr>
+                <w:rFonts w:ascii="Arial" w:hAnsi="Arial" w:eastAsia="Arial" w:cs="Tahoma"/>
+                <w:sz w:val="18"/>
+              </w:rPr>
+            </w:r>
+            <w:r>
+              <w:rPr>
+                <w:rFonts w:ascii="Courier New" w:hAnsi="Courier New" w:eastAsia="Courier New" w:cs="Tahoma"/>
+                <w:sz w:val="18"/>
+              </w:rPr>
+              <w:t>/instances</w:t>
+            </w:r>
+            <w:r>
+              <w:rPr>
+                <w:rFonts w:ascii="Arial" w:hAnsi="Arial" w:eastAsia="Arial" w:cs="Tahoma"/>
+                <w:sz w:val="18"/>
+              </w:rPr>
+              <w:t xml:space="preserve"> · </w:t>
+            </w:r>
+            <w:r>
+              <w:rPr>
+                <w:rFonts w:ascii="Courier New" w:hAnsi="Courier New" w:eastAsia="Courier New" w:cs="Tahoma"/>
+                <w:sz w:val="18"/>
+              </w:rPr>
+              <w:t>/instances/{id}</w:t>
+            </w:r>
+            <w:r>
+              <w:rPr>
+                <w:rFonts w:ascii="Arial" w:hAnsi="Arial" w:eastAsia="Arial" w:cs="Tahoma"/>
+                <w:sz w:val="18"/>
+              </w:rPr>
+              <w:t xml:space="preserve"> · </w:t>
+            </w:r>
+            <w:r>
+              <w:rPr>
+                <w:rFonts w:ascii="Courier New" w:hAnsi="Courier New" w:eastAsia="Courier New" w:cs="Tahoma"/>
+                <w:sz w:val="18"/>
+              </w:rPr>
+              <w:t>/summary</w:t>
+            </w:r>
+          </w:p>
+        </w:tc>
+      </w:tr>
+      <w:tr>
+        <w:trPr>
+          <w:cantSplit/>
+        </w:trPr>
+        <w:tc>
+          <w:tcPr>
+            <w:tcW w:type="dxa" w:w="2520"/>
+            <w:vAlign w:val="center"/>
+          </w:tcPr>
+          <w:p>
+            <w:pPr>
+              <w:keepLines/>
+              <w:spacing w:after="0"/>
+            </w:pPr>
+            <w:r>
+              <w:rPr>
+                <w:rFonts w:ascii="Arial" w:hAnsi="Arial" w:eastAsia="Arial" w:cs="Tahoma"/>
+                <w:sz w:val="18"/>
+              </w:rPr>
+            </w:r>
+            <w:r>
+              <w:rPr>
+                <w:rFonts w:ascii="Arial" w:hAnsi="Arial" w:eastAsia="Arial" w:cs="Tahoma"/>
+                <w:sz w:val="18"/>
+              </w:rPr>
+              <w:t>Interface (tracking / ACK)</w:t>
+            </w:r>
+          </w:p>
+        </w:tc>
+        <w:tc>
+          <w:tcPr>
+            <w:tcW w:type="dxa" w:w="2520"/>
+            <w:vAlign w:val="center"/>
+          </w:tcPr>
+          <w:p>
+            <w:pPr>
+              <w:keepLines/>
+              <w:spacing w:after="0"/>
+            </w:pPr>
+            <w:r>
+              <w:rPr>
+                <w:rFonts w:ascii="Arial" w:hAnsi="Arial" w:eastAsia="Arial" w:cs="Tahoma"/>
+                <w:sz w:val="18"/>
+              </w:rPr>
+            </w:r>
+            <w:r>
+              <w:rPr>
+                <w:rFonts w:ascii="Courier New" w:hAnsi="Courier New" w:eastAsia="Courier New" w:cs="Tahoma"/>
+                <w:sz w:val="18"/>
+              </w:rPr>
+              <w:t>/sbpgi/interface/*</w:t>
+            </w:r>
+          </w:p>
+        </w:tc>
+        <w:tc>
+          <w:tcPr>
+            <w:tcW w:type="dxa" w:w="2520"/>
+            <w:vAlign w:val="center"/>
+          </w:tcPr>
+          <w:p>
+            <w:pPr>
+              <w:keepLines/>
+              <w:spacing w:after="0"/>
+            </w:pPr>
+            <w:r>
+              <w:rPr>
+                <w:rFonts w:ascii="Arial" w:hAnsi="Arial" w:eastAsia="Arial" w:cs="Tahoma"/>
+                <w:sz w:val="18"/>
+              </w:rPr>
+            </w:r>
+            <w:r>
+              <w:rPr>
+                <w:rFonts w:ascii="Arial" w:hAnsi="Arial" w:eastAsia="Arial" w:cs="Tahoma"/>
+                <w:sz w:val="18"/>
+              </w:rPr>
+              <w:t>3</w:t>
+            </w:r>
+          </w:p>
+        </w:tc>
+        <w:tc>
+          <w:tcPr>
+            <w:tcW w:type="dxa" w:w="2520"/>
+            <w:vAlign w:val="center"/>
+          </w:tcPr>
+          <w:p>
+            <w:pPr>
+              <w:keepLines/>
+              <w:spacing w:after="0"/>
+            </w:pPr>
+            <w:r>
+              <w:rPr>
+                <w:rFonts w:ascii="Arial" w:hAnsi="Arial" w:eastAsia="Arial" w:cs="Tahoma"/>
+                <w:sz w:val="18"/>
+              </w:rPr>
+            </w:r>
+            <w:r>
+              <w:rPr>
+                <w:rFonts w:ascii="Courier New" w:hAnsi="Courier New" w:eastAsia="Courier New" w:cs="Tahoma"/>
+                <w:sz w:val="18"/>
+              </w:rPr>
+              <w:t>/tracking</w:t>
+            </w:r>
+            <w:r>
+              <w:rPr>
+                <w:rFonts w:ascii="Arial" w:hAnsi="Arial" w:eastAsia="Arial" w:cs="Tahoma"/>
+                <w:sz w:val="18"/>
+              </w:rPr>
+              <w:t xml:space="preserve"> · </w:t>
+            </w:r>
+            <w:r>
+              <w:rPr>
+                <w:rFonts w:ascii="Courier New" w:hAnsi="Courier New" w:eastAsia="Courier New" w:cs="Tahoma"/>
+                <w:sz w:val="18"/>
+              </w:rPr>
+              <w:t>/pending-ack</w:t>
+            </w:r>
+            <w:r>
+              <w:rPr>
+                <w:rFonts w:ascii="Arial" w:hAnsi="Arial" w:eastAsia="Arial" w:cs="Tahoma"/>
+                <w:sz w:val="18"/>
+              </w:rPr>
+              <w:t xml:space="preserve"> · </w:t>
+            </w:r>
+            <w:r>
+              <w:rPr>
+                <w:rFonts w:ascii="Courier New" w:hAnsi="Courier New" w:eastAsia="Courier New" w:cs="Tahoma"/>
+                <w:sz w:val="18"/>
+              </w:rPr>
+              <w:t>/sta/ack</w:t>
+            </w:r>
+          </w:p>
+        </w:tc>
+      </w:tr>
+    </w:tbl>
+    <w:p/>
+    <w:p>
+      <w:r>
+        <w:rPr>
+          <w:b/>
+        </w:rPr>
+        <w:t>Batch job ไม่มีกลุ่ม path ของตัวเอง</w:t>
+      </w:r>
+      <w:r>
+        <w:t xml:space="preserve"> — Jobs 2-10 + 8b รันด้วย cron/CLI ไม่ได้เปิด endpoint (กลุ่ม Batch Job Admin 6 เส้นถูกตัดทิ้ง 2026-08-06) · หน้าต่างที่มองเห็นผลของ job คือ </w:t>
+      </w:r>
+      <w:r>
+        <w:rPr>
+          <w:b/>
+        </w:rPr>
+        <w:t>`/sbpgi/interface/*`</w:t>
+      </w:r>
+      <w:r>
+        <w:t xml:space="preserve"> (tracking + ACK ของ </w:t>
+      </w:r>
+      <w:r>
+        <w:rPr>
+          <w:rFonts w:ascii="Courier New" w:hAnsi="Courier New" w:eastAsia="Courier New" w:cs="Tahoma"/>
+        </w:rPr>
+        <w:t>interface_transactions</w:t>
+      </w:r>
+      <w:r>
+        <w:t>) กับ application log เท่านั้น</w:t>
+      </w:r>
+    </w:p>
+    <w:p>
+      <w:pPr>
+        <w:pStyle w:val="Heading3"/>
+        <w:keepNext/>
+        <w:keepLines/>
+        <w:pageBreakBefore w:val="0"/>
+      </w:pPr>
+      <w:r>
+        <w:t>ทำไมต้องมี prefix (ไม่ใช่แค่ความสวยงาม)</w:t>
+      </w:r>
+    </w:p>
+    <w:tbl>
+      <w:tblPr>
+        <w:tblStyle w:val="TableGrid"/>
+        <w:tblW w:type="auto" w:w="0"/>
+        <w:jc w:val="center"/>
+        <w:tblLook w:firstColumn="1" w:firstRow="1" w:lastColumn="0" w:lastRow="0" w:noHBand="0" w:noVBand="1" w:val="04A0"/>
+      </w:tblPr>
+      <w:tblGrid>
+        <w:gridCol w:w="3360"/>
+        <w:gridCol w:w="3360"/>
+        <w:gridCol w:w="3360"/>
+      </w:tblGrid>
+      <w:tr>
+        <w:trPr>
+          <w:cantSplit/>
+        </w:trPr>
+        <w:tc>
+          <w:tcPr>
+            <w:tcW w:type="dxa" w:w="3360"/>
+            <w:vAlign w:val="center"/>
+            <w:shd w:fill="E8EEF5"/>
+          </w:tcPr>
+          <w:p>
+            <w:pPr>
+              <w:keepLines/>
+              <w:spacing w:after="0"/>
+            </w:pPr>
+            <w:r/>
+            <w:r>
+              <w:rPr>
+                <w:rFonts w:ascii="Arial" w:hAnsi="Arial" w:eastAsia="Arial" w:cs="Tahoma"/>
+                <w:b/>
+                <w:sz w:val="18"/>
+              </w:rPr>
+              <w:t>ระบบเดิมมีอยู่แล้ว</w:t>
+            </w:r>
+          </w:p>
+        </w:tc>
+        <w:tc>
+          <w:tcPr>
+            <w:tcW w:type="dxa" w:w="3360"/>
+            <w:vAlign w:val="center"/>
+            <w:shd w:fill="E8EEF5"/>
+          </w:tcPr>
+          <w:p>
+            <w:pPr>
+              <w:keepLines/>
+              <w:spacing w:after="0"/>
+            </w:pPr>
+            <w:r/>
+            <w:r>
+              <w:rPr>
+                <w:rFonts w:ascii="Arial" w:hAnsi="Arial" w:eastAsia="Arial" w:cs="Tahoma"/>
+                <w:b/>
+                <w:sz w:val="18"/>
+              </w:rPr>
+              <w:t>ของ SBPGI ถ้าไม่ใส่ prefix</w:t>
+            </w:r>
+          </w:p>
+        </w:tc>
+        <w:tc>
+          <w:tcPr>
+            <w:tcW w:type="dxa" w:w="3360"/>
+            <w:vAlign w:val="center"/>
+            <w:shd w:fill="E8EEF5"/>
+          </w:tcPr>
+          <w:p>
+            <w:pPr>
+              <w:keepLines/>
+              <w:spacing w:after="0"/>
+            </w:pPr>
+            <w:r/>
+            <w:r>
+              <w:rPr>
+                <w:rFonts w:ascii="Arial" w:hAnsi="Arial" w:eastAsia="Arial" w:cs="Tahoma"/>
+                <w:b/>
+                <w:sz w:val="18"/>
+              </w:rPr>
+              <w:t>ผล</w:t>
+            </w:r>
+          </w:p>
+        </w:tc>
+      </w:tr>
+      <w:tr>
+        <w:trPr>
+          <w:cantSplit/>
+        </w:trPr>
+        <w:tc>
+          <w:tcPr>
+            <w:tcW w:type="dxa" w:w="3360"/>
+            <w:vAlign w:val="center"/>
+          </w:tcPr>
+          <w:p>
+            <w:pPr>
+              <w:keepLines/>
+              <w:spacing w:after="0"/>
+            </w:pPr>
+            <w:r>
+              <w:rPr>
+                <w:rFonts w:ascii="Arial" w:hAnsi="Arial" w:eastAsia="Arial" w:cs="Tahoma"/>
+                <w:sz w:val="18"/>
+              </w:rPr>
+            </w:r>
+            <w:r>
+              <w:rPr>
+                <w:rFonts w:ascii="Courier New" w:hAnsi="Courier New" w:eastAsia="Courier New" w:cs="Tahoma"/>
+                <w:sz w:val="18"/>
+              </w:rPr>
+              <w:t>/document</w:t>
+            </w:r>
+            <w:r>
+              <w:rPr>
+                <w:rFonts w:ascii="Arial" w:hAnsi="Arial" w:eastAsia="Arial" w:cs="Tahoma"/>
+                <w:sz w:val="18"/>
+              </w:rPr>
+              <w:t xml:space="preserve"> · </w:t>
+            </w:r>
+            <w:r>
+              <w:rPr>
+                <w:rFonts w:ascii="Courier New" w:hAnsi="Courier New" w:eastAsia="Courier New" w:cs="Tahoma"/>
+                <w:sz w:val="18"/>
+              </w:rPr>
+              <w:t>/statement/...</w:t>
+            </w:r>
+          </w:p>
+        </w:tc>
+        <w:tc>
+          <w:tcPr>
+            <w:tcW w:type="dxa" w:w="3360"/>
+            <w:vAlign w:val="center"/>
+          </w:tcPr>
+          <w:p>
+            <w:pPr>
+              <w:keepLines/>
+              <w:spacing w:after="0"/>
+            </w:pPr>
+            <w:r>
+              <w:rPr>
+                <w:rFonts w:ascii="Arial" w:hAnsi="Arial" w:eastAsia="Arial" w:cs="Tahoma"/>
+                <w:sz w:val="18"/>
+              </w:rPr>
+            </w:r>
+            <w:r>
+              <w:rPr>
+                <w:rFonts w:ascii="Courier New" w:hAnsi="Courier New" w:eastAsia="Courier New" w:cs="Tahoma"/>
+                <w:sz w:val="18"/>
+              </w:rPr>
+              <w:t>/documents</w:t>
+            </w:r>
+          </w:p>
+        </w:tc>
+        <w:tc>
+          <w:tcPr>
+            <w:tcW w:type="dxa" w:w="3360"/>
+            <w:vAlign w:val="center"/>
+          </w:tcPr>
+          <w:p>
+            <w:pPr>
+              <w:keepLines/>
+              <w:spacing w:after="0"/>
+            </w:pPr>
+            <w:r>
+              <w:rPr>
+                <w:rFonts w:ascii="Arial" w:hAnsi="Arial" w:eastAsia="Arial" w:cs="Tahoma"/>
+                <w:sz w:val="18"/>
+              </w:rPr>
+            </w:r>
+            <w:r>
+              <w:rPr>
+                <w:rFonts w:ascii="Arial" w:hAnsi="Arial" w:eastAsia="Arial" w:cs="Tahoma"/>
+                <w:sz w:val="18"/>
+              </w:rPr>
+              <w:t>ชนเชิงความหมาย อ่าน routing แล้วสับสน</w:t>
+            </w:r>
+          </w:p>
+        </w:tc>
+      </w:tr>
+      <w:tr>
+        <w:trPr>
+          <w:cantSplit/>
+        </w:trPr>
+        <w:tc>
+          <w:tcPr>
+            <w:tcW w:type="dxa" w:w="3360"/>
+            <w:vAlign w:val="center"/>
+          </w:tcPr>
+          <w:p>
+            <w:pPr>
+              <w:keepLines/>
+              <w:spacing w:after="0"/>
+            </w:pPr>
+            <w:r>
+              <w:rPr>
+                <w:rFonts w:ascii="Arial" w:hAnsi="Arial" w:eastAsia="Arial" w:cs="Tahoma"/>
+                <w:sz w:val="18"/>
+              </w:rPr>
+            </w:r>
+            <w:r>
+              <w:rPr>
+                <w:rFonts w:ascii="Courier New" w:hAnsi="Courier New" w:eastAsia="Courier New" w:cs="Tahoma"/>
+                <w:sz w:val="18"/>
+              </w:rPr>
+              <w:t>/report</w:t>
+            </w:r>
+            <w:r>
+              <w:rPr>
+                <w:rFonts w:ascii="Arial" w:hAnsi="Arial" w:eastAsia="Arial" w:cs="Tahoma"/>
+                <w:sz w:val="18"/>
+              </w:rPr>
+              <w:t xml:space="preserve"> · </w:t>
+            </w:r>
+            <w:r>
+              <w:rPr>
+                <w:rFonts w:ascii="Courier New" w:hAnsi="Courier New" w:eastAsia="Courier New" w:cs="Tahoma"/>
+                <w:sz w:val="18"/>
+              </w:rPr>
+              <w:t>/performance-report</w:t>
+            </w:r>
+            <w:r>
+              <w:rPr>
+                <w:rFonts w:ascii="Arial" w:hAnsi="Arial" w:eastAsia="Arial" w:cs="Tahoma"/>
+                <w:sz w:val="18"/>
+              </w:rPr>
+              <w:t xml:space="preserve"> · </w:t>
+            </w:r>
+            <w:r>
+              <w:rPr>
+                <w:rFonts w:ascii="Courier New" w:hAnsi="Courier New" w:eastAsia="Courier New" w:cs="Tahoma"/>
+                <w:sz w:val="18"/>
+              </w:rPr>
+              <w:t>/statement/report/ej</w:t>
+            </w:r>
+          </w:p>
+        </w:tc>
+        <w:tc>
+          <w:tcPr>
+            <w:tcW w:type="dxa" w:w="3360"/>
+            <w:vAlign w:val="center"/>
+          </w:tcPr>
+          <w:p>
+            <w:pPr>
+              <w:keepLines/>
+              <w:spacing w:after="0"/>
+            </w:pPr>
+            <w:r>
+              <w:rPr>
+                <w:rFonts w:ascii="Arial" w:hAnsi="Arial" w:eastAsia="Arial" w:cs="Tahoma"/>
+                <w:sz w:val="18"/>
+              </w:rPr>
+            </w:r>
+            <w:r>
+              <w:rPr>
+                <w:rFonts w:ascii="Courier New" w:hAnsi="Courier New" w:eastAsia="Courier New" w:cs="Tahoma"/>
+                <w:sz w:val="18"/>
+              </w:rPr>
+              <w:t>/reports/status-summary</w:t>
+            </w:r>
+          </w:p>
+        </w:tc>
+        <w:tc>
+          <w:tcPr>
+            <w:tcW w:type="dxa" w:w="3360"/>
+            <w:vAlign w:val="center"/>
+          </w:tcPr>
+          <w:p>
+            <w:pPr>
+              <w:keepLines/>
+              <w:spacing w:after="0"/>
+            </w:pPr>
+            <w:r>
+              <w:rPr>
+                <w:rFonts w:ascii="Arial" w:hAnsi="Arial" w:eastAsia="Arial" w:cs="Tahoma"/>
+                <w:sz w:val="18"/>
+              </w:rPr>
+            </w:r>
+            <w:r>
+              <w:rPr>
+                <w:rFonts w:ascii="Arial" w:hAnsi="Arial" w:eastAsia="Arial" w:cs="Tahoma"/>
+                <w:sz w:val="18"/>
+              </w:rPr>
+              <w:t>ชนเชิงความหมาย</w:t>
+            </w:r>
+          </w:p>
+        </w:tc>
+      </w:tr>
+      <w:tr>
+        <w:trPr>
+          <w:cantSplit/>
+        </w:trPr>
+        <w:tc>
+          <w:tcPr>
+            <w:tcW w:type="dxa" w:w="3360"/>
+            <w:vAlign w:val="center"/>
+          </w:tcPr>
+          <w:p>
+            <w:pPr>
+              <w:keepLines/>
+              <w:spacing w:after="0"/>
+            </w:pPr>
+            <w:r>
+              <w:rPr>
+                <w:rFonts w:ascii="Arial" w:hAnsi="Arial" w:eastAsia="Arial" w:cs="Tahoma"/>
+                <w:sz w:val="18"/>
+              </w:rPr>
+            </w:r>
+            <w:r>
+              <w:rPr>
+                <w:rFonts w:ascii="Arial" w:hAnsi="Arial" w:eastAsia="Arial" w:cs="Tahoma"/>
+                <w:b/>
+                <w:sz w:val="18"/>
+              </w:rPr>
+              <w:t>`/interface/sta/upload-cmadd`</w:t>
+            </w:r>
+            <w:r>
+              <w:rPr>
+                <w:rFonts w:ascii="Arial" w:hAnsi="Arial" w:eastAsia="Arial" w:cs="Tahoma"/>
+                <w:sz w:val="18"/>
+              </w:rPr>
+              <w:t xml:space="preserve"> · </w:t>
+            </w:r>
+            <w:r>
+              <w:rPr>
+                <w:rFonts w:ascii="Courier New" w:hAnsi="Courier New" w:eastAsia="Courier New" w:cs="Tahoma"/>
+                <w:sz w:val="18"/>
+              </w:rPr>
+              <w:t>/interface/add</w:t>
+            </w:r>
+          </w:p>
+        </w:tc>
+        <w:tc>
+          <w:tcPr>
+            <w:tcW w:type="dxa" w:w="3360"/>
+            <w:vAlign w:val="center"/>
+          </w:tcPr>
+          <w:p>
+            <w:pPr>
+              <w:keepLines/>
+              <w:spacing w:after="0"/>
+            </w:pPr>
+            <w:r>
+              <w:rPr>
+                <w:rFonts w:ascii="Arial" w:hAnsi="Arial" w:eastAsia="Arial" w:cs="Tahoma"/>
+                <w:sz w:val="18"/>
+              </w:rPr>
+            </w:r>
+            <w:r>
+              <w:rPr>
+                <w:rFonts w:ascii="Arial" w:hAnsi="Arial" w:eastAsia="Arial" w:cs="Tahoma"/>
+                <w:b/>
+                <w:sz w:val="18"/>
+              </w:rPr>
+              <w:t>`/interfaces/sta/ack`</w:t>
+            </w:r>
+          </w:p>
+        </w:tc>
+        <w:tc>
+          <w:tcPr>
+            <w:tcW w:type="dxa" w:w="3360"/>
+            <w:vAlign w:val="center"/>
+          </w:tcPr>
+          <w:p>
+            <w:pPr>
+              <w:keepLines/>
+              <w:spacing w:after="0"/>
+            </w:pPr>
+            <w:r>
+              <w:rPr>
+                <w:rFonts w:ascii="Arial" w:hAnsi="Arial" w:eastAsia="Arial" w:cs="Tahoma"/>
+                <w:sz w:val="18"/>
+              </w:rPr>
+            </w:r>
+            <w:r>
+              <w:rPr>
+                <w:rFonts w:ascii="Arial" w:hAnsi="Arial" w:eastAsia="Arial" w:cs="Tahoma"/>
+                <w:sz w:val="18"/>
+              </w:rPr>
+              <w:t>🔴 เกือบเหมือนกัน — เสี่ยงยิงผิดเส้นจริง</w:t>
+            </w:r>
+          </w:p>
+        </w:tc>
+      </w:tr>
+      <w:tr>
+        <w:trPr>
+          <w:cantSplit/>
+        </w:trPr>
+        <w:tc>
+          <w:tcPr>
+            <w:tcW w:type="dxa" w:w="3360"/>
+            <w:vAlign w:val="center"/>
+          </w:tcPr>
+          <w:p>
+            <w:pPr>
+              <w:keepLines/>
+              <w:spacing w:after="0"/>
+            </w:pPr>
+            <w:r>
+              <w:rPr>
+                <w:rFonts w:ascii="Arial" w:hAnsi="Arial" w:eastAsia="Arial" w:cs="Tahoma"/>
+                <w:sz w:val="18"/>
+              </w:rPr>
+            </w:r>
+            <w:r>
+              <w:rPr>
+                <w:rFonts w:ascii="Courier New" w:hAnsi="Courier New" w:eastAsia="Courier New" w:cs="Tahoma"/>
+                <w:sz w:val="18"/>
+              </w:rPr>
+              <w:t>/common</w:t>
+            </w:r>
+            <w:r>
+              <w:rPr>
+                <w:rFonts w:ascii="Arial" w:hAnsi="Arial" w:eastAsia="Arial" w:cs="Tahoma"/>
+                <w:sz w:val="18"/>
+              </w:rPr>
+              <w:t xml:space="preserve"> · </w:t>
+            </w:r>
+            <w:r>
+              <w:rPr>
+                <w:rFonts w:ascii="Courier New" w:hAnsi="Courier New" w:eastAsia="Courier New" w:cs="Tahoma"/>
+                <w:sz w:val="18"/>
+              </w:rPr>
+              <w:t>/master</w:t>
+            </w:r>
+            <w:r>
+              <w:rPr>
+                <w:rFonts w:ascii="Arial" w:hAnsi="Arial" w:eastAsia="Arial" w:cs="Tahoma"/>
+                <w:sz w:val="18"/>
+              </w:rPr>
+              <w:t xml:space="preserve"> · </w:t>
+            </w:r>
+            <w:r>
+              <w:rPr>
+                <w:rFonts w:ascii="Courier New" w:hAnsi="Courier New" w:eastAsia="Courier New" w:cs="Tahoma"/>
+                <w:sz w:val="18"/>
+              </w:rPr>
+              <w:t>/store</w:t>
+            </w:r>
+          </w:p>
+        </w:tc>
+        <w:tc>
+          <w:tcPr>
+            <w:tcW w:type="dxa" w:w="3360"/>
+            <w:vAlign w:val="center"/>
+          </w:tcPr>
+          <w:p>
+            <w:pPr>
+              <w:keepLines/>
+              <w:spacing w:after="0"/>
+            </w:pPr>
+            <w:r>
+              <w:rPr>
+                <w:rFonts w:ascii="Arial" w:hAnsi="Arial" w:eastAsia="Arial" w:cs="Tahoma"/>
+                <w:sz w:val="18"/>
+              </w:rPr>
+            </w:r>
+            <w:r>
+              <w:rPr>
+                <w:rFonts w:ascii="Courier New" w:hAnsi="Courier New" w:eastAsia="Courier New" w:cs="Tahoma"/>
+                <w:sz w:val="18"/>
+              </w:rPr>
+              <w:t>/factors</w:t>
+            </w:r>
+            <w:r>
+              <w:rPr>
+                <w:rFonts w:ascii="Arial" w:hAnsi="Arial" w:eastAsia="Arial" w:cs="Tahoma"/>
+                <w:sz w:val="18"/>
+              </w:rPr>
+              <w:t xml:space="preserve"> </w:t>
+            </w:r>
+            <w:r>
+              <w:rPr>
+                <w:rFonts w:ascii="Courier New" w:hAnsi="Courier New" w:eastAsia="Courier New" w:cs="Tahoma"/>
+                <w:sz w:val="18"/>
+              </w:rPr>
+              <w:t>/competitors</w:t>
+            </w:r>
+            <w:r>
+              <w:rPr>
+                <w:rFonts w:ascii="Arial" w:hAnsi="Arial" w:eastAsia="Arial" w:cs="Tahoma"/>
+                <w:sz w:val="18"/>
+              </w:rPr>
+              <w:t xml:space="preserve"> </w:t>
+            </w:r>
+            <w:r>
+              <w:rPr>
+                <w:rFonts w:ascii="Courier New" w:hAnsi="Courier New" w:eastAsia="Courier New" w:cs="Tahoma"/>
+                <w:sz w:val="18"/>
+              </w:rPr>
+              <w:t>/document-statuses</w:t>
+            </w:r>
+          </w:p>
+        </w:tc>
+        <w:tc>
+          <w:tcPr>
+            <w:tcW w:type="dxa" w:w="3360"/>
+            <w:vAlign w:val="center"/>
+          </w:tcPr>
+          <w:p>
+            <w:pPr>
+              <w:keepLines/>
+              <w:spacing w:after="0"/>
+            </w:pPr>
+            <w:r>
+              <w:rPr>
+                <w:rFonts w:ascii="Arial" w:hAnsi="Arial" w:eastAsia="Arial" w:cs="Tahoma"/>
+                <w:sz w:val="18"/>
+              </w:rPr>
+            </w:r>
+            <w:r>
+              <w:rPr>
+                <w:rFonts w:ascii="Arial" w:hAnsi="Arial" w:eastAsia="Arial" w:cs="Tahoma"/>
+                <w:sz w:val="18"/>
+              </w:rPr>
+              <w:t>ปนกับ master ของโมดูลอื่น</w:t>
+            </w:r>
+          </w:p>
+        </w:tc>
+      </w:tr>
+    </w:tbl>
+    <w:p/>
+    <w:p>
+      <w:pPr>
+        <w:pStyle w:val="ListBullet"/>
+        <w:keepLines/>
+      </w:pPr>
+      <w:r>
+        <w:t xml:space="preserve">ฝั่ง NestJS: </w:t>
+      </w:r>
+      <w:r>
+        <w:rPr>
+          <w:b/>
+        </w:rPr>
+        <w:t>`SbpgiModule` เดียว</w:t>
+      </w:r>
+      <w:r>
+        <w:t xml:space="preserve"> ผูก prefix ที่ระดับโมดูล (</w:t>
+      </w:r>
+      <w:r>
+        <w:rPr>
+          <w:rFonts w:ascii="Courier New" w:hAnsi="Courier New" w:eastAsia="Courier New" w:cs="Tahoma"/>
+        </w:rPr>
+        <w:t>RouterModule.register([{ path: 'sbpgi', module: SbpgiModule }])</w:t>
+      </w:r>
+      <w:r>
+        <w:t>) แล้วแตกเป็น 6 controller ตามกลุ่ม (</w:t>
+      </w:r>
+      <w:r>
+        <w:rPr>
+          <w:rFonts w:ascii="Courier New" w:hAnsi="Courier New" w:eastAsia="Courier New" w:cs="Tahoma"/>
+        </w:rPr>
+        <w:t>DocumentController</w:t>
+      </w:r>
+      <w:r>
+        <w:t xml:space="preserve"> </w:t>
+      </w:r>
+      <w:r>
+        <w:rPr>
+          <w:rFonts w:ascii="Courier New" w:hAnsi="Courier New" w:eastAsia="Courier New" w:cs="Tahoma"/>
+        </w:rPr>
+        <w:t>LookupController</w:t>
+      </w:r>
+      <w:r>
+        <w:t xml:space="preserve"> </w:t>
+      </w:r>
+      <w:r>
+        <w:rPr>
+          <w:rFonts w:ascii="Courier New" w:hAnsi="Courier New" w:eastAsia="Courier New" w:cs="Tahoma"/>
+        </w:rPr>
+        <w:t>MasterController</w:t>
+      </w:r>
+      <w:r>
+        <w:t xml:space="preserve"> </w:t>
+      </w:r>
+      <w:r>
+        <w:rPr>
+          <w:rFonts w:ascii="Courier New" w:hAnsi="Courier New" w:eastAsia="Courier New" w:cs="Tahoma"/>
+        </w:rPr>
+        <w:t>ReportController</w:t>
+      </w:r>
+      <w:r>
+        <w:t xml:space="preserve"> </w:t>
+      </w:r>
+      <w:r>
+        <w:rPr>
+          <w:rFonts w:ascii="Courier New" w:hAnsi="Courier New" w:eastAsia="Courier New" w:cs="Tahoma"/>
+        </w:rPr>
+        <w:t>WorkflowController</w:t>
+      </w:r>
+      <w:r>
+        <w:t xml:space="preserve"> </w:t>
+      </w:r>
+      <w:r>
+        <w:rPr>
+          <w:rFonts w:ascii="Courier New" w:hAnsi="Courier New" w:eastAsia="Courier New" w:cs="Tahoma"/>
+        </w:rPr>
+        <w:t>InterfaceController</w:t>
+      </w:r>
+      <w:r>
+        <w:t xml:space="preserve">) — </w:t>
+      </w:r>
+      <w:r>
+        <w:rPr>
+          <w:b/>
+        </w:rPr>
+        <w:t>ห้ามเติม `sbpgi/` ในแต่ละ `@Controller()`</w:t>
+      </w:r>
+    </w:p>
+    <w:p>
+      <w:pPr>
+        <w:pStyle w:val="ListBullet"/>
+        <w:keepLines/>
+      </w:pPr>
+      <w:r>
+        <w:t xml:space="preserve">ในกลุ่ม </w:t>
+      </w:r>
+      <w:r>
+        <w:rPr>
+          <w:rFonts w:ascii="Courier New" w:hAnsi="Courier New" w:eastAsia="Courier New" w:cs="Tahoma"/>
+        </w:rPr>
+        <w:t>document</w:t>
+      </w:r>
+      <w:r>
+        <w:t xml:space="preserve"> ต้องประกาศ route คงที่ (</w:t>
+      </w:r>
+      <w:r>
+        <w:rPr>
+          <w:rFonts w:ascii="Courier New" w:hAnsi="Courier New" w:eastAsia="Courier New" w:cs="Tahoma"/>
+        </w:rPr>
+        <w:t>/tasks</w:t>
+      </w:r>
+      <w:r>
+        <w:t xml:space="preserve">) </w:t>
+      </w:r>
+      <w:r>
+        <w:rPr>
+          <w:b/>
+        </w:rPr>
+        <w:t>ก่อน</w:t>
+      </w:r>
+      <w:r>
+        <w:t xml:space="preserve"> route ที่มีพารามิเตอร์ (</w:t>
+      </w:r>
+      <w:r>
+        <w:rPr>
+          <w:rFonts w:ascii="Courier New" w:hAnsi="Courier New" w:eastAsia="Courier New" w:cs="Tahoma"/>
+        </w:rPr>
+        <w:t>/{docNo}</w:t>
+      </w:r>
+      <w:r>
+        <w:t xml:space="preserve">) และ </w:t>
+      </w:r>
+      <w:r>
+        <w:rPr>
+          <w:rFonts w:ascii="Courier New" w:hAnsi="Courier New" w:eastAsia="Courier New" w:cs="Tahoma"/>
+        </w:rPr>
+        <w:t>docNo</w:t>
+      </w:r>
+      <w:r>
+        <w:t xml:space="preserve"> เป็น </w:t>
+      </w:r>
+      <w:r>
+        <w:rPr>
+          <w:rFonts w:ascii="Courier New" w:hAnsi="Courier New" w:eastAsia="Courier New" w:cs="Tahoma"/>
+        </w:rPr>
+        <w:t>YYYY/xxxxx</w:t>
+      </w:r>
+      <w:r>
+        <w:t xml:space="preserve"> จึงต้อง </w:t>
+      </w:r>
+      <w:r>
+        <w:rPr>
+          <w:rFonts w:ascii="Courier New" w:hAnsi="Courier New" w:eastAsia="Courier New" w:cs="Tahoma"/>
+        </w:rPr>
+        <w:t>encodeURIComponent</w:t>
+      </w:r>
+      <w:r>
+        <w:t xml:space="preserve"> ทุกครั้งที่ประกอบ URL</w:t>
+      </w:r>
+    </w:p>
+    <w:p>
+      <w:pPr>
+        <w:pStyle w:val="ListBullet"/>
+        <w:keepLines/>
+      </w:pPr>
+      <w:r>
+        <w:t xml:space="preserve">เส้นที่ </w:t>
+      </w:r>
+      <w:r>
+        <w:rPr>
+          <w:b/>
+        </w:rPr>
+        <w:t>ไม่ใช่ของ SBPGI ห้ามใส่ prefix และห้ามแตะ</w:t>
+      </w:r>
+      <w:r>
+        <w:t xml:space="preserve"> — </w:t>
+      </w:r>
+      <w:r>
+        <w:rPr>
+          <w:rFonts w:ascii="Courier New" w:hAnsi="Courier New" w:eastAsia="Courier New" w:cs="Tahoma"/>
+        </w:rPr>
+        <w:t>GET /store/search</w:t>
+      </w:r>
+      <w:r>
+        <w:t xml:space="preserve"> · </w:t>
+      </w:r>
+      <w:r>
+        <w:rPr>
+          <w:rFonts w:ascii="Courier New" w:hAnsi="Courier New" w:eastAsia="Courier New" w:cs="Tahoma"/>
+        </w:rPr>
+        <w:t>GET /store/all-regions</w:t>
+      </w:r>
+      <w:r>
+        <w:t xml:space="preserve"> · </w:t>
+      </w:r>
+      <w:r>
+        <w:rPr>
+          <w:rFonts w:ascii="Courier New" w:hAnsi="Courier New" w:eastAsia="Courier New" w:cs="Tahoma"/>
+        </w:rPr>
+        <w:t>GET /common/common-code</w:t>
+      </w:r>
+      <w:r>
+        <w:t xml:space="preserve"> · </w:t>
+      </w:r>
+      <w:r>
+        <w:rPr>
+          <w:rFonts w:ascii="Courier New" w:hAnsi="Courier New" w:eastAsia="Courier New" w:cs="Tahoma"/>
+        </w:rPr>
+        <w:t>GET /menus</w:t>
+      </w:r>
+      <w:r>
+        <w:t xml:space="preserve"> · </w:t>
+      </w:r>
+      <w:r>
+        <w:rPr>
+          <w:rFonts w:ascii="Courier New" w:hAnsi="Courier New" w:eastAsia="Courier New" w:cs="Tahoma"/>
+        </w:rPr>
+        <w:t>GET /groups/current-user/permissions</w:t>
+      </w:r>
+      <w:r>
+        <w:t xml:space="preserve"> · </w:t>
+      </w:r>
+      <w:r>
+        <w:rPr>
+          <w:rFonts w:ascii="Courier New" w:hAnsi="Courier New" w:eastAsia="Courier New" w:cs="Tahoma"/>
+        </w:rPr>
+        <w:t>POST /statement/upload-file-aws</w:t>
+      </w:r>
+      <w:r>
+        <w:t xml:space="preserve"> · </w:t>
+      </w:r>
+      <w:r>
+        <w:rPr>
+          <w:rFonts w:ascii="Courier New" w:hAnsi="Courier New" w:eastAsia="Courier New" w:cs="Tahoma"/>
+        </w:rPr>
+        <w:t>GET /api/workflow/pending</w:t>
+      </w:r>
+      <w:r>
+        <w:t xml:space="preserve"> เป็นของระบบ SBP เดิม</w:t>
+      </w:r>
+    </w:p>
+    <w:p>
+      <w:pPr>
+        <w:pStyle w:val="ListBullet"/>
+        <w:keepLines/>
+      </w:pPr>
+      <w:r>
+        <w:t>BFF ส่งต่อทั้ง prefix (</w:t>
+      </w:r>
+      <w:r>
+        <w:rPr>
+          <w:rFonts w:ascii="Courier New" w:hAnsi="Courier New" w:eastAsia="Courier New" w:cs="Tahoma"/>
+        </w:rPr>
+        <w:t>/api/v1/sbpgi/*</w:t>
+      </w:r>
+      <w:r>
+        <w:t xml:space="preserve">) โดยไม่ตัดคำ · สิทธิ์เมนูผูกกับ URL ของ </w:t>
+      </w:r>
+      <w:r>
+        <w:rPr>
+          <w:b/>
+        </w:rPr>
+        <w:t>หน้าจอ</w:t>
+      </w:r>
+      <w:r>
+        <w:t xml:space="preserve"> (</w:t>
+      </w:r>
+      <w:r>
+        <w:rPr>
+          <w:color w:val="8A3324"/>
+        </w:rPr>
+        <w:t>/sbpgi/&lt;กลุ่ม&gt;/...</w:t>
+      </w:r>
+      <w:r>
+        <w:t>) ไม่ใช่ URL ของ API</w:t>
+      </w:r>
+    </w:p>
     <w:p>
       <w:pPr>
         <w:pStyle w:val="Heading2"/>
@@ -2005,7 +4199,7 @@
                 <w:rFonts w:ascii="Arial" w:hAnsi="Arial" w:eastAsia="Arial" w:cs="Tahoma"/>
                 <w:sz w:val="18"/>
               </w:rPr>
-              <w:t>ALL /api/v1/*; GET /api/v1/*?page=1&amp;size=20; POST /api/v1/documents/{docNo}/actions</w:t>
+              <w:t>ALL /api/v1/sbpgi/*; GET /api/v1/sbpgi/*?page=1&amp;size=20; POST /api/v1/sbpgi/document/{docNo}/actions</w:t>
             </w:r>
           </w:p>
         </w:tc>
@@ -2115,7 +4309,21 @@
                 <w:rFonts w:ascii="Arial" w:hAnsi="Arial" w:eastAsia="Arial" w:cs="Tahoma"/>
                 <w:sz w:val="18"/>
               </w:rPr>
-              <w:t>Rendered UI state or normalized API response with status/message and audit-ready trace reference.</w:t>
+              <w:t xml:space="preserve">ไม่มีตารางที่เอกสารนี้เขียนเอง — output คือ response ตาม envelope กลาง </w:t>
+            </w:r>
+            <w:r>
+              <w:rPr>
+                <w:rFonts w:ascii="Courier New" w:hAnsi="Courier New" w:eastAsia="Courier New" w:cs="Tahoma"/>
+                <w:sz w:val="18"/>
+              </w:rPr>
+              <w:t>{success, data}</w:t>
+            </w:r>
+            <w:r>
+              <w:rPr>
+                <w:rFonts w:ascii="Arial" w:hAnsi="Arial" w:eastAsia="Arial" w:cs="Tahoma"/>
+                <w:sz w:val="18"/>
+              </w:rPr>
+              <w:t xml:space="preserve"> และร่องรอยที่ตรวจย้อนได้ (log / consideration_logs / workflow_history ของ engine)</w:t>
             </w:r>
           </w:p>
         </w:tc>
@@ -3095,7 +5303,7 @@
                 <w:rFonts w:ascii="Arial" w:hAnsi="Arial" w:eastAsia="Arial" w:cs="Tahoma"/>
                 <w:sz w:val="18"/>
               </w:rPr>
-              <w:t>ALL /api/v1/*</w:t>
+              <w:t>ALL /api/v1/sbpgi/*</w:t>
             </w:r>
           </w:p>
         </w:tc>
@@ -3175,7 +5383,7 @@
                 <w:rFonts w:ascii="Arial" w:hAnsi="Arial" w:eastAsia="Arial" w:cs="Tahoma"/>
                 <w:sz w:val="18"/>
               </w:rPr>
-              <w:t>GET /api/v1/*?page=1&amp;size=20</w:t>
+              <w:t>GET /api/v1/sbpgi/*?page=1&amp;size=20</w:t>
             </w:r>
           </w:p>
         </w:tc>
@@ -3255,7 +5463,7 @@
                 <w:rFonts w:ascii="Arial" w:hAnsi="Arial" w:eastAsia="Arial" w:cs="Tahoma"/>
                 <w:sz w:val="18"/>
               </w:rPr>
-              <w:t>POST /api/v1/documents/{docNo}/actions</w:t>
+              <w:t>POST /api/v1/sbpgi/document/{docNo}/actions</w:t>
             </w:r>
           </w:p>
         </w:tc>
@@ -3924,7 +6132,7 @@
                 <w:rFonts w:ascii="Arial" w:hAnsi="Arial" w:eastAsia="Arial" w:cs="Tahoma"/>
                 <w:sz w:val="18"/>
               </w:rPr>
-              <w:t>POST /api/v1/documents/{docNo}/actions</w:t>
+              <w:t>POST /api/v1/sbpgi/document/{docNo}/actions</w:t>
             </w:r>
           </w:p>
         </w:tc>
@@ -5270,7 +7478,7 @@
                 <w:rFonts w:ascii="Arial" w:hAnsi="Arial" w:eastAsia="Arial" w:cs="Tahoma"/>
                 <w:sz w:val="18"/>
               </w:rPr>
-              <w:t>POST /api/v1/documents/{docNo}/actions</w:t>
+              <w:t>POST /api/v1/sbpgi/document/{docNo}/actions</w:t>
             </w:r>
           </w:p>
         </w:tc>
@@ -5447,7 +7655,7 @@
         <w:pageBreakBefore w:val="0"/>
       </w:pPr>
       <w:r>
-        <w:t>ALL /api/v1/*</w:t>
+        <w:t>ALL /api/v1/sbpgi/*</w:t>
       </w:r>
     </w:p>
     <w:p>
@@ -6089,7 +8297,7 @@
         <w:pageBreakBefore w:val="0"/>
       </w:pPr>
       <w:r>
-        <w:t>GET /api/v1/*?page=1&amp;size=20</w:t>
+        <w:t>GET /api/v1/sbpgi/*?page=1&amp;size=20</w:t>
       </w:r>
     </w:p>
     <w:p>
@@ -7120,7 +9328,7 @@
         <w:pageBreakBefore w:val="0"/>
       </w:pPr>
       <w:r>
-        <w:t>POST /api/v1/documents/{docNo}/actions</w:t>
+        <w:t>POST /api/v1/sbpgi/document/{docNo}/actions</w:t>
       </w:r>
     </w:p>
     <w:p>
@@ -8739,11 +10947,11 @@
         <w:t>import type * as T from '@/types/sbpgi/integration';</w:t>
         <w:br/>
         <w:br/>
-        <w:t>/** POST /api/v1/documents/{docNo}/actions — Document action contract ตัวอย่างเมื่อ currentSection=01 จึงเปลี่ยนไป 02; FE ห้ามส่งหรือคำนวณปลายทางเอง */</w:t>
+        <w:t>/** POST /api/v1/sbpgi/document/{docNo}/actions — Document action contract ตัวอย่างเมื่อ currentSection=01 จึงเปลี่ยนไป 02; FE ห้ามส่งหรือคำนวณปลายทางเอง */</w:t>
         <w:br/>
-        <w:t>export async function createDocumentsActions(docNo: string, body: T.CreateDocumentsActionsRequest): Promise&lt;T.CreateDocumentsActionsResponse&gt; {</w:t>
+        <w:t>export async function createSbpgiDocumentActions(docNo: string, body: T.CreateSbpgiDocumentActionsRequest): Promise&lt;T.CreateSbpgiDocumentActionsResponse&gt; {</w:t>
         <w:br/>
-        <w:t xml:space="preserve">  const { data } = await apiClient.post&lt;ApiResponse&lt;T.CreateDocumentsActionsResponse&gt;&gt;(`/documents/${encodeURIComponent(docNo)}/actions`, body);</w:t>
+        <w:t xml:space="preserve">  const { data } = await apiClient.post&lt;ApiResponse&lt;T.CreateSbpgiDocumentActionsResponse&gt;&gt;(`/sbpgi/document/${encodeURIComponent(docNo)}/actions`, body);</w:t>
         <w:br/>
         <w:t xml:space="preserve">  return data.data;</w:t>
         <w:br/>
@@ -8779,9 +10987,9 @@
         <w:t>// วันที่/เดือนเป็น ค.ศ. ทั้ง payload (ISO) และ display — ไม่แปลงเป็น พ.ศ. (มติ 2026-08-06)</w:t>
         <w:br/>
         <w:br/>
-        <w:t>/** POST /api/v1/documents/{docNo}/actions — request */</w:t>
+        <w:t>/** POST /api/v1/sbpgi/document/{docNo}/actions — request */</w:t>
         <w:br/>
-        <w:t>export interface CreateDocumentsActionsRequest {</w:t>
+        <w:t>export interface CreateSbpgiDocumentActionsRequest {</w:t>
         <w:br/>
         <w:t xml:space="preserve">  result: string;</w:t>
         <w:br/>
@@ -8790,9 +10998,9 @@
         <w:t>}</w:t>
         <w:br/>
         <w:br/>
-        <w:t>/** POST /api/v1/documents/{docNo}/actions — response */</w:t>
+        <w:t>/** POST /api/v1/sbpgi/document/{docNo}/actions — response */</w:t>
         <w:br/>
-        <w:t>export interface CreateDocumentsActionsResponse {</w:t>
+        <w:t>export interface CreateSbpgiDocumentActionsResponse {</w:t>
         <w:br/>
         <w:t xml:space="preserve">  statusCode: string;</w:t>
         <w:br/>
@@ -8843,13 +11051,13 @@
         <w:t>};</w:t>
         <w:br/>
         <w:br/>
-        <w:t>export function useCreateDocumentsActionsMutation(docNo: string) {</w:t>
+        <w:t>export function useCreateSbpgiDocumentActionsMutation(docNo: string) {</w:t>
         <w:br/>
         <w:t xml:space="preserve">  const qc = useQueryClient();</w:t>
         <w:br/>
         <w:t xml:space="preserve">  return useMutation({</w:t>
         <w:br/>
-        <w:t xml:space="preserve">    mutationFn: (body: T.CreateDocumentsActionsRequest) =&gt; api.createDocumentsActions(docNo, body),</w:t>
+        <w:t xml:space="preserve">    mutationFn: (body: T.CreateSbpgiDocumentActionsRequest) =&gt; api.createSbpgiDocumentActions(docNo, body),</w:t>
         <w:br/>
         <w:t xml:space="preserve">    onSuccess: () =&gt; {</w:t>
         <w:br/>

--- a/LLDD/word/FE/LLDD-FE-Integration-Contracts.docx
+++ b/LLDD/word/FE/LLDD-FE-Integration-Contracts.docx
@@ -649,6 +649,367 @@
         <w:t>Common contract reference: ทุกหัวข้อ API/FE ต้องยึด LLDD-BE-API-Common-Contracts.pdf และ LLDD-FE-Integration-Contracts.pdf สำหรับ error/auth/format/pagination/action/RBAC ก่อนลงรายละเอียดเฉพาะหน้าหรือเฉพาะ endpoint</w:t>
       </w:r>
     </w:p>
+    <w:p>
+      <w:pPr>
+        <w:pStyle w:val="Heading2"/>
+        <w:keepNext/>
+        <w:keepLines/>
+        <w:pageBreakBefore w:val="0"/>
+      </w:pPr>
+      <w:r>
+        <w:t>1.1 เอกสาร LLDD ที่เกี่ยวข้อง</w:t>
+      </w:r>
+    </w:p>
+    <w:p>
+      <w:pPr>
+        <w:keepNext w:val="0"/>
+      </w:pPr>
+      <w:r>
+        <w:t>ตารางนี้สร้างจาก endpoint และตารางที่เอกสารฉบับนี้ประกาศไว้จริง — อ่านฉบับที่อยู่ในตารางก่อนลงมือ เพื่อไม่ให้สัญญา request/response หรือชื่อคอลัมน์หลุดจากกัน</w:t>
+      </w:r>
+    </w:p>
+    <w:tbl>
+      <w:tblPr>
+        <w:tblStyle w:val="TableGrid"/>
+        <w:tblW w:type="auto" w:w="0"/>
+        <w:jc w:val="center"/>
+        <w:tblLook w:firstColumn="1" w:firstRow="1" w:lastColumn="0" w:lastRow="0" w:noHBand="0" w:noVBand="1" w:val="04A0"/>
+      </w:tblPr>
+      <w:tblGrid>
+        <w:gridCol w:w="3360"/>
+        <w:gridCol w:w="3360"/>
+        <w:gridCol w:w="3360"/>
+      </w:tblGrid>
+      <w:tr>
+        <w:trPr>
+          <w:cantSplit/>
+        </w:trPr>
+        <w:tc>
+          <w:tcPr>
+            <w:tcW w:type="dxa" w:w="3360"/>
+            <w:vAlign w:val="center"/>
+            <w:shd w:fill="E8EEF5"/>
+          </w:tcPr>
+          <w:p>
+            <w:pPr>
+              <w:keepLines/>
+              <w:spacing w:after="0"/>
+            </w:pPr>
+            <w:r/>
+            <w:r>
+              <w:rPr>
+                <w:rFonts w:ascii="Arial" w:hAnsi="Arial" w:eastAsia="Arial" w:cs="Tahoma"/>
+                <w:b/>
+                <w:sz w:val="18"/>
+              </w:rPr>
+              <w:t>ความสัมพันธ์</w:t>
+            </w:r>
+          </w:p>
+        </w:tc>
+        <w:tc>
+          <w:tcPr>
+            <w:tcW w:type="dxa" w:w="3360"/>
+            <w:vAlign w:val="center"/>
+            <w:shd w:fill="E8EEF5"/>
+          </w:tcPr>
+          <w:p>
+            <w:pPr>
+              <w:keepLines/>
+              <w:spacing w:after="0"/>
+            </w:pPr>
+            <w:r/>
+            <w:r>
+              <w:rPr>
+                <w:rFonts w:ascii="Arial" w:hAnsi="Arial" w:eastAsia="Arial" w:cs="Tahoma"/>
+                <w:b/>
+                <w:sz w:val="18"/>
+              </w:rPr>
+              <w:t>เอกสาร LLDD</w:t>
+            </w:r>
+          </w:p>
+        </w:tc>
+        <w:tc>
+          <w:tcPr>
+            <w:tcW w:type="dxa" w:w="3360"/>
+            <w:vAlign w:val="center"/>
+            <w:shd w:fill="E8EEF5"/>
+          </w:tcPr>
+          <w:p>
+            <w:pPr>
+              <w:keepLines/>
+              <w:spacing w:after="0"/>
+            </w:pPr>
+            <w:r/>
+            <w:r>
+              <w:rPr>
+                <w:rFonts w:ascii="Arial" w:hAnsi="Arial" w:eastAsia="Arial" w:cs="Tahoma"/>
+                <w:b/>
+                <w:sz w:val="18"/>
+              </w:rPr>
+              <w:t>เกี่ยวข้องตรงไหน</w:t>
+            </w:r>
+          </w:p>
+        </w:tc>
+      </w:tr>
+      <w:tr>
+        <w:trPr>
+          <w:cantSplit/>
+        </w:trPr>
+        <w:tc>
+          <w:tcPr>
+            <w:tcW w:type="dxa" w:w="3360"/>
+            <w:vAlign w:val="center"/>
+          </w:tcPr>
+          <w:p>
+            <w:pPr>
+              <w:keepLines/>
+              <w:spacing w:after="0"/>
+            </w:pPr>
+            <w:r>
+              <w:rPr>
+                <w:rFonts w:ascii="Arial" w:hAnsi="Arial" w:eastAsia="Arial" w:cs="Tahoma"/>
+                <w:sz w:val="18"/>
+              </w:rPr>
+            </w:r>
+            <w:r>
+              <w:rPr>
+                <w:rFonts w:ascii="Arial" w:hAnsi="Arial" w:eastAsia="Arial" w:cs="Tahoma"/>
+                <w:sz w:val="18"/>
+              </w:rPr>
+              <w:t>ใช้ endpoint ของ</w:t>
+            </w:r>
+          </w:p>
+        </w:tc>
+        <w:tc>
+          <w:tcPr>
+            <w:tcW w:type="dxa" w:w="3360"/>
+            <w:vAlign w:val="center"/>
+          </w:tcPr>
+          <w:p>
+            <w:pPr>
+              <w:keepLines/>
+              <w:spacing w:after="0"/>
+            </w:pPr>
+            <w:r>
+              <w:rPr>
+                <w:rFonts w:ascii="Arial" w:hAnsi="Arial" w:eastAsia="Arial" w:cs="Tahoma"/>
+                <w:sz w:val="18"/>
+              </w:rPr>
+            </w:r>
+            <w:r>
+              <w:rPr>
+                <w:rFonts w:ascii="Arial" w:hAnsi="Arial" w:eastAsia="Arial" w:cs="Tahoma"/>
+                <w:b/>
+                <w:sz w:val="18"/>
+              </w:rPr>
+              <w:t>LLDD-BE-API-Document-Workflow-Actions.pdf</w:t>
+            </w:r>
+          </w:p>
+        </w:tc>
+        <w:tc>
+          <w:tcPr>
+            <w:tcW w:type="dxa" w:w="3360"/>
+            <w:vAlign w:val="center"/>
+          </w:tcPr>
+          <w:p>
+            <w:pPr>
+              <w:keepLines/>
+              <w:spacing w:after="0"/>
+            </w:pPr>
+            <w:r>
+              <w:rPr>
+                <w:rFonts w:ascii="Arial" w:hAnsi="Arial" w:eastAsia="Arial" w:cs="Tahoma"/>
+                <w:sz w:val="18"/>
+              </w:rPr>
+            </w:r>
+            <w:r>
+              <w:rPr>
+                <w:rFonts w:ascii="Courier New" w:hAnsi="Courier New" w:eastAsia="Courier New" w:cs="Tahoma"/>
+                <w:sz w:val="18"/>
+              </w:rPr>
+              <w:t>POST /api/v1/sgi/document/{docNo}/actions</w:t>
+            </w:r>
+          </w:p>
+        </w:tc>
+      </w:tr>
+      <w:tr>
+        <w:trPr>
+          <w:cantSplit/>
+        </w:trPr>
+        <w:tc>
+          <w:tcPr>
+            <w:tcW w:type="dxa" w:w="3360"/>
+            <w:vAlign w:val="center"/>
+          </w:tcPr>
+          <w:p>
+            <w:pPr>
+              <w:keepLines/>
+              <w:spacing w:after="0"/>
+            </w:pPr>
+            <w:r>
+              <w:rPr>
+                <w:rFonts w:ascii="Arial" w:hAnsi="Arial" w:eastAsia="Arial" w:cs="Tahoma"/>
+                <w:sz w:val="18"/>
+              </w:rPr>
+            </w:r>
+            <w:r>
+              <w:rPr>
+                <w:rFonts w:ascii="Arial" w:hAnsi="Arial" w:eastAsia="Arial" w:cs="Tahoma"/>
+                <w:sz w:val="18"/>
+              </w:rPr>
+              <w:t>สัญญากลาง</w:t>
+            </w:r>
+          </w:p>
+        </w:tc>
+        <w:tc>
+          <w:tcPr>
+            <w:tcW w:type="dxa" w:w="3360"/>
+            <w:vAlign w:val="center"/>
+          </w:tcPr>
+          <w:p>
+            <w:pPr>
+              <w:keepLines/>
+              <w:spacing w:after="0"/>
+            </w:pPr>
+            <w:r>
+              <w:rPr>
+                <w:rFonts w:ascii="Arial" w:hAnsi="Arial" w:eastAsia="Arial" w:cs="Tahoma"/>
+                <w:sz w:val="18"/>
+              </w:rPr>
+            </w:r>
+            <w:r>
+              <w:rPr>
+                <w:rFonts w:ascii="Arial" w:hAnsi="Arial" w:eastAsia="Arial" w:cs="Tahoma"/>
+                <w:b/>
+                <w:sz w:val="18"/>
+              </w:rPr>
+              <w:t>LLDD-BE-API-Common-Contracts.pdf</w:t>
+            </w:r>
+          </w:p>
+        </w:tc>
+        <w:tc>
+          <w:tcPr>
+            <w:tcW w:type="dxa" w:w="3360"/>
+            <w:vAlign w:val="center"/>
+          </w:tcPr>
+          <w:p>
+            <w:pPr>
+              <w:keepLines/>
+              <w:spacing w:after="0"/>
+            </w:pPr>
+            <w:r>
+              <w:rPr>
+                <w:rFonts w:ascii="Arial" w:hAnsi="Arial" w:eastAsia="Arial" w:cs="Tahoma"/>
+                <w:sz w:val="18"/>
+              </w:rPr>
+            </w:r>
+            <w:r>
+              <w:rPr>
+                <w:rFonts w:ascii="Arial" w:hAnsi="Arial" w:eastAsia="Arial" w:cs="Tahoma"/>
+                <w:sz w:val="18"/>
+              </w:rPr>
+              <w:t xml:space="preserve">envelope </w:t>
+            </w:r>
+            <w:r>
+              <w:rPr>
+                <w:rFonts w:ascii="Courier New" w:hAnsi="Courier New" w:eastAsia="Courier New" w:cs="Tahoma"/>
+                <w:sz w:val="18"/>
+              </w:rPr>
+              <w:t>{success,data}</w:t>
+            </w:r>
+            <w:r>
+              <w:rPr>
+                <w:rFonts w:ascii="Arial" w:hAnsi="Arial" w:eastAsia="Arial" w:cs="Tahoma"/>
+                <w:sz w:val="18"/>
+              </w:rPr>
+              <w:t xml:space="preserve"> · error code · pagination · รูปแบบวันที่/เลขเอกสาร</w:t>
+            </w:r>
+          </w:p>
+        </w:tc>
+      </w:tr>
+      <w:tr>
+        <w:trPr>
+          <w:cantSplit/>
+        </w:trPr>
+        <w:tc>
+          <w:tcPr>
+            <w:tcW w:type="dxa" w:w="3360"/>
+            <w:vAlign w:val="center"/>
+          </w:tcPr>
+          <w:p>
+            <w:pPr>
+              <w:keepLines/>
+              <w:spacing w:after="0"/>
+            </w:pPr>
+            <w:r>
+              <w:rPr>
+                <w:rFonts w:ascii="Arial" w:hAnsi="Arial" w:eastAsia="Arial" w:cs="Tahoma"/>
+                <w:sz w:val="18"/>
+              </w:rPr>
+            </w:r>
+            <w:r>
+              <w:rPr>
+                <w:rFonts w:ascii="Arial" w:hAnsi="Arial" w:eastAsia="Arial" w:cs="Tahoma"/>
+                <w:sz w:val="18"/>
+              </w:rPr>
+              <w:t>ต้องจบก่อน (ลำดับงาน)</w:t>
+            </w:r>
+          </w:p>
+        </w:tc>
+        <w:tc>
+          <w:tcPr>
+            <w:tcW w:type="dxa" w:w="3360"/>
+            <w:vAlign w:val="center"/>
+          </w:tcPr>
+          <w:p>
+            <w:pPr>
+              <w:keepLines/>
+              <w:spacing w:after="0"/>
+            </w:pPr>
+            <w:r>
+              <w:rPr>
+                <w:rFonts w:ascii="Arial" w:hAnsi="Arial" w:eastAsia="Arial" w:cs="Tahoma"/>
+                <w:sz w:val="18"/>
+              </w:rPr>
+            </w:r>
+            <w:r>
+              <w:rPr>
+                <w:rFonts w:ascii="Arial" w:hAnsi="Arial" w:eastAsia="Arial" w:cs="Tahoma"/>
+                <w:b/>
+                <w:sz w:val="18"/>
+              </w:rPr>
+              <w:t>LLDD-BE-Integration-SBP-Platform.pdf</w:t>
+            </w:r>
+          </w:p>
+        </w:tc>
+        <w:tc>
+          <w:tcPr>
+            <w:tcW w:type="dxa" w:w="3360"/>
+            <w:vAlign w:val="center"/>
+          </w:tcPr>
+          <w:p>
+            <w:pPr>
+              <w:keepLines/>
+              <w:spacing w:after="0"/>
+            </w:pPr>
+            <w:r>
+              <w:rPr>
+                <w:rFonts w:ascii="Arial" w:hAnsi="Arial" w:eastAsia="Arial" w:cs="Tahoma"/>
+                <w:sz w:val="18"/>
+              </w:rPr>
+            </w:r>
+            <w:r>
+              <w:rPr>
+                <w:rFonts w:ascii="Arial" w:hAnsi="Arial" w:eastAsia="Arial" w:cs="Tahoma"/>
+                <w:sz w:val="18"/>
+              </w:rPr>
+              <w:t>เป็นฉบับต้นทางของสัญญา/โครงที่ฉบับนี้อ้าง</w:t>
+            </w:r>
+          </w:p>
+        </w:tc>
+      </w:tr>
+    </w:tbl>
+    <w:p/>
     <w:p>
       <w:pPr>
         <w:pStyle w:val="Heading1"/>
@@ -750,7 +1111,18 @@
         <w:pageBreakBefore w:val="0"/>
       </w:pPr>
       <w:r>
-        <w:t>4. Implementation Flow Diagram (Reference)</w:t>
+        <w:t>4. Implementation Flow &amp; Sequence Diagram (Reference)</w:t>
+      </w:r>
+    </w:p>
+    <w:p>
+      <w:pPr>
+        <w:pStyle w:val="Heading2"/>
+        <w:keepNext/>
+        <w:keepLines/>
+        <w:pageBreakBefore w:val="0"/>
+      </w:pPr>
+      <w:r>
+        <w:t>4.1 Implementation Flow (ลำดับขั้นการทำงาน)</w:t>
       </w:r>
     </w:p>
     <w:p>
@@ -808,6 +1180,78 @@
     </w:p>
     <w:p>
       <w:pPr>
+        <w:pStyle w:val="Heading2"/>
+        <w:keepNext/>
+        <w:keepLines/>
+        <w:pageBreakBefore w:val="0"/>
+      </w:pPr>
+      <w:r>
+        <w:t>4.2 Sequence Diagram (ใครคุยกับใคร ลำดับไหน)</w:t>
+      </w:r>
+    </w:p>
+    <w:p>
+      <w:pPr>
+        <w:keepNext w:val="0"/>
+      </w:pPr>
+      <w:r>
+        <w:t>ผู้แสดงและลำดับข้อความในภาพนี้สร้างจาก endpoint ในหัวข้อ 7 และตารางในหัวข้อ Reference DB Mapping ของเอกสารฉบับนี้เอง จึงตรงกับสัญญาเสมอ</w:t>
+      </w:r>
+    </w:p>
+    <w:p>
+      <w:pPr>
+        <w:keepNext/>
+        <w:jc w:val="center"/>
+      </w:pPr>
+      <w:r>
+        <w:drawing>
+          <wp:inline xmlns:a="http://schemas.openxmlformats.org/drawingml/2006/main" xmlns:pic="http://schemas.openxmlformats.org/drawingml/2006/picture">
+            <wp:extent cx="5669280" cy="2701657"/>
+            <wp:docPr id="2" name="Picture 2"/>
+            <wp:cNvGraphicFramePr>
+              <a:graphicFrameLocks noChangeAspect="1"/>
+            </wp:cNvGraphicFramePr>
+            <a:graphic>
+              <a:graphicData uri="http://schemas.openxmlformats.org/drawingml/2006/picture">
+                <pic:pic>
+                  <pic:nvPicPr>
+                    <pic:cNvPr id="0" name="FE-LLDD-FE-Integration-Contracts-sequence.png"/>
+                    <pic:cNvPicPr/>
+                  </pic:nvPicPr>
+                  <pic:blipFill>
+                    <a:blip r:embed="rId12"/>
+                    <a:stretch>
+                      <a:fillRect/>
+                    </a:stretch>
+                  </pic:blipFill>
+                  <pic:spPr>
+                    <a:xfrm>
+                      <a:off x="0" y="0"/>
+                      <a:ext cx="5669280" cy="2701657"/>
+                    </a:xfrm>
+                    <a:prstGeom prst="rect"/>
+                  </pic:spPr>
+                </pic:pic>
+              </a:graphicData>
+            </a:graphic>
+          </wp:inline>
+        </w:drawing>
+      </w:r>
+    </w:p>
+    <w:p>
+      <w:pPr>
+        <w:keepLines/>
+        <w:jc w:val="center"/>
+      </w:pPr>
+      <w:r>
+        <w:rPr>
+          <w:i/>
+          <w:sz w:val="18"/>
+        </w:rPr>
+        <w:t>รูปที่ 2: Sequence diagram: LLDD FE - Integration Contracts</w:t>
+      </w:r>
+    </w:p>
+    <w:p>
+      <w:pPr>
         <w:pStyle w:val="Heading1"/>
         <w:keepNext/>
         <w:keepLines/>
@@ -1667,7 +2111,7 @@
                 <w:rFonts w:ascii="Arial" w:hAnsi="Arial" w:eastAsia="Arial" w:cs="Tahoma"/>
                 <w:sz w:val="18"/>
               </w:rPr>
-              <w:t>invalidate detail/timeline/tasks แล้ว resolve label จาก /sbpgi/lookup/document-statuses</w:t>
+              <w:t>invalidate detail/timeline/tasks แล้ว resolve label จาก /sgi/lookup/document-statuses</w:t>
             </w:r>
           </w:p>
         </w:tc>
@@ -1900,7 +2344,7 @@
         <w:keepNext w:val="0"/>
       </w:pPr>
       <w:r>
-        <w:t xml:space="preserve">SBPGI ไม่ได้แยก backend/พอร์ทัลใหม่ (มติ </w:t>
+        <w:t xml:space="preserve">SGI ไม่ได้แยก backend/พอร์ทัลใหม่ (มติ </w:t>
       </w:r>
       <w:r>
         <w:rPr>
@@ -2091,7 +2535,7 @@
                 <w:color w:val="8A3324"/>
                 <w:sz w:val="18"/>
               </w:rPr>
-              <w:t>/api/v1/sbpgi/&lt;กลุ่ม&gt;/&lt;resource&gt;</w:t>
+              <w:t>/api/v1/sgi/&lt;กลุ่ม&gt;/&lt;resource&gt;</w:t>
             </w:r>
           </w:p>
         </w:tc>
@@ -2116,7 +2560,7 @@
                 <w:rFonts w:ascii="Courier New" w:hAnsi="Courier New" w:eastAsia="Courier New" w:cs="Tahoma"/>
                 <w:sz w:val="18"/>
               </w:rPr>
-              <w:t>/api/v1/sbpgi/document/{docNo}/actions</w:t>
+              <w:t>/api/v1/sgi/document/{docNo}/actions</w:t>
             </w:r>
           </w:p>
         </w:tc>
@@ -2172,7 +2616,7 @@
                 <w:color w:val="8A3324"/>
                 <w:sz w:val="18"/>
               </w:rPr>
-              <w:t>/sbpgi/&lt;กลุ่ม&gt;/&lt;หน้า&gt;</w:t>
+              <w:t>/sgi/&lt;กลุ่ม&gt;/&lt;หน้า&gt;</w:t>
             </w:r>
           </w:p>
         </w:tc>
@@ -2197,7 +2641,7 @@
                 <w:rFonts w:ascii="Courier New" w:hAnsi="Courier New" w:eastAsia="Courier New" w:cs="Tahoma"/>
                 <w:sz w:val="18"/>
               </w:rPr>
-              <w:t>/sbpgi/document/waiting</w:t>
+              <w:t>/sgi/document/waiting</w:t>
             </w:r>
             <w:r>
               <w:rPr>
@@ -2211,7 +2655,7 @@
                 <w:rFonts w:ascii="Courier New" w:hAnsi="Courier New" w:eastAsia="Courier New" w:cs="Tahoma"/>
                 <w:sz w:val="18"/>
               </w:rPr>
-              <w:t>/sbpgi/report/status-summary</w:t>
+              <w:t>/sgi/report/status-summary</w:t>
             </w:r>
           </w:p>
         </w:tc>
@@ -2266,7 +2710,7 @@
                 <w:rFonts w:ascii="Courier New" w:hAnsi="Courier New" w:eastAsia="Courier New" w:cs="Tahoma"/>
                 <w:sz w:val="18"/>
               </w:rPr>
-              <w:t>**/sbpgi/*</w:t>
+              <w:t>**/sgi/*</w:t>
             </w:r>
           </w:p>
         </w:tc>
@@ -2291,7 +2735,7 @@
                 <w:rFonts w:ascii="Courier New" w:hAnsi="Courier New" w:eastAsia="Courier New" w:cs="Tahoma"/>
                 <w:sz w:val="18"/>
               </w:rPr>
-              <w:t>src/app/(main)/sbpgi/*</w:t>
+              <w:t>src/app/(main)/sgi/*</w:t>
             </w:r>
             <w:r>
               <w:rPr>
@@ -2305,7 +2749,7 @@
                 <w:rFonts w:ascii="Courier New" w:hAnsi="Courier New" w:eastAsia="Courier New" w:cs="Tahoma"/>
                 <w:sz w:val="18"/>
               </w:rPr>
-              <w:t>src/services/sbpgi/*</w:t>
+              <w:t>src/services/sgi/*</w:t>
             </w:r>
             <w:r>
               <w:rPr>
@@ -2319,7 +2763,7 @@
                 <w:rFonts w:ascii="Courier New" w:hAnsi="Courier New" w:eastAsia="Courier New" w:cs="Tahoma"/>
                 <w:sz w:val="18"/>
               </w:rPr>
-              <w:t>src/types/sbpgi/*</w:t>
+              <w:t>src/types/sgi/*</w:t>
             </w:r>
           </w:p>
         </w:tc>
@@ -2334,7 +2778,7 @@
         <w:pageBreakBefore w:val="0"/>
       </w:pPr>
       <w:r>
-        <w:t>6 กลุ่มย่อยใต้ `sbpgi`</w:t>
+        <w:t>6 กลุ่มย่อยใต้ `sgi`</w:t>
       </w:r>
     </w:p>
     <w:tbl>
@@ -2493,7 +2937,7 @@
                 <w:rFonts w:ascii="Courier New" w:hAnsi="Courier New" w:eastAsia="Courier New" w:cs="Tahoma"/>
                 <w:sz w:val="18"/>
               </w:rPr>
-              <w:t>/sbpgi/document/*</w:t>
+              <w:t>/sgi/document/*</w:t>
             </w:r>
           </w:p>
         </w:tc>
@@ -2654,7 +3098,7 @@
                 <w:rFonts w:ascii="Courier New" w:hAnsi="Courier New" w:eastAsia="Courier New" w:cs="Tahoma"/>
                 <w:sz w:val="18"/>
               </w:rPr>
-              <w:t>/sbpgi/lookup/*</w:t>
+              <w:t>/sgi/lookup/*</w:t>
             </w:r>
           </w:p>
         </w:tc>
@@ -2780,7 +3224,7 @@
                 <w:rFonts w:ascii="Courier New" w:hAnsi="Courier New" w:eastAsia="Courier New" w:cs="Tahoma"/>
                 <w:sz w:val="18"/>
               </w:rPr>
-              <w:t>/sbpgi/master/*</w:t>
+              <w:t>/sgi/master/*</w:t>
             </w:r>
           </w:p>
         </w:tc>
@@ -2906,7 +3350,7 @@
                 <w:rFonts w:ascii="Courier New" w:hAnsi="Courier New" w:eastAsia="Courier New" w:cs="Tahoma"/>
                 <w:sz w:val="18"/>
               </w:rPr>
-              <w:t>/sbpgi/report/*</w:t>
+              <w:t>/sgi/report/*</w:t>
             </w:r>
           </w:p>
         </w:tc>
@@ -3025,7 +3469,7 @@
                 <w:rFonts w:ascii="Courier New" w:hAnsi="Courier New" w:eastAsia="Courier New" w:cs="Tahoma"/>
                 <w:sz w:val="18"/>
               </w:rPr>
-              <w:t>/sbpgi/workflow/*</w:t>
+              <w:t>/sgi/workflow/*</w:t>
             </w:r>
           </w:p>
         </w:tc>
@@ -3158,7 +3602,7 @@
                 <w:rFonts w:ascii="Courier New" w:hAnsi="Courier New" w:eastAsia="Courier New" w:cs="Tahoma"/>
                 <w:sz w:val="18"/>
               </w:rPr>
-              <w:t>/sbpgi/interface/*</w:t>
+              <w:t>/sgi/interface/*</w:t>
             </w:r>
           </w:p>
         </w:tc>
@@ -3257,7 +3701,7 @@
         <w:rPr>
           <w:b/>
         </w:rPr>
-        <w:t>`/sbpgi/interface/*`</w:t>
+        <w:t>`/sgi/interface/*`</w:t>
       </w:r>
       <w:r>
         <w:t xml:space="preserve"> (tracking + ACK ของ </w:t>
@@ -3266,7 +3710,7 @@
         <w:rPr>
           <w:rFonts w:ascii="Courier New" w:hAnsi="Courier New" w:eastAsia="Courier New" w:cs="Tahoma"/>
         </w:rPr>
-        <w:t>interface_transactions</w:t>
+        <w:t>sgi_interface_transactions</w:t>
       </w:r>
       <w:r>
         <w:t>) กับ application log เท่านั้น</w:t>
@@ -3339,7 +3783,7 @@
                 <w:b/>
                 <w:sz w:val="18"/>
               </w:rPr>
-              <w:t>ของ SBPGI ถ้าไม่ใส่ prefix</w:t>
+              <w:t>ของ SGI ถ้าไม่ใส่ prefix</w:t>
             </w:r>
           </w:p>
         </w:tc>
@@ -3814,7 +4258,7 @@
         <w:rPr>
           <w:b/>
         </w:rPr>
-        <w:t>`SbpgiModule` เดียว</w:t>
+        <w:t>`SgiModule` เดียว</w:t>
       </w:r>
       <w:r>
         <w:t xml:space="preserve"> ผูก prefix ที่ระดับโมดูล (</w:t>
@@ -3823,7 +4267,7 @@
         <w:rPr>
           <w:rFonts w:ascii="Courier New" w:hAnsi="Courier New" w:eastAsia="Courier New" w:cs="Tahoma"/>
         </w:rPr>
-        <w:t>RouterModule.register([{ path: 'sbpgi', module: SbpgiModule }])</w:t>
+        <w:t>RouterModule.register([{ path: 'sgi', module: SgiModule }])</w:t>
       </w:r>
       <w:r>
         <w:t>) แล้วแตกเป็น 6 controller ตามกลุ่ม (</w:t>
@@ -3886,7 +4330,7 @@
         <w:rPr>
           <w:b/>
         </w:rPr>
-        <w:t>ห้ามเติม `sbpgi/` ในแต่ละ `@Controller()`</w:t>
+        <w:t>ห้ามเติม `sgi/` ในแต่ละ `@Controller()`</w:t>
       </w:r>
     </w:p>
     <w:p>
@@ -3973,7 +4417,7 @@
         <w:rPr>
           <w:b/>
         </w:rPr>
-        <w:t>ไม่ใช่ของ SBPGI ห้ามใส่ prefix และห้ามแตะ</w:t>
+        <w:t>ไม่ใช่ของ SGI ห้ามใส่ prefix และห้ามแตะ</w:t>
       </w:r>
       <w:r>
         <w:t xml:space="preserve"> — </w:t>
@@ -4054,7 +4498,7 @@
         <w:rPr>
           <w:rFonts w:ascii="Courier New" w:hAnsi="Courier New" w:eastAsia="Courier New" w:cs="Tahoma"/>
         </w:rPr>
-        <w:t>/api/v1/sbpgi/*</w:t>
+        <w:t>/api/v1/sgi/*</w:t>
       </w:r>
       <w:r>
         <w:t xml:space="preserve">) โดยไม่ตัดคำ · สิทธิ์เมนูผูกกับ URL ของ </w:t>
@@ -4072,7 +4516,7 @@
         <w:rPr>
           <w:color w:val="8A3324"/>
         </w:rPr>
-        <w:t>/sbpgi/&lt;กลุ่ม&gt;/...</w:t>
+        <w:t>/sgi/&lt;กลุ่ม&gt;/...</w:t>
       </w:r>
       <w:r>
         <w:t>) ไม่ใช่ URL ของ API</w:t>
@@ -4199,7 +4643,7 @@
                 <w:rFonts w:ascii="Arial" w:hAnsi="Arial" w:eastAsia="Arial" w:cs="Tahoma"/>
                 <w:sz w:val="18"/>
               </w:rPr>
-              <w:t>ALL /api/v1/sbpgi/*; GET /api/v1/sbpgi/*?page=1&amp;size=20; POST /api/v1/sbpgi/document/{docNo}/actions</w:t>
+              <w:t>ALL /api/v1/sgi/*; GET /api/v1/sgi/*?page=1&amp;size=20; POST /api/v1/sgi/document/{docNo}/actions</w:t>
             </w:r>
           </w:p>
         </w:tc>
@@ -4323,7 +4767,7 @@
                 <w:rFonts w:ascii="Arial" w:hAnsi="Arial" w:eastAsia="Arial" w:cs="Tahoma"/>
                 <w:sz w:val="18"/>
               </w:rPr>
-              <w:t xml:space="preserve"> และร่องรอยที่ตรวจย้อนได้ (log / consideration_logs / workflow_history ของ engine)</w:t>
+              <w:t xml:space="preserve"> และร่องรอยที่ตรวจย้อนได้ (log / sgi_consideration_logs / workflow_history ของ engine)</w:t>
             </w:r>
           </w:p>
         </w:tc>
@@ -5303,7 +5747,7 @@
                 <w:rFonts w:ascii="Arial" w:hAnsi="Arial" w:eastAsia="Arial" w:cs="Tahoma"/>
                 <w:sz w:val="18"/>
               </w:rPr>
-              <w:t>ALL /api/v1/sbpgi/*</w:t>
+              <w:t>ALL /api/v1/sgi/*</w:t>
             </w:r>
           </w:p>
         </w:tc>
@@ -5383,7 +5827,7 @@
                 <w:rFonts w:ascii="Arial" w:hAnsi="Arial" w:eastAsia="Arial" w:cs="Tahoma"/>
                 <w:sz w:val="18"/>
               </w:rPr>
-              <w:t>GET /api/v1/sbpgi/*?page=1&amp;size=20</w:t>
+              <w:t>GET /api/v1/sgi/*?page=1&amp;size=20</w:t>
             </w:r>
           </w:p>
         </w:tc>
@@ -5463,7 +5907,7 @@
                 <w:rFonts w:ascii="Arial" w:hAnsi="Arial" w:eastAsia="Arial" w:cs="Tahoma"/>
                 <w:sz w:val="18"/>
               </w:rPr>
-              <w:t>POST /api/v1/sbpgi/document/{docNo}/actions</w:t>
+              <w:t>POST /api/v1/sgi/document/{docNo}/actions</w:t>
             </w:r>
           </w:p>
         </w:tc>
@@ -6132,7 +6576,7 @@
                 <w:rFonts w:ascii="Arial" w:hAnsi="Arial" w:eastAsia="Arial" w:cs="Tahoma"/>
                 <w:sz w:val="18"/>
               </w:rPr>
-              <w:t>POST /api/v1/sbpgi/document/{docNo}/actions</w:t>
+              <w:t>POST /api/v1/sgi/document/{docNo}/actions</w:t>
             </w:r>
           </w:p>
         </w:tc>
@@ -7478,7 +7922,7 @@
                 <w:rFonts w:ascii="Arial" w:hAnsi="Arial" w:eastAsia="Arial" w:cs="Tahoma"/>
                 <w:sz w:val="18"/>
               </w:rPr>
-              <w:t>POST /api/v1/sbpgi/document/{docNo}/actions</w:t>
+              <w:t>POST /api/v1/sgi/document/{docNo}/actions</w:t>
             </w:r>
           </w:p>
         </w:tc>
@@ -7655,7 +8099,7 @@
         <w:pageBreakBefore w:val="0"/>
       </w:pPr>
       <w:r>
-        <w:t>ALL /api/v1/sbpgi/*</w:t>
+        <w:t>ALL /api/v1/sgi/*</w:t>
       </w:r>
     </w:p>
     <w:p>
@@ -8297,7 +8741,7 @@
         <w:pageBreakBefore w:val="0"/>
       </w:pPr>
       <w:r>
-        <w:t>GET /api/v1/sbpgi/*?page=1&amp;size=20</w:t>
+        <w:t>GET /api/v1/sgi/*?page=1&amp;size=20</w:t>
       </w:r>
     </w:p>
     <w:p>
@@ -9328,7 +9772,7 @@
         <w:pageBreakBefore w:val="0"/>
       </w:pPr>
       <w:r>
-        <w:t>POST /api/v1/sbpgi/document/{docNo}/actions</w:t>
+        <w:t>POST /api/v1/sgi/document/{docNo}/actions</w:t>
       </w:r>
     </w:p>
     <w:p>
@@ -10375,13 +10819,13 @@
         <w:t>sbpm</w:t>
       </w:r>
       <w:r>
-        <w:t xml:space="preserve">) — โมดูล SBPGI อยู่ใต้ </w:t>
+        <w:t xml:space="preserve">) — โมดูล SGI อยู่ใต้ </w:t>
       </w:r>
       <w:r>
         <w:rPr>
           <w:rFonts w:ascii="Courier New" w:hAnsi="Courier New" w:eastAsia="Courier New" w:cs="Tahoma"/>
         </w:rPr>
-        <w:t>src/app/(main)/sbpgi/*</w:t>
+        <w:t>src/app/(main)/sgi/*</w:t>
       </w:r>
       <w:r>
         <w:t xml:space="preserve"> และ import ผ่าน alias </w:t>
@@ -10481,7 +10925,7 @@
                 <w:rFonts w:ascii="Arial" w:hAnsi="Arial" w:eastAsia="Arial" w:cs="Tahoma"/>
                 <w:sz w:val="18"/>
               </w:rPr>
-              <w:t>src/types/sbpgi/common.ts</w:t>
+              <w:t>src/types/sgi/common.ts</w:t>
             </w:r>
           </w:p>
         </w:tc>
@@ -10536,7 +10980,7 @@
                 <w:rFonts w:ascii="Arial" w:hAnsi="Arial" w:eastAsia="Arial" w:cs="Tahoma"/>
                 <w:sz w:val="18"/>
               </w:rPr>
-              <w:t>src/lib/sbpgi/apiError.ts</w:t>
+              <w:t>src/lib/sgi/apiError.ts</w:t>
             </w:r>
           </w:p>
         </w:tc>
@@ -10591,7 +11035,7 @@
                 <w:rFonts w:ascii="Arial" w:hAnsi="Arial" w:eastAsia="Arial" w:cs="Tahoma"/>
                 <w:sz w:val="18"/>
               </w:rPr>
-              <w:t>src/utils/sbpgi/format.ts</w:t>
+              <w:t>src/utils/sgi/format.ts</w:t>
             </w:r>
           </w:p>
         </w:tc>
@@ -10646,7 +11090,7 @@
                 <w:rFonts w:ascii="Arial" w:hAnsi="Arial" w:eastAsia="Arial" w:cs="Tahoma"/>
                 <w:sz w:val="18"/>
               </w:rPr>
-              <w:t>src/services/sbpgi/integration.service.ts</w:t>
+              <w:t>src/services/sgi/integration.service.ts</w:t>
             </w:r>
           </w:p>
         </w:tc>
@@ -10701,7 +11145,7 @@
                 <w:rFonts w:ascii="Arial" w:hAnsi="Arial" w:eastAsia="Arial" w:cs="Tahoma"/>
                 <w:sz w:val="18"/>
               </w:rPr>
-              <w:t>src/hooks/sbpgi/integration.query.ts</w:t>
+              <w:t>src/hooks/sgi/integration.query.ts</w:t>
             </w:r>
           </w:p>
         </w:tc>
@@ -10756,7 +11200,7 @@
                 <w:rFonts w:ascii="Arial" w:hAnsi="Arial" w:eastAsia="Arial" w:cs="Tahoma"/>
                 <w:sz w:val="18"/>
               </w:rPr>
-              <w:t>src/types/sbpgi/integration.ts</w:t>
+              <w:t>src/types/sgi/integration.ts</w:t>
             </w:r>
           </w:p>
         </w:tc>
@@ -10809,7 +11253,7 @@
           <w:rFonts w:ascii="Courier New" w:hAnsi="Courier New" w:eastAsia="Courier New" w:cs="Tahoma"/>
           <w:sz w:val="16"/>
         </w:rPr>
-        <w:t>// src/types/sbpgi/common.ts — สัญญากลางที่ทุกหน้าในโมดูล SBPGI ใช้ร่วมกัน</w:t>
+        <w:t>// src/types/sgi/common.ts — สัญญากลางที่ทุกหน้าในโมดูล SGI ใช้ร่วมกัน</w:t>
         <w:br/>
         <w:t>// envelope ต้องตรงกับ store-backend: { success, data } / { success:false, data:null, error:{code,message} }</w:t>
         <w:br/>
@@ -10871,7 +11315,7 @@
         <w:br/>
         <w:t>// ---------------------------------------------------------------------------</w:t>
         <w:br/>
-        <w:t>// src/lib/sbpgi/apiError.ts</w:t>
+        <w:t>// src/lib/sgi/apiError.ts</w:t>
         <w:br/>
         <w:t>// ---------------------------------------------------------------------------</w:t>
         <w:br/>
@@ -10891,7 +11335,7 @@
         <w:br/>
         <w:t>// ---------------------------------------------------------------------------</w:t>
         <w:br/>
-        <w:t>// src/utils/sbpgi/format.ts — formatter กลางจุดเดียว · ค.ศ. ทั้ง payload และ display (มติ 2026-08-06)</w:t>
+        <w:t>// src/utils/sgi/format.ts — formatter กลางจุดเดียว · ค.ศ. ทั้ง payload และ display (มติ 2026-08-06)</w:t>
         <w:br/>
         <w:t>// ---------------------------------------------------------------------------</w:t>
         <w:br/>
@@ -10920,7 +11364,7 @@
         <w:pageBreakBefore w:val="0"/>
       </w:pPr>
       <w:r>
-        <w:t>8.3 service — `src/services/sbpgi/integration.service.ts`</w:t>
+        <w:t>8.3 service — `src/services/sgi/integration.service.ts`</w:t>
       </w:r>
     </w:p>
     <w:p>
@@ -10933,7 +11377,7 @@
           <w:rFonts w:ascii="Courier New" w:hAnsi="Courier New" w:eastAsia="Courier New" w:cs="Tahoma"/>
           <w:sz w:val="16"/>
         </w:rPr>
-        <w:t>// src/services/sbpgi/integration.service.ts</w:t>
+        <w:t>// src/services/sgi/integration.service.ts</w:t>
         <w:br/>
         <w:t>// apiClient = axios instance กลาง (baseURL = bffUrl ซึ่งรวม /api/v1 แล้ว, withCredentials, refresh-token interceptor, global loading)</w:t>
         <w:br/>
@@ -10942,16 +11386,16 @@
         <w:br/>
         <w:t>import apiClient from '@/lib/apiClient';</w:t>
         <w:br/>
-        <w:t>import type { ApiResponse } from '@/types/sbpgi/common';</w:t>
+        <w:t>import type { ApiResponse } from '@/types/sgi/common';</w:t>
         <w:br/>
-        <w:t>import type * as T from '@/types/sbpgi/integration';</w:t>
+        <w:t>import type * as T from '@/types/sgi/integration';</w:t>
         <w:br/>
         <w:br/>
-        <w:t>/** POST /api/v1/sbpgi/document/{docNo}/actions — Document action contract ตัวอย่างเมื่อ currentSection=01 จึงเปลี่ยนไป 02; FE ห้ามส่งหรือคำนวณปลายทางเอง */</w:t>
+        <w:t>/** POST /api/v1/sgi/document/{docNo}/actions — Document action contract ตัวอย่างเมื่อ currentSection=01 จึงเปลี่ยนไป 02; FE ห้ามส่งหรือคำนวณปลายทางเอง */</w:t>
         <w:br/>
-        <w:t>export async function createSbpgiDocumentActions(docNo: string, body: T.CreateSbpgiDocumentActionsRequest): Promise&lt;T.CreateSbpgiDocumentActionsResponse&gt; {</w:t>
+        <w:t>export async function createSgiDocumentActions(docNo: string, body: T.CreateSgiDocumentActionsRequest): Promise&lt;T.CreateSgiDocumentActionsResponse&gt; {</w:t>
         <w:br/>
-        <w:t xml:space="preserve">  const { data } = await apiClient.post&lt;ApiResponse&lt;T.CreateSbpgiDocumentActionsResponse&gt;&gt;(`/sbpgi/document/${encodeURIComponent(docNo)}/actions`, body);</w:t>
+        <w:t xml:space="preserve">  const { data } = await apiClient.post&lt;ApiResponse&lt;T.CreateSgiDocumentActionsResponse&gt;&gt;(`/sgi/document/${encodeURIComponent(docNo)}/actions`, body);</w:t>
         <w:br/>
         <w:t xml:space="preserve">  return data.data;</w:t>
         <w:br/>
@@ -10969,7 +11413,7 @@
         <w:pageBreakBefore w:val="0"/>
       </w:pPr>
       <w:r>
-        <w:t>8.4 types — `src/types/sbpgi/integration.ts`</w:t>
+        <w:t>8.4 types — `src/types/sgi/integration.ts`</w:t>
       </w:r>
     </w:p>
     <w:p>
@@ -10982,14 +11426,14 @@
           <w:rFonts w:ascii="Courier New" w:hAnsi="Courier New" w:eastAsia="Courier New" w:cs="Tahoma"/>
           <w:sz w:val="16"/>
         </w:rPr>
-        <w:t>// src/types/sbpgi/integration.ts — ตรงกับตาราง API ในเอกสารนี้</w:t>
+        <w:t>// src/types/sgi/integration.ts — ตรงกับตาราง API ในเอกสารนี้</w:t>
         <w:br/>
         <w:t>// วันที่/เดือนเป็น ค.ศ. ทั้ง payload (ISO) และ display — ไม่แปลงเป็น พ.ศ. (มติ 2026-08-06)</w:t>
         <w:br/>
         <w:br/>
-        <w:t>/** POST /api/v1/sbpgi/document/{docNo}/actions — request */</w:t>
+        <w:t>/** POST /api/v1/sgi/document/{docNo}/actions — request */</w:t>
         <w:br/>
-        <w:t>export interface CreateSbpgiDocumentActionsRequest {</w:t>
+        <w:t>export interface CreateSgiDocumentActionsRequest {</w:t>
         <w:br/>
         <w:t xml:space="preserve">  result: string;</w:t>
         <w:br/>
@@ -10998,9 +11442,9 @@
         <w:t>}</w:t>
         <w:br/>
         <w:br/>
-        <w:t>/** POST /api/v1/sbpgi/document/{docNo}/actions — response */</w:t>
+        <w:t>/** POST /api/v1/sgi/document/{docNo}/actions — response */</w:t>
         <w:br/>
-        <w:t>export interface CreateSbpgiDocumentActionsResponse {</w:t>
+        <w:t>export interface CreateSgiDocumentActionsResponse {</w:t>
         <w:br/>
         <w:t xml:space="preserve">  statusCode: string;</w:t>
         <w:br/>
@@ -11022,7 +11466,7 @@
         <w:pageBreakBefore w:val="0"/>
       </w:pPr>
       <w:r>
-        <w:t>8.5 react-query keys + hooks — `src/hooks/sbpgi/integration.query.ts`</w:t>
+        <w:t>8.5 react-query keys + hooks — `src/hooks/sgi/integration.query.ts`</w:t>
       </w:r>
     </w:p>
     <w:p>
@@ -11035,29 +11479,29 @@
           <w:rFonts w:ascii="Courier New" w:hAnsi="Courier New" w:eastAsia="Courier New" w:cs="Tahoma"/>
           <w:sz w:val="16"/>
         </w:rPr>
-        <w:t>// src/hooks/sbpgi/integration.query.ts</w:t>
+        <w:t>// src/hooks/sgi/integration.query.ts</w:t>
         <w:br/>
         <w:t>import { useMutation, useQueryClient } from '@tanstack/react-query';</w:t>
         <w:br/>
-        <w:t>import * as api from '@/services/sbpgi/integration.service';</w:t>
+        <w:t>import * as api from '@/services/sgi/integration.service';</w:t>
         <w:br/>
-        <w:t>import type * as T from '@/types/sbpgi/integration';</w:t>
+        <w:t>import type * as T from '@/types/sgi/integration';</w:t>
         <w:br/>
         <w:br/>
         <w:t>export const integrationKeys = {</w:t>
         <w:br/>
-        <w:t xml:space="preserve">  all: ['sbpgi', 'integration'] as const,</w:t>
+        <w:t xml:space="preserve">  all: ['sgi', 'integration'] as const,</w:t>
         <w:br/>
         <w:t>};</w:t>
         <w:br/>
         <w:br/>
-        <w:t>export function useCreateSbpgiDocumentActionsMutation(docNo: string) {</w:t>
+        <w:t>export function useCreateSgiDocumentActionsMutation(docNo: string) {</w:t>
         <w:br/>
         <w:t xml:space="preserve">  const qc = useQueryClient();</w:t>
         <w:br/>
         <w:t xml:space="preserve">  return useMutation({</w:t>
         <w:br/>
-        <w:t xml:space="preserve">    mutationFn: (body: T.CreateSbpgiDocumentActionsRequest) =&gt; api.createSbpgiDocumentActions(docNo, body),</w:t>
+        <w:t xml:space="preserve">    mutationFn: (body: T.CreateSgiDocumentActionsRequest) =&gt; api.createSgiDocumentActions(docNo, body),</w:t>
         <w:br/>
         <w:t xml:space="preserve">    onSuccess: () =&gt; {</w:t>
         <w:br/>
